--- a/docx/es/BUFRCREX_CodeFlag_es_19.docx
+++ b/docx/es/BUFRCREX_CodeFlag_es_19.docx
@@ -8,17 +8,17 @@
       </w:pPr>
       <w:r>
         <w:rPr>
-          <w:rFonts w:ascii="Arial" w:hAnsi="Arial"/>
+          <w:rFonts w:ascii="Verdana" w:hAnsi="Verdana"/>
           <w:b/>
           <w:sz w:val="22"/>
         </w:rPr>
-        <w:t>BUFR/CREX Code/Flag Tables — Class 19</w:t>
+        <w:t>Clase 19</w:t>
       </w:r>
     </w:p>
     <w:p>
       <w:r>
         <w:rPr>
-          <w:rFonts w:ascii="Arial" w:hAnsi="Arial"/>
+          <w:rFonts w:ascii="Verdana" w:hAnsi="Verdana"/>
           <w:b/>
           <w:sz w:val="18"/>
         </w:rPr>
@@ -31,6 +31,20 @@
         <w:tblW w:type="auto" w:w="0"/>
         <w:jc w:val="center"/>
         <w:tblLook w:firstColumn="1" w:firstRow="1" w:lastColumn="0" w:lastRow="0" w:noHBand="0" w:noVBand="1" w:val="04A0"/>
+        <w:tblBorders>
+          <w:top w:val="single" w:sz="4" w:space="0" w:color="595959"/>
+          <w:left w:val="single" w:sz="4" w:space="0" w:color="595959"/>
+          <w:bottom w:val="single" w:sz="4" w:space="0" w:color="595959"/>
+          <w:right w:val="single" w:sz="4" w:space="0" w:color="595959"/>
+          <w:insideH w:val="single" w:sz="4" w:space="0" w:color="595959"/>
+          <w:insideV w:val="single" w:sz="4" w:space="0" w:color="595959"/>
+        </w:tblBorders>
+        <w:tblCellMar>
+          <w:top w:w="85" w:type="dxa"/>
+          <w:left w:w="85" w:type="dxa"/>
+          <w:bottom w:w="85" w:type="dxa"/>
+          <w:right w:w="85" w:type="dxa"/>
+        </w:tblCellMar>
       </w:tblPr>
       <w:tblGrid>
         <w:gridCol w:w="5046"/>
@@ -40,61 +54,52 @@
       <w:tr>
         <w:tc>
           <w:tcPr>
-            <w:tcW w:type="dxa" w:w="5046"/>
-            <w:shd w:val="clear" w:color="auto" w:fill="D9E2F3"/>
-          </w:tcPr>
-          <w:p>
-            <w:pPr>
-              <w:jc w:val="center"/>
-            </w:pPr>
-            <w:r/>
-            <w:r>
-              <w:rPr>
-                <w:rFonts w:ascii="Arial" w:hAnsi="Arial"/>
-                <w:b/>
-                <w:sz w:val="16"/>
-              </w:rPr>
-              <w:t>Code Figure</w:t>
-            </w:r>
-          </w:p>
-        </w:tc>
-        <w:tc>
-          <w:tcPr>
-            <w:tcW w:type="dxa" w:w="5046"/>
-            <w:shd w:val="clear" w:color="auto" w:fill="D9E2F3"/>
-          </w:tcPr>
-          <w:p>
-            <w:pPr>
-              <w:jc w:val="center"/>
-            </w:pPr>
-            <w:r/>
-            <w:r>
-              <w:rPr>
-                <w:rFonts w:ascii="Arial" w:hAnsi="Arial"/>
-                <w:b/>
-                <w:sz w:val="16"/>
-              </w:rPr>
-              <w:t>Entry Name</w:t>
-            </w:r>
-          </w:p>
-        </w:tc>
-        <w:tc>
-          <w:tcPr>
-            <w:tcW w:type="dxa" w:w="5046"/>
-            <w:shd w:val="clear" w:color="auto" w:fill="D9E2F3"/>
-          </w:tcPr>
-          <w:p>
-            <w:pPr>
-              <w:jc w:val="center"/>
-            </w:pPr>
-            <w:r/>
-            <w:r>
-              <w:rPr>
-                <w:rFonts w:ascii="Arial" w:hAnsi="Arial"/>
-                <w:b/>
-                <w:sz w:val="16"/>
-              </w:rPr>
-              <w:t>Note</w:t>
+            <w:tcW w:type="dxa" w:w="1134"/>
+            <w:shd w:val="clear" w:color="auto" w:fill="D9D9D9"/>
+          </w:tcPr>
+          <w:p>
+            <w:r/>
+            <w:r>
+              <w:rPr>
+                <w:rFonts w:ascii="Verdana" w:hAnsi="Verdana"/>
+                <w:b w:val="0"/>
+                <w:sz w:val="16"/>
+              </w:rPr>
+              <w:t>CIFRA DE CLAVE</w:t>
+            </w:r>
+          </w:p>
+        </w:tc>
+        <w:tc>
+          <w:tcPr>
+            <w:tcW w:type="dxa" w:w="5046"/>
+            <w:shd w:val="clear" w:color="auto" w:fill="D9D9D9"/>
+          </w:tcPr>
+          <w:p>
+            <w:r/>
+            <w:r>
+              <w:rPr>
+                <w:rFonts w:ascii="Verdana" w:hAnsi="Verdana"/>
+                <w:b w:val="0"/>
+                <w:sz w:val="16"/>
+              </w:rPr>
+              <w:t>SIGNIFICADO</w:t>
+            </w:r>
+          </w:p>
+        </w:tc>
+        <w:tc>
+          <w:tcPr>
+            <w:tcW w:type="dxa" w:w="5046"/>
+            <w:shd w:val="clear" w:color="auto" w:fill="D9D9D9"/>
+          </w:tcPr>
+          <w:p>
+            <w:r/>
+            <w:r>
+              <w:rPr>
+                <w:rFonts w:ascii="Verdana" w:hAnsi="Verdana"/>
+                <w:b w:val="0"/>
+                <w:sz w:val="16"/>
+              </w:rPr>
+              <w:t>NOTA</w:t>
             </w:r>
           </w:p>
         </w:tc>
@@ -108,7 +113,7 @@
             <w:r/>
             <w:r>
               <w:rPr>
-                <w:rFonts w:ascii="Arial" w:hAnsi="Arial"/>
+                <w:rFonts w:ascii="Verdana" w:hAnsi="Verdana"/>
                 <w:b w:val="0"/>
                 <w:sz w:val="16"/>
               </w:rPr>
@@ -124,7 +129,7 @@
             <w:r/>
             <w:r>
               <w:rPr>
-                <w:rFonts w:ascii="Arial" w:hAnsi="Arial"/>
+                <w:rFonts w:ascii="Verdana" w:hAnsi="Verdana"/>
                 <w:b w:val="0"/>
                 <w:sz w:val="16"/>
               </w:rPr>
@@ -140,7 +145,7 @@
             <w:r/>
             <w:r>
               <w:rPr>
-                <w:rFonts w:ascii="Arial" w:hAnsi="Arial"/>
+                <w:rFonts w:ascii="Verdana" w:hAnsi="Verdana"/>
                 <w:b w:val="0"/>
                 <w:sz w:val="16"/>
               </w:rPr>
@@ -157,7 +162,7 @@
             <w:r/>
             <w:r>
               <w:rPr>
-                <w:rFonts w:ascii="Arial" w:hAnsi="Arial"/>
+                <w:rFonts w:ascii="Verdana" w:hAnsi="Verdana"/>
                 <w:b w:val="0"/>
                 <w:sz w:val="16"/>
               </w:rPr>
@@ -173,7 +178,7 @@
             <w:r/>
             <w:r>
               <w:rPr>
-                <w:rFonts w:ascii="Arial" w:hAnsi="Arial"/>
+                <w:rFonts w:ascii="Verdana" w:hAnsi="Verdana"/>
                 <w:b w:val="0"/>
                 <w:sz w:val="16"/>
               </w:rPr>
@@ -189,7 +194,7 @@
             <w:r/>
             <w:r>
               <w:rPr>
-                <w:rFonts w:ascii="Arial" w:hAnsi="Arial"/>
+                <w:rFonts w:ascii="Verdana" w:hAnsi="Verdana"/>
                 <w:b w:val="0"/>
                 <w:sz w:val="16"/>
               </w:rPr>
@@ -206,7 +211,7 @@
             <w:r/>
             <w:r>
               <w:rPr>
-                <w:rFonts w:ascii="Arial" w:hAnsi="Arial"/>
+                <w:rFonts w:ascii="Verdana" w:hAnsi="Verdana"/>
                 <w:b w:val="0"/>
                 <w:sz w:val="16"/>
               </w:rPr>
@@ -222,7 +227,7 @@
             <w:r/>
             <w:r>
               <w:rPr>
-                <w:rFonts w:ascii="Arial" w:hAnsi="Arial"/>
+                <w:rFonts w:ascii="Verdana" w:hAnsi="Verdana"/>
                 <w:b w:val="0"/>
                 <w:sz w:val="16"/>
               </w:rPr>
@@ -238,7 +243,7 @@
             <w:r/>
             <w:r>
               <w:rPr>
-                <w:rFonts w:ascii="Arial" w:hAnsi="Arial"/>
+                <w:rFonts w:ascii="Verdana" w:hAnsi="Verdana"/>
                 <w:b w:val="0"/>
                 <w:sz w:val="16"/>
               </w:rPr>
@@ -255,7 +260,7 @@
             <w:r/>
             <w:r>
               <w:rPr>
-                <w:rFonts w:ascii="Arial" w:hAnsi="Arial"/>
+                <w:rFonts w:ascii="Verdana" w:hAnsi="Verdana"/>
                 <w:b w:val="0"/>
                 <w:sz w:val="16"/>
               </w:rPr>
@@ -271,7 +276,7 @@
             <w:r/>
             <w:r>
               <w:rPr>
-                <w:rFonts w:ascii="Arial" w:hAnsi="Arial"/>
+                <w:rFonts w:ascii="Verdana" w:hAnsi="Verdana"/>
                 <w:b w:val="0"/>
                 <w:sz w:val="16"/>
               </w:rPr>
@@ -287,7 +292,7 @@
             <w:r/>
             <w:r>
               <w:rPr>
-                <w:rFonts w:ascii="Arial" w:hAnsi="Arial"/>
+                <w:rFonts w:ascii="Verdana" w:hAnsi="Verdana"/>
                 <w:b w:val="0"/>
                 <w:sz w:val="16"/>
               </w:rPr>
@@ -304,7 +309,7 @@
             <w:r/>
             <w:r>
               <w:rPr>
-                <w:rFonts w:ascii="Arial" w:hAnsi="Arial"/>
+                <w:rFonts w:ascii="Verdana" w:hAnsi="Verdana"/>
                 <w:b w:val="0"/>
                 <w:sz w:val="16"/>
               </w:rPr>
@@ -320,7 +325,7 @@
             <w:r/>
             <w:r>
               <w:rPr>
-                <w:rFonts w:ascii="Arial" w:hAnsi="Arial"/>
+                <w:rFonts w:ascii="Verdana" w:hAnsi="Verdana"/>
                 <w:b w:val="0"/>
                 <w:sz w:val="16"/>
               </w:rPr>
@@ -336,7 +341,7 @@
             <w:r/>
             <w:r>
               <w:rPr>
-                <w:rFonts w:ascii="Arial" w:hAnsi="Arial"/>
+                <w:rFonts w:ascii="Verdana" w:hAnsi="Verdana"/>
                 <w:b w:val="0"/>
                 <w:sz w:val="16"/>
               </w:rPr>
@@ -353,7 +358,7 @@
             <w:r/>
             <w:r>
               <w:rPr>
-                <w:rFonts w:ascii="Arial" w:hAnsi="Arial"/>
+                <w:rFonts w:ascii="Verdana" w:hAnsi="Verdana"/>
                 <w:b w:val="0"/>
                 <w:sz w:val="16"/>
               </w:rPr>
@@ -369,7 +374,7 @@
             <w:r/>
             <w:r>
               <w:rPr>
-                <w:rFonts w:ascii="Arial" w:hAnsi="Arial"/>
+                <w:rFonts w:ascii="Verdana" w:hAnsi="Verdana"/>
                 <w:b w:val="0"/>
                 <w:sz w:val="16"/>
               </w:rPr>
@@ -385,7 +390,7 @@
             <w:r/>
             <w:r>
               <w:rPr>
-                <w:rFonts w:ascii="Arial" w:hAnsi="Arial"/>
+                <w:rFonts w:ascii="Verdana" w:hAnsi="Verdana"/>
                 <w:b w:val="0"/>
                 <w:sz w:val="16"/>
               </w:rPr>
@@ -402,7 +407,7 @@
             <w:r/>
             <w:r>
               <w:rPr>
-                <w:rFonts w:ascii="Arial" w:hAnsi="Arial"/>
+                <w:rFonts w:ascii="Verdana" w:hAnsi="Verdana"/>
                 <w:b w:val="0"/>
                 <w:sz w:val="16"/>
               </w:rPr>
@@ -418,7 +423,7 @@
             <w:r/>
             <w:r>
               <w:rPr>
-                <w:rFonts w:ascii="Arial" w:hAnsi="Arial"/>
+                <w:rFonts w:ascii="Verdana" w:hAnsi="Verdana"/>
                 <w:b w:val="0"/>
                 <w:sz w:val="16"/>
               </w:rPr>
@@ -434,7 +439,7 @@
             <w:r/>
             <w:r>
               <w:rPr>
-                <w:rFonts w:ascii="Arial" w:hAnsi="Arial"/>
+                <w:rFonts w:ascii="Verdana" w:hAnsi="Verdana"/>
                 <w:b w:val="0"/>
                 <w:sz w:val="16"/>
               </w:rPr>
@@ -451,7 +456,7 @@
             <w:r/>
             <w:r>
               <w:rPr>
-                <w:rFonts w:ascii="Arial" w:hAnsi="Arial"/>
+                <w:rFonts w:ascii="Verdana" w:hAnsi="Verdana"/>
                 <w:b w:val="0"/>
                 <w:sz w:val="16"/>
               </w:rPr>
@@ -467,7 +472,7 @@
             <w:r/>
             <w:r>
               <w:rPr>
-                <w:rFonts w:ascii="Arial" w:hAnsi="Arial"/>
+                <w:rFonts w:ascii="Verdana" w:hAnsi="Verdana"/>
                 <w:b w:val="0"/>
                 <w:sz w:val="16"/>
               </w:rPr>
@@ -483,7 +488,7 @@
             <w:r/>
             <w:r>
               <w:rPr>
-                <w:rFonts w:ascii="Arial" w:hAnsi="Arial"/>
+                <w:rFonts w:ascii="Verdana" w:hAnsi="Verdana"/>
                 <w:b w:val="0"/>
                 <w:sz w:val="16"/>
               </w:rPr>
@@ -500,7 +505,7 @@
             <w:r/>
             <w:r>
               <w:rPr>
-                <w:rFonts w:ascii="Arial" w:hAnsi="Arial"/>
+                <w:rFonts w:ascii="Verdana" w:hAnsi="Verdana"/>
                 <w:b w:val="0"/>
                 <w:sz w:val="16"/>
               </w:rPr>
@@ -516,7 +521,7 @@
             <w:r/>
             <w:r>
               <w:rPr>
-                <w:rFonts w:ascii="Arial" w:hAnsi="Arial"/>
+                <w:rFonts w:ascii="Verdana" w:hAnsi="Verdana"/>
                 <w:b w:val="0"/>
                 <w:sz w:val="16"/>
               </w:rPr>
@@ -532,7 +537,7 @@
             <w:r/>
             <w:r>
               <w:rPr>
-                <w:rFonts w:ascii="Arial" w:hAnsi="Arial"/>
+                <w:rFonts w:ascii="Verdana" w:hAnsi="Verdana"/>
                 <w:b w:val="0"/>
                 <w:sz w:val="16"/>
               </w:rPr>
@@ -545,7 +550,7 @@
     <w:p>
       <w:r>
         <w:rPr>
-          <w:rFonts w:ascii="Arial" w:hAnsi="Arial"/>
+          <w:rFonts w:ascii="Verdana" w:hAnsi="Verdana"/>
           <w:b/>
           <w:sz w:val="18"/>
         </w:rPr>
@@ -558,6 +563,20 @@
         <w:tblW w:type="auto" w:w="0"/>
         <w:jc w:val="center"/>
         <w:tblLook w:firstColumn="1" w:firstRow="1" w:lastColumn="0" w:lastRow="0" w:noHBand="0" w:noVBand="1" w:val="04A0"/>
+        <w:tblBorders>
+          <w:top w:val="single" w:sz="4" w:space="0" w:color="595959"/>
+          <w:left w:val="single" w:sz="4" w:space="0" w:color="595959"/>
+          <w:bottom w:val="single" w:sz="4" w:space="0" w:color="595959"/>
+          <w:right w:val="single" w:sz="4" w:space="0" w:color="595959"/>
+          <w:insideH w:val="single" w:sz="4" w:space="0" w:color="595959"/>
+          <w:insideV w:val="single" w:sz="4" w:space="0" w:color="595959"/>
+        </w:tblBorders>
+        <w:tblCellMar>
+          <w:top w:w="85" w:type="dxa"/>
+          <w:left w:w="85" w:type="dxa"/>
+          <w:bottom w:w="85" w:type="dxa"/>
+          <w:right w:w="85" w:type="dxa"/>
+        </w:tblCellMar>
       </w:tblPr>
       <w:tblGrid>
         <w:gridCol w:w="5046"/>
@@ -567,61 +586,52 @@
       <w:tr>
         <w:tc>
           <w:tcPr>
-            <w:tcW w:type="dxa" w:w="5046"/>
-            <w:shd w:val="clear" w:color="auto" w:fill="D9E2F3"/>
-          </w:tcPr>
-          <w:p>
-            <w:pPr>
-              <w:jc w:val="center"/>
-            </w:pPr>
-            <w:r/>
-            <w:r>
-              <w:rPr>
-                <w:rFonts w:ascii="Arial" w:hAnsi="Arial"/>
-                <w:b/>
-                <w:sz w:val="16"/>
-              </w:rPr>
-              <w:t>Code Figure</w:t>
-            </w:r>
-          </w:p>
-        </w:tc>
-        <w:tc>
-          <w:tcPr>
-            <w:tcW w:type="dxa" w:w="5046"/>
-            <w:shd w:val="clear" w:color="auto" w:fill="D9E2F3"/>
-          </w:tcPr>
-          <w:p>
-            <w:pPr>
-              <w:jc w:val="center"/>
-            </w:pPr>
-            <w:r/>
-            <w:r>
-              <w:rPr>
-                <w:rFonts w:ascii="Arial" w:hAnsi="Arial"/>
-                <w:b/>
-                <w:sz w:val="16"/>
-              </w:rPr>
-              <w:t>Entry Name</w:t>
-            </w:r>
-          </w:p>
-        </w:tc>
-        <w:tc>
-          <w:tcPr>
-            <w:tcW w:type="dxa" w:w="5046"/>
-            <w:shd w:val="clear" w:color="auto" w:fill="D9E2F3"/>
-          </w:tcPr>
-          <w:p>
-            <w:pPr>
-              <w:jc w:val="center"/>
-            </w:pPr>
-            <w:r/>
-            <w:r>
-              <w:rPr>
-                <w:rFonts w:ascii="Arial" w:hAnsi="Arial"/>
-                <w:b/>
-                <w:sz w:val="16"/>
-              </w:rPr>
-              <w:t>Note</w:t>
+            <w:tcW w:type="dxa" w:w="1134"/>
+            <w:shd w:val="clear" w:color="auto" w:fill="D9D9D9"/>
+          </w:tcPr>
+          <w:p>
+            <w:r/>
+            <w:r>
+              <w:rPr>
+                <w:rFonts w:ascii="Verdana" w:hAnsi="Verdana"/>
+                <w:b w:val="0"/>
+                <w:sz w:val="16"/>
+              </w:rPr>
+              <w:t>CIFRA DE CLAVE</w:t>
+            </w:r>
+          </w:p>
+        </w:tc>
+        <w:tc>
+          <w:tcPr>
+            <w:tcW w:type="dxa" w:w="5046"/>
+            <w:shd w:val="clear" w:color="auto" w:fill="D9D9D9"/>
+          </w:tcPr>
+          <w:p>
+            <w:r/>
+            <w:r>
+              <w:rPr>
+                <w:rFonts w:ascii="Verdana" w:hAnsi="Verdana"/>
+                <w:b w:val="0"/>
+                <w:sz w:val="16"/>
+              </w:rPr>
+              <w:t>SIGNIFICADO</w:t>
+            </w:r>
+          </w:p>
+        </w:tc>
+        <w:tc>
+          <w:tcPr>
+            <w:tcW w:type="dxa" w:w="5046"/>
+            <w:shd w:val="clear" w:color="auto" w:fill="D9D9D9"/>
+          </w:tcPr>
+          <w:p>
+            <w:r/>
+            <w:r>
+              <w:rPr>
+                <w:rFonts w:ascii="Verdana" w:hAnsi="Verdana"/>
+                <w:b w:val="0"/>
+                <w:sz w:val="16"/>
+              </w:rPr>
+              <w:t>NOTA</w:t>
             </w:r>
           </w:p>
         </w:tc>
@@ -635,7 +645,7 @@
             <w:r/>
             <w:r>
               <w:rPr>
-                <w:rFonts w:ascii="Arial" w:hAnsi="Arial"/>
+                <w:rFonts w:ascii="Verdana" w:hAnsi="Verdana"/>
                 <w:b w:val="0"/>
                 <w:sz w:val="16"/>
               </w:rPr>
@@ -651,7 +661,7 @@
             <w:r/>
             <w:r>
               <w:rPr>
-                <w:rFonts w:ascii="Arial" w:hAnsi="Arial"/>
+                <w:rFonts w:ascii="Verdana" w:hAnsi="Verdana"/>
                 <w:b w:val="0"/>
                 <w:sz w:val="16"/>
               </w:rPr>
@@ -667,7 +677,7 @@
             <w:r/>
             <w:r>
               <w:rPr>
-                <w:rFonts w:ascii="Arial" w:hAnsi="Arial"/>
+                <w:rFonts w:ascii="Verdana" w:hAnsi="Verdana"/>
                 <w:b w:val="0"/>
                 <w:sz w:val="16"/>
               </w:rPr>
@@ -684,7 +694,7 @@
             <w:r/>
             <w:r>
               <w:rPr>
-                <w:rFonts w:ascii="Arial" w:hAnsi="Arial"/>
+                <w:rFonts w:ascii="Verdana" w:hAnsi="Verdana"/>
                 <w:b w:val="0"/>
                 <w:sz w:val="16"/>
               </w:rPr>
@@ -700,7 +710,7 @@
             <w:r/>
             <w:r>
               <w:rPr>
-                <w:rFonts w:ascii="Arial" w:hAnsi="Arial"/>
+                <w:rFonts w:ascii="Verdana" w:hAnsi="Verdana"/>
                 <w:b w:val="0"/>
                 <w:sz w:val="16"/>
               </w:rPr>
@@ -716,7 +726,7 @@
             <w:r/>
             <w:r>
               <w:rPr>
-                <w:rFonts w:ascii="Arial" w:hAnsi="Arial"/>
+                <w:rFonts w:ascii="Verdana" w:hAnsi="Verdana"/>
                 <w:b w:val="0"/>
                 <w:sz w:val="16"/>
               </w:rPr>
@@ -733,7 +743,7 @@
             <w:r/>
             <w:r>
               <w:rPr>
-                <w:rFonts w:ascii="Arial" w:hAnsi="Arial"/>
+                <w:rFonts w:ascii="Verdana" w:hAnsi="Verdana"/>
                 <w:b w:val="0"/>
                 <w:sz w:val="16"/>
               </w:rPr>
@@ -749,7 +759,7 @@
             <w:r/>
             <w:r>
               <w:rPr>
-                <w:rFonts w:ascii="Arial" w:hAnsi="Arial"/>
+                <w:rFonts w:ascii="Verdana" w:hAnsi="Verdana"/>
                 <w:b w:val="0"/>
                 <w:sz w:val="16"/>
               </w:rPr>
@@ -765,7 +775,7 @@
             <w:r/>
             <w:r>
               <w:rPr>
-                <w:rFonts w:ascii="Arial" w:hAnsi="Arial"/>
+                <w:rFonts w:ascii="Verdana" w:hAnsi="Verdana"/>
                 <w:b w:val="0"/>
                 <w:sz w:val="16"/>
               </w:rPr>
@@ -782,7 +792,7 @@
             <w:r/>
             <w:r>
               <w:rPr>
-                <w:rFonts w:ascii="Arial" w:hAnsi="Arial"/>
+                <w:rFonts w:ascii="Verdana" w:hAnsi="Verdana"/>
                 <w:b w:val="0"/>
                 <w:sz w:val="16"/>
               </w:rPr>
@@ -798,7 +808,7 @@
             <w:r/>
             <w:r>
               <w:rPr>
-                <w:rFonts w:ascii="Arial" w:hAnsi="Arial"/>
+                <w:rFonts w:ascii="Verdana" w:hAnsi="Verdana"/>
                 <w:b w:val="0"/>
                 <w:sz w:val="16"/>
               </w:rPr>
@@ -814,7 +824,7 @@
             <w:r/>
             <w:r>
               <w:rPr>
-                <w:rFonts w:ascii="Arial" w:hAnsi="Arial"/>
+                <w:rFonts w:ascii="Verdana" w:hAnsi="Verdana"/>
                 <w:b w:val="0"/>
                 <w:sz w:val="16"/>
               </w:rPr>
@@ -831,7 +841,7 @@
             <w:r/>
             <w:r>
               <w:rPr>
-                <w:rFonts w:ascii="Arial" w:hAnsi="Arial"/>
+                <w:rFonts w:ascii="Verdana" w:hAnsi="Verdana"/>
                 <w:b w:val="0"/>
                 <w:sz w:val="16"/>
               </w:rPr>
@@ -847,7 +857,7 @@
             <w:r/>
             <w:r>
               <w:rPr>
-                <w:rFonts w:ascii="Arial" w:hAnsi="Arial"/>
+                <w:rFonts w:ascii="Verdana" w:hAnsi="Verdana"/>
                 <w:b w:val="0"/>
                 <w:sz w:val="16"/>
               </w:rPr>
@@ -863,7 +873,7 @@
             <w:r/>
             <w:r>
               <w:rPr>
-                <w:rFonts w:ascii="Arial" w:hAnsi="Arial"/>
+                <w:rFonts w:ascii="Verdana" w:hAnsi="Verdana"/>
                 <w:b w:val="0"/>
                 <w:sz w:val="16"/>
               </w:rPr>
@@ -880,7 +890,7 @@
             <w:r/>
             <w:r>
               <w:rPr>
-                <w:rFonts w:ascii="Arial" w:hAnsi="Arial"/>
+                <w:rFonts w:ascii="Verdana" w:hAnsi="Verdana"/>
                 <w:b w:val="0"/>
                 <w:sz w:val="16"/>
               </w:rPr>
@@ -896,7 +906,7 @@
             <w:r/>
             <w:r>
               <w:rPr>
-                <w:rFonts w:ascii="Arial" w:hAnsi="Arial"/>
+                <w:rFonts w:ascii="Verdana" w:hAnsi="Verdana"/>
                 <w:b w:val="0"/>
                 <w:sz w:val="16"/>
               </w:rPr>
@@ -912,7 +922,7 @@
             <w:r/>
             <w:r>
               <w:rPr>
-                <w:rFonts w:ascii="Arial" w:hAnsi="Arial"/>
+                <w:rFonts w:ascii="Verdana" w:hAnsi="Verdana"/>
                 <w:b w:val="0"/>
                 <w:sz w:val="16"/>
               </w:rPr>
@@ -925,7 +935,7 @@
     <w:p>
       <w:r>
         <w:rPr>
-          <w:rFonts w:ascii="Arial" w:hAnsi="Arial"/>
+          <w:rFonts w:ascii="Verdana" w:hAnsi="Verdana"/>
           <w:b/>
           <w:sz w:val="18"/>
         </w:rPr>
@@ -938,6 +948,20 @@
         <w:tblW w:type="auto" w:w="0"/>
         <w:jc w:val="center"/>
         <w:tblLook w:firstColumn="1" w:firstRow="1" w:lastColumn="0" w:lastRow="0" w:noHBand="0" w:noVBand="1" w:val="04A0"/>
+        <w:tblBorders>
+          <w:top w:val="single" w:sz="4" w:space="0" w:color="595959"/>
+          <w:left w:val="single" w:sz="4" w:space="0" w:color="595959"/>
+          <w:bottom w:val="single" w:sz="4" w:space="0" w:color="595959"/>
+          <w:right w:val="single" w:sz="4" w:space="0" w:color="595959"/>
+          <w:insideH w:val="single" w:sz="4" w:space="0" w:color="595959"/>
+          <w:insideV w:val="single" w:sz="4" w:space="0" w:color="595959"/>
+        </w:tblBorders>
+        <w:tblCellMar>
+          <w:top w:w="85" w:type="dxa"/>
+          <w:left w:w="85" w:type="dxa"/>
+          <w:bottom w:w="85" w:type="dxa"/>
+          <w:right w:w="85" w:type="dxa"/>
+        </w:tblCellMar>
       </w:tblPr>
       <w:tblGrid>
         <w:gridCol w:w="5046"/>
@@ -947,61 +971,52 @@
       <w:tr>
         <w:tc>
           <w:tcPr>
-            <w:tcW w:type="dxa" w:w="5046"/>
-            <w:shd w:val="clear" w:color="auto" w:fill="D9E2F3"/>
-          </w:tcPr>
-          <w:p>
-            <w:pPr>
-              <w:jc w:val="center"/>
-            </w:pPr>
-            <w:r/>
-            <w:r>
-              <w:rPr>
-                <w:rFonts w:ascii="Arial" w:hAnsi="Arial"/>
-                <w:b/>
-                <w:sz w:val="16"/>
-              </w:rPr>
-              <w:t>Code Figure</w:t>
-            </w:r>
-          </w:p>
-        </w:tc>
-        <w:tc>
-          <w:tcPr>
-            <w:tcW w:type="dxa" w:w="5046"/>
-            <w:shd w:val="clear" w:color="auto" w:fill="D9E2F3"/>
-          </w:tcPr>
-          <w:p>
-            <w:pPr>
-              <w:jc w:val="center"/>
-            </w:pPr>
-            <w:r/>
-            <w:r>
-              <w:rPr>
-                <w:rFonts w:ascii="Arial" w:hAnsi="Arial"/>
-                <w:b/>
-                <w:sz w:val="16"/>
-              </w:rPr>
-              <w:t>Entry Name</w:t>
-            </w:r>
-          </w:p>
-        </w:tc>
-        <w:tc>
-          <w:tcPr>
-            <w:tcW w:type="dxa" w:w="5046"/>
-            <w:shd w:val="clear" w:color="auto" w:fill="D9E2F3"/>
-          </w:tcPr>
-          <w:p>
-            <w:pPr>
-              <w:jc w:val="center"/>
-            </w:pPr>
-            <w:r/>
-            <w:r>
-              <w:rPr>
-                <w:rFonts w:ascii="Arial" w:hAnsi="Arial"/>
-                <w:b/>
-                <w:sz w:val="16"/>
-              </w:rPr>
-              <w:t>Note</w:t>
+            <w:tcW w:type="dxa" w:w="1134"/>
+            <w:shd w:val="clear" w:color="auto" w:fill="D9D9D9"/>
+          </w:tcPr>
+          <w:p>
+            <w:r/>
+            <w:r>
+              <w:rPr>
+                <w:rFonts w:ascii="Verdana" w:hAnsi="Verdana"/>
+                <w:b w:val="0"/>
+                <w:sz w:val="16"/>
+              </w:rPr>
+              <w:t>CIFRA DE CLAVE</w:t>
+            </w:r>
+          </w:p>
+        </w:tc>
+        <w:tc>
+          <w:tcPr>
+            <w:tcW w:type="dxa" w:w="5046"/>
+            <w:shd w:val="clear" w:color="auto" w:fill="D9D9D9"/>
+          </w:tcPr>
+          <w:p>
+            <w:r/>
+            <w:r>
+              <w:rPr>
+                <w:rFonts w:ascii="Verdana" w:hAnsi="Verdana"/>
+                <w:b w:val="0"/>
+                <w:sz w:val="16"/>
+              </w:rPr>
+              <w:t>SIGNIFICADO</w:t>
+            </w:r>
+          </w:p>
+        </w:tc>
+        <w:tc>
+          <w:tcPr>
+            <w:tcW w:type="dxa" w:w="5046"/>
+            <w:shd w:val="clear" w:color="auto" w:fill="D9D9D9"/>
+          </w:tcPr>
+          <w:p>
+            <w:r/>
+            <w:r>
+              <w:rPr>
+                <w:rFonts w:ascii="Verdana" w:hAnsi="Verdana"/>
+                <w:b w:val="0"/>
+                <w:sz w:val="16"/>
+              </w:rPr>
+              <w:t>NOTA</w:t>
             </w:r>
           </w:p>
         </w:tc>
@@ -1015,7 +1030,7 @@
             <w:r/>
             <w:r>
               <w:rPr>
-                <w:rFonts w:ascii="Arial" w:hAnsi="Arial"/>
+                <w:rFonts w:ascii="Verdana" w:hAnsi="Verdana"/>
                 <w:b w:val="0"/>
                 <w:sz w:val="16"/>
               </w:rPr>
@@ -1031,7 +1046,7 @@
             <w:r/>
             <w:r>
               <w:rPr>
-                <w:rFonts w:ascii="Arial" w:hAnsi="Arial"/>
+                <w:rFonts w:ascii="Verdana" w:hAnsi="Verdana"/>
                 <w:b w:val="0"/>
                 <w:sz w:val="16"/>
               </w:rPr>
@@ -1047,7 +1062,7 @@
             <w:r/>
             <w:r>
               <w:rPr>
-                <w:rFonts w:ascii="Arial" w:hAnsi="Arial"/>
+                <w:rFonts w:ascii="Verdana" w:hAnsi="Verdana"/>
                 <w:b w:val="0"/>
                 <w:sz w:val="16"/>
               </w:rPr>
@@ -1064,7 +1079,7 @@
             <w:r/>
             <w:r>
               <w:rPr>
-                <w:rFonts w:ascii="Arial" w:hAnsi="Arial"/>
+                <w:rFonts w:ascii="Verdana" w:hAnsi="Verdana"/>
                 <w:b w:val="0"/>
                 <w:sz w:val="16"/>
               </w:rPr>
@@ -1080,7 +1095,7 @@
             <w:r/>
             <w:r>
               <w:rPr>
-                <w:rFonts w:ascii="Arial" w:hAnsi="Arial"/>
+                <w:rFonts w:ascii="Verdana" w:hAnsi="Verdana"/>
                 <w:b w:val="0"/>
                 <w:sz w:val="16"/>
               </w:rPr>
@@ -1096,7 +1111,7 @@
             <w:r/>
             <w:r>
               <w:rPr>
-                <w:rFonts w:ascii="Arial" w:hAnsi="Arial"/>
+                <w:rFonts w:ascii="Verdana" w:hAnsi="Verdana"/>
                 <w:b w:val="0"/>
                 <w:sz w:val="16"/>
               </w:rPr>
@@ -1113,7 +1128,7 @@
             <w:r/>
             <w:r>
               <w:rPr>
-                <w:rFonts w:ascii="Arial" w:hAnsi="Arial"/>
+                <w:rFonts w:ascii="Verdana" w:hAnsi="Verdana"/>
                 <w:b w:val="0"/>
                 <w:sz w:val="16"/>
               </w:rPr>
@@ -1129,7 +1144,7 @@
             <w:r/>
             <w:r>
               <w:rPr>
-                <w:rFonts w:ascii="Arial" w:hAnsi="Arial"/>
+                <w:rFonts w:ascii="Verdana" w:hAnsi="Verdana"/>
                 <w:b w:val="0"/>
                 <w:sz w:val="16"/>
               </w:rPr>
@@ -1145,7 +1160,7 @@
             <w:r/>
             <w:r>
               <w:rPr>
-                <w:rFonts w:ascii="Arial" w:hAnsi="Arial"/>
+                <w:rFonts w:ascii="Verdana" w:hAnsi="Verdana"/>
                 <w:b w:val="0"/>
                 <w:sz w:val="16"/>
               </w:rPr>
@@ -1162,7 +1177,7 @@
             <w:r/>
             <w:r>
               <w:rPr>
-                <w:rFonts w:ascii="Arial" w:hAnsi="Arial"/>
+                <w:rFonts w:ascii="Verdana" w:hAnsi="Verdana"/>
                 <w:b w:val="0"/>
                 <w:sz w:val="16"/>
               </w:rPr>
@@ -1178,7 +1193,7 @@
             <w:r/>
             <w:r>
               <w:rPr>
-                <w:rFonts w:ascii="Arial" w:hAnsi="Arial"/>
+                <w:rFonts w:ascii="Verdana" w:hAnsi="Verdana"/>
                 <w:b w:val="0"/>
                 <w:sz w:val="16"/>
               </w:rPr>
@@ -1194,7 +1209,7 @@
             <w:r/>
             <w:r>
               <w:rPr>
-                <w:rFonts w:ascii="Arial" w:hAnsi="Arial"/>
+                <w:rFonts w:ascii="Verdana" w:hAnsi="Verdana"/>
                 <w:b w:val="0"/>
                 <w:sz w:val="16"/>
               </w:rPr>
@@ -1207,7 +1222,7 @@
     <w:p>
       <w:r>
         <w:rPr>
-          <w:rFonts w:ascii="Arial" w:hAnsi="Arial"/>
+          <w:rFonts w:ascii="Verdana" w:hAnsi="Verdana"/>
           <w:b/>
           <w:sz w:val="18"/>
         </w:rPr>
@@ -1220,6 +1235,20 @@
         <w:tblW w:type="auto" w:w="0"/>
         <w:jc w:val="center"/>
         <w:tblLook w:firstColumn="1" w:firstRow="1" w:lastColumn="0" w:lastRow="0" w:noHBand="0" w:noVBand="1" w:val="04A0"/>
+        <w:tblBorders>
+          <w:top w:val="single" w:sz="4" w:space="0" w:color="595959"/>
+          <w:left w:val="single" w:sz="4" w:space="0" w:color="595959"/>
+          <w:bottom w:val="single" w:sz="4" w:space="0" w:color="595959"/>
+          <w:right w:val="single" w:sz="4" w:space="0" w:color="595959"/>
+          <w:insideH w:val="single" w:sz="4" w:space="0" w:color="595959"/>
+          <w:insideV w:val="single" w:sz="4" w:space="0" w:color="595959"/>
+        </w:tblBorders>
+        <w:tblCellMar>
+          <w:top w:w="85" w:type="dxa"/>
+          <w:left w:w="85" w:type="dxa"/>
+          <w:bottom w:w="85" w:type="dxa"/>
+          <w:right w:w="85" w:type="dxa"/>
+        </w:tblCellMar>
       </w:tblPr>
       <w:tblGrid>
         <w:gridCol w:w="5046"/>
@@ -1229,61 +1258,52 @@
       <w:tr>
         <w:tc>
           <w:tcPr>
-            <w:tcW w:type="dxa" w:w="5046"/>
-            <w:shd w:val="clear" w:color="auto" w:fill="D9E2F3"/>
-          </w:tcPr>
-          <w:p>
-            <w:pPr>
-              <w:jc w:val="center"/>
-            </w:pPr>
-            <w:r/>
-            <w:r>
-              <w:rPr>
-                <w:rFonts w:ascii="Arial" w:hAnsi="Arial"/>
-                <w:b/>
-                <w:sz w:val="16"/>
-              </w:rPr>
-              <w:t>Code Figure</w:t>
-            </w:r>
-          </w:p>
-        </w:tc>
-        <w:tc>
-          <w:tcPr>
-            <w:tcW w:type="dxa" w:w="5046"/>
-            <w:shd w:val="clear" w:color="auto" w:fill="D9E2F3"/>
-          </w:tcPr>
-          <w:p>
-            <w:pPr>
-              <w:jc w:val="center"/>
-            </w:pPr>
-            <w:r/>
-            <w:r>
-              <w:rPr>
-                <w:rFonts w:ascii="Arial" w:hAnsi="Arial"/>
-                <w:b/>
-                <w:sz w:val="16"/>
-              </w:rPr>
-              <w:t>Entry Name</w:t>
-            </w:r>
-          </w:p>
-        </w:tc>
-        <w:tc>
-          <w:tcPr>
-            <w:tcW w:type="dxa" w:w="5046"/>
-            <w:shd w:val="clear" w:color="auto" w:fill="D9E2F3"/>
-          </w:tcPr>
-          <w:p>
-            <w:pPr>
-              <w:jc w:val="center"/>
-            </w:pPr>
-            <w:r/>
-            <w:r>
-              <w:rPr>
-                <w:rFonts w:ascii="Arial" w:hAnsi="Arial"/>
-                <w:b/>
-                <w:sz w:val="16"/>
-              </w:rPr>
-              <w:t>Note</w:t>
+            <w:tcW w:type="dxa" w:w="1134"/>
+            <w:shd w:val="clear" w:color="auto" w:fill="D9D9D9"/>
+          </w:tcPr>
+          <w:p>
+            <w:r/>
+            <w:r>
+              <w:rPr>
+                <w:rFonts w:ascii="Verdana" w:hAnsi="Verdana"/>
+                <w:b w:val="0"/>
+                <w:sz w:val="16"/>
+              </w:rPr>
+              <w:t>CIFRA DE CLAVE</w:t>
+            </w:r>
+          </w:p>
+        </w:tc>
+        <w:tc>
+          <w:tcPr>
+            <w:tcW w:type="dxa" w:w="5046"/>
+            <w:shd w:val="clear" w:color="auto" w:fill="D9D9D9"/>
+          </w:tcPr>
+          <w:p>
+            <w:r/>
+            <w:r>
+              <w:rPr>
+                <w:rFonts w:ascii="Verdana" w:hAnsi="Verdana"/>
+                <w:b w:val="0"/>
+                <w:sz w:val="16"/>
+              </w:rPr>
+              <w:t>SIGNIFICADO</w:t>
+            </w:r>
+          </w:p>
+        </w:tc>
+        <w:tc>
+          <w:tcPr>
+            <w:tcW w:type="dxa" w:w="5046"/>
+            <w:shd w:val="clear" w:color="auto" w:fill="D9D9D9"/>
+          </w:tcPr>
+          <w:p>
+            <w:r/>
+            <w:r>
+              <w:rPr>
+                <w:rFonts w:ascii="Verdana" w:hAnsi="Verdana"/>
+                <w:b w:val="0"/>
+                <w:sz w:val="16"/>
+              </w:rPr>
+              <w:t>NOTA</w:t>
             </w:r>
           </w:p>
         </w:tc>
@@ -1297,7 +1317,7 @@
             <w:r/>
             <w:r>
               <w:rPr>
-                <w:rFonts w:ascii="Arial" w:hAnsi="Arial"/>
+                <w:rFonts w:ascii="Verdana" w:hAnsi="Verdana"/>
                 <w:b w:val="0"/>
                 <w:sz w:val="16"/>
               </w:rPr>
@@ -1313,7 +1333,7 @@
             <w:r/>
             <w:r>
               <w:rPr>
-                <w:rFonts w:ascii="Arial" w:hAnsi="Arial"/>
+                <w:rFonts w:ascii="Verdana" w:hAnsi="Verdana"/>
                 <w:b w:val="0"/>
                 <w:sz w:val="16"/>
               </w:rPr>
@@ -1329,7 +1349,7 @@
             <w:r/>
             <w:r>
               <w:rPr>
-                <w:rFonts w:ascii="Arial" w:hAnsi="Arial"/>
+                <w:rFonts w:ascii="Verdana" w:hAnsi="Verdana"/>
                 <w:b w:val="0"/>
                 <w:sz w:val="16"/>
               </w:rPr>
@@ -1346,7 +1366,7 @@
             <w:r/>
             <w:r>
               <w:rPr>
-                <w:rFonts w:ascii="Arial" w:hAnsi="Arial"/>
+                <w:rFonts w:ascii="Verdana" w:hAnsi="Verdana"/>
                 <w:b w:val="0"/>
                 <w:sz w:val="16"/>
               </w:rPr>
@@ -1362,7 +1382,7 @@
             <w:r/>
             <w:r>
               <w:rPr>
-                <w:rFonts w:ascii="Arial" w:hAnsi="Arial"/>
+                <w:rFonts w:ascii="Verdana" w:hAnsi="Verdana"/>
                 <w:b w:val="0"/>
                 <w:sz w:val="16"/>
               </w:rPr>
@@ -1378,7 +1398,7 @@
             <w:r/>
             <w:r>
               <w:rPr>
-                <w:rFonts w:ascii="Arial" w:hAnsi="Arial"/>
+                <w:rFonts w:ascii="Verdana" w:hAnsi="Verdana"/>
                 <w:b w:val="0"/>
                 <w:sz w:val="16"/>
               </w:rPr>
@@ -1395,7 +1415,7 @@
             <w:r/>
             <w:r>
               <w:rPr>
-                <w:rFonts w:ascii="Arial" w:hAnsi="Arial"/>
+                <w:rFonts w:ascii="Verdana" w:hAnsi="Verdana"/>
                 <w:b w:val="0"/>
                 <w:sz w:val="16"/>
               </w:rPr>
@@ -1411,7 +1431,7 @@
             <w:r/>
             <w:r>
               <w:rPr>
-                <w:rFonts w:ascii="Arial" w:hAnsi="Arial"/>
+                <w:rFonts w:ascii="Verdana" w:hAnsi="Verdana"/>
                 <w:b w:val="0"/>
                 <w:sz w:val="16"/>
               </w:rPr>
@@ -1427,7 +1447,7 @@
             <w:r/>
             <w:r>
               <w:rPr>
-                <w:rFonts w:ascii="Arial" w:hAnsi="Arial"/>
+                <w:rFonts w:ascii="Verdana" w:hAnsi="Verdana"/>
                 <w:b w:val="0"/>
                 <w:sz w:val="16"/>
               </w:rPr>
@@ -1444,7 +1464,7 @@
             <w:r/>
             <w:r>
               <w:rPr>
-                <w:rFonts w:ascii="Arial" w:hAnsi="Arial"/>
+                <w:rFonts w:ascii="Verdana" w:hAnsi="Verdana"/>
                 <w:b w:val="0"/>
                 <w:sz w:val="16"/>
               </w:rPr>
@@ -1460,7 +1480,7 @@
             <w:r/>
             <w:r>
               <w:rPr>
-                <w:rFonts w:ascii="Arial" w:hAnsi="Arial"/>
+                <w:rFonts w:ascii="Verdana" w:hAnsi="Verdana"/>
                 <w:b w:val="0"/>
                 <w:sz w:val="16"/>
               </w:rPr>
@@ -1476,7 +1496,7 @@
             <w:r/>
             <w:r>
               <w:rPr>
-                <w:rFonts w:ascii="Arial" w:hAnsi="Arial"/>
+                <w:rFonts w:ascii="Verdana" w:hAnsi="Verdana"/>
                 <w:b w:val="0"/>
                 <w:sz w:val="16"/>
               </w:rPr>
@@ -1493,7 +1513,7 @@
             <w:r/>
             <w:r>
               <w:rPr>
-                <w:rFonts w:ascii="Arial" w:hAnsi="Arial"/>
+                <w:rFonts w:ascii="Verdana" w:hAnsi="Verdana"/>
                 <w:b w:val="0"/>
                 <w:sz w:val="16"/>
               </w:rPr>
@@ -1509,7 +1529,7 @@
             <w:r/>
             <w:r>
               <w:rPr>
-                <w:rFonts w:ascii="Arial" w:hAnsi="Arial"/>
+                <w:rFonts w:ascii="Verdana" w:hAnsi="Verdana"/>
                 <w:b w:val="0"/>
                 <w:sz w:val="16"/>
               </w:rPr>
@@ -1525,7 +1545,7 @@
             <w:r/>
             <w:r>
               <w:rPr>
-                <w:rFonts w:ascii="Arial" w:hAnsi="Arial"/>
+                <w:rFonts w:ascii="Verdana" w:hAnsi="Verdana"/>
                 <w:b w:val="0"/>
                 <w:sz w:val="16"/>
               </w:rPr>
@@ -1542,7 +1562,7 @@
             <w:r/>
             <w:r>
               <w:rPr>
-                <w:rFonts w:ascii="Arial" w:hAnsi="Arial"/>
+                <w:rFonts w:ascii="Verdana" w:hAnsi="Verdana"/>
                 <w:b w:val="0"/>
                 <w:sz w:val="16"/>
               </w:rPr>
@@ -1558,7 +1578,7 @@
             <w:r/>
             <w:r>
               <w:rPr>
-                <w:rFonts w:ascii="Arial" w:hAnsi="Arial"/>
+                <w:rFonts w:ascii="Verdana" w:hAnsi="Verdana"/>
                 <w:b w:val="0"/>
                 <w:sz w:val="16"/>
               </w:rPr>
@@ -1574,7 +1594,7 @@
             <w:r/>
             <w:r>
               <w:rPr>
-                <w:rFonts w:ascii="Arial" w:hAnsi="Arial"/>
+                <w:rFonts w:ascii="Verdana" w:hAnsi="Verdana"/>
                 <w:b w:val="0"/>
                 <w:sz w:val="16"/>
               </w:rPr>
@@ -1591,7 +1611,7 @@
             <w:r/>
             <w:r>
               <w:rPr>
-                <w:rFonts w:ascii="Arial" w:hAnsi="Arial"/>
+                <w:rFonts w:ascii="Verdana" w:hAnsi="Verdana"/>
                 <w:b w:val="0"/>
                 <w:sz w:val="16"/>
               </w:rPr>
@@ -1607,7 +1627,7 @@
             <w:r/>
             <w:r>
               <w:rPr>
-                <w:rFonts w:ascii="Arial" w:hAnsi="Arial"/>
+                <w:rFonts w:ascii="Verdana" w:hAnsi="Verdana"/>
                 <w:b w:val="0"/>
                 <w:sz w:val="16"/>
               </w:rPr>
@@ -1623,7 +1643,7 @@
             <w:r/>
             <w:r>
               <w:rPr>
-                <w:rFonts w:ascii="Arial" w:hAnsi="Arial"/>
+                <w:rFonts w:ascii="Verdana" w:hAnsi="Verdana"/>
                 <w:b w:val="0"/>
                 <w:sz w:val="16"/>
               </w:rPr>
@@ -1640,7 +1660,7 @@
             <w:r/>
             <w:r>
               <w:rPr>
-                <w:rFonts w:ascii="Arial" w:hAnsi="Arial"/>
+                <w:rFonts w:ascii="Verdana" w:hAnsi="Verdana"/>
                 <w:b w:val="0"/>
                 <w:sz w:val="16"/>
               </w:rPr>
@@ -1656,7 +1676,7 @@
             <w:r/>
             <w:r>
               <w:rPr>
-                <w:rFonts w:ascii="Arial" w:hAnsi="Arial"/>
+                <w:rFonts w:ascii="Verdana" w:hAnsi="Verdana"/>
                 <w:b w:val="0"/>
                 <w:sz w:val="16"/>
               </w:rPr>
@@ -1672,7 +1692,7 @@
             <w:r/>
             <w:r>
               <w:rPr>
-                <w:rFonts w:ascii="Arial" w:hAnsi="Arial"/>
+                <w:rFonts w:ascii="Verdana" w:hAnsi="Verdana"/>
                 <w:b w:val="0"/>
                 <w:sz w:val="16"/>
               </w:rPr>
@@ -1689,7 +1709,7 @@
             <w:r/>
             <w:r>
               <w:rPr>
-                <w:rFonts w:ascii="Arial" w:hAnsi="Arial"/>
+                <w:rFonts w:ascii="Verdana" w:hAnsi="Verdana"/>
                 <w:b w:val="0"/>
                 <w:sz w:val="16"/>
               </w:rPr>
@@ -1705,7 +1725,7 @@
             <w:r/>
             <w:r>
               <w:rPr>
-                <w:rFonts w:ascii="Arial" w:hAnsi="Arial"/>
+                <w:rFonts w:ascii="Verdana" w:hAnsi="Verdana"/>
                 <w:b w:val="0"/>
                 <w:sz w:val="16"/>
               </w:rPr>
@@ -1721,7 +1741,7 @@
             <w:r/>
             <w:r>
               <w:rPr>
-                <w:rFonts w:ascii="Arial" w:hAnsi="Arial"/>
+                <w:rFonts w:ascii="Verdana" w:hAnsi="Verdana"/>
                 <w:b w:val="0"/>
                 <w:sz w:val="16"/>
               </w:rPr>
@@ -1738,7 +1758,7 @@
             <w:r/>
             <w:r>
               <w:rPr>
-                <w:rFonts w:ascii="Arial" w:hAnsi="Arial"/>
+                <w:rFonts w:ascii="Verdana" w:hAnsi="Verdana"/>
                 <w:b w:val="0"/>
                 <w:sz w:val="16"/>
               </w:rPr>
@@ -1754,7 +1774,7 @@
             <w:r/>
             <w:r>
               <w:rPr>
-                <w:rFonts w:ascii="Arial" w:hAnsi="Arial"/>
+                <w:rFonts w:ascii="Verdana" w:hAnsi="Verdana"/>
                 <w:b w:val="0"/>
                 <w:sz w:val="16"/>
               </w:rPr>
@@ -1770,7 +1790,7 @@
             <w:r/>
             <w:r>
               <w:rPr>
-                <w:rFonts w:ascii="Arial" w:hAnsi="Arial"/>
+                <w:rFonts w:ascii="Verdana" w:hAnsi="Verdana"/>
                 <w:b w:val="0"/>
                 <w:sz w:val="16"/>
               </w:rPr>
@@ -1787,7 +1807,7 @@
             <w:r/>
             <w:r>
               <w:rPr>
-                <w:rFonts w:ascii="Arial" w:hAnsi="Arial"/>
+                <w:rFonts w:ascii="Verdana" w:hAnsi="Verdana"/>
                 <w:b w:val="0"/>
                 <w:sz w:val="16"/>
               </w:rPr>
@@ -1803,7 +1823,7 @@
             <w:r/>
             <w:r>
               <w:rPr>
-                <w:rFonts w:ascii="Arial" w:hAnsi="Arial"/>
+                <w:rFonts w:ascii="Verdana" w:hAnsi="Verdana"/>
                 <w:b w:val="0"/>
                 <w:sz w:val="16"/>
               </w:rPr>
@@ -1819,7 +1839,7 @@
             <w:r/>
             <w:r>
               <w:rPr>
-                <w:rFonts w:ascii="Arial" w:hAnsi="Arial"/>
+                <w:rFonts w:ascii="Verdana" w:hAnsi="Verdana"/>
                 <w:b w:val="0"/>
                 <w:sz w:val="16"/>
               </w:rPr>
@@ -1832,7 +1852,7 @@
     <w:p>
       <w:r>
         <w:rPr>
-          <w:rFonts w:ascii="Arial" w:hAnsi="Arial"/>
+          <w:rFonts w:ascii="Verdana" w:hAnsi="Verdana"/>
           <w:b/>
           <w:sz w:val="18"/>
         </w:rPr>
@@ -1845,6 +1865,20 @@
         <w:tblW w:type="auto" w:w="0"/>
         <w:jc w:val="center"/>
         <w:tblLook w:firstColumn="1" w:firstRow="1" w:lastColumn="0" w:lastRow="0" w:noHBand="0" w:noVBand="1" w:val="04A0"/>
+        <w:tblBorders>
+          <w:top w:val="single" w:sz="4" w:space="0" w:color="595959"/>
+          <w:left w:val="single" w:sz="4" w:space="0" w:color="595959"/>
+          <w:bottom w:val="single" w:sz="4" w:space="0" w:color="595959"/>
+          <w:right w:val="single" w:sz="4" w:space="0" w:color="595959"/>
+          <w:insideH w:val="single" w:sz="4" w:space="0" w:color="595959"/>
+          <w:insideV w:val="single" w:sz="4" w:space="0" w:color="595959"/>
+        </w:tblBorders>
+        <w:tblCellMar>
+          <w:top w:w="85" w:type="dxa"/>
+          <w:left w:w="85" w:type="dxa"/>
+          <w:bottom w:w="85" w:type="dxa"/>
+          <w:right w:w="85" w:type="dxa"/>
+        </w:tblCellMar>
       </w:tblPr>
       <w:tblGrid>
         <w:gridCol w:w="5046"/>
@@ -1854,61 +1888,52 @@
       <w:tr>
         <w:tc>
           <w:tcPr>
-            <w:tcW w:type="dxa" w:w="5046"/>
-            <w:shd w:val="clear" w:color="auto" w:fill="D9E2F3"/>
-          </w:tcPr>
-          <w:p>
-            <w:pPr>
-              <w:jc w:val="center"/>
-            </w:pPr>
-            <w:r/>
-            <w:r>
-              <w:rPr>
-                <w:rFonts w:ascii="Arial" w:hAnsi="Arial"/>
-                <w:b/>
-                <w:sz w:val="16"/>
-              </w:rPr>
-              <w:t>Code Figure</w:t>
-            </w:r>
-          </w:p>
-        </w:tc>
-        <w:tc>
-          <w:tcPr>
-            <w:tcW w:type="dxa" w:w="5046"/>
-            <w:shd w:val="clear" w:color="auto" w:fill="D9E2F3"/>
-          </w:tcPr>
-          <w:p>
-            <w:pPr>
-              <w:jc w:val="center"/>
-            </w:pPr>
-            <w:r/>
-            <w:r>
-              <w:rPr>
-                <w:rFonts w:ascii="Arial" w:hAnsi="Arial"/>
-                <w:b/>
-                <w:sz w:val="16"/>
-              </w:rPr>
-              <w:t>Entry Name</w:t>
-            </w:r>
-          </w:p>
-        </w:tc>
-        <w:tc>
-          <w:tcPr>
-            <w:tcW w:type="dxa" w:w="5046"/>
-            <w:shd w:val="clear" w:color="auto" w:fill="D9E2F3"/>
-          </w:tcPr>
-          <w:p>
-            <w:pPr>
-              <w:jc w:val="center"/>
-            </w:pPr>
-            <w:r/>
-            <w:r>
-              <w:rPr>
-                <w:rFonts w:ascii="Arial" w:hAnsi="Arial"/>
-                <w:b/>
-                <w:sz w:val="16"/>
-              </w:rPr>
-              <w:t>Note</w:t>
+            <w:tcW w:type="dxa" w:w="1134"/>
+            <w:shd w:val="clear" w:color="auto" w:fill="D9D9D9"/>
+          </w:tcPr>
+          <w:p>
+            <w:r/>
+            <w:r>
+              <w:rPr>
+                <w:rFonts w:ascii="Verdana" w:hAnsi="Verdana"/>
+                <w:b w:val="0"/>
+                <w:sz w:val="16"/>
+              </w:rPr>
+              <w:t>CIFRA DE CLAVE</w:t>
+            </w:r>
+          </w:p>
+        </w:tc>
+        <w:tc>
+          <w:tcPr>
+            <w:tcW w:type="dxa" w:w="5046"/>
+            <w:shd w:val="clear" w:color="auto" w:fill="D9D9D9"/>
+          </w:tcPr>
+          <w:p>
+            <w:r/>
+            <w:r>
+              <w:rPr>
+                <w:rFonts w:ascii="Verdana" w:hAnsi="Verdana"/>
+                <w:b w:val="0"/>
+                <w:sz w:val="16"/>
+              </w:rPr>
+              <w:t>SIGNIFICADO</w:t>
+            </w:r>
+          </w:p>
+        </w:tc>
+        <w:tc>
+          <w:tcPr>
+            <w:tcW w:type="dxa" w:w="5046"/>
+            <w:shd w:val="clear" w:color="auto" w:fill="D9D9D9"/>
+          </w:tcPr>
+          <w:p>
+            <w:r/>
+            <w:r>
+              <w:rPr>
+                <w:rFonts w:ascii="Verdana" w:hAnsi="Verdana"/>
+                <w:b w:val="0"/>
+                <w:sz w:val="16"/>
+              </w:rPr>
+              <w:t>NOTA</w:t>
             </w:r>
           </w:p>
         </w:tc>
@@ -1922,7 +1947,7 @@
             <w:r/>
             <w:r>
               <w:rPr>
-                <w:rFonts w:ascii="Arial" w:hAnsi="Arial"/>
+                <w:rFonts w:ascii="Verdana" w:hAnsi="Verdana"/>
                 <w:b w:val="0"/>
                 <w:sz w:val="16"/>
               </w:rPr>
@@ -1938,7 +1963,7 @@
             <w:r/>
             <w:r>
               <w:rPr>
-                <w:rFonts w:ascii="Arial" w:hAnsi="Arial"/>
+                <w:rFonts w:ascii="Verdana" w:hAnsi="Verdana"/>
                 <w:b w:val="0"/>
                 <w:sz w:val="16"/>
               </w:rPr>
@@ -1954,7 +1979,7 @@
             <w:r/>
             <w:r>
               <w:rPr>
-                <w:rFonts w:ascii="Arial" w:hAnsi="Arial"/>
+                <w:rFonts w:ascii="Verdana" w:hAnsi="Verdana"/>
                 <w:b w:val="0"/>
                 <w:sz w:val="16"/>
               </w:rPr>
@@ -1971,7 +1996,7 @@
             <w:r/>
             <w:r>
               <w:rPr>
-                <w:rFonts w:ascii="Arial" w:hAnsi="Arial"/>
+                <w:rFonts w:ascii="Verdana" w:hAnsi="Verdana"/>
                 <w:b w:val="0"/>
                 <w:sz w:val="16"/>
               </w:rPr>
@@ -1987,7 +2012,7 @@
             <w:r/>
             <w:r>
               <w:rPr>
-                <w:rFonts w:ascii="Arial" w:hAnsi="Arial"/>
+                <w:rFonts w:ascii="Verdana" w:hAnsi="Verdana"/>
                 <w:b w:val="0"/>
                 <w:sz w:val="16"/>
               </w:rPr>
@@ -2003,7 +2028,7 @@
             <w:r/>
             <w:r>
               <w:rPr>
-                <w:rFonts w:ascii="Arial" w:hAnsi="Arial"/>
+                <w:rFonts w:ascii="Verdana" w:hAnsi="Verdana"/>
                 <w:b w:val="0"/>
                 <w:sz w:val="16"/>
               </w:rPr>
@@ -2020,7 +2045,7 @@
             <w:r/>
             <w:r>
               <w:rPr>
-                <w:rFonts w:ascii="Arial" w:hAnsi="Arial"/>
+                <w:rFonts w:ascii="Verdana" w:hAnsi="Verdana"/>
                 <w:b w:val="0"/>
                 <w:sz w:val="16"/>
               </w:rPr>
@@ -2036,7 +2061,7 @@
             <w:r/>
             <w:r>
               <w:rPr>
-                <w:rFonts w:ascii="Arial" w:hAnsi="Arial"/>
+                <w:rFonts w:ascii="Verdana" w:hAnsi="Verdana"/>
                 <w:b w:val="0"/>
                 <w:sz w:val="16"/>
               </w:rPr>
@@ -2052,7 +2077,7 @@
             <w:r/>
             <w:r>
               <w:rPr>
-                <w:rFonts w:ascii="Arial" w:hAnsi="Arial"/>
+                <w:rFonts w:ascii="Verdana" w:hAnsi="Verdana"/>
                 <w:b w:val="0"/>
                 <w:sz w:val="16"/>
               </w:rPr>
@@ -2069,7 +2094,7 @@
             <w:r/>
             <w:r>
               <w:rPr>
-                <w:rFonts w:ascii="Arial" w:hAnsi="Arial"/>
+                <w:rFonts w:ascii="Verdana" w:hAnsi="Verdana"/>
                 <w:b w:val="0"/>
                 <w:sz w:val="16"/>
               </w:rPr>
@@ -2085,7 +2110,7 @@
             <w:r/>
             <w:r>
               <w:rPr>
-                <w:rFonts w:ascii="Arial" w:hAnsi="Arial"/>
+                <w:rFonts w:ascii="Verdana" w:hAnsi="Verdana"/>
                 <w:b w:val="0"/>
                 <w:sz w:val="16"/>
               </w:rPr>
@@ -2101,7 +2126,7 @@
             <w:r/>
             <w:r>
               <w:rPr>
-                <w:rFonts w:ascii="Arial" w:hAnsi="Arial"/>
+                <w:rFonts w:ascii="Verdana" w:hAnsi="Verdana"/>
                 <w:b w:val="0"/>
                 <w:sz w:val="16"/>
               </w:rPr>
@@ -2118,7 +2143,7 @@
             <w:r/>
             <w:r>
               <w:rPr>
-                <w:rFonts w:ascii="Arial" w:hAnsi="Arial"/>
+                <w:rFonts w:ascii="Verdana" w:hAnsi="Verdana"/>
                 <w:b w:val="0"/>
                 <w:sz w:val="16"/>
               </w:rPr>
@@ -2134,7 +2159,7 @@
             <w:r/>
             <w:r>
               <w:rPr>
-                <w:rFonts w:ascii="Arial" w:hAnsi="Arial"/>
+                <w:rFonts w:ascii="Verdana" w:hAnsi="Verdana"/>
                 <w:b w:val="0"/>
                 <w:sz w:val="16"/>
               </w:rPr>
@@ -2150,7 +2175,7 @@
             <w:r/>
             <w:r>
               <w:rPr>
-                <w:rFonts w:ascii="Arial" w:hAnsi="Arial"/>
+                <w:rFonts w:ascii="Verdana" w:hAnsi="Verdana"/>
                 <w:b w:val="0"/>
                 <w:sz w:val="16"/>
               </w:rPr>
@@ -2167,7 +2192,7 @@
             <w:r/>
             <w:r>
               <w:rPr>
-                <w:rFonts w:ascii="Arial" w:hAnsi="Arial"/>
+                <w:rFonts w:ascii="Verdana" w:hAnsi="Verdana"/>
                 <w:b w:val="0"/>
                 <w:sz w:val="16"/>
               </w:rPr>
@@ -2183,7 +2208,7 @@
             <w:r/>
             <w:r>
               <w:rPr>
-                <w:rFonts w:ascii="Arial" w:hAnsi="Arial"/>
+                <w:rFonts w:ascii="Verdana" w:hAnsi="Verdana"/>
                 <w:b w:val="0"/>
                 <w:sz w:val="16"/>
               </w:rPr>
@@ -2199,7 +2224,7 @@
             <w:r/>
             <w:r>
               <w:rPr>
-                <w:rFonts w:ascii="Arial" w:hAnsi="Arial"/>
+                <w:rFonts w:ascii="Verdana" w:hAnsi="Verdana"/>
                 <w:b w:val="0"/>
                 <w:sz w:val="16"/>
               </w:rPr>
@@ -2216,7 +2241,7 @@
             <w:r/>
             <w:r>
               <w:rPr>
-                <w:rFonts w:ascii="Arial" w:hAnsi="Arial"/>
+                <w:rFonts w:ascii="Verdana" w:hAnsi="Verdana"/>
                 <w:b w:val="0"/>
                 <w:sz w:val="16"/>
               </w:rPr>
@@ -2232,7 +2257,7 @@
             <w:r/>
             <w:r>
               <w:rPr>
-                <w:rFonts w:ascii="Arial" w:hAnsi="Arial"/>
+                <w:rFonts w:ascii="Verdana" w:hAnsi="Verdana"/>
                 <w:b w:val="0"/>
                 <w:sz w:val="16"/>
               </w:rPr>
@@ -2248,7 +2273,7 @@
             <w:r/>
             <w:r>
               <w:rPr>
-                <w:rFonts w:ascii="Arial" w:hAnsi="Arial"/>
+                <w:rFonts w:ascii="Verdana" w:hAnsi="Verdana"/>
                 <w:b w:val="0"/>
                 <w:sz w:val="16"/>
               </w:rPr>
@@ -2265,7 +2290,7 @@
             <w:r/>
             <w:r>
               <w:rPr>
-                <w:rFonts w:ascii="Arial" w:hAnsi="Arial"/>
+                <w:rFonts w:ascii="Verdana" w:hAnsi="Verdana"/>
                 <w:b w:val="0"/>
                 <w:sz w:val="16"/>
               </w:rPr>
@@ -2281,7 +2306,7 @@
             <w:r/>
             <w:r>
               <w:rPr>
-                <w:rFonts w:ascii="Arial" w:hAnsi="Arial"/>
+                <w:rFonts w:ascii="Verdana" w:hAnsi="Verdana"/>
                 <w:b w:val="0"/>
                 <w:sz w:val="16"/>
               </w:rPr>
@@ -2297,7 +2322,7 @@
             <w:r/>
             <w:r>
               <w:rPr>
-                <w:rFonts w:ascii="Arial" w:hAnsi="Arial"/>
+                <w:rFonts w:ascii="Verdana" w:hAnsi="Verdana"/>
                 <w:b w:val="0"/>
                 <w:sz w:val="16"/>
               </w:rPr>
@@ -2314,7 +2339,7 @@
             <w:r/>
             <w:r>
               <w:rPr>
-                <w:rFonts w:ascii="Arial" w:hAnsi="Arial"/>
+                <w:rFonts w:ascii="Verdana" w:hAnsi="Verdana"/>
                 <w:b w:val="0"/>
                 <w:sz w:val="16"/>
               </w:rPr>
@@ -2330,7 +2355,7 @@
             <w:r/>
             <w:r>
               <w:rPr>
-                <w:rFonts w:ascii="Arial" w:hAnsi="Arial"/>
+                <w:rFonts w:ascii="Verdana" w:hAnsi="Verdana"/>
                 <w:b w:val="0"/>
                 <w:sz w:val="16"/>
               </w:rPr>
@@ -2346,7 +2371,7 @@
             <w:r/>
             <w:r>
               <w:rPr>
-                <w:rFonts w:ascii="Arial" w:hAnsi="Arial"/>
+                <w:rFonts w:ascii="Verdana" w:hAnsi="Verdana"/>
                 <w:b w:val="0"/>
                 <w:sz w:val="16"/>
               </w:rPr>
@@ -2363,7 +2388,7 @@
             <w:r/>
             <w:r>
               <w:rPr>
-                <w:rFonts w:ascii="Arial" w:hAnsi="Arial"/>
+                <w:rFonts w:ascii="Verdana" w:hAnsi="Verdana"/>
                 <w:b w:val="0"/>
                 <w:sz w:val="16"/>
               </w:rPr>
@@ -2379,7 +2404,7 @@
             <w:r/>
             <w:r>
               <w:rPr>
-                <w:rFonts w:ascii="Arial" w:hAnsi="Arial"/>
+                <w:rFonts w:ascii="Verdana" w:hAnsi="Verdana"/>
                 <w:b w:val="0"/>
                 <w:sz w:val="16"/>
               </w:rPr>
@@ -2395,7 +2420,7 @@
             <w:r/>
             <w:r>
               <w:rPr>
-                <w:rFonts w:ascii="Arial" w:hAnsi="Arial"/>
+                <w:rFonts w:ascii="Verdana" w:hAnsi="Verdana"/>
                 <w:b w:val="0"/>
                 <w:sz w:val="16"/>
               </w:rPr>
@@ -2412,7 +2437,7 @@
             <w:r/>
             <w:r>
               <w:rPr>
-                <w:rFonts w:ascii="Arial" w:hAnsi="Arial"/>
+                <w:rFonts w:ascii="Verdana" w:hAnsi="Verdana"/>
                 <w:b w:val="0"/>
                 <w:sz w:val="16"/>
               </w:rPr>
@@ -2428,7 +2453,7 @@
             <w:r/>
             <w:r>
               <w:rPr>
-                <w:rFonts w:ascii="Arial" w:hAnsi="Arial"/>
+                <w:rFonts w:ascii="Verdana" w:hAnsi="Verdana"/>
                 <w:b w:val="0"/>
                 <w:sz w:val="16"/>
               </w:rPr>
@@ -2444,7 +2469,7 @@
             <w:r/>
             <w:r>
               <w:rPr>
-                <w:rFonts w:ascii="Arial" w:hAnsi="Arial"/>
+                <w:rFonts w:ascii="Verdana" w:hAnsi="Verdana"/>
                 <w:b w:val="0"/>
                 <w:sz w:val="16"/>
               </w:rPr>
@@ -2461,7 +2486,7 @@
             <w:r/>
             <w:r>
               <w:rPr>
-                <w:rFonts w:ascii="Arial" w:hAnsi="Arial"/>
+                <w:rFonts w:ascii="Verdana" w:hAnsi="Verdana"/>
                 <w:b w:val="0"/>
                 <w:sz w:val="16"/>
               </w:rPr>
@@ -2477,7 +2502,7 @@
             <w:r/>
             <w:r>
               <w:rPr>
-                <w:rFonts w:ascii="Arial" w:hAnsi="Arial"/>
+                <w:rFonts w:ascii="Verdana" w:hAnsi="Verdana"/>
                 <w:b w:val="0"/>
                 <w:sz w:val="16"/>
               </w:rPr>
@@ -2493,7 +2518,7 @@
             <w:r/>
             <w:r>
               <w:rPr>
-                <w:rFonts w:ascii="Arial" w:hAnsi="Arial"/>
+                <w:rFonts w:ascii="Verdana" w:hAnsi="Verdana"/>
                 <w:b w:val="0"/>
                 <w:sz w:val="16"/>
               </w:rPr>
@@ -2506,7 +2531,7 @@
     <w:p>
       <w:r>
         <w:rPr>
-          <w:rFonts w:ascii="Arial" w:hAnsi="Arial"/>
+          <w:rFonts w:ascii="Verdana" w:hAnsi="Verdana"/>
           <w:b/>
           <w:sz w:val="18"/>
         </w:rPr>
@@ -2519,6 +2544,20 @@
         <w:tblW w:type="auto" w:w="0"/>
         <w:jc w:val="center"/>
         <w:tblLook w:firstColumn="1" w:firstRow="1" w:lastColumn="0" w:lastRow="0" w:noHBand="0" w:noVBand="1" w:val="04A0"/>
+        <w:tblBorders>
+          <w:top w:val="single" w:sz="4" w:space="0" w:color="595959"/>
+          <w:left w:val="single" w:sz="4" w:space="0" w:color="595959"/>
+          <w:bottom w:val="single" w:sz="4" w:space="0" w:color="595959"/>
+          <w:right w:val="single" w:sz="4" w:space="0" w:color="595959"/>
+          <w:insideH w:val="single" w:sz="4" w:space="0" w:color="595959"/>
+          <w:insideV w:val="single" w:sz="4" w:space="0" w:color="595959"/>
+        </w:tblBorders>
+        <w:tblCellMar>
+          <w:top w:w="85" w:type="dxa"/>
+          <w:left w:w="85" w:type="dxa"/>
+          <w:bottom w:w="85" w:type="dxa"/>
+          <w:right w:w="85" w:type="dxa"/>
+        </w:tblCellMar>
       </w:tblPr>
       <w:tblGrid>
         <w:gridCol w:w="3784"/>
@@ -2529,81 +2568,69 @@
       <w:tr>
         <w:tc>
           <w:tcPr>
+            <w:tcW w:type="dxa" w:w="1134"/>
+            <w:shd w:val="clear" w:color="auto" w:fill="D9D9D9"/>
+          </w:tcPr>
+          <w:p>
+            <w:r/>
+            <w:r>
+              <w:rPr>
+                <w:rFonts w:ascii="Verdana" w:hAnsi="Verdana"/>
+                <w:b w:val="0"/>
+                <w:sz w:val="16"/>
+              </w:rPr>
+              <w:t>CIFRA DE CLAVE</w:t>
+            </w:r>
+          </w:p>
+        </w:tc>
+        <w:tc>
+          <w:tcPr>
             <w:tcW w:type="dxa" w:w="3784"/>
-            <w:shd w:val="clear" w:color="auto" w:fill="D9E2F3"/>
-          </w:tcPr>
-          <w:p>
-            <w:pPr>
-              <w:jc w:val="center"/>
-            </w:pPr>
-            <w:r/>
-            <w:r>
-              <w:rPr>
-                <w:rFonts w:ascii="Arial" w:hAnsi="Arial"/>
-                <w:b/>
-                <w:sz w:val="16"/>
-              </w:rPr>
-              <w:t>Code Figure</w:t>
+            <w:shd w:val="clear" w:color="auto" w:fill="D9D9D9"/>
+          </w:tcPr>
+          <w:p>
+            <w:r/>
+            <w:r>
+              <w:rPr>
+                <w:rFonts w:ascii="Verdana" w:hAnsi="Verdana"/>
+                <w:b w:val="0"/>
+                <w:sz w:val="16"/>
+              </w:rPr>
+              <w:t>SIGNIFICADO</w:t>
             </w:r>
           </w:p>
         </w:tc>
         <w:tc>
           <w:tcPr>
             <w:tcW w:type="dxa" w:w="3784"/>
-            <w:shd w:val="clear" w:color="auto" w:fill="D9E2F3"/>
-          </w:tcPr>
-          <w:p>
-            <w:pPr>
-              <w:jc w:val="center"/>
-            </w:pPr>
-            <w:r/>
-            <w:r>
-              <w:rPr>
-                <w:rFonts w:ascii="Arial" w:hAnsi="Arial"/>
-                <w:b/>
-                <w:sz w:val="16"/>
-              </w:rPr>
-              <w:t>Entry Name</w:t>
+            <w:shd w:val="clear" w:color="auto" w:fill="D9D9D9"/>
+          </w:tcPr>
+          <w:p>
+            <w:r/>
+            <w:r>
+              <w:rPr>
+                <w:rFonts w:ascii="Verdana" w:hAnsi="Verdana"/>
+                <w:b w:val="0"/>
+                <w:sz w:val="16"/>
+              </w:rPr>
+              <w:t>SUB 1</w:t>
             </w:r>
           </w:p>
         </w:tc>
         <w:tc>
           <w:tcPr>
             <w:tcW w:type="dxa" w:w="3784"/>
-            <w:shd w:val="clear" w:color="auto" w:fill="D9E2F3"/>
-          </w:tcPr>
-          <w:p>
-            <w:pPr>
-              <w:jc w:val="center"/>
-            </w:pPr>
-            <w:r/>
-            <w:r>
-              <w:rPr>
-                <w:rFonts w:ascii="Arial" w:hAnsi="Arial"/>
-                <w:b/>
-                <w:sz w:val="16"/>
-              </w:rPr>
-              <w:t>Sub 1</w:t>
-            </w:r>
-          </w:p>
-        </w:tc>
-        <w:tc>
-          <w:tcPr>
-            <w:tcW w:type="dxa" w:w="3784"/>
-            <w:shd w:val="clear" w:color="auto" w:fill="D9E2F3"/>
-          </w:tcPr>
-          <w:p>
-            <w:pPr>
-              <w:jc w:val="center"/>
-            </w:pPr>
-            <w:r/>
-            <w:r>
-              <w:rPr>
-                <w:rFonts w:ascii="Arial" w:hAnsi="Arial"/>
-                <w:b/>
-                <w:sz w:val="16"/>
-              </w:rPr>
-              <w:t>Note</w:t>
+            <w:shd w:val="clear" w:color="auto" w:fill="D9D9D9"/>
+          </w:tcPr>
+          <w:p>
+            <w:r/>
+            <w:r>
+              <w:rPr>
+                <w:rFonts w:ascii="Verdana" w:hAnsi="Verdana"/>
+                <w:b w:val="0"/>
+                <w:sz w:val="16"/>
+              </w:rPr>
+              <w:t>NOTA</w:t>
             </w:r>
           </w:p>
         </w:tc>
@@ -2617,7 +2644,7 @@
             <w:r/>
             <w:r>
               <w:rPr>
-                <w:rFonts w:ascii="Arial" w:hAnsi="Arial"/>
+                <w:rFonts w:ascii="Verdana" w:hAnsi="Verdana"/>
                 <w:b w:val="0"/>
                 <w:sz w:val="16"/>
               </w:rPr>
@@ -2633,7 +2660,7 @@
             <w:r/>
             <w:r>
               <w:rPr>
-                <w:rFonts w:ascii="Arial" w:hAnsi="Arial"/>
+                <w:rFonts w:ascii="Verdana" w:hAnsi="Verdana"/>
                 <w:b w:val="0"/>
                 <w:sz w:val="16"/>
               </w:rPr>
@@ -2649,7 +2676,7 @@
             <w:r/>
             <w:r>
               <w:rPr>
-                <w:rFonts w:ascii="Arial" w:hAnsi="Arial"/>
+                <w:rFonts w:ascii="Verdana" w:hAnsi="Verdana"/>
                 <w:b w:val="0"/>
                 <w:sz w:val="16"/>
               </w:rPr>
@@ -2664,7 +2691,7 @@
             <w:r/>
             <w:r>
               <w:rPr>
-                <w:rFonts w:ascii="Arial" w:hAnsi="Arial"/>
+                <w:rFonts w:ascii="Verdana" w:hAnsi="Verdana"/>
                 <w:b w:val="0"/>
                 <w:sz w:val="16"/>
               </w:rPr>
@@ -2681,7 +2708,7 @@
             <w:r/>
             <w:r>
               <w:rPr>
-                <w:rFonts w:ascii="Arial" w:hAnsi="Arial"/>
+                <w:rFonts w:ascii="Verdana" w:hAnsi="Verdana"/>
                 <w:b w:val="0"/>
                 <w:sz w:val="16"/>
               </w:rPr>
@@ -2697,7 +2724,7 @@
             <w:r/>
             <w:r>
               <w:rPr>
-                <w:rFonts w:ascii="Arial" w:hAnsi="Arial"/>
+                <w:rFonts w:ascii="Verdana" w:hAnsi="Verdana"/>
                 <w:b w:val="0"/>
                 <w:sz w:val="16"/>
               </w:rPr>
@@ -2713,7 +2740,7 @@
             <w:r/>
             <w:r>
               <w:rPr>
-                <w:rFonts w:ascii="Arial" w:hAnsi="Arial"/>
+                <w:rFonts w:ascii="Verdana" w:hAnsi="Verdana"/>
                 <w:b w:val="0"/>
                 <w:sz w:val="16"/>
               </w:rPr>
@@ -2729,7 +2756,7 @@
             <w:r/>
             <w:r>
               <w:rPr>
-                <w:rFonts w:ascii="Arial" w:hAnsi="Arial"/>
+                <w:rFonts w:ascii="Verdana" w:hAnsi="Verdana"/>
                 <w:b w:val="0"/>
                 <w:sz w:val="16"/>
               </w:rPr>
@@ -2746,7 +2773,7 @@
             <w:r/>
             <w:r>
               <w:rPr>
-                <w:rFonts w:ascii="Arial" w:hAnsi="Arial"/>
+                <w:rFonts w:ascii="Verdana" w:hAnsi="Verdana"/>
                 <w:b w:val="0"/>
                 <w:sz w:val="16"/>
               </w:rPr>
@@ -2762,7 +2789,7 @@
             <w:r/>
             <w:r>
               <w:rPr>
-                <w:rFonts w:ascii="Arial" w:hAnsi="Arial"/>
+                <w:rFonts w:ascii="Verdana" w:hAnsi="Verdana"/>
                 <w:b w:val="0"/>
                 <w:sz w:val="16"/>
               </w:rPr>
@@ -2778,7 +2805,7 @@
             <w:r/>
             <w:r>
               <w:rPr>
-                <w:rFonts w:ascii="Arial" w:hAnsi="Arial"/>
+                <w:rFonts w:ascii="Verdana" w:hAnsi="Verdana"/>
                 <w:b w:val="0"/>
                 <w:sz w:val="16"/>
               </w:rPr>
@@ -2794,7 +2821,7 @@
             <w:r/>
             <w:r>
               <w:rPr>
-                <w:rFonts w:ascii="Arial" w:hAnsi="Arial"/>
+                <w:rFonts w:ascii="Verdana" w:hAnsi="Verdana"/>
                 <w:b w:val="0"/>
                 <w:sz w:val="16"/>
               </w:rPr>
@@ -2811,7 +2838,7 @@
             <w:r/>
             <w:r>
               <w:rPr>
-                <w:rFonts w:ascii="Arial" w:hAnsi="Arial"/>
+                <w:rFonts w:ascii="Verdana" w:hAnsi="Verdana"/>
                 <w:b w:val="0"/>
                 <w:sz w:val="16"/>
               </w:rPr>
@@ -2827,7 +2854,7 @@
             <w:r/>
             <w:r>
               <w:rPr>
-                <w:rFonts w:ascii="Arial" w:hAnsi="Arial"/>
+                <w:rFonts w:ascii="Verdana" w:hAnsi="Verdana"/>
                 <w:b w:val="0"/>
                 <w:sz w:val="16"/>
               </w:rPr>
@@ -2843,7 +2870,7 @@
             <w:r/>
             <w:r>
               <w:rPr>
-                <w:rFonts w:ascii="Arial" w:hAnsi="Arial"/>
+                <w:rFonts w:ascii="Verdana" w:hAnsi="Verdana"/>
                 <w:b w:val="0"/>
                 <w:sz w:val="16"/>
               </w:rPr>
@@ -2859,7 +2886,7 @@
             <w:r/>
             <w:r>
               <w:rPr>
-                <w:rFonts w:ascii="Arial" w:hAnsi="Arial"/>
+                <w:rFonts w:ascii="Verdana" w:hAnsi="Verdana"/>
                 <w:b w:val="0"/>
                 <w:sz w:val="16"/>
               </w:rPr>
@@ -2876,7 +2903,7 @@
             <w:r/>
             <w:r>
               <w:rPr>
-                <w:rFonts w:ascii="Arial" w:hAnsi="Arial"/>
+                <w:rFonts w:ascii="Verdana" w:hAnsi="Verdana"/>
                 <w:b w:val="0"/>
                 <w:sz w:val="16"/>
               </w:rPr>
@@ -2892,7 +2919,7 @@
             <w:r/>
             <w:r>
               <w:rPr>
-                <w:rFonts w:ascii="Arial" w:hAnsi="Arial"/>
+                <w:rFonts w:ascii="Verdana" w:hAnsi="Verdana"/>
                 <w:b w:val="0"/>
                 <w:sz w:val="16"/>
               </w:rPr>
@@ -2908,7 +2935,7 @@
             <w:r/>
             <w:r>
               <w:rPr>
-                <w:rFonts w:ascii="Arial" w:hAnsi="Arial"/>
+                <w:rFonts w:ascii="Verdana" w:hAnsi="Verdana"/>
                 <w:b w:val="0"/>
                 <w:sz w:val="16"/>
               </w:rPr>
@@ -2924,7 +2951,7 @@
             <w:r/>
             <w:r>
               <w:rPr>
-                <w:rFonts w:ascii="Arial" w:hAnsi="Arial"/>
+                <w:rFonts w:ascii="Verdana" w:hAnsi="Verdana"/>
                 <w:b w:val="0"/>
                 <w:sz w:val="16"/>
               </w:rPr>
@@ -2941,7 +2968,7 @@
             <w:r/>
             <w:r>
               <w:rPr>
-                <w:rFonts w:ascii="Arial" w:hAnsi="Arial"/>
+                <w:rFonts w:ascii="Verdana" w:hAnsi="Verdana"/>
                 <w:b w:val="0"/>
                 <w:sz w:val="16"/>
               </w:rPr>
@@ -2957,7 +2984,7 @@
             <w:r/>
             <w:r>
               <w:rPr>
-                <w:rFonts w:ascii="Arial" w:hAnsi="Arial"/>
+                <w:rFonts w:ascii="Verdana" w:hAnsi="Verdana"/>
                 <w:b w:val="0"/>
                 <w:sz w:val="16"/>
               </w:rPr>
@@ -2973,7 +3000,7 @@
             <w:r/>
             <w:r>
               <w:rPr>
-                <w:rFonts w:ascii="Arial" w:hAnsi="Arial"/>
+                <w:rFonts w:ascii="Verdana" w:hAnsi="Verdana"/>
                 <w:b w:val="0"/>
                 <w:sz w:val="16"/>
               </w:rPr>
@@ -2988,7 +3015,7 @@
             <w:r/>
             <w:r>
               <w:rPr>
-                <w:rFonts w:ascii="Arial" w:hAnsi="Arial"/>
+                <w:rFonts w:ascii="Verdana" w:hAnsi="Verdana"/>
                 <w:b w:val="0"/>
                 <w:sz w:val="16"/>
               </w:rPr>
@@ -3005,7 +3032,7 @@
             <w:r/>
             <w:r>
               <w:rPr>
-                <w:rFonts w:ascii="Arial" w:hAnsi="Arial"/>
+                <w:rFonts w:ascii="Verdana" w:hAnsi="Verdana"/>
                 <w:b w:val="0"/>
                 <w:sz w:val="16"/>
               </w:rPr>
@@ -3021,7 +3048,7 @@
             <w:r/>
             <w:r>
               <w:rPr>
-                <w:rFonts w:ascii="Arial" w:hAnsi="Arial"/>
+                <w:rFonts w:ascii="Verdana" w:hAnsi="Verdana"/>
                 <w:b w:val="0"/>
                 <w:sz w:val="16"/>
               </w:rPr>
@@ -3037,7 +3064,7 @@
             <w:r/>
             <w:r>
               <w:rPr>
-                <w:rFonts w:ascii="Arial" w:hAnsi="Arial"/>
+                <w:rFonts w:ascii="Verdana" w:hAnsi="Verdana"/>
                 <w:b w:val="0"/>
                 <w:sz w:val="16"/>
               </w:rPr>
@@ -3052,7 +3079,7 @@
             <w:r/>
             <w:r>
               <w:rPr>
-                <w:rFonts w:ascii="Arial" w:hAnsi="Arial"/>
+                <w:rFonts w:ascii="Verdana" w:hAnsi="Verdana"/>
                 <w:b w:val="0"/>
                 <w:sz w:val="16"/>
               </w:rPr>
@@ -3065,7 +3092,7 @@
     <w:p>
       <w:r>
         <w:rPr>
-          <w:rFonts w:ascii="Arial" w:hAnsi="Arial"/>
+          <w:rFonts w:ascii="Verdana" w:hAnsi="Verdana"/>
           <w:b/>
           <w:sz w:val="18"/>
         </w:rPr>
@@ -3078,6 +3105,20 @@
         <w:tblW w:type="auto" w:w="0"/>
         <w:jc w:val="center"/>
         <w:tblLook w:firstColumn="1" w:firstRow="1" w:lastColumn="0" w:lastRow="0" w:noHBand="0" w:noVBand="1" w:val="04A0"/>
+        <w:tblBorders>
+          <w:top w:val="single" w:sz="4" w:space="0" w:color="595959"/>
+          <w:left w:val="single" w:sz="4" w:space="0" w:color="595959"/>
+          <w:bottom w:val="single" w:sz="4" w:space="0" w:color="595959"/>
+          <w:right w:val="single" w:sz="4" w:space="0" w:color="595959"/>
+          <w:insideH w:val="single" w:sz="4" w:space="0" w:color="595959"/>
+          <w:insideV w:val="single" w:sz="4" w:space="0" w:color="595959"/>
+        </w:tblBorders>
+        <w:tblCellMar>
+          <w:top w:w="85" w:type="dxa"/>
+          <w:left w:w="85" w:type="dxa"/>
+          <w:bottom w:w="85" w:type="dxa"/>
+          <w:right w:w="85" w:type="dxa"/>
+        </w:tblCellMar>
       </w:tblPr>
       <w:tblGrid>
         <w:gridCol w:w="5046"/>
@@ -3087,61 +3128,52 @@
       <w:tr>
         <w:tc>
           <w:tcPr>
-            <w:tcW w:type="dxa" w:w="5046"/>
-            <w:shd w:val="clear" w:color="auto" w:fill="D9E2F3"/>
-          </w:tcPr>
-          <w:p>
-            <w:pPr>
-              <w:jc w:val="center"/>
-            </w:pPr>
-            <w:r/>
-            <w:r>
-              <w:rPr>
-                <w:rFonts w:ascii="Arial" w:hAnsi="Arial"/>
-                <w:b/>
-                <w:sz w:val="16"/>
-              </w:rPr>
-              <w:t>Code Figure</w:t>
-            </w:r>
-          </w:p>
-        </w:tc>
-        <w:tc>
-          <w:tcPr>
-            <w:tcW w:type="dxa" w:w="5046"/>
-            <w:shd w:val="clear" w:color="auto" w:fill="D9E2F3"/>
-          </w:tcPr>
-          <w:p>
-            <w:pPr>
-              <w:jc w:val="center"/>
-            </w:pPr>
-            <w:r/>
-            <w:r>
-              <w:rPr>
-                <w:rFonts w:ascii="Arial" w:hAnsi="Arial"/>
-                <w:b/>
-                <w:sz w:val="16"/>
-              </w:rPr>
-              <w:t>Entry Name</w:t>
-            </w:r>
-          </w:p>
-        </w:tc>
-        <w:tc>
-          <w:tcPr>
-            <w:tcW w:type="dxa" w:w="5046"/>
-            <w:shd w:val="clear" w:color="auto" w:fill="D9E2F3"/>
-          </w:tcPr>
-          <w:p>
-            <w:pPr>
-              <w:jc w:val="center"/>
-            </w:pPr>
-            <w:r/>
-            <w:r>
-              <w:rPr>
-                <w:rFonts w:ascii="Arial" w:hAnsi="Arial"/>
-                <w:b/>
-                <w:sz w:val="16"/>
-              </w:rPr>
-              <w:t>Note</w:t>
+            <w:tcW w:type="dxa" w:w="1134"/>
+            <w:shd w:val="clear" w:color="auto" w:fill="D9D9D9"/>
+          </w:tcPr>
+          <w:p>
+            <w:r/>
+            <w:r>
+              <w:rPr>
+                <w:rFonts w:ascii="Verdana" w:hAnsi="Verdana"/>
+                <w:b w:val="0"/>
+                <w:sz w:val="16"/>
+              </w:rPr>
+              <w:t>CIFRA DE CLAVE</w:t>
+            </w:r>
+          </w:p>
+        </w:tc>
+        <w:tc>
+          <w:tcPr>
+            <w:tcW w:type="dxa" w:w="5046"/>
+            <w:shd w:val="clear" w:color="auto" w:fill="D9D9D9"/>
+          </w:tcPr>
+          <w:p>
+            <w:r/>
+            <w:r>
+              <w:rPr>
+                <w:rFonts w:ascii="Verdana" w:hAnsi="Verdana"/>
+                <w:b w:val="0"/>
+                <w:sz w:val="16"/>
+              </w:rPr>
+              <w:t>SIGNIFICADO</w:t>
+            </w:r>
+          </w:p>
+        </w:tc>
+        <w:tc>
+          <w:tcPr>
+            <w:tcW w:type="dxa" w:w="5046"/>
+            <w:shd w:val="clear" w:color="auto" w:fill="D9D9D9"/>
+          </w:tcPr>
+          <w:p>
+            <w:r/>
+            <w:r>
+              <w:rPr>
+                <w:rFonts w:ascii="Verdana" w:hAnsi="Verdana"/>
+                <w:b w:val="0"/>
+                <w:sz w:val="16"/>
+              </w:rPr>
+              <w:t>NOTA</w:t>
             </w:r>
           </w:p>
         </w:tc>
@@ -3155,7 +3187,7 @@
             <w:r/>
             <w:r>
               <w:rPr>
-                <w:rFonts w:ascii="Arial" w:hAnsi="Arial"/>
+                <w:rFonts w:ascii="Verdana" w:hAnsi="Verdana"/>
                 <w:b w:val="0"/>
                 <w:sz w:val="16"/>
               </w:rPr>
@@ -3171,7 +3203,7 @@
             <w:r/>
             <w:r>
               <w:rPr>
-                <w:rFonts w:ascii="Arial" w:hAnsi="Arial"/>
+                <w:rFonts w:ascii="Verdana" w:hAnsi="Verdana"/>
                 <w:b w:val="0"/>
                 <w:sz w:val="16"/>
               </w:rPr>
@@ -3187,7 +3219,7 @@
             <w:r/>
             <w:r>
               <w:rPr>
-                <w:rFonts w:ascii="Arial" w:hAnsi="Arial"/>
+                <w:rFonts w:ascii="Verdana" w:hAnsi="Verdana"/>
                 <w:b w:val="0"/>
                 <w:sz w:val="16"/>
               </w:rPr>
@@ -3204,7 +3236,7 @@
             <w:r/>
             <w:r>
               <w:rPr>
-                <w:rFonts w:ascii="Arial" w:hAnsi="Arial"/>
+                <w:rFonts w:ascii="Verdana" w:hAnsi="Verdana"/>
                 <w:b w:val="0"/>
                 <w:sz w:val="16"/>
               </w:rPr>
@@ -3220,7 +3252,7 @@
             <w:r/>
             <w:r>
               <w:rPr>
-                <w:rFonts w:ascii="Arial" w:hAnsi="Arial"/>
+                <w:rFonts w:ascii="Verdana" w:hAnsi="Verdana"/>
                 <w:b w:val="0"/>
                 <w:sz w:val="16"/>
               </w:rPr>
@@ -3236,7 +3268,7 @@
             <w:r/>
             <w:r>
               <w:rPr>
-                <w:rFonts w:ascii="Arial" w:hAnsi="Arial"/>
+                <w:rFonts w:ascii="Verdana" w:hAnsi="Verdana"/>
                 <w:b w:val="0"/>
                 <w:sz w:val="16"/>
               </w:rPr>
@@ -3253,7 +3285,7 @@
             <w:r/>
             <w:r>
               <w:rPr>
-                <w:rFonts w:ascii="Arial" w:hAnsi="Arial"/>
+                <w:rFonts w:ascii="Verdana" w:hAnsi="Verdana"/>
                 <w:b w:val="0"/>
                 <w:sz w:val="16"/>
               </w:rPr>
@@ -3269,7 +3301,7 @@
             <w:r/>
             <w:r>
               <w:rPr>
-                <w:rFonts w:ascii="Arial" w:hAnsi="Arial"/>
+                <w:rFonts w:ascii="Verdana" w:hAnsi="Verdana"/>
                 <w:b w:val="0"/>
                 <w:sz w:val="16"/>
               </w:rPr>
@@ -3285,7 +3317,7 @@
             <w:r/>
             <w:r>
               <w:rPr>
-                <w:rFonts w:ascii="Arial" w:hAnsi="Arial"/>
+                <w:rFonts w:ascii="Verdana" w:hAnsi="Verdana"/>
                 <w:b w:val="0"/>
                 <w:sz w:val="16"/>
               </w:rPr>
@@ -3302,7 +3334,7 @@
             <w:r/>
             <w:r>
               <w:rPr>
-                <w:rFonts w:ascii="Arial" w:hAnsi="Arial"/>
+                <w:rFonts w:ascii="Verdana" w:hAnsi="Verdana"/>
                 <w:b w:val="0"/>
                 <w:sz w:val="16"/>
               </w:rPr>
@@ -3318,7 +3350,7 @@
             <w:r/>
             <w:r>
               <w:rPr>
-                <w:rFonts w:ascii="Arial" w:hAnsi="Arial"/>
+                <w:rFonts w:ascii="Verdana" w:hAnsi="Verdana"/>
                 <w:b w:val="0"/>
                 <w:sz w:val="16"/>
               </w:rPr>
@@ -3334,7 +3366,7 @@
             <w:r/>
             <w:r>
               <w:rPr>
-                <w:rFonts w:ascii="Arial" w:hAnsi="Arial"/>
+                <w:rFonts w:ascii="Verdana" w:hAnsi="Verdana"/>
                 <w:b w:val="0"/>
                 <w:sz w:val="16"/>
               </w:rPr>
@@ -3351,7 +3383,7 @@
             <w:r/>
             <w:r>
               <w:rPr>
-                <w:rFonts w:ascii="Arial" w:hAnsi="Arial"/>
+                <w:rFonts w:ascii="Verdana" w:hAnsi="Verdana"/>
                 <w:b w:val="0"/>
                 <w:sz w:val="16"/>
               </w:rPr>
@@ -3367,7 +3399,7 @@
             <w:r/>
             <w:r>
               <w:rPr>
-                <w:rFonts w:ascii="Arial" w:hAnsi="Arial"/>
+                <w:rFonts w:ascii="Verdana" w:hAnsi="Verdana"/>
                 <w:b w:val="0"/>
                 <w:sz w:val="16"/>
               </w:rPr>
@@ -3383,7 +3415,7 @@
             <w:r/>
             <w:r>
               <w:rPr>
-                <w:rFonts w:ascii="Arial" w:hAnsi="Arial"/>
+                <w:rFonts w:ascii="Verdana" w:hAnsi="Verdana"/>
                 <w:b w:val="0"/>
                 <w:sz w:val="16"/>
               </w:rPr>
@@ -3400,7 +3432,7 @@
             <w:r/>
             <w:r>
               <w:rPr>
-                <w:rFonts w:ascii="Arial" w:hAnsi="Arial"/>
+                <w:rFonts w:ascii="Verdana" w:hAnsi="Verdana"/>
                 <w:b w:val="0"/>
                 <w:sz w:val="16"/>
               </w:rPr>
@@ -3416,7 +3448,7 @@
             <w:r/>
             <w:r>
               <w:rPr>
-                <w:rFonts w:ascii="Arial" w:hAnsi="Arial"/>
+                <w:rFonts w:ascii="Verdana" w:hAnsi="Verdana"/>
                 <w:b w:val="0"/>
                 <w:sz w:val="16"/>
               </w:rPr>
@@ -3432,7 +3464,7 @@
             <w:r/>
             <w:r>
               <w:rPr>
-                <w:rFonts w:ascii="Arial" w:hAnsi="Arial"/>
+                <w:rFonts w:ascii="Verdana" w:hAnsi="Verdana"/>
                 <w:b w:val="0"/>
                 <w:sz w:val="16"/>
               </w:rPr>
@@ -3449,7 +3481,7 @@
             <w:r/>
             <w:r>
               <w:rPr>
-                <w:rFonts w:ascii="Arial" w:hAnsi="Arial"/>
+                <w:rFonts w:ascii="Verdana" w:hAnsi="Verdana"/>
                 <w:b w:val="0"/>
                 <w:sz w:val="16"/>
               </w:rPr>
@@ -3465,7 +3497,7 @@
             <w:r/>
             <w:r>
               <w:rPr>
-                <w:rFonts w:ascii="Arial" w:hAnsi="Arial"/>
+                <w:rFonts w:ascii="Verdana" w:hAnsi="Verdana"/>
                 <w:b w:val="0"/>
                 <w:sz w:val="16"/>
               </w:rPr>
@@ -3481,7 +3513,7 @@
             <w:r/>
             <w:r>
               <w:rPr>
-                <w:rFonts w:ascii="Arial" w:hAnsi="Arial"/>
+                <w:rFonts w:ascii="Verdana" w:hAnsi="Verdana"/>
                 <w:b w:val="0"/>
                 <w:sz w:val="16"/>
               </w:rPr>
@@ -3498,7 +3530,7 @@
             <w:r/>
             <w:r>
               <w:rPr>
-                <w:rFonts w:ascii="Arial" w:hAnsi="Arial"/>
+                <w:rFonts w:ascii="Verdana" w:hAnsi="Verdana"/>
                 <w:b w:val="0"/>
                 <w:sz w:val="16"/>
               </w:rPr>
@@ -3514,7 +3546,7 @@
             <w:r/>
             <w:r>
               <w:rPr>
-                <w:rFonts w:ascii="Arial" w:hAnsi="Arial"/>
+                <w:rFonts w:ascii="Verdana" w:hAnsi="Verdana"/>
                 <w:b w:val="0"/>
                 <w:sz w:val="16"/>
               </w:rPr>
@@ -3530,7 +3562,7 @@
             <w:r/>
             <w:r>
               <w:rPr>
-                <w:rFonts w:ascii="Arial" w:hAnsi="Arial"/>
+                <w:rFonts w:ascii="Verdana" w:hAnsi="Verdana"/>
                 <w:b w:val="0"/>
                 <w:sz w:val="16"/>
               </w:rPr>
@@ -3547,7 +3579,7 @@
             <w:r/>
             <w:r>
               <w:rPr>
-                <w:rFonts w:ascii="Arial" w:hAnsi="Arial"/>
+                <w:rFonts w:ascii="Verdana" w:hAnsi="Verdana"/>
                 <w:b w:val="0"/>
                 <w:sz w:val="16"/>
               </w:rPr>
@@ -3563,7 +3595,7 @@
             <w:r/>
             <w:r>
               <w:rPr>
-                <w:rFonts w:ascii="Arial" w:hAnsi="Arial"/>
+                <w:rFonts w:ascii="Verdana" w:hAnsi="Verdana"/>
                 <w:b w:val="0"/>
                 <w:sz w:val="16"/>
               </w:rPr>
@@ -3579,7 +3611,7 @@
             <w:r/>
             <w:r>
               <w:rPr>
-                <w:rFonts w:ascii="Arial" w:hAnsi="Arial"/>
+                <w:rFonts w:ascii="Verdana" w:hAnsi="Verdana"/>
                 <w:b w:val="0"/>
                 <w:sz w:val="16"/>
               </w:rPr>
@@ -3596,7 +3628,7 @@
             <w:r/>
             <w:r>
               <w:rPr>
-                <w:rFonts w:ascii="Arial" w:hAnsi="Arial"/>
+                <w:rFonts w:ascii="Verdana" w:hAnsi="Verdana"/>
                 <w:b w:val="0"/>
                 <w:sz w:val="16"/>
               </w:rPr>
@@ -3612,7 +3644,7 @@
             <w:r/>
             <w:r>
               <w:rPr>
-                <w:rFonts w:ascii="Arial" w:hAnsi="Arial"/>
+                <w:rFonts w:ascii="Verdana" w:hAnsi="Verdana"/>
                 <w:b w:val="0"/>
                 <w:sz w:val="16"/>
               </w:rPr>
@@ -3628,7 +3660,7 @@
             <w:r/>
             <w:r>
               <w:rPr>
-                <w:rFonts w:ascii="Arial" w:hAnsi="Arial"/>
+                <w:rFonts w:ascii="Verdana" w:hAnsi="Verdana"/>
                 <w:b w:val="0"/>
                 <w:sz w:val="16"/>
               </w:rPr>
@@ -3645,7 +3677,7 @@
             <w:r/>
             <w:r>
               <w:rPr>
-                <w:rFonts w:ascii="Arial" w:hAnsi="Arial"/>
+                <w:rFonts w:ascii="Verdana" w:hAnsi="Verdana"/>
                 <w:b w:val="0"/>
                 <w:sz w:val="16"/>
               </w:rPr>
@@ -3661,7 +3693,7 @@
             <w:r/>
             <w:r>
               <w:rPr>
-                <w:rFonts w:ascii="Arial" w:hAnsi="Arial"/>
+                <w:rFonts w:ascii="Verdana" w:hAnsi="Verdana"/>
                 <w:b w:val="0"/>
                 <w:sz w:val="16"/>
               </w:rPr>
@@ -3677,7 +3709,7 @@
             <w:r/>
             <w:r>
               <w:rPr>
-                <w:rFonts w:ascii="Arial" w:hAnsi="Arial"/>
+                <w:rFonts w:ascii="Verdana" w:hAnsi="Verdana"/>
                 <w:b w:val="0"/>
                 <w:sz w:val="16"/>
               </w:rPr>
@@ -3694,7 +3726,7 @@
             <w:r/>
             <w:r>
               <w:rPr>
-                <w:rFonts w:ascii="Arial" w:hAnsi="Arial"/>
+                <w:rFonts w:ascii="Verdana" w:hAnsi="Verdana"/>
                 <w:b w:val="0"/>
                 <w:sz w:val="16"/>
               </w:rPr>
@@ -3710,7 +3742,7 @@
             <w:r/>
             <w:r>
               <w:rPr>
-                <w:rFonts w:ascii="Arial" w:hAnsi="Arial"/>
+                <w:rFonts w:ascii="Verdana" w:hAnsi="Verdana"/>
                 <w:b w:val="0"/>
                 <w:sz w:val="16"/>
               </w:rPr>
@@ -3726,7 +3758,7 @@
             <w:r/>
             <w:r>
               <w:rPr>
-                <w:rFonts w:ascii="Arial" w:hAnsi="Arial"/>
+                <w:rFonts w:ascii="Verdana" w:hAnsi="Verdana"/>
                 <w:b w:val="0"/>
                 <w:sz w:val="16"/>
               </w:rPr>
@@ -3743,7 +3775,7 @@
             <w:r/>
             <w:r>
               <w:rPr>
-                <w:rFonts w:ascii="Arial" w:hAnsi="Arial"/>
+                <w:rFonts w:ascii="Verdana" w:hAnsi="Verdana"/>
                 <w:b w:val="0"/>
                 <w:sz w:val="16"/>
               </w:rPr>
@@ -3759,7 +3791,7 @@
             <w:r/>
             <w:r>
               <w:rPr>
-                <w:rFonts w:ascii="Arial" w:hAnsi="Arial"/>
+                <w:rFonts w:ascii="Verdana" w:hAnsi="Verdana"/>
                 <w:b w:val="0"/>
                 <w:sz w:val="16"/>
               </w:rPr>
@@ -3775,7 +3807,7 @@
             <w:r/>
             <w:r>
               <w:rPr>
-                <w:rFonts w:ascii="Arial" w:hAnsi="Arial"/>
+                <w:rFonts w:ascii="Verdana" w:hAnsi="Verdana"/>
                 <w:b w:val="0"/>
                 <w:sz w:val="16"/>
               </w:rPr>
@@ -3788,7 +3820,7 @@
     <w:p>
       <w:r>
         <w:rPr>
-          <w:rFonts w:ascii="Arial" w:hAnsi="Arial"/>
+          <w:rFonts w:ascii="Verdana" w:hAnsi="Verdana"/>
           <w:b/>
           <w:sz w:val="18"/>
         </w:rPr>
@@ -3801,6 +3833,20 @@
         <w:tblW w:type="auto" w:w="0"/>
         <w:jc w:val="center"/>
         <w:tblLook w:firstColumn="1" w:firstRow="1" w:lastColumn="0" w:lastRow="0" w:noHBand="0" w:noVBand="1" w:val="04A0"/>
+        <w:tblBorders>
+          <w:top w:val="single" w:sz="4" w:space="0" w:color="595959"/>
+          <w:left w:val="single" w:sz="4" w:space="0" w:color="595959"/>
+          <w:bottom w:val="single" w:sz="4" w:space="0" w:color="595959"/>
+          <w:right w:val="single" w:sz="4" w:space="0" w:color="595959"/>
+          <w:insideH w:val="single" w:sz="4" w:space="0" w:color="595959"/>
+          <w:insideV w:val="single" w:sz="4" w:space="0" w:color="595959"/>
+        </w:tblBorders>
+        <w:tblCellMar>
+          <w:top w:w="85" w:type="dxa"/>
+          <w:left w:w="85" w:type="dxa"/>
+          <w:bottom w:w="85" w:type="dxa"/>
+          <w:right w:w="85" w:type="dxa"/>
+        </w:tblCellMar>
       </w:tblPr>
       <w:tblGrid>
         <w:gridCol w:w="5046"/>
@@ -3810,61 +3856,52 @@
       <w:tr>
         <w:tc>
           <w:tcPr>
-            <w:tcW w:type="dxa" w:w="5046"/>
-            <w:shd w:val="clear" w:color="auto" w:fill="D9E2F3"/>
-          </w:tcPr>
-          <w:p>
-            <w:pPr>
-              <w:jc w:val="center"/>
-            </w:pPr>
-            <w:r/>
-            <w:r>
-              <w:rPr>
-                <w:rFonts w:ascii="Arial" w:hAnsi="Arial"/>
-                <w:b/>
-                <w:sz w:val="16"/>
-              </w:rPr>
-              <w:t>Code Figure</w:t>
-            </w:r>
-          </w:p>
-        </w:tc>
-        <w:tc>
-          <w:tcPr>
-            <w:tcW w:type="dxa" w:w="5046"/>
-            <w:shd w:val="clear" w:color="auto" w:fill="D9E2F3"/>
-          </w:tcPr>
-          <w:p>
-            <w:pPr>
-              <w:jc w:val="center"/>
-            </w:pPr>
-            <w:r/>
-            <w:r>
-              <w:rPr>
-                <w:rFonts w:ascii="Arial" w:hAnsi="Arial"/>
-                <w:b/>
-                <w:sz w:val="16"/>
-              </w:rPr>
-              <w:t>Entry Name</w:t>
-            </w:r>
-          </w:p>
-        </w:tc>
-        <w:tc>
-          <w:tcPr>
-            <w:tcW w:type="dxa" w:w="5046"/>
-            <w:shd w:val="clear" w:color="auto" w:fill="D9E2F3"/>
-          </w:tcPr>
-          <w:p>
-            <w:pPr>
-              <w:jc w:val="center"/>
-            </w:pPr>
-            <w:r/>
-            <w:r>
-              <w:rPr>
-                <w:rFonts w:ascii="Arial" w:hAnsi="Arial"/>
-                <w:b/>
-                <w:sz w:val="16"/>
-              </w:rPr>
-              <w:t>Note</w:t>
+            <w:tcW w:type="dxa" w:w="1134"/>
+            <w:shd w:val="clear" w:color="auto" w:fill="D9D9D9"/>
+          </w:tcPr>
+          <w:p>
+            <w:r/>
+            <w:r>
+              <w:rPr>
+                <w:rFonts w:ascii="Verdana" w:hAnsi="Verdana"/>
+                <w:b w:val="0"/>
+                <w:sz w:val="16"/>
+              </w:rPr>
+              <w:t>CIFRA DE CLAVE</w:t>
+            </w:r>
+          </w:p>
+        </w:tc>
+        <w:tc>
+          <w:tcPr>
+            <w:tcW w:type="dxa" w:w="5046"/>
+            <w:shd w:val="clear" w:color="auto" w:fill="D9D9D9"/>
+          </w:tcPr>
+          <w:p>
+            <w:r/>
+            <w:r>
+              <w:rPr>
+                <w:rFonts w:ascii="Verdana" w:hAnsi="Verdana"/>
+                <w:b w:val="0"/>
+                <w:sz w:val="16"/>
+              </w:rPr>
+              <w:t>SIGNIFICADO</w:t>
+            </w:r>
+          </w:p>
+        </w:tc>
+        <w:tc>
+          <w:tcPr>
+            <w:tcW w:type="dxa" w:w="5046"/>
+            <w:shd w:val="clear" w:color="auto" w:fill="D9D9D9"/>
+          </w:tcPr>
+          <w:p>
+            <w:r/>
+            <w:r>
+              <w:rPr>
+                <w:rFonts w:ascii="Verdana" w:hAnsi="Verdana"/>
+                <w:b w:val="0"/>
+                <w:sz w:val="16"/>
+              </w:rPr>
+              <w:t>NOTA</w:t>
             </w:r>
           </w:p>
         </w:tc>
@@ -3878,7 +3915,7 @@
             <w:r/>
             <w:r>
               <w:rPr>
-                <w:rFonts w:ascii="Arial" w:hAnsi="Arial"/>
+                <w:rFonts w:ascii="Verdana" w:hAnsi="Verdana"/>
                 <w:b w:val="0"/>
                 <w:sz w:val="16"/>
               </w:rPr>
@@ -3894,7 +3931,7 @@
             <w:r/>
             <w:r>
               <w:rPr>
-                <w:rFonts w:ascii="Arial" w:hAnsi="Arial"/>
+                <w:rFonts w:ascii="Verdana" w:hAnsi="Verdana"/>
                 <w:b w:val="0"/>
                 <w:sz w:val="16"/>
               </w:rPr>
@@ -3910,7 +3947,7 @@
             <w:r/>
             <w:r>
               <w:rPr>
-                <w:rFonts w:ascii="Arial" w:hAnsi="Arial"/>
+                <w:rFonts w:ascii="Verdana" w:hAnsi="Verdana"/>
                 <w:b w:val="0"/>
                 <w:sz w:val="16"/>
               </w:rPr>
@@ -3927,7 +3964,7 @@
             <w:r/>
             <w:r>
               <w:rPr>
-                <w:rFonts w:ascii="Arial" w:hAnsi="Arial"/>
+                <w:rFonts w:ascii="Verdana" w:hAnsi="Verdana"/>
                 <w:b w:val="0"/>
                 <w:sz w:val="16"/>
               </w:rPr>
@@ -3943,7 +3980,7 @@
             <w:r/>
             <w:r>
               <w:rPr>
-                <w:rFonts w:ascii="Arial" w:hAnsi="Arial"/>
+                <w:rFonts w:ascii="Verdana" w:hAnsi="Verdana"/>
                 <w:b w:val="0"/>
                 <w:sz w:val="16"/>
               </w:rPr>
@@ -3959,7 +3996,7 @@
             <w:r/>
             <w:r>
               <w:rPr>
-                <w:rFonts w:ascii="Arial" w:hAnsi="Arial"/>
+                <w:rFonts w:ascii="Verdana" w:hAnsi="Verdana"/>
                 <w:b w:val="0"/>
                 <w:sz w:val="16"/>
               </w:rPr>
@@ -3976,7 +4013,7 @@
             <w:r/>
             <w:r>
               <w:rPr>
-                <w:rFonts w:ascii="Arial" w:hAnsi="Arial"/>
+                <w:rFonts w:ascii="Verdana" w:hAnsi="Verdana"/>
                 <w:b w:val="0"/>
                 <w:sz w:val="16"/>
               </w:rPr>
@@ -3992,7 +4029,7 @@
             <w:r/>
             <w:r>
               <w:rPr>
-                <w:rFonts w:ascii="Arial" w:hAnsi="Arial"/>
+                <w:rFonts w:ascii="Verdana" w:hAnsi="Verdana"/>
                 <w:b w:val="0"/>
                 <w:sz w:val="16"/>
               </w:rPr>
@@ -4008,7 +4045,7 @@
             <w:r/>
             <w:r>
               <w:rPr>
-                <w:rFonts w:ascii="Arial" w:hAnsi="Arial"/>
+                <w:rFonts w:ascii="Verdana" w:hAnsi="Verdana"/>
                 <w:b w:val="0"/>
                 <w:sz w:val="16"/>
               </w:rPr>
@@ -4025,7 +4062,7 @@
             <w:r/>
             <w:r>
               <w:rPr>
-                <w:rFonts w:ascii="Arial" w:hAnsi="Arial"/>
+                <w:rFonts w:ascii="Verdana" w:hAnsi="Verdana"/>
                 <w:b w:val="0"/>
                 <w:sz w:val="16"/>
               </w:rPr>
@@ -4041,7 +4078,7 @@
             <w:r/>
             <w:r>
               <w:rPr>
-                <w:rFonts w:ascii="Arial" w:hAnsi="Arial"/>
+                <w:rFonts w:ascii="Verdana" w:hAnsi="Verdana"/>
                 <w:b w:val="0"/>
                 <w:sz w:val="16"/>
               </w:rPr>
@@ -4057,7 +4094,7 @@
             <w:r/>
             <w:r>
               <w:rPr>
-                <w:rFonts w:ascii="Arial" w:hAnsi="Arial"/>
+                <w:rFonts w:ascii="Verdana" w:hAnsi="Verdana"/>
                 <w:b w:val="0"/>
                 <w:sz w:val="16"/>
               </w:rPr>
@@ -4074,7 +4111,7 @@
             <w:r/>
             <w:r>
               <w:rPr>
-                <w:rFonts w:ascii="Arial" w:hAnsi="Arial"/>
+                <w:rFonts w:ascii="Verdana" w:hAnsi="Verdana"/>
                 <w:b w:val="0"/>
                 <w:sz w:val="16"/>
               </w:rPr>
@@ -4090,7 +4127,7 @@
             <w:r/>
             <w:r>
               <w:rPr>
-                <w:rFonts w:ascii="Arial" w:hAnsi="Arial"/>
+                <w:rFonts w:ascii="Verdana" w:hAnsi="Verdana"/>
                 <w:b w:val="0"/>
                 <w:sz w:val="16"/>
               </w:rPr>
@@ -4106,7 +4143,7 @@
             <w:r/>
             <w:r>
               <w:rPr>
-                <w:rFonts w:ascii="Arial" w:hAnsi="Arial"/>
+                <w:rFonts w:ascii="Verdana" w:hAnsi="Verdana"/>
                 <w:b w:val="0"/>
                 <w:sz w:val="16"/>
               </w:rPr>
@@ -4123,7 +4160,7 @@
             <w:r/>
             <w:r>
               <w:rPr>
-                <w:rFonts w:ascii="Arial" w:hAnsi="Arial"/>
+                <w:rFonts w:ascii="Verdana" w:hAnsi="Verdana"/>
                 <w:b w:val="0"/>
                 <w:sz w:val="16"/>
               </w:rPr>
@@ -4139,7 +4176,7 @@
             <w:r/>
             <w:r>
               <w:rPr>
-                <w:rFonts w:ascii="Arial" w:hAnsi="Arial"/>
+                <w:rFonts w:ascii="Verdana" w:hAnsi="Verdana"/>
                 <w:b w:val="0"/>
                 <w:sz w:val="16"/>
               </w:rPr>
@@ -4155,7 +4192,7 @@
             <w:r/>
             <w:r>
               <w:rPr>
-                <w:rFonts w:ascii="Arial" w:hAnsi="Arial"/>
+                <w:rFonts w:ascii="Verdana" w:hAnsi="Verdana"/>
                 <w:b w:val="0"/>
                 <w:sz w:val="16"/>
               </w:rPr>
@@ -4172,7 +4209,7 @@
             <w:r/>
             <w:r>
               <w:rPr>
-                <w:rFonts w:ascii="Arial" w:hAnsi="Arial"/>
+                <w:rFonts w:ascii="Verdana" w:hAnsi="Verdana"/>
                 <w:b w:val="0"/>
                 <w:sz w:val="16"/>
               </w:rPr>
@@ -4188,7 +4225,7 @@
             <w:r/>
             <w:r>
               <w:rPr>
-                <w:rFonts w:ascii="Arial" w:hAnsi="Arial"/>
+                <w:rFonts w:ascii="Verdana" w:hAnsi="Verdana"/>
                 <w:b w:val="0"/>
                 <w:sz w:val="16"/>
               </w:rPr>
@@ -4204,7 +4241,7 @@
             <w:r/>
             <w:r>
               <w:rPr>
-                <w:rFonts w:ascii="Arial" w:hAnsi="Arial"/>
+                <w:rFonts w:ascii="Verdana" w:hAnsi="Verdana"/>
                 <w:b w:val="0"/>
                 <w:sz w:val="16"/>
               </w:rPr>
@@ -4221,7 +4258,7 @@
             <w:r/>
             <w:r>
               <w:rPr>
-                <w:rFonts w:ascii="Arial" w:hAnsi="Arial"/>
+                <w:rFonts w:ascii="Verdana" w:hAnsi="Verdana"/>
                 <w:b w:val="0"/>
                 <w:sz w:val="16"/>
               </w:rPr>
@@ -4237,7 +4274,7 @@
             <w:r/>
             <w:r>
               <w:rPr>
-                <w:rFonts w:ascii="Arial" w:hAnsi="Arial"/>
+                <w:rFonts w:ascii="Verdana" w:hAnsi="Verdana"/>
                 <w:b w:val="0"/>
                 <w:sz w:val="16"/>
               </w:rPr>
@@ -4253,7 +4290,7 @@
             <w:r/>
             <w:r>
               <w:rPr>
-                <w:rFonts w:ascii="Arial" w:hAnsi="Arial"/>
+                <w:rFonts w:ascii="Verdana" w:hAnsi="Verdana"/>
                 <w:b w:val="0"/>
                 <w:sz w:val="16"/>
               </w:rPr>
@@ -4270,7 +4307,7 @@
             <w:r/>
             <w:r>
               <w:rPr>
-                <w:rFonts w:ascii="Arial" w:hAnsi="Arial"/>
+                <w:rFonts w:ascii="Verdana" w:hAnsi="Verdana"/>
                 <w:b w:val="0"/>
                 <w:sz w:val="16"/>
               </w:rPr>
@@ -4286,7 +4323,7 @@
             <w:r/>
             <w:r>
               <w:rPr>
-                <w:rFonts w:ascii="Arial" w:hAnsi="Arial"/>
+                <w:rFonts w:ascii="Verdana" w:hAnsi="Verdana"/>
                 <w:b w:val="0"/>
                 <w:sz w:val="16"/>
               </w:rPr>
@@ -4302,7 +4339,7 @@
             <w:r/>
             <w:r>
               <w:rPr>
-                <w:rFonts w:ascii="Arial" w:hAnsi="Arial"/>
+                <w:rFonts w:ascii="Verdana" w:hAnsi="Verdana"/>
                 <w:b w:val="0"/>
                 <w:sz w:val="16"/>
               </w:rPr>
@@ -4319,7 +4356,7 @@
             <w:r/>
             <w:r>
               <w:rPr>
-                <w:rFonts w:ascii="Arial" w:hAnsi="Arial"/>
+                <w:rFonts w:ascii="Verdana" w:hAnsi="Verdana"/>
                 <w:b w:val="0"/>
                 <w:sz w:val="16"/>
               </w:rPr>
@@ -4335,7 +4372,7 @@
             <w:r/>
             <w:r>
               <w:rPr>
-                <w:rFonts w:ascii="Arial" w:hAnsi="Arial"/>
+                <w:rFonts w:ascii="Verdana" w:hAnsi="Verdana"/>
                 <w:b w:val="0"/>
                 <w:sz w:val="16"/>
               </w:rPr>
@@ -4351,7 +4388,7 @@
             <w:r/>
             <w:r>
               <w:rPr>
-                <w:rFonts w:ascii="Arial" w:hAnsi="Arial"/>
+                <w:rFonts w:ascii="Verdana" w:hAnsi="Verdana"/>
                 <w:b w:val="0"/>
                 <w:sz w:val="16"/>
               </w:rPr>
@@ -4368,7 +4405,7 @@
             <w:r/>
             <w:r>
               <w:rPr>
-                <w:rFonts w:ascii="Arial" w:hAnsi="Arial"/>
+                <w:rFonts w:ascii="Verdana" w:hAnsi="Verdana"/>
                 <w:b w:val="0"/>
                 <w:sz w:val="16"/>
               </w:rPr>
@@ -4384,7 +4421,7 @@
             <w:r/>
             <w:r>
               <w:rPr>
-                <w:rFonts w:ascii="Arial" w:hAnsi="Arial"/>
+                <w:rFonts w:ascii="Verdana" w:hAnsi="Verdana"/>
                 <w:b w:val="0"/>
                 <w:sz w:val="16"/>
               </w:rPr>
@@ -4400,7 +4437,7 @@
             <w:r/>
             <w:r>
               <w:rPr>
-                <w:rFonts w:ascii="Arial" w:hAnsi="Arial"/>
+                <w:rFonts w:ascii="Verdana" w:hAnsi="Verdana"/>
                 <w:b w:val="0"/>
                 <w:sz w:val="16"/>
               </w:rPr>
@@ -4417,7 +4454,7 @@
             <w:r/>
             <w:r>
               <w:rPr>
-                <w:rFonts w:ascii="Arial" w:hAnsi="Arial"/>
+                <w:rFonts w:ascii="Verdana" w:hAnsi="Verdana"/>
                 <w:b w:val="0"/>
                 <w:sz w:val="16"/>
               </w:rPr>
@@ -4433,7 +4470,7 @@
             <w:r/>
             <w:r>
               <w:rPr>
-                <w:rFonts w:ascii="Arial" w:hAnsi="Arial"/>
+                <w:rFonts w:ascii="Verdana" w:hAnsi="Verdana"/>
                 <w:b w:val="0"/>
                 <w:sz w:val="16"/>
               </w:rPr>
@@ -4449,7 +4486,7 @@
             <w:r/>
             <w:r>
               <w:rPr>
-                <w:rFonts w:ascii="Arial" w:hAnsi="Arial"/>
+                <w:rFonts w:ascii="Verdana" w:hAnsi="Verdana"/>
                 <w:b w:val="0"/>
                 <w:sz w:val="16"/>
               </w:rPr>
@@ -4466,7 +4503,7 @@
             <w:r/>
             <w:r>
               <w:rPr>
-                <w:rFonts w:ascii="Arial" w:hAnsi="Arial"/>
+                <w:rFonts w:ascii="Verdana" w:hAnsi="Verdana"/>
                 <w:b w:val="0"/>
                 <w:sz w:val="16"/>
               </w:rPr>
@@ -4482,7 +4519,7 @@
             <w:r/>
             <w:r>
               <w:rPr>
-                <w:rFonts w:ascii="Arial" w:hAnsi="Arial"/>
+                <w:rFonts w:ascii="Verdana" w:hAnsi="Verdana"/>
                 <w:b w:val="0"/>
                 <w:sz w:val="16"/>
               </w:rPr>
@@ -4498,7 +4535,7 @@
             <w:r/>
             <w:r>
               <w:rPr>
-                <w:rFonts w:ascii="Arial" w:hAnsi="Arial"/>
+                <w:rFonts w:ascii="Verdana" w:hAnsi="Verdana"/>
                 <w:b w:val="0"/>
                 <w:sz w:val="16"/>
               </w:rPr>
@@ -4511,7 +4548,7 @@
     <w:p>
       <w:r>
         <w:rPr>
-          <w:rFonts w:ascii="Arial" w:hAnsi="Arial"/>
+          <w:rFonts w:ascii="Verdana" w:hAnsi="Verdana"/>
           <w:b/>
           <w:sz w:val="18"/>
         </w:rPr>
@@ -4524,6 +4561,20 @@
         <w:tblW w:type="auto" w:w="0"/>
         <w:jc w:val="center"/>
         <w:tblLook w:firstColumn="1" w:firstRow="1" w:lastColumn="0" w:lastRow="0" w:noHBand="0" w:noVBand="1" w:val="04A0"/>
+        <w:tblBorders>
+          <w:top w:val="single" w:sz="4" w:space="0" w:color="595959"/>
+          <w:left w:val="single" w:sz="4" w:space="0" w:color="595959"/>
+          <w:bottom w:val="single" w:sz="4" w:space="0" w:color="595959"/>
+          <w:right w:val="single" w:sz="4" w:space="0" w:color="595959"/>
+          <w:insideH w:val="single" w:sz="4" w:space="0" w:color="595959"/>
+          <w:insideV w:val="single" w:sz="4" w:space="0" w:color="595959"/>
+        </w:tblBorders>
+        <w:tblCellMar>
+          <w:top w:w="85" w:type="dxa"/>
+          <w:left w:w="85" w:type="dxa"/>
+          <w:bottom w:w="85" w:type="dxa"/>
+          <w:right w:w="85" w:type="dxa"/>
+        </w:tblCellMar>
       </w:tblPr>
       <w:tblGrid>
         <w:gridCol w:w="5046"/>
@@ -4533,61 +4584,52 @@
       <w:tr>
         <w:tc>
           <w:tcPr>
-            <w:tcW w:type="dxa" w:w="5046"/>
-            <w:shd w:val="clear" w:color="auto" w:fill="D9E2F3"/>
-          </w:tcPr>
-          <w:p>
-            <w:pPr>
-              <w:jc w:val="center"/>
-            </w:pPr>
-            <w:r/>
-            <w:r>
-              <w:rPr>
-                <w:rFonts w:ascii="Arial" w:hAnsi="Arial"/>
-                <w:b/>
-                <w:sz w:val="16"/>
-              </w:rPr>
-              <w:t>Code Figure</w:t>
-            </w:r>
-          </w:p>
-        </w:tc>
-        <w:tc>
-          <w:tcPr>
-            <w:tcW w:type="dxa" w:w="5046"/>
-            <w:shd w:val="clear" w:color="auto" w:fill="D9E2F3"/>
-          </w:tcPr>
-          <w:p>
-            <w:pPr>
-              <w:jc w:val="center"/>
-            </w:pPr>
-            <w:r/>
-            <w:r>
-              <w:rPr>
-                <w:rFonts w:ascii="Arial" w:hAnsi="Arial"/>
-                <w:b/>
-                <w:sz w:val="16"/>
-              </w:rPr>
-              <w:t>Entry Name</w:t>
-            </w:r>
-          </w:p>
-        </w:tc>
-        <w:tc>
-          <w:tcPr>
-            <w:tcW w:type="dxa" w:w="5046"/>
-            <w:shd w:val="clear" w:color="auto" w:fill="D9E2F3"/>
-          </w:tcPr>
-          <w:p>
-            <w:pPr>
-              <w:jc w:val="center"/>
-            </w:pPr>
-            <w:r/>
-            <w:r>
-              <w:rPr>
-                <w:rFonts w:ascii="Arial" w:hAnsi="Arial"/>
-                <w:b/>
-                <w:sz w:val="16"/>
-              </w:rPr>
-              <w:t>Note</w:t>
+            <w:tcW w:type="dxa" w:w="1134"/>
+            <w:shd w:val="clear" w:color="auto" w:fill="D9D9D9"/>
+          </w:tcPr>
+          <w:p>
+            <w:r/>
+            <w:r>
+              <w:rPr>
+                <w:rFonts w:ascii="Verdana" w:hAnsi="Verdana"/>
+                <w:b w:val="0"/>
+                <w:sz w:val="16"/>
+              </w:rPr>
+              <w:t>CIFRA DE CLAVE</w:t>
+            </w:r>
+          </w:p>
+        </w:tc>
+        <w:tc>
+          <w:tcPr>
+            <w:tcW w:type="dxa" w:w="5046"/>
+            <w:shd w:val="clear" w:color="auto" w:fill="D9D9D9"/>
+          </w:tcPr>
+          <w:p>
+            <w:r/>
+            <w:r>
+              <w:rPr>
+                <w:rFonts w:ascii="Verdana" w:hAnsi="Verdana"/>
+                <w:b w:val="0"/>
+                <w:sz w:val="16"/>
+              </w:rPr>
+              <w:t>SIGNIFICADO</w:t>
+            </w:r>
+          </w:p>
+        </w:tc>
+        <w:tc>
+          <w:tcPr>
+            <w:tcW w:type="dxa" w:w="5046"/>
+            <w:shd w:val="clear" w:color="auto" w:fill="D9D9D9"/>
+          </w:tcPr>
+          <w:p>
+            <w:r/>
+            <w:r>
+              <w:rPr>
+                <w:rFonts w:ascii="Verdana" w:hAnsi="Verdana"/>
+                <w:b w:val="0"/>
+                <w:sz w:val="16"/>
+              </w:rPr>
+              <w:t>NOTA</w:t>
             </w:r>
           </w:p>
         </w:tc>
@@ -4601,7 +4643,7 @@
             <w:r/>
             <w:r>
               <w:rPr>
-                <w:rFonts w:ascii="Arial" w:hAnsi="Arial"/>
+                <w:rFonts w:ascii="Verdana" w:hAnsi="Verdana"/>
                 <w:b w:val="0"/>
                 <w:sz w:val="16"/>
               </w:rPr>
@@ -4617,7 +4659,7 @@
             <w:r/>
             <w:r>
               <w:rPr>
-                <w:rFonts w:ascii="Arial" w:hAnsi="Arial"/>
+                <w:rFonts w:ascii="Verdana" w:hAnsi="Verdana"/>
                 <w:b w:val="0"/>
                 <w:sz w:val="16"/>
               </w:rPr>
@@ -4633,7 +4675,7 @@
             <w:r/>
             <w:r>
               <w:rPr>
-                <w:rFonts w:ascii="Arial" w:hAnsi="Arial"/>
+                <w:rFonts w:ascii="Verdana" w:hAnsi="Verdana"/>
                 <w:b w:val="0"/>
                 <w:sz w:val="16"/>
               </w:rPr>
@@ -4650,7 +4692,7 @@
             <w:r/>
             <w:r>
               <w:rPr>
-                <w:rFonts w:ascii="Arial" w:hAnsi="Arial"/>
+                <w:rFonts w:ascii="Verdana" w:hAnsi="Verdana"/>
                 <w:b w:val="0"/>
                 <w:sz w:val="16"/>
               </w:rPr>
@@ -4666,7 +4708,7 @@
             <w:r/>
             <w:r>
               <w:rPr>
-                <w:rFonts w:ascii="Arial" w:hAnsi="Arial"/>
+                <w:rFonts w:ascii="Verdana" w:hAnsi="Verdana"/>
                 <w:b w:val="0"/>
                 <w:sz w:val="16"/>
               </w:rPr>
@@ -4682,7 +4724,7 @@
             <w:r/>
             <w:r>
               <w:rPr>
-                <w:rFonts w:ascii="Arial" w:hAnsi="Arial"/>
+                <w:rFonts w:ascii="Verdana" w:hAnsi="Verdana"/>
                 <w:b w:val="0"/>
                 <w:sz w:val="16"/>
               </w:rPr>
@@ -4699,7 +4741,7 @@
             <w:r/>
             <w:r>
               <w:rPr>
-                <w:rFonts w:ascii="Arial" w:hAnsi="Arial"/>
+                <w:rFonts w:ascii="Verdana" w:hAnsi="Verdana"/>
                 <w:b w:val="0"/>
                 <w:sz w:val="16"/>
               </w:rPr>
@@ -4715,7 +4757,7 @@
             <w:r/>
             <w:r>
               <w:rPr>
-                <w:rFonts w:ascii="Arial" w:hAnsi="Arial"/>
+                <w:rFonts w:ascii="Verdana" w:hAnsi="Verdana"/>
                 <w:b w:val="0"/>
                 <w:sz w:val="16"/>
               </w:rPr>
@@ -4731,7 +4773,7 @@
             <w:r/>
             <w:r>
               <w:rPr>
-                <w:rFonts w:ascii="Arial" w:hAnsi="Arial"/>
+                <w:rFonts w:ascii="Verdana" w:hAnsi="Verdana"/>
                 <w:b w:val="0"/>
                 <w:sz w:val="16"/>
               </w:rPr>
@@ -4748,7 +4790,7 @@
             <w:r/>
             <w:r>
               <w:rPr>
-                <w:rFonts w:ascii="Arial" w:hAnsi="Arial"/>
+                <w:rFonts w:ascii="Verdana" w:hAnsi="Verdana"/>
                 <w:b w:val="0"/>
                 <w:sz w:val="16"/>
               </w:rPr>
@@ -4764,7 +4806,7 @@
             <w:r/>
             <w:r>
               <w:rPr>
-                <w:rFonts w:ascii="Arial" w:hAnsi="Arial"/>
+                <w:rFonts w:ascii="Verdana" w:hAnsi="Verdana"/>
                 <w:b w:val="0"/>
                 <w:sz w:val="16"/>
               </w:rPr>
@@ -4780,7 +4822,7 @@
             <w:r/>
             <w:r>
               <w:rPr>
-                <w:rFonts w:ascii="Arial" w:hAnsi="Arial"/>
+                <w:rFonts w:ascii="Verdana" w:hAnsi="Verdana"/>
                 <w:b w:val="0"/>
                 <w:sz w:val="16"/>
               </w:rPr>
@@ -4797,7 +4839,7 @@
             <w:r/>
             <w:r>
               <w:rPr>
-                <w:rFonts w:ascii="Arial" w:hAnsi="Arial"/>
+                <w:rFonts w:ascii="Verdana" w:hAnsi="Verdana"/>
                 <w:b w:val="0"/>
                 <w:sz w:val="16"/>
               </w:rPr>
@@ -4813,7 +4855,7 @@
             <w:r/>
             <w:r>
               <w:rPr>
-                <w:rFonts w:ascii="Arial" w:hAnsi="Arial"/>
+                <w:rFonts w:ascii="Verdana" w:hAnsi="Verdana"/>
                 <w:b w:val="0"/>
                 <w:sz w:val="16"/>
               </w:rPr>
@@ -4829,7 +4871,7 @@
             <w:r/>
             <w:r>
               <w:rPr>
-                <w:rFonts w:ascii="Arial" w:hAnsi="Arial"/>
+                <w:rFonts w:ascii="Verdana" w:hAnsi="Verdana"/>
                 <w:b w:val="0"/>
                 <w:sz w:val="16"/>
               </w:rPr>
@@ -4846,7 +4888,7 @@
             <w:r/>
             <w:r>
               <w:rPr>
-                <w:rFonts w:ascii="Arial" w:hAnsi="Arial"/>
+                <w:rFonts w:ascii="Verdana" w:hAnsi="Verdana"/>
                 <w:b w:val="0"/>
                 <w:sz w:val="16"/>
               </w:rPr>
@@ -4862,7 +4904,7 @@
             <w:r/>
             <w:r>
               <w:rPr>
-                <w:rFonts w:ascii="Arial" w:hAnsi="Arial"/>
+                <w:rFonts w:ascii="Verdana" w:hAnsi="Verdana"/>
                 <w:b w:val="0"/>
                 <w:sz w:val="16"/>
               </w:rPr>
@@ -4878,7 +4920,7 @@
             <w:r/>
             <w:r>
               <w:rPr>
-                <w:rFonts w:ascii="Arial" w:hAnsi="Arial"/>
+                <w:rFonts w:ascii="Verdana" w:hAnsi="Verdana"/>
                 <w:b w:val="0"/>
                 <w:sz w:val="16"/>
               </w:rPr>
@@ -4895,7 +4937,7 @@
             <w:r/>
             <w:r>
               <w:rPr>
-                <w:rFonts w:ascii="Arial" w:hAnsi="Arial"/>
+                <w:rFonts w:ascii="Verdana" w:hAnsi="Verdana"/>
                 <w:b w:val="0"/>
                 <w:sz w:val="16"/>
               </w:rPr>
@@ -4911,7 +4953,7 @@
             <w:r/>
             <w:r>
               <w:rPr>
-                <w:rFonts w:ascii="Arial" w:hAnsi="Arial"/>
+                <w:rFonts w:ascii="Verdana" w:hAnsi="Verdana"/>
                 <w:b w:val="0"/>
                 <w:sz w:val="16"/>
               </w:rPr>
@@ -4927,7 +4969,7 @@
             <w:r/>
             <w:r>
               <w:rPr>
-                <w:rFonts w:ascii="Arial" w:hAnsi="Arial"/>
+                <w:rFonts w:ascii="Verdana" w:hAnsi="Verdana"/>
                 <w:b w:val="0"/>
                 <w:sz w:val="16"/>
               </w:rPr>
@@ -4944,7 +4986,7 @@
             <w:r/>
             <w:r>
               <w:rPr>
-                <w:rFonts w:ascii="Arial" w:hAnsi="Arial"/>
+                <w:rFonts w:ascii="Verdana" w:hAnsi="Verdana"/>
                 <w:b w:val="0"/>
                 <w:sz w:val="16"/>
               </w:rPr>
@@ -4960,7 +5002,7 @@
             <w:r/>
             <w:r>
               <w:rPr>
-                <w:rFonts w:ascii="Arial" w:hAnsi="Arial"/>
+                <w:rFonts w:ascii="Verdana" w:hAnsi="Verdana"/>
                 <w:b w:val="0"/>
                 <w:sz w:val="16"/>
               </w:rPr>
@@ -4976,7 +5018,7 @@
             <w:r/>
             <w:r>
               <w:rPr>
-                <w:rFonts w:ascii="Arial" w:hAnsi="Arial"/>
+                <w:rFonts w:ascii="Verdana" w:hAnsi="Verdana"/>
                 <w:b w:val="0"/>
                 <w:sz w:val="16"/>
               </w:rPr>
@@ -4993,7 +5035,7 @@
             <w:r/>
             <w:r>
               <w:rPr>
-                <w:rFonts w:ascii="Arial" w:hAnsi="Arial"/>
+                <w:rFonts w:ascii="Verdana" w:hAnsi="Verdana"/>
                 <w:b w:val="0"/>
                 <w:sz w:val="16"/>
               </w:rPr>
@@ -5009,7 +5051,7 @@
             <w:r/>
             <w:r>
               <w:rPr>
-                <w:rFonts w:ascii="Arial" w:hAnsi="Arial"/>
+                <w:rFonts w:ascii="Verdana" w:hAnsi="Verdana"/>
                 <w:b w:val="0"/>
                 <w:sz w:val="16"/>
               </w:rPr>
@@ -5025,7 +5067,7 @@
             <w:r/>
             <w:r>
               <w:rPr>
-                <w:rFonts w:ascii="Arial" w:hAnsi="Arial"/>
+                <w:rFonts w:ascii="Verdana" w:hAnsi="Verdana"/>
                 <w:b w:val="0"/>
                 <w:sz w:val="16"/>
               </w:rPr>
@@ -5042,7 +5084,7 @@
             <w:r/>
             <w:r>
               <w:rPr>
-                <w:rFonts w:ascii="Arial" w:hAnsi="Arial"/>
+                <w:rFonts w:ascii="Verdana" w:hAnsi="Verdana"/>
                 <w:b w:val="0"/>
                 <w:sz w:val="16"/>
               </w:rPr>
@@ -5058,7 +5100,7 @@
             <w:r/>
             <w:r>
               <w:rPr>
-                <w:rFonts w:ascii="Arial" w:hAnsi="Arial"/>
+                <w:rFonts w:ascii="Verdana" w:hAnsi="Verdana"/>
                 <w:b w:val="0"/>
                 <w:sz w:val="16"/>
               </w:rPr>
@@ -5074,7 +5116,7 @@
             <w:r/>
             <w:r>
               <w:rPr>
-                <w:rFonts w:ascii="Arial" w:hAnsi="Arial"/>
+                <w:rFonts w:ascii="Verdana" w:hAnsi="Verdana"/>
                 <w:b w:val="0"/>
                 <w:sz w:val="16"/>
               </w:rPr>
@@ -5091,7 +5133,7 @@
             <w:r/>
             <w:r>
               <w:rPr>
-                <w:rFonts w:ascii="Arial" w:hAnsi="Arial"/>
+                <w:rFonts w:ascii="Verdana" w:hAnsi="Verdana"/>
                 <w:b w:val="0"/>
                 <w:sz w:val="16"/>
               </w:rPr>
@@ -5107,7 +5149,7 @@
             <w:r/>
             <w:r>
               <w:rPr>
-                <w:rFonts w:ascii="Arial" w:hAnsi="Arial"/>
+                <w:rFonts w:ascii="Verdana" w:hAnsi="Verdana"/>
                 <w:b w:val="0"/>
                 <w:sz w:val="16"/>
               </w:rPr>
@@ -5123,7 +5165,7 @@
             <w:r/>
             <w:r>
               <w:rPr>
-                <w:rFonts w:ascii="Arial" w:hAnsi="Arial"/>
+                <w:rFonts w:ascii="Verdana" w:hAnsi="Verdana"/>
                 <w:b w:val="0"/>
                 <w:sz w:val="16"/>
               </w:rPr>
@@ -5140,7 +5182,7 @@
             <w:r/>
             <w:r>
               <w:rPr>
-                <w:rFonts w:ascii="Arial" w:hAnsi="Arial"/>
+                <w:rFonts w:ascii="Verdana" w:hAnsi="Verdana"/>
                 <w:b w:val="0"/>
                 <w:sz w:val="16"/>
               </w:rPr>
@@ -5156,7 +5198,7 @@
             <w:r/>
             <w:r>
               <w:rPr>
-                <w:rFonts w:ascii="Arial" w:hAnsi="Arial"/>
+                <w:rFonts w:ascii="Verdana" w:hAnsi="Verdana"/>
                 <w:b w:val="0"/>
                 <w:sz w:val="16"/>
               </w:rPr>
@@ -5172,7 +5214,7 @@
             <w:r/>
             <w:r>
               <w:rPr>
-                <w:rFonts w:ascii="Arial" w:hAnsi="Arial"/>
+                <w:rFonts w:ascii="Verdana" w:hAnsi="Verdana"/>
                 <w:b w:val="0"/>
                 <w:sz w:val="16"/>
               </w:rPr>
@@ -5185,7 +5227,7 @@
     <w:p>
       <w:r>
         <w:rPr>
-          <w:rFonts w:ascii="Arial" w:hAnsi="Arial"/>
+          <w:rFonts w:ascii="Verdana" w:hAnsi="Verdana"/>
           <w:b/>
           <w:sz w:val="18"/>
         </w:rPr>
@@ -5198,6 +5240,20 @@
         <w:tblW w:type="auto" w:w="0"/>
         <w:jc w:val="center"/>
         <w:tblLook w:firstColumn="1" w:firstRow="1" w:lastColumn="0" w:lastRow="0" w:noHBand="0" w:noVBand="1" w:val="04A0"/>
+        <w:tblBorders>
+          <w:top w:val="single" w:sz="4" w:space="0" w:color="595959"/>
+          <w:left w:val="single" w:sz="4" w:space="0" w:color="595959"/>
+          <w:bottom w:val="single" w:sz="4" w:space="0" w:color="595959"/>
+          <w:right w:val="single" w:sz="4" w:space="0" w:color="595959"/>
+          <w:insideH w:val="single" w:sz="4" w:space="0" w:color="595959"/>
+          <w:insideV w:val="single" w:sz="4" w:space="0" w:color="595959"/>
+        </w:tblBorders>
+        <w:tblCellMar>
+          <w:top w:w="85" w:type="dxa"/>
+          <w:left w:w="85" w:type="dxa"/>
+          <w:bottom w:w="85" w:type="dxa"/>
+          <w:right w:w="85" w:type="dxa"/>
+        </w:tblCellMar>
       </w:tblPr>
       <w:tblGrid>
         <w:gridCol w:w="5046"/>
@@ -5207,61 +5263,52 @@
       <w:tr>
         <w:tc>
           <w:tcPr>
-            <w:tcW w:type="dxa" w:w="5046"/>
-            <w:shd w:val="clear" w:color="auto" w:fill="D9E2F3"/>
-          </w:tcPr>
-          <w:p>
-            <w:pPr>
-              <w:jc w:val="center"/>
-            </w:pPr>
-            <w:r/>
-            <w:r>
-              <w:rPr>
-                <w:rFonts w:ascii="Arial" w:hAnsi="Arial"/>
-                <w:b/>
-                <w:sz w:val="16"/>
-              </w:rPr>
-              <w:t>Code Figure</w:t>
-            </w:r>
-          </w:p>
-        </w:tc>
-        <w:tc>
-          <w:tcPr>
-            <w:tcW w:type="dxa" w:w="5046"/>
-            <w:shd w:val="clear" w:color="auto" w:fill="D9E2F3"/>
-          </w:tcPr>
-          <w:p>
-            <w:pPr>
-              <w:jc w:val="center"/>
-            </w:pPr>
-            <w:r/>
-            <w:r>
-              <w:rPr>
-                <w:rFonts w:ascii="Arial" w:hAnsi="Arial"/>
-                <w:b/>
-                <w:sz w:val="16"/>
-              </w:rPr>
-              <w:t>Entry Name</w:t>
-            </w:r>
-          </w:p>
-        </w:tc>
-        <w:tc>
-          <w:tcPr>
-            <w:tcW w:type="dxa" w:w="5046"/>
-            <w:shd w:val="clear" w:color="auto" w:fill="D9E2F3"/>
-          </w:tcPr>
-          <w:p>
-            <w:pPr>
-              <w:jc w:val="center"/>
-            </w:pPr>
-            <w:r/>
-            <w:r>
-              <w:rPr>
-                <w:rFonts w:ascii="Arial" w:hAnsi="Arial"/>
-                <w:b/>
-                <w:sz w:val="16"/>
-              </w:rPr>
-              <w:t>Note</w:t>
+            <w:tcW w:type="dxa" w:w="1134"/>
+            <w:shd w:val="clear" w:color="auto" w:fill="D9D9D9"/>
+          </w:tcPr>
+          <w:p>
+            <w:r/>
+            <w:r>
+              <w:rPr>
+                <w:rFonts w:ascii="Verdana" w:hAnsi="Verdana"/>
+                <w:b w:val="0"/>
+                <w:sz w:val="16"/>
+              </w:rPr>
+              <w:t>CIFRA DE CLAVE</w:t>
+            </w:r>
+          </w:p>
+        </w:tc>
+        <w:tc>
+          <w:tcPr>
+            <w:tcW w:type="dxa" w:w="5046"/>
+            <w:shd w:val="clear" w:color="auto" w:fill="D9D9D9"/>
+          </w:tcPr>
+          <w:p>
+            <w:r/>
+            <w:r>
+              <w:rPr>
+                <w:rFonts w:ascii="Verdana" w:hAnsi="Verdana"/>
+                <w:b w:val="0"/>
+                <w:sz w:val="16"/>
+              </w:rPr>
+              <w:t>SIGNIFICADO</w:t>
+            </w:r>
+          </w:p>
+        </w:tc>
+        <w:tc>
+          <w:tcPr>
+            <w:tcW w:type="dxa" w:w="5046"/>
+            <w:shd w:val="clear" w:color="auto" w:fill="D9D9D9"/>
+          </w:tcPr>
+          <w:p>
+            <w:r/>
+            <w:r>
+              <w:rPr>
+                <w:rFonts w:ascii="Verdana" w:hAnsi="Verdana"/>
+                <w:b w:val="0"/>
+                <w:sz w:val="16"/>
+              </w:rPr>
+              <w:t>NOTA</w:t>
             </w:r>
           </w:p>
         </w:tc>
@@ -5275,7 +5322,7 @@
             <w:r/>
             <w:r>
               <w:rPr>
-                <w:rFonts w:ascii="Arial" w:hAnsi="Arial"/>
+                <w:rFonts w:ascii="Verdana" w:hAnsi="Verdana"/>
                 <w:b w:val="0"/>
                 <w:sz w:val="16"/>
               </w:rPr>
@@ -5291,7 +5338,7 @@
             <w:r/>
             <w:r>
               <w:rPr>
-                <w:rFonts w:ascii="Arial" w:hAnsi="Arial"/>
+                <w:rFonts w:ascii="Verdana" w:hAnsi="Verdana"/>
                 <w:b w:val="0"/>
                 <w:sz w:val="16"/>
               </w:rPr>
@@ -5307,7 +5354,7 @@
             <w:r/>
             <w:r>
               <w:rPr>
-                <w:rFonts w:ascii="Arial" w:hAnsi="Arial"/>
+                <w:rFonts w:ascii="Verdana" w:hAnsi="Verdana"/>
                 <w:b w:val="0"/>
                 <w:sz w:val="16"/>
               </w:rPr>
@@ -5324,7 +5371,7 @@
             <w:r/>
             <w:r>
               <w:rPr>
-                <w:rFonts w:ascii="Arial" w:hAnsi="Arial"/>
+                <w:rFonts w:ascii="Verdana" w:hAnsi="Verdana"/>
                 <w:b w:val="0"/>
                 <w:sz w:val="16"/>
               </w:rPr>
@@ -5340,7 +5387,7 @@
             <w:r/>
             <w:r>
               <w:rPr>
-                <w:rFonts w:ascii="Arial" w:hAnsi="Arial"/>
+                <w:rFonts w:ascii="Verdana" w:hAnsi="Verdana"/>
                 <w:b w:val="0"/>
                 <w:sz w:val="16"/>
               </w:rPr>
@@ -5356,7 +5403,7 @@
             <w:r/>
             <w:r>
               <w:rPr>
-                <w:rFonts w:ascii="Arial" w:hAnsi="Arial"/>
+                <w:rFonts w:ascii="Verdana" w:hAnsi="Verdana"/>
                 <w:b w:val="0"/>
                 <w:sz w:val="16"/>
               </w:rPr>
@@ -5373,7 +5420,7 @@
             <w:r/>
             <w:r>
               <w:rPr>
-                <w:rFonts w:ascii="Arial" w:hAnsi="Arial"/>
+                <w:rFonts w:ascii="Verdana" w:hAnsi="Verdana"/>
                 <w:b w:val="0"/>
                 <w:sz w:val="16"/>
               </w:rPr>
@@ -5389,7 +5436,7 @@
             <w:r/>
             <w:r>
               <w:rPr>
-                <w:rFonts w:ascii="Arial" w:hAnsi="Arial"/>
+                <w:rFonts w:ascii="Verdana" w:hAnsi="Verdana"/>
                 <w:b w:val="0"/>
                 <w:sz w:val="16"/>
               </w:rPr>
@@ -5405,7 +5452,7 @@
             <w:r/>
             <w:r>
               <w:rPr>
-                <w:rFonts w:ascii="Arial" w:hAnsi="Arial"/>
+                <w:rFonts w:ascii="Verdana" w:hAnsi="Verdana"/>
                 <w:b w:val="0"/>
                 <w:sz w:val="16"/>
               </w:rPr>
@@ -5422,7 +5469,7 @@
             <w:r/>
             <w:r>
               <w:rPr>
-                <w:rFonts w:ascii="Arial" w:hAnsi="Arial"/>
+                <w:rFonts w:ascii="Verdana" w:hAnsi="Verdana"/>
                 <w:b w:val="0"/>
                 <w:sz w:val="16"/>
               </w:rPr>
@@ -5438,7 +5485,7 @@
             <w:r/>
             <w:r>
               <w:rPr>
-                <w:rFonts w:ascii="Arial" w:hAnsi="Arial"/>
+                <w:rFonts w:ascii="Verdana" w:hAnsi="Verdana"/>
                 <w:b w:val="0"/>
                 <w:sz w:val="16"/>
               </w:rPr>
@@ -5454,7 +5501,7 @@
             <w:r/>
             <w:r>
               <w:rPr>
-                <w:rFonts w:ascii="Arial" w:hAnsi="Arial"/>
+                <w:rFonts w:ascii="Verdana" w:hAnsi="Verdana"/>
                 <w:b w:val="0"/>
                 <w:sz w:val="16"/>
               </w:rPr>
@@ -5471,7 +5518,7 @@
             <w:r/>
             <w:r>
               <w:rPr>
-                <w:rFonts w:ascii="Arial" w:hAnsi="Arial"/>
+                <w:rFonts w:ascii="Verdana" w:hAnsi="Verdana"/>
                 <w:b w:val="0"/>
                 <w:sz w:val="16"/>
               </w:rPr>
@@ -5487,7 +5534,7 @@
             <w:r/>
             <w:r>
               <w:rPr>
-                <w:rFonts w:ascii="Arial" w:hAnsi="Arial"/>
+                <w:rFonts w:ascii="Verdana" w:hAnsi="Verdana"/>
                 <w:b w:val="0"/>
                 <w:sz w:val="16"/>
               </w:rPr>
@@ -5503,7 +5550,7 @@
             <w:r/>
             <w:r>
               <w:rPr>
-                <w:rFonts w:ascii="Arial" w:hAnsi="Arial"/>
+                <w:rFonts w:ascii="Verdana" w:hAnsi="Verdana"/>
                 <w:b w:val="0"/>
                 <w:sz w:val="16"/>
               </w:rPr>
@@ -5520,7 +5567,7 @@
             <w:r/>
             <w:r>
               <w:rPr>
-                <w:rFonts w:ascii="Arial" w:hAnsi="Arial"/>
+                <w:rFonts w:ascii="Verdana" w:hAnsi="Verdana"/>
                 <w:b w:val="0"/>
                 <w:sz w:val="16"/>
               </w:rPr>
@@ -5536,7 +5583,7 @@
             <w:r/>
             <w:r>
               <w:rPr>
-                <w:rFonts w:ascii="Arial" w:hAnsi="Arial"/>
+                <w:rFonts w:ascii="Verdana" w:hAnsi="Verdana"/>
                 <w:b w:val="0"/>
                 <w:sz w:val="16"/>
               </w:rPr>
@@ -5552,7 +5599,7 @@
             <w:r/>
             <w:r>
               <w:rPr>
-                <w:rFonts w:ascii="Arial" w:hAnsi="Arial"/>
+                <w:rFonts w:ascii="Verdana" w:hAnsi="Verdana"/>
                 <w:b w:val="0"/>
                 <w:sz w:val="16"/>
               </w:rPr>
@@ -5569,7 +5616,7 @@
             <w:r/>
             <w:r>
               <w:rPr>
-                <w:rFonts w:ascii="Arial" w:hAnsi="Arial"/>
+                <w:rFonts w:ascii="Verdana" w:hAnsi="Verdana"/>
                 <w:b w:val="0"/>
                 <w:sz w:val="16"/>
               </w:rPr>
@@ -5585,7 +5632,7 @@
             <w:r/>
             <w:r>
               <w:rPr>
-                <w:rFonts w:ascii="Arial" w:hAnsi="Arial"/>
+                <w:rFonts w:ascii="Verdana" w:hAnsi="Verdana"/>
                 <w:b w:val="0"/>
                 <w:sz w:val="16"/>
               </w:rPr>
@@ -5601,7 +5648,7 @@
             <w:r/>
             <w:r>
               <w:rPr>
-                <w:rFonts w:ascii="Arial" w:hAnsi="Arial"/>
+                <w:rFonts w:ascii="Verdana" w:hAnsi="Verdana"/>
                 <w:b w:val="0"/>
                 <w:sz w:val="16"/>
               </w:rPr>
@@ -5618,7 +5665,7 @@
             <w:r/>
             <w:r>
               <w:rPr>
-                <w:rFonts w:ascii="Arial" w:hAnsi="Arial"/>
+                <w:rFonts w:ascii="Verdana" w:hAnsi="Verdana"/>
                 <w:b w:val="0"/>
                 <w:sz w:val="16"/>
               </w:rPr>
@@ -5634,7 +5681,7 @@
             <w:r/>
             <w:r>
               <w:rPr>
-                <w:rFonts w:ascii="Arial" w:hAnsi="Arial"/>
+                <w:rFonts w:ascii="Verdana" w:hAnsi="Verdana"/>
                 <w:b w:val="0"/>
                 <w:sz w:val="16"/>
               </w:rPr>
@@ -5650,7 +5697,7 @@
             <w:r/>
             <w:r>
               <w:rPr>
-                <w:rFonts w:ascii="Arial" w:hAnsi="Arial"/>
+                <w:rFonts w:ascii="Verdana" w:hAnsi="Verdana"/>
                 <w:b w:val="0"/>
                 <w:sz w:val="16"/>
               </w:rPr>
@@ -5667,7 +5714,7 @@
             <w:r/>
             <w:r>
               <w:rPr>
-                <w:rFonts w:ascii="Arial" w:hAnsi="Arial"/>
+                <w:rFonts w:ascii="Verdana" w:hAnsi="Verdana"/>
                 <w:b w:val="0"/>
                 <w:sz w:val="16"/>
               </w:rPr>
@@ -5683,7 +5730,7 @@
             <w:r/>
             <w:r>
               <w:rPr>
-                <w:rFonts w:ascii="Arial" w:hAnsi="Arial"/>
+                <w:rFonts w:ascii="Verdana" w:hAnsi="Verdana"/>
                 <w:b w:val="0"/>
                 <w:sz w:val="16"/>
               </w:rPr>
@@ -5699,7 +5746,7 @@
             <w:r/>
             <w:r>
               <w:rPr>
-                <w:rFonts w:ascii="Arial" w:hAnsi="Arial"/>
+                <w:rFonts w:ascii="Verdana" w:hAnsi="Verdana"/>
                 <w:b w:val="0"/>
                 <w:sz w:val="16"/>
               </w:rPr>
@@ -5716,7 +5763,7 @@
             <w:r/>
             <w:r>
               <w:rPr>
-                <w:rFonts w:ascii="Arial" w:hAnsi="Arial"/>
+                <w:rFonts w:ascii="Verdana" w:hAnsi="Verdana"/>
                 <w:b w:val="0"/>
                 <w:sz w:val="16"/>
               </w:rPr>
@@ -5732,7 +5779,7 @@
             <w:r/>
             <w:r>
               <w:rPr>
-                <w:rFonts w:ascii="Arial" w:hAnsi="Arial"/>
+                <w:rFonts w:ascii="Verdana" w:hAnsi="Verdana"/>
                 <w:b w:val="0"/>
                 <w:sz w:val="16"/>
               </w:rPr>
@@ -5748,7 +5795,7 @@
             <w:r/>
             <w:r>
               <w:rPr>
-                <w:rFonts w:ascii="Arial" w:hAnsi="Arial"/>
+                <w:rFonts w:ascii="Verdana" w:hAnsi="Verdana"/>
                 <w:b w:val="0"/>
                 <w:sz w:val="16"/>
               </w:rPr>
@@ -5765,7 +5812,7 @@
             <w:r/>
             <w:r>
               <w:rPr>
-                <w:rFonts w:ascii="Arial" w:hAnsi="Arial"/>
+                <w:rFonts w:ascii="Verdana" w:hAnsi="Verdana"/>
                 <w:b w:val="0"/>
                 <w:sz w:val="16"/>
               </w:rPr>
@@ -5781,7 +5828,7 @@
             <w:r/>
             <w:r>
               <w:rPr>
-                <w:rFonts w:ascii="Arial" w:hAnsi="Arial"/>
+                <w:rFonts w:ascii="Verdana" w:hAnsi="Verdana"/>
                 <w:b w:val="0"/>
                 <w:sz w:val="16"/>
               </w:rPr>
@@ -5797,7 +5844,7 @@
             <w:r/>
             <w:r>
               <w:rPr>
-                <w:rFonts w:ascii="Arial" w:hAnsi="Arial"/>
+                <w:rFonts w:ascii="Verdana" w:hAnsi="Verdana"/>
                 <w:b w:val="0"/>
                 <w:sz w:val="16"/>
               </w:rPr>
@@ -5814,7 +5861,7 @@
             <w:r/>
             <w:r>
               <w:rPr>
-                <w:rFonts w:ascii="Arial" w:hAnsi="Arial"/>
+                <w:rFonts w:ascii="Verdana" w:hAnsi="Verdana"/>
                 <w:b w:val="0"/>
                 <w:sz w:val="16"/>
               </w:rPr>
@@ -5830,7 +5877,7 @@
             <w:r/>
             <w:r>
               <w:rPr>
-                <w:rFonts w:ascii="Arial" w:hAnsi="Arial"/>
+                <w:rFonts w:ascii="Verdana" w:hAnsi="Verdana"/>
                 <w:b w:val="0"/>
                 <w:sz w:val="16"/>
               </w:rPr>
@@ -5846,7 +5893,7 @@
             <w:r/>
             <w:r>
               <w:rPr>
-                <w:rFonts w:ascii="Arial" w:hAnsi="Arial"/>
+                <w:rFonts w:ascii="Verdana" w:hAnsi="Verdana"/>
                 <w:b w:val="0"/>
                 <w:sz w:val="16"/>
               </w:rPr>
@@ -5859,7 +5906,7 @@
     <w:p>
       <w:r>
         <w:rPr>
-          <w:rFonts w:ascii="Arial" w:hAnsi="Arial"/>
+          <w:rFonts w:ascii="Verdana" w:hAnsi="Verdana"/>
           <w:b/>
           <w:sz w:val="18"/>
         </w:rPr>
@@ -5872,6 +5919,20 @@
         <w:tblW w:type="auto" w:w="0"/>
         <w:jc w:val="center"/>
         <w:tblLook w:firstColumn="1" w:firstRow="1" w:lastColumn="0" w:lastRow="0" w:noHBand="0" w:noVBand="1" w:val="04A0"/>
+        <w:tblBorders>
+          <w:top w:val="single" w:sz="4" w:space="0" w:color="595959"/>
+          <w:left w:val="single" w:sz="4" w:space="0" w:color="595959"/>
+          <w:bottom w:val="single" w:sz="4" w:space="0" w:color="595959"/>
+          <w:right w:val="single" w:sz="4" w:space="0" w:color="595959"/>
+          <w:insideH w:val="single" w:sz="4" w:space="0" w:color="595959"/>
+          <w:insideV w:val="single" w:sz="4" w:space="0" w:color="595959"/>
+        </w:tblBorders>
+        <w:tblCellMar>
+          <w:top w:w="85" w:type="dxa"/>
+          <w:left w:w="85" w:type="dxa"/>
+          <w:bottom w:w="85" w:type="dxa"/>
+          <w:right w:w="85" w:type="dxa"/>
+        </w:tblCellMar>
       </w:tblPr>
       <w:tblGrid>
         <w:gridCol w:w="5046"/>
@@ -5881,61 +5942,52 @@
       <w:tr>
         <w:tc>
           <w:tcPr>
-            <w:tcW w:type="dxa" w:w="5046"/>
-            <w:shd w:val="clear" w:color="auto" w:fill="D9E2F3"/>
-          </w:tcPr>
-          <w:p>
-            <w:pPr>
-              <w:jc w:val="center"/>
-            </w:pPr>
-            <w:r/>
-            <w:r>
-              <w:rPr>
-                <w:rFonts w:ascii="Arial" w:hAnsi="Arial"/>
-                <w:b/>
-                <w:sz w:val="16"/>
-              </w:rPr>
-              <w:t>Code Figure</w:t>
-            </w:r>
-          </w:p>
-        </w:tc>
-        <w:tc>
-          <w:tcPr>
-            <w:tcW w:type="dxa" w:w="5046"/>
-            <w:shd w:val="clear" w:color="auto" w:fill="D9E2F3"/>
-          </w:tcPr>
-          <w:p>
-            <w:pPr>
-              <w:jc w:val="center"/>
-            </w:pPr>
-            <w:r/>
-            <w:r>
-              <w:rPr>
-                <w:rFonts w:ascii="Arial" w:hAnsi="Arial"/>
-                <w:b/>
-                <w:sz w:val="16"/>
-              </w:rPr>
-              <w:t>Entry Name</w:t>
-            </w:r>
-          </w:p>
-        </w:tc>
-        <w:tc>
-          <w:tcPr>
-            <w:tcW w:type="dxa" w:w="5046"/>
-            <w:shd w:val="clear" w:color="auto" w:fill="D9E2F3"/>
-          </w:tcPr>
-          <w:p>
-            <w:pPr>
-              <w:jc w:val="center"/>
-            </w:pPr>
-            <w:r/>
-            <w:r>
-              <w:rPr>
-                <w:rFonts w:ascii="Arial" w:hAnsi="Arial"/>
-                <w:b/>
-                <w:sz w:val="16"/>
-              </w:rPr>
-              <w:t>Note</w:t>
+            <w:tcW w:type="dxa" w:w="1134"/>
+            <w:shd w:val="clear" w:color="auto" w:fill="D9D9D9"/>
+          </w:tcPr>
+          <w:p>
+            <w:r/>
+            <w:r>
+              <w:rPr>
+                <w:rFonts w:ascii="Verdana" w:hAnsi="Verdana"/>
+                <w:b w:val="0"/>
+                <w:sz w:val="16"/>
+              </w:rPr>
+              <w:t>CIFRA DE CLAVE</w:t>
+            </w:r>
+          </w:p>
+        </w:tc>
+        <w:tc>
+          <w:tcPr>
+            <w:tcW w:type="dxa" w:w="5046"/>
+            <w:shd w:val="clear" w:color="auto" w:fill="D9D9D9"/>
+          </w:tcPr>
+          <w:p>
+            <w:r/>
+            <w:r>
+              <w:rPr>
+                <w:rFonts w:ascii="Verdana" w:hAnsi="Verdana"/>
+                <w:b w:val="0"/>
+                <w:sz w:val="16"/>
+              </w:rPr>
+              <w:t>SIGNIFICADO</w:t>
+            </w:r>
+          </w:p>
+        </w:tc>
+        <w:tc>
+          <w:tcPr>
+            <w:tcW w:type="dxa" w:w="5046"/>
+            <w:shd w:val="clear" w:color="auto" w:fill="D9D9D9"/>
+          </w:tcPr>
+          <w:p>
+            <w:r/>
+            <w:r>
+              <w:rPr>
+                <w:rFonts w:ascii="Verdana" w:hAnsi="Verdana"/>
+                <w:b w:val="0"/>
+                <w:sz w:val="16"/>
+              </w:rPr>
+              <w:t>NOTA</w:t>
             </w:r>
           </w:p>
         </w:tc>
@@ -5949,7 +6001,7 @@
             <w:r/>
             <w:r>
               <w:rPr>
-                <w:rFonts w:ascii="Arial" w:hAnsi="Arial"/>
+                <w:rFonts w:ascii="Verdana" w:hAnsi="Verdana"/>
                 <w:b w:val="0"/>
                 <w:sz w:val="16"/>
               </w:rPr>
@@ -5965,7 +6017,7 @@
             <w:r/>
             <w:r>
               <w:rPr>
-                <w:rFonts w:ascii="Arial" w:hAnsi="Arial"/>
+                <w:rFonts w:ascii="Verdana" w:hAnsi="Verdana"/>
                 <w:b w:val="0"/>
                 <w:sz w:val="16"/>
               </w:rPr>
@@ -5981,7 +6033,7 @@
             <w:r/>
             <w:r>
               <w:rPr>
-                <w:rFonts w:ascii="Arial" w:hAnsi="Arial"/>
+                <w:rFonts w:ascii="Verdana" w:hAnsi="Verdana"/>
                 <w:b w:val="0"/>
                 <w:sz w:val="16"/>
               </w:rPr>
@@ -5998,7 +6050,7 @@
             <w:r/>
             <w:r>
               <w:rPr>
-                <w:rFonts w:ascii="Arial" w:hAnsi="Arial"/>
+                <w:rFonts w:ascii="Verdana" w:hAnsi="Verdana"/>
                 <w:b w:val="0"/>
                 <w:sz w:val="16"/>
               </w:rPr>
@@ -6014,7 +6066,7 @@
             <w:r/>
             <w:r>
               <w:rPr>
-                <w:rFonts w:ascii="Arial" w:hAnsi="Arial"/>
+                <w:rFonts w:ascii="Verdana" w:hAnsi="Verdana"/>
                 <w:b w:val="0"/>
                 <w:sz w:val="16"/>
               </w:rPr>
@@ -6030,7 +6082,7 @@
             <w:r/>
             <w:r>
               <w:rPr>
-                <w:rFonts w:ascii="Arial" w:hAnsi="Arial"/>
+                <w:rFonts w:ascii="Verdana" w:hAnsi="Verdana"/>
                 <w:b w:val="0"/>
                 <w:sz w:val="16"/>
               </w:rPr>
@@ -6047,7 +6099,7 @@
             <w:r/>
             <w:r>
               <w:rPr>
-                <w:rFonts w:ascii="Arial" w:hAnsi="Arial"/>
+                <w:rFonts w:ascii="Verdana" w:hAnsi="Verdana"/>
                 <w:b w:val="0"/>
                 <w:sz w:val="16"/>
               </w:rPr>
@@ -6063,7 +6115,7 @@
             <w:r/>
             <w:r>
               <w:rPr>
-                <w:rFonts w:ascii="Arial" w:hAnsi="Arial"/>
+                <w:rFonts w:ascii="Verdana" w:hAnsi="Verdana"/>
                 <w:b w:val="0"/>
                 <w:sz w:val="16"/>
               </w:rPr>
@@ -6079,7 +6131,7 @@
             <w:r/>
             <w:r>
               <w:rPr>
-                <w:rFonts w:ascii="Arial" w:hAnsi="Arial"/>
+                <w:rFonts w:ascii="Verdana" w:hAnsi="Verdana"/>
                 <w:b w:val="0"/>
                 <w:sz w:val="16"/>
               </w:rPr>
@@ -6096,7 +6148,7 @@
             <w:r/>
             <w:r>
               <w:rPr>
-                <w:rFonts w:ascii="Arial" w:hAnsi="Arial"/>
+                <w:rFonts w:ascii="Verdana" w:hAnsi="Verdana"/>
                 <w:b w:val="0"/>
                 <w:sz w:val="16"/>
               </w:rPr>
@@ -6112,7 +6164,7 @@
             <w:r/>
             <w:r>
               <w:rPr>
-                <w:rFonts w:ascii="Arial" w:hAnsi="Arial"/>
+                <w:rFonts w:ascii="Verdana" w:hAnsi="Verdana"/>
                 <w:b w:val="0"/>
                 <w:sz w:val="16"/>
               </w:rPr>
@@ -6128,7 +6180,7 @@
             <w:r/>
             <w:r>
               <w:rPr>
-                <w:rFonts w:ascii="Arial" w:hAnsi="Arial"/>
+                <w:rFonts w:ascii="Verdana" w:hAnsi="Verdana"/>
                 <w:b w:val="0"/>
                 <w:sz w:val="16"/>
               </w:rPr>
@@ -6145,7 +6197,7 @@
             <w:r/>
             <w:r>
               <w:rPr>
-                <w:rFonts w:ascii="Arial" w:hAnsi="Arial"/>
+                <w:rFonts w:ascii="Verdana" w:hAnsi="Verdana"/>
                 <w:b w:val="0"/>
                 <w:sz w:val="16"/>
               </w:rPr>
@@ -6161,7 +6213,7 @@
             <w:r/>
             <w:r>
               <w:rPr>
-                <w:rFonts w:ascii="Arial" w:hAnsi="Arial"/>
+                <w:rFonts w:ascii="Verdana" w:hAnsi="Verdana"/>
                 <w:b w:val="0"/>
                 <w:sz w:val="16"/>
               </w:rPr>
@@ -6177,7 +6229,7 @@
             <w:r/>
             <w:r>
               <w:rPr>
-                <w:rFonts w:ascii="Arial" w:hAnsi="Arial"/>
+                <w:rFonts w:ascii="Verdana" w:hAnsi="Verdana"/>
                 <w:b w:val="0"/>
                 <w:sz w:val="16"/>
               </w:rPr>
@@ -6194,7 +6246,7 @@
             <w:r/>
             <w:r>
               <w:rPr>
-                <w:rFonts w:ascii="Arial" w:hAnsi="Arial"/>
+                <w:rFonts w:ascii="Verdana" w:hAnsi="Verdana"/>
                 <w:b w:val="0"/>
                 <w:sz w:val="16"/>
               </w:rPr>
@@ -6210,7 +6262,7 @@
             <w:r/>
             <w:r>
               <w:rPr>
-                <w:rFonts w:ascii="Arial" w:hAnsi="Arial"/>
+                <w:rFonts w:ascii="Verdana" w:hAnsi="Verdana"/>
                 <w:b w:val="0"/>
                 <w:sz w:val="16"/>
               </w:rPr>
@@ -6226,7 +6278,7 @@
             <w:r/>
             <w:r>
               <w:rPr>
-                <w:rFonts w:ascii="Arial" w:hAnsi="Arial"/>
+                <w:rFonts w:ascii="Verdana" w:hAnsi="Verdana"/>
                 <w:b w:val="0"/>
                 <w:sz w:val="16"/>
               </w:rPr>
@@ -6243,7 +6295,7 @@
             <w:r/>
             <w:r>
               <w:rPr>
-                <w:rFonts w:ascii="Arial" w:hAnsi="Arial"/>
+                <w:rFonts w:ascii="Verdana" w:hAnsi="Verdana"/>
                 <w:b w:val="0"/>
                 <w:sz w:val="16"/>
               </w:rPr>
@@ -6259,7 +6311,7 @@
             <w:r/>
             <w:r>
               <w:rPr>
-                <w:rFonts w:ascii="Arial" w:hAnsi="Arial"/>
+                <w:rFonts w:ascii="Verdana" w:hAnsi="Verdana"/>
                 <w:b w:val="0"/>
                 <w:sz w:val="16"/>
               </w:rPr>
@@ -6275,7 +6327,7 @@
             <w:r/>
             <w:r>
               <w:rPr>
-                <w:rFonts w:ascii="Arial" w:hAnsi="Arial"/>
+                <w:rFonts w:ascii="Verdana" w:hAnsi="Verdana"/>
                 <w:b w:val="0"/>
                 <w:sz w:val="16"/>
               </w:rPr>
@@ -6292,7 +6344,7 @@
             <w:r/>
             <w:r>
               <w:rPr>
-                <w:rFonts w:ascii="Arial" w:hAnsi="Arial"/>
+                <w:rFonts w:ascii="Verdana" w:hAnsi="Verdana"/>
                 <w:b w:val="0"/>
                 <w:sz w:val="16"/>
               </w:rPr>
@@ -6308,7 +6360,7 @@
             <w:r/>
             <w:r>
               <w:rPr>
-                <w:rFonts w:ascii="Arial" w:hAnsi="Arial"/>
+                <w:rFonts w:ascii="Verdana" w:hAnsi="Verdana"/>
                 <w:b w:val="0"/>
                 <w:sz w:val="16"/>
               </w:rPr>
@@ -6324,7 +6376,7 @@
             <w:r/>
             <w:r>
               <w:rPr>
-                <w:rFonts w:ascii="Arial" w:hAnsi="Arial"/>
+                <w:rFonts w:ascii="Verdana" w:hAnsi="Verdana"/>
                 <w:b w:val="0"/>
                 <w:sz w:val="16"/>
               </w:rPr>
@@ -6337,7 +6389,7 @@
     <w:p>
       <w:r>
         <w:rPr>
-          <w:rFonts w:ascii="Arial" w:hAnsi="Arial"/>
+          <w:rFonts w:ascii="Verdana" w:hAnsi="Verdana"/>
           <w:b/>
           <w:sz w:val="18"/>
         </w:rPr>
@@ -6350,6 +6402,20 @@
         <w:tblW w:type="auto" w:w="0"/>
         <w:jc w:val="center"/>
         <w:tblLook w:firstColumn="1" w:firstRow="1" w:lastColumn="0" w:lastRow="0" w:noHBand="0" w:noVBand="1" w:val="04A0"/>
+        <w:tblBorders>
+          <w:top w:val="single" w:sz="4" w:space="0" w:color="595959"/>
+          <w:left w:val="single" w:sz="4" w:space="0" w:color="595959"/>
+          <w:bottom w:val="single" w:sz="4" w:space="0" w:color="595959"/>
+          <w:right w:val="single" w:sz="4" w:space="0" w:color="595959"/>
+          <w:insideH w:val="single" w:sz="4" w:space="0" w:color="595959"/>
+          <w:insideV w:val="single" w:sz="4" w:space="0" w:color="595959"/>
+        </w:tblBorders>
+        <w:tblCellMar>
+          <w:top w:w="85" w:type="dxa"/>
+          <w:left w:w="85" w:type="dxa"/>
+          <w:bottom w:w="85" w:type="dxa"/>
+          <w:right w:w="85" w:type="dxa"/>
+        </w:tblCellMar>
       </w:tblPr>
       <w:tblGrid>
         <w:gridCol w:w="5046"/>
@@ -6359,61 +6425,52 @@
       <w:tr>
         <w:tc>
           <w:tcPr>
-            <w:tcW w:type="dxa" w:w="5046"/>
-            <w:shd w:val="clear" w:color="auto" w:fill="D9E2F3"/>
-          </w:tcPr>
-          <w:p>
-            <w:pPr>
-              <w:jc w:val="center"/>
-            </w:pPr>
-            <w:r/>
-            <w:r>
-              <w:rPr>
-                <w:rFonts w:ascii="Arial" w:hAnsi="Arial"/>
-                <w:b/>
-                <w:sz w:val="16"/>
-              </w:rPr>
-              <w:t>Code Figure</w:t>
-            </w:r>
-          </w:p>
-        </w:tc>
-        <w:tc>
-          <w:tcPr>
-            <w:tcW w:type="dxa" w:w="5046"/>
-            <w:shd w:val="clear" w:color="auto" w:fill="D9E2F3"/>
-          </w:tcPr>
-          <w:p>
-            <w:pPr>
-              <w:jc w:val="center"/>
-            </w:pPr>
-            <w:r/>
-            <w:r>
-              <w:rPr>
-                <w:rFonts w:ascii="Arial" w:hAnsi="Arial"/>
-                <w:b/>
-                <w:sz w:val="16"/>
-              </w:rPr>
-              <w:t>Entry Name</w:t>
-            </w:r>
-          </w:p>
-        </w:tc>
-        <w:tc>
-          <w:tcPr>
-            <w:tcW w:type="dxa" w:w="5046"/>
-            <w:shd w:val="clear" w:color="auto" w:fill="D9E2F3"/>
-          </w:tcPr>
-          <w:p>
-            <w:pPr>
-              <w:jc w:val="center"/>
-            </w:pPr>
-            <w:r/>
-            <w:r>
-              <w:rPr>
-                <w:rFonts w:ascii="Arial" w:hAnsi="Arial"/>
-                <w:b/>
-                <w:sz w:val="16"/>
-              </w:rPr>
-              <w:t>Note</w:t>
+            <w:tcW w:type="dxa" w:w="1134"/>
+            <w:shd w:val="clear" w:color="auto" w:fill="D9D9D9"/>
+          </w:tcPr>
+          <w:p>
+            <w:r/>
+            <w:r>
+              <w:rPr>
+                <w:rFonts w:ascii="Verdana" w:hAnsi="Verdana"/>
+                <w:b w:val="0"/>
+                <w:sz w:val="16"/>
+              </w:rPr>
+              <w:t>CIFRA DE CLAVE</w:t>
+            </w:r>
+          </w:p>
+        </w:tc>
+        <w:tc>
+          <w:tcPr>
+            <w:tcW w:type="dxa" w:w="5046"/>
+            <w:shd w:val="clear" w:color="auto" w:fill="D9D9D9"/>
+          </w:tcPr>
+          <w:p>
+            <w:r/>
+            <w:r>
+              <w:rPr>
+                <w:rFonts w:ascii="Verdana" w:hAnsi="Verdana"/>
+                <w:b w:val="0"/>
+                <w:sz w:val="16"/>
+              </w:rPr>
+              <w:t>SIGNIFICADO</w:t>
+            </w:r>
+          </w:p>
+        </w:tc>
+        <w:tc>
+          <w:tcPr>
+            <w:tcW w:type="dxa" w:w="5046"/>
+            <w:shd w:val="clear" w:color="auto" w:fill="D9D9D9"/>
+          </w:tcPr>
+          <w:p>
+            <w:r/>
+            <w:r>
+              <w:rPr>
+                <w:rFonts w:ascii="Verdana" w:hAnsi="Verdana"/>
+                <w:b w:val="0"/>
+                <w:sz w:val="16"/>
+              </w:rPr>
+              <w:t>NOTA</w:t>
             </w:r>
           </w:p>
         </w:tc>
@@ -6427,7 +6484,7 @@
             <w:r/>
             <w:r>
               <w:rPr>
-                <w:rFonts w:ascii="Arial" w:hAnsi="Arial"/>
+                <w:rFonts w:ascii="Verdana" w:hAnsi="Verdana"/>
                 <w:b w:val="0"/>
                 <w:sz w:val="16"/>
               </w:rPr>
@@ -6443,7 +6500,7 @@
             <w:r/>
             <w:r>
               <w:rPr>
-                <w:rFonts w:ascii="Arial" w:hAnsi="Arial"/>
+                <w:rFonts w:ascii="Verdana" w:hAnsi="Verdana"/>
                 <w:b w:val="0"/>
                 <w:sz w:val="16"/>
               </w:rPr>
@@ -6459,7 +6516,7 @@
             <w:r/>
             <w:r>
               <w:rPr>
-                <w:rFonts w:ascii="Arial" w:hAnsi="Arial"/>
+                <w:rFonts w:ascii="Verdana" w:hAnsi="Verdana"/>
                 <w:b w:val="0"/>
                 <w:sz w:val="16"/>
               </w:rPr>
@@ -6476,7 +6533,7 @@
             <w:r/>
             <w:r>
               <w:rPr>
-                <w:rFonts w:ascii="Arial" w:hAnsi="Arial"/>
+                <w:rFonts w:ascii="Verdana" w:hAnsi="Verdana"/>
                 <w:b w:val="0"/>
                 <w:sz w:val="16"/>
               </w:rPr>
@@ -6492,7 +6549,7 @@
             <w:r/>
             <w:r>
               <w:rPr>
-                <w:rFonts w:ascii="Arial" w:hAnsi="Arial"/>
+                <w:rFonts w:ascii="Verdana" w:hAnsi="Verdana"/>
                 <w:b w:val="0"/>
                 <w:sz w:val="16"/>
               </w:rPr>
@@ -6508,7 +6565,7 @@
             <w:r/>
             <w:r>
               <w:rPr>
-                <w:rFonts w:ascii="Arial" w:hAnsi="Arial"/>
+                <w:rFonts w:ascii="Verdana" w:hAnsi="Verdana"/>
                 <w:b w:val="0"/>
                 <w:sz w:val="16"/>
               </w:rPr>
@@ -6525,7 +6582,7 @@
             <w:r/>
             <w:r>
               <w:rPr>
-                <w:rFonts w:ascii="Arial" w:hAnsi="Arial"/>
+                <w:rFonts w:ascii="Verdana" w:hAnsi="Verdana"/>
                 <w:b w:val="0"/>
                 <w:sz w:val="16"/>
               </w:rPr>
@@ -6541,7 +6598,7 @@
             <w:r/>
             <w:r>
               <w:rPr>
-                <w:rFonts w:ascii="Arial" w:hAnsi="Arial"/>
+                <w:rFonts w:ascii="Verdana" w:hAnsi="Verdana"/>
                 <w:b w:val="0"/>
                 <w:sz w:val="16"/>
               </w:rPr>
@@ -6557,7 +6614,7 @@
             <w:r/>
             <w:r>
               <w:rPr>
-                <w:rFonts w:ascii="Arial" w:hAnsi="Arial"/>
+                <w:rFonts w:ascii="Verdana" w:hAnsi="Verdana"/>
                 <w:b w:val="0"/>
                 <w:sz w:val="16"/>
               </w:rPr>
@@ -6574,7 +6631,7 @@
             <w:r/>
             <w:r>
               <w:rPr>
-                <w:rFonts w:ascii="Arial" w:hAnsi="Arial"/>
+                <w:rFonts w:ascii="Verdana" w:hAnsi="Verdana"/>
                 <w:b w:val="0"/>
                 <w:sz w:val="16"/>
               </w:rPr>
@@ -6590,7 +6647,7 @@
             <w:r/>
             <w:r>
               <w:rPr>
-                <w:rFonts w:ascii="Arial" w:hAnsi="Arial"/>
+                <w:rFonts w:ascii="Verdana" w:hAnsi="Verdana"/>
                 <w:b w:val="0"/>
                 <w:sz w:val="16"/>
               </w:rPr>
@@ -6606,7 +6663,7 @@
             <w:r/>
             <w:r>
               <w:rPr>
-                <w:rFonts w:ascii="Arial" w:hAnsi="Arial"/>
+                <w:rFonts w:ascii="Verdana" w:hAnsi="Verdana"/>
                 <w:b w:val="0"/>
                 <w:sz w:val="16"/>
               </w:rPr>
@@ -6623,7 +6680,7 @@
             <w:r/>
             <w:r>
               <w:rPr>
-                <w:rFonts w:ascii="Arial" w:hAnsi="Arial"/>
+                <w:rFonts w:ascii="Verdana" w:hAnsi="Verdana"/>
                 <w:b w:val="0"/>
                 <w:sz w:val="16"/>
               </w:rPr>
@@ -6639,7 +6696,7 @@
             <w:r/>
             <w:r>
               <w:rPr>
-                <w:rFonts w:ascii="Arial" w:hAnsi="Arial"/>
+                <w:rFonts w:ascii="Verdana" w:hAnsi="Verdana"/>
                 <w:b w:val="0"/>
                 <w:sz w:val="16"/>
               </w:rPr>
@@ -6655,7 +6712,7 @@
             <w:r/>
             <w:r>
               <w:rPr>
-                <w:rFonts w:ascii="Arial" w:hAnsi="Arial"/>
+                <w:rFonts w:ascii="Verdana" w:hAnsi="Verdana"/>
                 <w:b w:val="0"/>
                 <w:sz w:val="16"/>
               </w:rPr>
@@ -6672,7 +6729,7 @@
             <w:r/>
             <w:r>
               <w:rPr>
-                <w:rFonts w:ascii="Arial" w:hAnsi="Arial"/>
+                <w:rFonts w:ascii="Verdana" w:hAnsi="Verdana"/>
                 <w:b w:val="0"/>
                 <w:sz w:val="16"/>
               </w:rPr>
@@ -6688,7 +6745,7 @@
             <w:r/>
             <w:r>
               <w:rPr>
-                <w:rFonts w:ascii="Arial" w:hAnsi="Arial"/>
+                <w:rFonts w:ascii="Verdana" w:hAnsi="Verdana"/>
                 <w:b w:val="0"/>
                 <w:sz w:val="16"/>
               </w:rPr>
@@ -6704,7 +6761,7 @@
             <w:r/>
             <w:r>
               <w:rPr>
-                <w:rFonts w:ascii="Arial" w:hAnsi="Arial"/>
+                <w:rFonts w:ascii="Verdana" w:hAnsi="Verdana"/>
                 <w:b w:val="0"/>
                 <w:sz w:val="16"/>
               </w:rPr>
@@ -6721,7 +6778,7 @@
             <w:r/>
             <w:r>
               <w:rPr>
-                <w:rFonts w:ascii="Arial" w:hAnsi="Arial"/>
+                <w:rFonts w:ascii="Verdana" w:hAnsi="Verdana"/>
                 <w:b w:val="0"/>
                 <w:sz w:val="16"/>
               </w:rPr>
@@ -6737,7 +6794,7 @@
             <w:r/>
             <w:r>
               <w:rPr>
-                <w:rFonts w:ascii="Arial" w:hAnsi="Arial"/>
+                <w:rFonts w:ascii="Verdana" w:hAnsi="Verdana"/>
                 <w:b w:val="0"/>
                 <w:sz w:val="16"/>
               </w:rPr>
@@ -6753,7 +6810,7 @@
             <w:r/>
             <w:r>
               <w:rPr>
-                <w:rFonts w:ascii="Arial" w:hAnsi="Arial"/>
+                <w:rFonts w:ascii="Verdana" w:hAnsi="Verdana"/>
                 <w:b w:val="0"/>
                 <w:sz w:val="16"/>
               </w:rPr>
@@ -6770,7 +6827,7 @@
             <w:r/>
             <w:r>
               <w:rPr>
-                <w:rFonts w:ascii="Arial" w:hAnsi="Arial"/>
+                <w:rFonts w:ascii="Verdana" w:hAnsi="Verdana"/>
                 <w:b w:val="0"/>
                 <w:sz w:val="16"/>
               </w:rPr>
@@ -6786,7 +6843,7 @@
             <w:r/>
             <w:r>
               <w:rPr>
-                <w:rFonts w:ascii="Arial" w:hAnsi="Arial"/>
+                <w:rFonts w:ascii="Verdana" w:hAnsi="Verdana"/>
                 <w:b w:val="0"/>
                 <w:sz w:val="16"/>
               </w:rPr>
@@ -6802,7 +6859,7 @@
             <w:r/>
             <w:r>
               <w:rPr>
-                <w:rFonts w:ascii="Arial" w:hAnsi="Arial"/>
+                <w:rFonts w:ascii="Verdana" w:hAnsi="Verdana"/>
                 <w:b w:val="0"/>
                 <w:sz w:val="16"/>
               </w:rPr>
@@ -6819,7 +6876,7 @@
             <w:r/>
             <w:r>
               <w:rPr>
-                <w:rFonts w:ascii="Arial" w:hAnsi="Arial"/>
+                <w:rFonts w:ascii="Verdana" w:hAnsi="Verdana"/>
                 <w:b w:val="0"/>
                 <w:sz w:val="16"/>
               </w:rPr>
@@ -6835,7 +6892,7 @@
             <w:r/>
             <w:r>
               <w:rPr>
-                <w:rFonts w:ascii="Arial" w:hAnsi="Arial"/>
+                <w:rFonts w:ascii="Verdana" w:hAnsi="Verdana"/>
                 <w:b w:val="0"/>
                 <w:sz w:val="16"/>
               </w:rPr>
@@ -6851,7 +6908,7 @@
             <w:r/>
             <w:r>
               <w:rPr>
-                <w:rFonts w:ascii="Arial" w:hAnsi="Arial"/>
+                <w:rFonts w:ascii="Verdana" w:hAnsi="Verdana"/>
                 <w:b w:val="0"/>
                 <w:sz w:val="16"/>
               </w:rPr>
@@ -6868,7 +6925,7 @@
             <w:r/>
             <w:r>
               <w:rPr>
-                <w:rFonts w:ascii="Arial" w:hAnsi="Arial"/>
+                <w:rFonts w:ascii="Verdana" w:hAnsi="Verdana"/>
                 <w:b w:val="0"/>
                 <w:sz w:val="16"/>
               </w:rPr>
@@ -6884,7 +6941,7 @@
             <w:r/>
             <w:r>
               <w:rPr>
-                <w:rFonts w:ascii="Arial" w:hAnsi="Arial"/>
+                <w:rFonts w:ascii="Verdana" w:hAnsi="Verdana"/>
                 <w:b w:val="0"/>
                 <w:sz w:val="16"/>
               </w:rPr>
@@ -6900,7 +6957,7 @@
             <w:r/>
             <w:r>
               <w:rPr>
-                <w:rFonts w:ascii="Arial" w:hAnsi="Arial"/>
+                <w:rFonts w:ascii="Verdana" w:hAnsi="Verdana"/>
                 <w:b w:val="0"/>
                 <w:sz w:val="16"/>
               </w:rPr>
@@ -6917,7 +6974,7 @@
             <w:r/>
             <w:r>
               <w:rPr>
-                <w:rFonts w:ascii="Arial" w:hAnsi="Arial"/>
+                <w:rFonts w:ascii="Verdana" w:hAnsi="Verdana"/>
                 <w:b w:val="0"/>
                 <w:sz w:val="16"/>
               </w:rPr>
@@ -6933,7 +6990,7 @@
             <w:r/>
             <w:r>
               <w:rPr>
-                <w:rFonts w:ascii="Arial" w:hAnsi="Arial"/>
+                <w:rFonts w:ascii="Verdana" w:hAnsi="Verdana"/>
                 <w:b w:val="0"/>
                 <w:sz w:val="16"/>
               </w:rPr>
@@ -6949,7 +7006,7 @@
             <w:r/>
             <w:r>
               <w:rPr>
-                <w:rFonts w:ascii="Arial" w:hAnsi="Arial"/>
+                <w:rFonts w:ascii="Verdana" w:hAnsi="Verdana"/>
                 <w:b w:val="0"/>
                 <w:sz w:val="16"/>
               </w:rPr>
@@ -6966,7 +7023,7 @@
             <w:r/>
             <w:r>
               <w:rPr>
-                <w:rFonts w:ascii="Arial" w:hAnsi="Arial"/>
+                <w:rFonts w:ascii="Verdana" w:hAnsi="Verdana"/>
                 <w:b w:val="0"/>
                 <w:sz w:val="16"/>
               </w:rPr>
@@ -6982,7 +7039,7 @@
             <w:r/>
             <w:r>
               <w:rPr>
-                <w:rFonts w:ascii="Arial" w:hAnsi="Arial"/>
+                <w:rFonts w:ascii="Verdana" w:hAnsi="Verdana"/>
                 <w:b w:val="0"/>
                 <w:sz w:val="16"/>
               </w:rPr>
@@ -6998,7 +7055,7 @@
             <w:r/>
             <w:r>
               <w:rPr>
-                <w:rFonts w:ascii="Arial" w:hAnsi="Arial"/>
+                <w:rFonts w:ascii="Verdana" w:hAnsi="Verdana"/>
                 <w:b w:val="0"/>
                 <w:sz w:val="16"/>
               </w:rPr>
@@ -7015,7 +7072,7 @@
             <w:r/>
             <w:r>
               <w:rPr>
-                <w:rFonts w:ascii="Arial" w:hAnsi="Arial"/>
+                <w:rFonts w:ascii="Verdana" w:hAnsi="Verdana"/>
                 <w:b w:val="0"/>
                 <w:sz w:val="16"/>
               </w:rPr>
@@ -7031,7 +7088,7 @@
             <w:r/>
             <w:r>
               <w:rPr>
-                <w:rFonts w:ascii="Arial" w:hAnsi="Arial"/>
+                <w:rFonts w:ascii="Verdana" w:hAnsi="Verdana"/>
                 <w:b w:val="0"/>
                 <w:sz w:val="16"/>
               </w:rPr>
@@ -7047,7 +7104,7 @@
             <w:r/>
             <w:r>
               <w:rPr>
-                <w:rFonts w:ascii="Arial" w:hAnsi="Arial"/>
+                <w:rFonts w:ascii="Verdana" w:hAnsi="Verdana"/>
                 <w:b w:val="0"/>
                 <w:sz w:val="16"/>
               </w:rPr>
@@ -7060,7 +7117,7 @@
     <w:p>
       <w:r>
         <w:rPr>
-          <w:rFonts w:ascii="Arial" w:hAnsi="Arial"/>
+          <w:rFonts w:ascii="Verdana" w:hAnsi="Verdana"/>
           <w:b/>
           <w:sz w:val="18"/>
         </w:rPr>
@@ -7073,6 +7130,20 @@
         <w:tblW w:type="auto" w:w="0"/>
         <w:jc w:val="center"/>
         <w:tblLook w:firstColumn="1" w:firstRow="1" w:lastColumn="0" w:lastRow="0" w:noHBand="0" w:noVBand="1" w:val="04A0"/>
+        <w:tblBorders>
+          <w:top w:val="single" w:sz="4" w:space="0" w:color="595959"/>
+          <w:left w:val="single" w:sz="4" w:space="0" w:color="595959"/>
+          <w:bottom w:val="single" w:sz="4" w:space="0" w:color="595959"/>
+          <w:right w:val="single" w:sz="4" w:space="0" w:color="595959"/>
+          <w:insideH w:val="single" w:sz="4" w:space="0" w:color="595959"/>
+          <w:insideV w:val="single" w:sz="4" w:space="0" w:color="595959"/>
+        </w:tblBorders>
+        <w:tblCellMar>
+          <w:top w:w="85" w:type="dxa"/>
+          <w:left w:w="85" w:type="dxa"/>
+          <w:bottom w:w="85" w:type="dxa"/>
+          <w:right w:w="85" w:type="dxa"/>
+        </w:tblCellMar>
       </w:tblPr>
       <w:tblGrid>
         <w:gridCol w:w="5046"/>
@@ -7082,61 +7153,52 @@
       <w:tr>
         <w:tc>
           <w:tcPr>
-            <w:tcW w:type="dxa" w:w="5046"/>
-            <w:shd w:val="clear" w:color="auto" w:fill="D9E2F3"/>
-          </w:tcPr>
-          <w:p>
-            <w:pPr>
-              <w:jc w:val="center"/>
-            </w:pPr>
-            <w:r/>
-            <w:r>
-              <w:rPr>
-                <w:rFonts w:ascii="Arial" w:hAnsi="Arial"/>
-                <w:b/>
-                <w:sz w:val="16"/>
-              </w:rPr>
-              <w:t>Code Figure</w:t>
-            </w:r>
-          </w:p>
-        </w:tc>
-        <w:tc>
-          <w:tcPr>
-            <w:tcW w:type="dxa" w:w="5046"/>
-            <w:shd w:val="clear" w:color="auto" w:fill="D9E2F3"/>
-          </w:tcPr>
-          <w:p>
-            <w:pPr>
-              <w:jc w:val="center"/>
-            </w:pPr>
-            <w:r/>
-            <w:r>
-              <w:rPr>
-                <w:rFonts w:ascii="Arial" w:hAnsi="Arial"/>
-                <w:b/>
-                <w:sz w:val="16"/>
-              </w:rPr>
-              <w:t>Entry Name</w:t>
-            </w:r>
-          </w:p>
-        </w:tc>
-        <w:tc>
-          <w:tcPr>
-            <w:tcW w:type="dxa" w:w="5046"/>
-            <w:shd w:val="clear" w:color="auto" w:fill="D9E2F3"/>
-          </w:tcPr>
-          <w:p>
-            <w:pPr>
-              <w:jc w:val="center"/>
-            </w:pPr>
-            <w:r/>
-            <w:r>
-              <w:rPr>
-                <w:rFonts w:ascii="Arial" w:hAnsi="Arial"/>
-                <w:b/>
-                <w:sz w:val="16"/>
-              </w:rPr>
-              <w:t>Note</w:t>
+            <w:tcW w:type="dxa" w:w="1134"/>
+            <w:shd w:val="clear" w:color="auto" w:fill="D9D9D9"/>
+          </w:tcPr>
+          <w:p>
+            <w:r/>
+            <w:r>
+              <w:rPr>
+                <w:rFonts w:ascii="Verdana" w:hAnsi="Verdana"/>
+                <w:b w:val="0"/>
+                <w:sz w:val="16"/>
+              </w:rPr>
+              <w:t>CIFRA DE CLAVE</w:t>
+            </w:r>
+          </w:p>
+        </w:tc>
+        <w:tc>
+          <w:tcPr>
+            <w:tcW w:type="dxa" w:w="5046"/>
+            <w:shd w:val="clear" w:color="auto" w:fill="D9D9D9"/>
+          </w:tcPr>
+          <w:p>
+            <w:r/>
+            <w:r>
+              <w:rPr>
+                <w:rFonts w:ascii="Verdana" w:hAnsi="Verdana"/>
+                <w:b w:val="0"/>
+                <w:sz w:val="16"/>
+              </w:rPr>
+              <w:t>SIGNIFICADO</w:t>
+            </w:r>
+          </w:p>
+        </w:tc>
+        <w:tc>
+          <w:tcPr>
+            <w:tcW w:type="dxa" w:w="5046"/>
+            <w:shd w:val="clear" w:color="auto" w:fill="D9D9D9"/>
+          </w:tcPr>
+          <w:p>
+            <w:r/>
+            <w:r>
+              <w:rPr>
+                <w:rFonts w:ascii="Verdana" w:hAnsi="Verdana"/>
+                <w:b w:val="0"/>
+                <w:sz w:val="16"/>
+              </w:rPr>
+              <w:t>NOTA</w:t>
             </w:r>
           </w:p>
         </w:tc>
@@ -7150,7 +7212,7 @@
             <w:r/>
             <w:r>
               <w:rPr>
-                <w:rFonts w:ascii="Arial" w:hAnsi="Arial"/>
+                <w:rFonts w:ascii="Verdana" w:hAnsi="Verdana"/>
                 <w:b w:val="0"/>
                 <w:sz w:val="16"/>
               </w:rPr>
@@ -7166,7 +7228,7 @@
             <w:r/>
             <w:r>
               <w:rPr>
-                <w:rFonts w:ascii="Arial" w:hAnsi="Arial"/>
+                <w:rFonts w:ascii="Verdana" w:hAnsi="Verdana"/>
                 <w:b w:val="0"/>
                 <w:sz w:val="16"/>
               </w:rPr>
@@ -7182,7 +7244,7 @@
             <w:r/>
             <w:r>
               <w:rPr>
-                <w:rFonts w:ascii="Arial" w:hAnsi="Arial"/>
+                <w:rFonts w:ascii="Verdana" w:hAnsi="Verdana"/>
                 <w:b w:val="0"/>
                 <w:sz w:val="16"/>
               </w:rPr>
@@ -7199,7 +7261,7 @@
             <w:r/>
             <w:r>
               <w:rPr>
-                <w:rFonts w:ascii="Arial" w:hAnsi="Arial"/>
+                <w:rFonts w:ascii="Verdana" w:hAnsi="Verdana"/>
                 <w:b w:val="0"/>
                 <w:sz w:val="16"/>
               </w:rPr>
@@ -7215,7 +7277,7 @@
             <w:r/>
             <w:r>
               <w:rPr>
-                <w:rFonts w:ascii="Arial" w:hAnsi="Arial"/>
+                <w:rFonts w:ascii="Verdana" w:hAnsi="Verdana"/>
                 <w:b w:val="0"/>
                 <w:sz w:val="16"/>
               </w:rPr>
@@ -7231,7 +7293,7 @@
             <w:r/>
             <w:r>
               <w:rPr>
-                <w:rFonts w:ascii="Arial" w:hAnsi="Arial"/>
+                <w:rFonts w:ascii="Verdana" w:hAnsi="Verdana"/>
                 <w:b w:val="0"/>
                 <w:sz w:val="16"/>
               </w:rPr>
@@ -7248,7 +7310,7 @@
             <w:r/>
             <w:r>
               <w:rPr>
-                <w:rFonts w:ascii="Arial" w:hAnsi="Arial"/>
+                <w:rFonts w:ascii="Verdana" w:hAnsi="Verdana"/>
                 <w:b w:val="0"/>
                 <w:sz w:val="16"/>
               </w:rPr>
@@ -7264,7 +7326,7 @@
             <w:r/>
             <w:r>
               <w:rPr>
-                <w:rFonts w:ascii="Arial" w:hAnsi="Arial"/>
+                <w:rFonts w:ascii="Verdana" w:hAnsi="Verdana"/>
                 <w:b w:val="0"/>
                 <w:sz w:val="16"/>
               </w:rPr>
@@ -7280,7 +7342,7 @@
             <w:r/>
             <w:r>
               <w:rPr>
-                <w:rFonts w:ascii="Arial" w:hAnsi="Arial"/>
+                <w:rFonts w:ascii="Verdana" w:hAnsi="Verdana"/>
                 <w:b w:val="0"/>
                 <w:sz w:val="16"/>
               </w:rPr>
@@ -7297,7 +7359,7 @@
             <w:r/>
             <w:r>
               <w:rPr>
-                <w:rFonts w:ascii="Arial" w:hAnsi="Arial"/>
+                <w:rFonts w:ascii="Verdana" w:hAnsi="Verdana"/>
                 <w:b w:val="0"/>
                 <w:sz w:val="16"/>
               </w:rPr>
@@ -7313,7 +7375,7 @@
             <w:r/>
             <w:r>
               <w:rPr>
-                <w:rFonts w:ascii="Arial" w:hAnsi="Arial"/>
+                <w:rFonts w:ascii="Verdana" w:hAnsi="Verdana"/>
                 <w:b w:val="0"/>
                 <w:sz w:val="16"/>
               </w:rPr>
@@ -7329,7 +7391,7 @@
             <w:r/>
             <w:r>
               <w:rPr>
-                <w:rFonts w:ascii="Arial" w:hAnsi="Arial"/>
+                <w:rFonts w:ascii="Verdana" w:hAnsi="Verdana"/>
                 <w:b w:val="0"/>
                 <w:sz w:val="16"/>
               </w:rPr>
@@ -7346,7 +7408,7 @@
             <w:r/>
             <w:r>
               <w:rPr>
-                <w:rFonts w:ascii="Arial" w:hAnsi="Arial"/>
+                <w:rFonts w:ascii="Verdana" w:hAnsi="Verdana"/>
                 <w:b w:val="0"/>
                 <w:sz w:val="16"/>
               </w:rPr>
@@ -7362,7 +7424,7 @@
             <w:r/>
             <w:r>
               <w:rPr>
-                <w:rFonts w:ascii="Arial" w:hAnsi="Arial"/>
+                <w:rFonts w:ascii="Verdana" w:hAnsi="Verdana"/>
                 <w:b w:val="0"/>
                 <w:sz w:val="16"/>
               </w:rPr>
@@ -7378,7 +7440,7 @@
             <w:r/>
             <w:r>
               <w:rPr>
-                <w:rFonts w:ascii="Arial" w:hAnsi="Arial"/>
+                <w:rFonts w:ascii="Verdana" w:hAnsi="Verdana"/>
                 <w:b w:val="0"/>
                 <w:sz w:val="16"/>
               </w:rPr>
@@ -7395,7 +7457,7 @@
             <w:r/>
             <w:r>
               <w:rPr>
-                <w:rFonts w:ascii="Arial" w:hAnsi="Arial"/>
+                <w:rFonts w:ascii="Verdana" w:hAnsi="Verdana"/>
                 <w:b w:val="0"/>
                 <w:sz w:val="16"/>
               </w:rPr>
@@ -7411,7 +7473,7 @@
             <w:r/>
             <w:r>
               <w:rPr>
-                <w:rFonts w:ascii="Arial" w:hAnsi="Arial"/>
+                <w:rFonts w:ascii="Verdana" w:hAnsi="Verdana"/>
                 <w:b w:val="0"/>
                 <w:sz w:val="16"/>
               </w:rPr>
@@ -7427,7 +7489,7 @@
             <w:r/>
             <w:r>
               <w:rPr>
-                <w:rFonts w:ascii="Arial" w:hAnsi="Arial"/>
+                <w:rFonts w:ascii="Verdana" w:hAnsi="Verdana"/>
                 <w:b w:val="0"/>
                 <w:sz w:val="16"/>
               </w:rPr>
@@ -7444,7 +7506,7 @@
             <w:r/>
             <w:r>
               <w:rPr>
-                <w:rFonts w:ascii="Arial" w:hAnsi="Arial"/>
+                <w:rFonts w:ascii="Verdana" w:hAnsi="Verdana"/>
                 <w:b w:val="0"/>
                 <w:sz w:val="16"/>
               </w:rPr>
@@ -7460,7 +7522,7 @@
             <w:r/>
             <w:r>
               <w:rPr>
-                <w:rFonts w:ascii="Arial" w:hAnsi="Arial"/>
+                <w:rFonts w:ascii="Verdana" w:hAnsi="Verdana"/>
                 <w:b w:val="0"/>
                 <w:sz w:val="16"/>
               </w:rPr>
@@ -7476,7 +7538,7 @@
             <w:r/>
             <w:r>
               <w:rPr>
-                <w:rFonts w:ascii="Arial" w:hAnsi="Arial"/>
+                <w:rFonts w:ascii="Verdana" w:hAnsi="Verdana"/>
                 <w:b w:val="0"/>
                 <w:sz w:val="16"/>
               </w:rPr>
@@ -7493,7 +7555,7 @@
             <w:r/>
             <w:r>
               <w:rPr>
-                <w:rFonts w:ascii="Arial" w:hAnsi="Arial"/>
+                <w:rFonts w:ascii="Verdana" w:hAnsi="Verdana"/>
                 <w:b w:val="0"/>
                 <w:sz w:val="16"/>
               </w:rPr>
@@ -7509,7 +7571,7 @@
             <w:r/>
             <w:r>
               <w:rPr>
-                <w:rFonts w:ascii="Arial" w:hAnsi="Arial"/>
+                <w:rFonts w:ascii="Verdana" w:hAnsi="Verdana"/>
                 <w:b w:val="0"/>
                 <w:sz w:val="16"/>
               </w:rPr>
@@ -7525,7 +7587,7 @@
             <w:r/>
             <w:r>
               <w:rPr>
-                <w:rFonts w:ascii="Arial" w:hAnsi="Arial"/>
+                <w:rFonts w:ascii="Verdana" w:hAnsi="Verdana"/>
                 <w:b w:val="0"/>
                 <w:sz w:val="16"/>
               </w:rPr>
@@ -7542,7 +7604,7 @@
             <w:r/>
             <w:r>
               <w:rPr>
-                <w:rFonts w:ascii="Arial" w:hAnsi="Arial"/>
+                <w:rFonts w:ascii="Verdana" w:hAnsi="Verdana"/>
                 <w:b w:val="0"/>
                 <w:sz w:val="16"/>
               </w:rPr>
@@ -7558,7 +7620,7 @@
             <w:r/>
             <w:r>
               <w:rPr>
-                <w:rFonts w:ascii="Arial" w:hAnsi="Arial"/>
+                <w:rFonts w:ascii="Verdana" w:hAnsi="Verdana"/>
                 <w:b w:val="0"/>
                 <w:sz w:val="16"/>
               </w:rPr>
@@ -7574,7 +7636,7 @@
             <w:r/>
             <w:r>
               <w:rPr>
-                <w:rFonts w:ascii="Arial" w:hAnsi="Arial"/>
+                <w:rFonts w:ascii="Verdana" w:hAnsi="Verdana"/>
                 <w:b w:val="0"/>
                 <w:sz w:val="16"/>
               </w:rPr>
@@ -7591,7 +7653,7 @@
             <w:r/>
             <w:r>
               <w:rPr>
-                <w:rFonts w:ascii="Arial" w:hAnsi="Arial"/>
+                <w:rFonts w:ascii="Verdana" w:hAnsi="Verdana"/>
                 <w:b w:val="0"/>
                 <w:sz w:val="16"/>
               </w:rPr>
@@ -7607,7 +7669,7 @@
             <w:r/>
             <w:r>
               <w:rPr>
-                <w:rFonts w:ascii="Arial" w:hAnsi="Arial"/>
+                <w:rFonts w:ascii="Verdana" w:hAnsi="Verdana"/>
                 <w:b w:val="0"/>
                 <w:sz w:val="16"/>
               </w:rPr>
@@ -7623,7 +7685,7 @@
             <w:r/>
             <w:r>
               <w:rPr>
-                <w:rFonts w:ascii="Arial" w:hAnsi="Arial"/>
+                <w:rFonts w:ascii="Verdana" w:hAnsi="Verdana"/>
                 <w:b w:val="0"/>
                 <w:sz w:val="16"/>
               </w:rPr>
@@ -7636,7 +7698,7 @@
     <w:p>
       <w:r>
         <w:rPr>
-          <w:rFonts w:ascii="Arial" w:hAnsi="Arial"/>
+          <w:rFonts w:ascii="Verdana" w:hAnsi="Verdana"/>
           <w:b/>
           <w:sz w:val="18"/>
         </w:rPr>
@@ -7649,6 +7711,20 @@
         <w:tblW w:type="auto" w:w="0"/>
         <w:jc w:val="center"/>
         <w:tblLook w:firstColumn="1" w:firstRow="1" w:lastColumn="0" w:lastRow="0" w:noHBand="0" w:noVBand="1" w:val="04A0"/>
+        <w:tblBorders>
+          <w:top w:val="single" w:sz="4" w:space="0" w:color="595959"/>
+          <w:left w:val="single" w:sz="4" w:space="0" w:color="595959"/>
+          <w:bottom w:val="single" w:sz="4" w:space="0" w:color="595959"/>
+          <w:right w:val="single" w:sz="4" w:space="0" w:color="595959"/>
+          <w:insideH w:val="single" w:sz="4" w:space="0" w:color="595959"/>
+          <w:insideV w:val="single" w:sz="4" w:space="0" w:color="595959"/>
+        </w:tblBorders>
+        <w:tblCellMar>
+          <w:top w:w="85" w:type="dxa"/>
+          <w:left w:w="85" w:type="dxa"/>
+          <w:bottom w:w="85" w:type="dxa"/>
+          <w:right w:w="85" w:type="dxa"/>
+        </w:tblCellMar>
       </w:tblPr>
       <w:tblGrid>
         <w:gridCol w:w="5046"/>
@@ -7658,61 +7734,52 @@
       <w:tr>
         <w:tc>
           <w:tcPr>
-            <w:tcW w:type="dxa" w:w="5046"/>
-            <w:shd w:val="clear" w:color="auto" w:fill="D9E2F3"/>
-          </w:tcPr>
-          <w:p>
-            <w:pPr>
-              <w:jc w:val="center"/>
-            </w:pPr>
-            <w:r/>
-            <w:r>
-              <w:rPr>
-                <w:rFonts w:ascii="Arial" w:hAnsi="Arial"/>
-                <w:b/>
-                <w:sz w:val="16"/>
-              </w:rPr>
-              <w:t>Code Figure</w:t>
-            </w:r>
-          </w:p>
-        </w:tc>
-        <w:tc>
-          <w:tcPr>
-            <w:tcW w:type="dxa" w:w="5046"/>
-            <w:shd w:val="clear" w:color="auto" w:fill="D9E2F3"/>
-          </w:tcPr>
-          <w:p>
-            <w:pPr>
-              <w:jc w:val="center"/>
-            </w:pPr>
-            <w:r/>
-            <w:r>
-              <w:rPr>
-                <w:rFonts w:ascii="Arial" w:hAnsi="Arial"/>
-                <w:b/>
-                <w:sz w:val="16"/>
-              </w:rPr>
-              <w:t>Entry Name</w:t>
-            </w:r>
-          </w:p>
-        </w:tc>
-        <w:tc>
-          <w:tcPr>
-            <w:tcW w:type="dxa" w:w="5046"/>
-            <w:shd w:val="clear" w:color="auto" w:fill="D9E2F3"/>
-          </w:tcPr>
-          <w:p>
-            <w:pPr>
-              <w:jc w:val="center"/>
-            </w:pPr>
-            <w:r/>
-            <w:r>
-              <w:rPr>
-                <w:rFonts w:ascii="Arial" w:hAnsi="Arial"/>
-                <w:b/>
-                <w:sz w:val="16"/>
-              </w:rPr>
-              <w:t>Note</w:t>
+            <w:tcW w:type="dxa" w:w="1134"/>
+            <w:shd w:val="clear" w:color="auto" w:fill="D9D9D9"/>
+          </w:tcPr>
+          <w:p>
+            <w:r/>
+            <w:r>
+              <w:rPr>
+                <w:rFonts w:ascii="Verdana" w:hAnsi="Verdana"/>
+                <w:b w:val="0"/>
+                <w:sz w:val="16"/>
+              </w:rPr>
+              <w:t>CIFRA DE CLAVE</w:t>
+            </w:r>
+          </w:p>
+        </w:tc>
+        <w:tc>
+          <w:tcPr>
+            <w:tcW w:type="dxa" w:w="5046"/>
+            <w:shd w:val="clear" w:color="auto" w:fill="D9D9D9"/>
+          </w:tcPr>
+          <w:p>
+            <w:r/>
+            <w:r>
+              <w:rPr>
+                <w:rFonts w:ascii="Verdana" w:hAnsi="Verdana"/>
+                <w:b w:val="0"/>
+                <w:sz w:val="16"/>
+              </w:rPr>
+              <w:t>SIGNIFICADO</w:t>
+            </w:r>
+          </w:p>
+        </w:tc>
+        <w:tc>
+          <w:tcPr>
+            <w:tcW w:type="dxa" w:w="5046"/>
+            <w:shd w:val="clear" w:color="auto" w:fill="D9D9D9"/>
+          </w:tcPr>
+          <w:p>
+            <w:r/>
+            <w:r>
+              <w:rPr>
+                <w:rFonts w:ascii="Verdana" w:hAnsi="Verdana"/>
+                <w:b w:val="0"/>
+                <w:sz w:val="16"/>
+              </w:rPr>
+              <w:t>NOTA</w:t>
             </w:r>
           </w:p>
         </w:tc>
@@ -7726,7 +7793,7 @@
             <w:r/>
             <w:r>
               <w:rPr>
-                <w:rFonts w:ascii="Arial" w:hAnsi="Arial"/>
+                <w:rFonts w:ascii="Verdana" w:hAnsi="Verdana"/>
                 <w:b w:val="0"/>
                 <w:sz w:val="16"/>
               </w:rPr>
@@ -7742,7 +7809,7 @@
             <w:r/>
             <w:r>
               <w:rPr>
-                <w:rFonts w:ascii="Arial" w:hAnsi="Arial"/>
+                <w:rFonts w:ascii="Verdana" w:hAnsi="Verdana"/>
                 <w:b w:val="0"/>
                 <w:sz w:val="16"/>
               </w:rPr>
@@ -7758,7 +7825,7 @@
             <w:r/>
             <w:r>
               <w:rPr>
-                <w:rFonts w:ascii="Arial" w:hAnsi="Arial"/>
+                <w:rFonts w:ascii="Verdana" w:hAnsi="Verdana"/>
                 <w:b w:val="0"/>
                 <w:sz w:val="16"/>
               </w:rPr>
@@ -7775,7 +7842,7 @@
             <w:r/>
             <w:r>
               <w:rPr>
-                <w:rFonts w:ascii="Arial" w:hAnsi="Arial"/>
+                <w:rFonts w:ascii="Verdana" w:hAnsi="Verdana"/>
                 <w:b w:val="0"/>
                 <w:sz w:val="16"/>
               </w:rPr>
@@ -7791,7 +7858,7 @@
             <w:r/>
             <w:r>
               <w:rPr>
-                <w:rFonts w:ascii="Arial" w:hAnsi="Arial"/>
+                <w:rFonts w:ascii="Verdana" w:hAnsi="Verdana"/>
                 <w:b w:val="0"/>
                 <w:sz w:val="16"/>
               </w:rPr>
@@ -7807,7 +7874,7 @@
             <w:r/>
             <w:r>
               <w:rPr>
-                <w:rFonts w:ascii="Arial" w:hAnsi="Arial"/>
+                <w:rFonts w:ascii="Verdana" w:hAnsi="Verdana"/>
                 <w:b w:val="0"/>
                 <w:sz w:val="16"/>
               </w:rPr>
@@ -7824,7 +7891,7 @@
             <w:r/>
             <w:r>
               <w:rPr>
-                <w:rFonts w:ascii="Arial" w:hAnsi="Arial"/>
+                <w:rFonts w:ascii="Verdana" w:hAnsi="Verdana"/>
                 <w:b w:val="0"/>
                 <w:sz w:val="16"/>
               </w:rPr>
@@ -7840,7 +7907,7 @@
             <w:r/>
             <w:r>
               <w:rPr>
-                <w:rFonts w:ascii="Arial" w:hAnsi="Arial"/>
+                <w:rFonts w:ascii="Verdana" w:hAnsi="Verdana"/>
                 <w:b w:val="0"/>
                 <w:sz w:val="16"/>
               </w:rPr>
@@ -7856,7 +7923,7 @@
             <w:r/>
             <w:r>
               <w:rPr>
-                <w:rFonts w:ascii="Arial" w:hAnsi="Arial"/>
+                <w:rFonts w:ascii="Verdana" w:hAnsi="Verdana"/>
                 <w:b w:val="0"/>
                 <w:sz w:val="16"/>
               </w:rPr>
@@ -7873,7 +7940,7 @@
             <w:r/>
             <w:r>
               <w:rPr>
-                <w:rFonts w:ascii="Arial" w:hAnsi="Arial"/>
+                <w:rFonts w:ascii="Verdana" w:hAnsi="Verdana"/>
                 <w:b w:val="0"/>
                 <w:sz w:val="16"/>
               </w:rPr>
@@ -7889,7 +7956,7 @@
             <w:r/>
             <w:r>
               <w:rPr>
-                <w:rFonts w:ascii="Arial" w:hAnsi="Arial"/>
+                <w:rFonts w:ascii="Verdana" w:hAnsi="Verdana"/>
                 <w:b w:val="0"/>
                 <w:sz w:val="16"/>
               </w:rPr>
@@ -7905,7 +7972,7 @@
             <w:r/>
             <w:r>
               <w:rPr>
-                <w:rFonts w:ascii="Arial" w:hAnsi="Arial"/>
+                <w:rFonts w:ascii="Verdana" w:hAnsi="Verdana"/>
                 <w:b w:val="0"/>
                 <w:sz w:val="16"/>
               </w:rPr>
@@ -7922,7 +7989,7 @@
             <w:r/>
             <w:r>
               <w:rPr>
-                <w:rFonts w:ascii="Arial" w:hAnsi="Arial"/>
+                <w:rFonts w:ascii="Verdana" w:hAnsi="Verdana"/>
                 <w:b w:val="0"/>
                 <w:sz w:val="16"/>
               </w:rPr>
@@ -7938,7 +8005,7 @@
             <w:r/>
             <w:r>
               <w:rPr>
-                <w:rFonts w:ascii="Arial" w:hAnsi="Arial"/>
+                <w:rFonts w:ascii="Verdana" w:hAnsi="Verdana"/>
                 <w:b w:val="0"/>
                 <w:sz w:val="16"/>
               </w:rPr>
@@ -7954,7 +8021,7 @@
             <w:r/>
             <w:r>
               <w:rPr>
-                <w:rFonts w:ascii="Arial" w:hAnsi="Arial"/>
+                <w:rFonts w:ascii="Verdana" w:hAnsi="Verdana"/>
                 <w:b w:val="0"/>
                 <w:sz w:val="16"/>
               </w:rPr>
@@ -7971,7 +8038,7 @@
             <w:r/>
             <w:r>
               <w:rPr>
-                <w:rFonts w:ascii="Arial" w:hAnsi="Arial"/>
+                <w:rFonts w:ascii="Verdana" w:hAnsi="Verdana"/>
                 <w:b w:val="0"/>
                 <w:sz w:val="16"/>
               </w:rPr>
@@ -7987,7 +8054,7 @@
             <w:r/>
             <w:r>
               <w:rPr>
-                <w:rFonts w:ascii="Arial" w:hAnsi="Arial"/>
+                <w:rFonts w:ascii="Verdana" w:hAnsi="Verdana"/>
                 <w:b w:val="0"/>
                 <w:sz w:val="16"/>
               </w:rPr>
@@ -8003,7 +8070,7 @@
             <w:r/>
             <w:r>
               <w:rPr>
-                <w:rFonts w:ascii="Arial" w:hAnsi="Arial"/>
+                <w:rFonts w:ascii="Verdana" w:hAnsi="Verdana"/>
                 <w:b w:val="0"/>
                 <w:sz w:val="16"/>
               </w:rPr>
@@ -8020,7 +8087,7 @@
             <w:r/>
             <w:r>
               <w:rPr>
-                <w:rFonts w:ascii="Arial" w:hAnsi="Arial"/>
+                <w:rFonts w:ascii="Verdana" w:hAnsi="Verdana"/>
                 <w:b w:val="0"/>
                 <w:sz w:val="16"/>
               </w:rPr>
@@ -8036,7 +8103,7 @@
             <w:r/>
             <w:r>
               <w:rPr>
-                <w:rFonts w:ascii="Arial" w:hAnsi="Arial"/>
+                <w:rFonts w:ascii="Verdana" w:hAnsi="Verdana"/>
                 <w:b w:val="0"/>
                 <w:sz w:val="16"/>
               </w:rPr>
@@ -8052,7 +8119,7 @@
             <w:r/>
             <w:r>
               <w:rPr>
-                <w:rFonts w:ascii="Arial" w:hAnsi="Arial"/>
+                <w:rFonts w:ascii="Verdana" w:hAnsi="Verdana"/>
                 <w:b w:val="0"/>
                 <w:sz w:val="16"/>
               </w:rPr>
@@ -8069,7 +8136,7 @@
             <w:r/>
             <w:r>
               <w:rPr>
-                <w:rFonts w:ascii="Arial" w:hAnsi="Arial"/>
+                <w:rFonts w:ascii="Verdana" w:hAnsi="Verdana"/>
                 <w:b w:val="0"/>
                 <w:sz w:val="16"/>
               </w:rPr>
@@ -8085,7 +8152,7 @@
             <w:r/>
             <w:r>
               <w:rPr>
-                <w:rFonts w:ascii="Arial" w:hAnsi="Arial"/>
+                <w:rFonts w:ascii="Verdana" w:hAnsi="Verdana"/>
                 <w:b w:val="0"/>
                 <w:sz w:val="16"/>
               </w:rPr>
@@ -8101,7 +8168,7 @@
             <w:r/>
             <w:r>
               <w:rPr>
-                <w:rFonts w:ascii="Arial" w:hAnsi="Arial"/>
+                <w:rFonts w:ascii="Verdana" w:hAnsi="Verdana"/>
                 <w:b w:val="0"/>
                 <w:sz w:val="16"/>
               </w:rPr>
@@ -8118,7 +8185,7 @@
             <w:r/>
             <w:r>
               <w:rPr>
-                <w:rFonts w:ascii="Arial" w:hAnsi="Arial"/>
+                <w:rFonts w:ascii="Verdana" w:hAnsi="Verdana"/>
                 <w:b w:val="0"/>
                 <w:sz w:val="16"/>
               </w:rPr>
@@ -8134,7 +8201,7 @@
             <w:r/>
             <w:r>
               <w:rPr>
-                <w:rFonts w:ascii="Arial" w:hAnsi="Arial"/>
+                <w:rFonts w:ascii="Verdana" w:hAnsi="Verdana"/>
                 <w:b w:val="0"/>
                 <w:sz w:val="16"/>
               </w:rPr>
@@ -8150,7 +8217,7 @@
             <w:r/>
             <w:r>
               <w:rPr>
-                <w:rFonts w:ascii="Arial" w:hAnsi="Arial"/>
+                <w:rFonts w:ascii="Verdana" w:hAnsi="Verdana"/>
                 <w:b w:val="0"/>
                 <w:sz w:val="16"/>
               </w:rPr>
@@ -8163,7 +8230,7 @@
     <w:p>
       <w:r>
         <w:rPr>
-          <w:rFonts w:ascii="Arial" w:hAnsi="Arial"/>
+          <w:rFonts w:ascii="Verdana" w:hAnsi="Verdana"/>
           <w:b/>
           <w:sz w:val="18"/>
         </w:rPr>
@@ -8176,6 +8243,20 @@
         <w:tblW w:type="auto" w:w="0"/>
         <w:jc w:val="center"/>
         <w:tblLook w:firstColumn="1" w:firstRow="1" w:lastColumn="0" w:lastRow="0" w:noHBand="0" w:noVBand="1" w:val="04A0"/>
+        <w:tblBorders>
+          <w:top w:val="single" w:sz="4" w:space="0" w:color="595959"/>
+          <w:left w:val="single" w:sz="4" w:space="0" w:color="595959"/>
+          <w:bottom w:val="single" w:sz="4" w:space="0" w:color="595959"/>
+          <w:right w:val="single" w:sz="4" w:space="0" w:color="595959"/>
+          <w:insideH w:val="single" w:sz="4" w:space="0" w:color="595959"/>
+          <w:insideV w:val="single" w:sz="4" w:space="0" w:color="595959"/>
+        </w:tblBorders>
+        <w:tblCellMar>
+          <w:top w:w="85" w:type="dxa"/>
+          <w:left w:w="85" w:type="dxa"/>
+          <w:bottom w:w="85" w:type="dxa"/>
+          <w:right w:w="85" w:type="dxa"/>
+        </w:tblCellMar>
       </w:tblPr>
       <w:tblGrid>
         <w:gridCol w:w="5046"/>
@@ -8185,61 +8266,52 @@
       <w:tr>
         <w:tc>
           <w:tcPr>
-            <w:tcW w:type="dxa" w:w="5046"/>
-            <w:shd w:val="clear" w:color="auto" w:fill="D9E2F3"/>
-          </w:tcPr>
-          <w:p>
-            <w:pPr>
-              <w:jc w:val="center"/>
-            </w:pPr>
-            <w:r/>
-            <w:r>
-              <w:rPr>
-                <w:rFonts w:ascii="Arial" w:hAnsi="Arial"/>
-                <w:b/>
-                <w:sz w:val="16"/>
-              </w:rPr>
-              <w:t>Code Figure</w:t>
-            </w:r>
-          </w:p>
-        </w:tc>
-        <w:tc>
-          <w:tcPr>
-            <w:tcW w:type="dxa" w:w="5046"/>
-            <w:shd w:val="clear" w:color="auto" w:fill="D9E2F3"/>
-          </w:tcPr>
-          <w:p>
-            <w:pPr>
-              <w:jc w:val="center"/>
-            </w:pPr>
-            <w:r/>
-            <w:r>
-              <w:rPr>
-                <w:rFonts w:ascii="Arial" w:hAnsi="Arial"/>
-                <w:b/>
-                <w:sz w:val="16"/>
-              </w:rPr>
-              <w:t>Entry Name</w:t>
-            </w:r>
-          </w:p>
-        </w:tc>
-        <w:tc>
-          <w:tcPr>
-            <w:tcW w:type="dxa" w:w="5046"/>
-            <w:shd w:val="clear" w:color="auto" w:fill="D9E2F3"/>
-          </w:tcPr>
-          <w:p>
-            <w:pPr>
-              <w:jc w:val="center"/>
-            </w:pPr>
-            <w:r/>
-            <w:r>
-              <w:rPr>
-                <w:rFonts w:ascii="Arial" w:hAnsi="Arial"/>
-                <w:b/>
-                <w:sz w:val="16"/>
-              </w:rPr>
-              <w:t>Note</w:t>
+            <w:tcW w:type="dxa" w:w="1134"/>
+            <w:shd w:val="clear" w:color="auto" w:fill="D9D9D9"/>
+          </w:tcPr>
+          <w:p>
+            <w:r/>
+            <w:r>
+              <w:rPr>
+                <w:rFonts w:ascii="Verdana" w:hAnsi="Verdana"/>
+                <w:b w:val="0"/>
+                <w:sz w:val="16"/>
+              </w:rPr>
+              <w:t>CIFRA DE CLAVE</w:t>
+            </w:r>
+          </w:p>
+        </w:tc>
+        <w:tc>
+          <w:tcPr>
+            <w:tcW w:type="dxa" w:w="5046"/>
+            <w:shd w:val="clear" w:color="auto" w:fill="D9D9D9"/>
+          </w:tcPr>
+          <w:p>
+            <w:r/>
+            <w:r>
+              <w:rPr>
+                <w:rFonts w:ascii="Verdana" w:hAnsi="Verdana"/>
+                <w:b w:val="0"/>
+                <w:sz w:val="16"/>
+              </w:rPr>
+              <w:t>SIGNIFICADO</w:t>
+            </w:r>
+          </w:p>
+        </w:tc>
+        <w:tc>
+          <w:tcPr>
+            <w:tcW w:type="dxa" w:w="5046"/>
+            <w:shd w:val="clear" w:color="auto" w:fill="D9D9D9"/>
+          </w:tcPr>
+          <w:p>
+            <w:r/>
+            <w:r>
+              <w:rPr>
+                <w:rFonts w:ascii="Verdana" w:hAnsi="Verdana"/>
+                <w:b w:val="0"/>
+                <w:sz w:val="16"/>
+              </w:rPr>
+              <w:t>NOTA</w:t>
             </w:r>
           </w:p>
         </w:tc>
@@ -8253,7 +8325,7 @@
             <w:r/>
             <w:r>
               <w:rPr>
-                <w:rFonts w:ascii="Arial" w:hAnsi="Arial"/>
+                <w:rFonts w:ascii="Verdana" w:hAnsi="Verdana"/>
                 <w:b w:val="0"/>
                 <w:sz w:val="16"/>
               </w:rPr>
@@ -8269,7 +8341,7 @@
             <w:r/>
             <w:r>
               <w:rPr>
-                <w:rFonts w:ascii="Arial" w:hAnsi="Arial"/>
+                <w:rFonts w:ascii="Verdana" w:hAnsi="Verdana"/>
                 <w:b w:val="0"/>
                 <w:sz w:val="16"/>
               </w:rPr>
@@ -8285,7 +8357,7 @@
             <w:r/>
             <w:r>
               <w:rPr>
-                <w:rFonts w:ascii="Arial" w:hAnsi="Arial"/>
+                <w:rFonts w:ascii="Verdana" w:hAnsi="Verdana"/>
                 <w:b w:val="0"/>
                 <w:sz w:val="16"/>
               </w:rPr>
@@ -8302,7 +8374,7 @@
             <w:r/>
             <w:r>
               <w:rPr>
-                <w:rFonts w:ascii="Arial" w:hAnsi="Arial"/>
+                <w:rFonts w:ascii="Verdana" w:hAnsi="Verdana"/>
                 <w:b w:val="0"/>
                 <w:sz w:val="16"/>
               </w:rPr>
@@ -8318,7 +8390,7 @@
             <w:r/>
             <w:r>
               <w:rPr>
-                <w:rFonts w:ascii="Arial" w:hAnsi="Arial"/>
+                <w:rFonts w:ascii="Verdana" w:hAnsi="Verdana"/>
                 <w:b w:val="0"/>
                 <w:sz w:val="16"/>
               </w:rPr>
@@ -8334,7 +8406,7 @@
             <w:r/>
             <w:r>
               <w:rPr>
-                <w:rFonts w:ascii="Arial" w:hAnsi="Arial"/>
+                <w:rFonts w:ascii="Verdana" w:hAnsi="Verdana"/>
                 <w:b w:val="0"/>
                 <w:sz w:val="16"/>
               </w:rPr>
@@ -8351,7 +8423,7 @@
             <w:r/>
             <w:r>
               <w:rPr>
-                <w:rFonts w:ascii="Arial" w:hAnsi="Arial"/>
+                <w:rFonts w:ascii="Verdana" w:hAnsi="Verdana"/>
                 <w:b w:val="0"/>
                 <w:sz w:val="16"/>
               </w:rPr>
@@ -8367,7 +8439,7 @@
             <w:r/>
             <w:r>
               <w:rPr>
-                <w:rFonts w:ascii="Arial" w:hAnsi="Arial"/>
+                <w:rFonts w:ascii="Verdana" w:hAnsi="Verdana"/>
                 <w:b w:val="0"/>
                 <w:sz w:val="16"/>
               </w:rPr>
@@ -8383,7 +8455,7 @@
             <w:r/>
             <w:r>
               <w:rPr>
-                <w:rFonts w:ascii="Arial" w:hAnsi="Arial"/>
+                <w:rFonts w:ascii="Verdana" w:hAnsi="Verdana"/>
                 <w:b w:val="0"/>
                 <w:sz w:val="16"/>
               </w:rPr>
@@ -8400,7 +8472,7 @@
             <w:r/>
             <w:r>
               <w:rPr>
-                <w:rFonts w:ascii="Arial" w:hAnsi="Arial"/>
+                <w:rFonts w:ascii="Verdana" w:hAnsi="Verdana"/>
                 <w:b w:val="0"/>
                 <w:sz w:val="16"/>
               </w:rPr>
@@ -8416,7 +8488,7 @@
             <w:r/>
             <w:r>
               <w:rPr>
-                <w:rFonts w:ascii="Arial" w:hAnsi="Arial"/>
+                <w:rFonts w:ascii="Verdana" w:hAnsi="Verdana"/>
                 <w:b w:val="0"/>
                 <w:sz w:val="16"/>
               </w:rPr>
@@ -8432,7 +8504,7 @@
             <w:r/>
             <w:r>
               <w:rPr>
-                <w:rFonts w:ascii="Arial" w:hAnsi="Arial"/>
+                <w:rFonts w:ascii="Verdana" w:hAnsi="Verdana"/>
                 <w:b w:val="0"/>
                 <w:sz w:val="16"/>
               </w:rPr>
@@ -8449,7 +8521,7 @@
             <w:r/>
             <w:r>
               <w:rPr>
-                <w:rFonts w:ascii="Arial" w:hAnsi="Arial"/>
+                <w:rFonts w:ascii="Verdana" w:hAnsi="Verdana"/>
                 <w:b w:val="0"/>
                 <w:sz w:val="16"/>
               </w:rPr>
@@ -8465,7 +8537,7 @@
             <w:r/>
             <w:r>
               <w:rPr>
-                <w:rFonts w:ascii="Arial" w:hAnsi="Arial"/>
+                <w:rFonts w:ascii="Verdana" w:hAnsi="Verdana"/>
                 <w:b w:val="0"/>
                 <w:sz w:val="16"/>
               </w:rPr>
@@ -8481,7 +8553,7 @@
             <w:r/>
             <w:r>
               <w:rPr>
-                <w:rFonts w:ascii="Arial" w:hAnsi="Arial"/>
+                <w:rFonts w:ascii="Verdana" w:hAnsi="Verdana"/>
                 <w:b w:val="0"/>
                 <w:sz w:val="16"/>
               </w:rPr>
@@ -8494,7 +8566,7 @@
     <w:p>
       <w:r>
         <w:rPr>
-          <w:rFonts w:ascii="Arial" w:hAnsi="Arial"/>
+          <w:rFonts w:ascii="Verdana" w:hAnsi="Verdana"/>
           <w:b/>
           <w:sz w:val="18"/>
         </w:rPr>
@@ -8507,6 +8579,20 @@
         <w:tblW w:type="auto" w:w="0"/>
         <w:jc w:val="center"/>
         <w:tblLook w:firstColumn="1" w:firstRow="1" w:lastColumn="0" w:lastRow="0" w:noHBand="0" w:noVBand="1" w:val="04A0"/>
+        <w:tblBorders>
+          <w:top w:val="single" w:sz="4" w:space="0" w:color="595959"/>
+          <w:left w:val="single" w:sz="4" w:space="0" w:color="595959"/>
+          <w:bottom w:val="single" w:sz="4" w:space="0" w:color="595959"/>
+          <w:right w:val="single" w:sz="4" w:space="0" w:color="595959"/>
+          <w:insideH w:val="single" w:sz="4" w:space="0" w:color="595959"/>
+          <w:insideV w:val="single" w:sz="4" w:space="0" w:color="595959"/>
+        </w:tblBorders>
+        <w:tblCellMar>
+          <w:top w:w="85" w:type="dxa"/>
+          <w:left w:w="85" w:type="dxa"/>
+          <w:bottom w:w="85" w:type="dxa"/>
+          <w:right w:w="85" w:type="dxa"/>
+        </w:tblCellMar>
       </w:tblPr>
       <w:tblGrid>
         <w:gridCol w:w="5046"/>
@@ -8516,61 +8602,52 @@
       <w:tr>
         <w:tc>
           <w:tcPr>
-            <w:tcW w:type="dxa" w:w="5046"/>
-            <w:shd w:val="clear" w:color="auto" w:fill="D9E2F3"/>
-          </w:tcPr>
-          <w:p>
-            <w:pPr>
-              <w:jc w:val="center"/>
-            </w:pPr>
-            <w:r/>
-            <w:r>
-              <w:rPr>
-                <w:rFonts w:ascii="Arial" w:hAnsi="Arial"/>
-                <w:b/>
-                <w:sz w:val="16"/>
-              </w:rPr>
-              <w:t>Code Figure</w:t>
-            </w:r>
-          </w:p>
-        </w:tc>
-        <w:tc>
-          <w:tcPr>
-            <w:tcW w:type="dxa" w:w="5046"/>
-            <w:shd w:val="clear" w:color="auto" w:fill="D9E2F3"/>
-          </w:tcPr>
-          <w:p>
-            <w:pPr>
-              <w:jc w:val="center"/>
-            </w:pPr>
-            <w:r/>
-            <w:r>
-              <w:rPr>
-                <w:rFonts w:ascii="Arial" w:hAnsi="Arial"/>
-                <w:b/>
-                <w:sz w:val="16"/>
-              </w:rPr>
-              <w:t>Entry Name</w:t>
-            </w:r>
-          </w:p>
-        </w:tc>
-        <w:tc>
-          <w:tcPr>
-            <w:tcW w:type="dxa" w:w="5046"/>
-            <w:shd w:val="clear" w:color="auto" w:fill="D9E2F3"/>
-          </w:tcPr>
-          <w:p>
-            <w:pPr>
-              <w:jc w:val="center"/>
-            </w:pPr>
-            <w:r/>
-            <w:r>
-              <w:rPr>
-                <w:rFonts w:ascii="Arial" w:hAnsi="Arial"/>
-                <w:b/>
-                <w:sz w:val="16"/>
-              </w:rPr>
-              <w:t>Note</w:t>
+            <w:tcW w:type="dxa" w:w="1134"/>
+            <w:shd w:val="clear" w:color="auto" w:fill="D9D9D9"/>
+          </w:tcPr>
+          <w:p>
+            <w:r/>
+            <w:r>
+              <w:rPr>
+                <w:rFonts w:ascii="Verdana" w:hAnsi="Verdana"/>
+                <w:b w:val="0"/>
+                <w:sz w:val="16"/>
+              </w:rPr>
+              <w:t>CIFRA DE CLAVE</w:t>
+            </w:r>
+          </w:p>
+        </w:tc>
+        <w:tc>
+          <w:tcPr>
+            <w:tcW w:type="dxa" w:w="5046"/>
+            <w:shd w:val="clear" w:color="auto" w:fill="D9D9D9"/>
+          </w:tcPr>
+          <w:p>
+            <w:r/>
+            <w:r>
+              <w:rPr>
+                <w:rFonts w:ascii="Verdana" w:hAnsi="Verdana"/>
+                <w:b w:val="0"/>
+                <w:sz w:val="16"/>
+              </w:rPr>
+              <w:t>SIGNIFICADO</w:t>
+            </w:r>
+          </w:p>
+        </w:tc>
+        <w:tc>
+          <w:tcPr>
+            <w:tcW w:type="dxa" w:w="5046"/>
+            <w:shd w:val="clear" w:color="auto" w:fill="D9D9D9"/>
+          </w:tcPr>
+          <w:p>
+            <w:r/>
+            <w:r>
+              <w:rPr>
+                <w:rFonts w:ascii="Verdana" w:hAnsi="Verdana"/>
+                <w:b w:val="0"/>
+                <w:sz w:val="16"/>
+              </w:rPr>
+              <w:t>NOTA</w:t>
             </w:r>
           </w:p>
         </w:tc>
@@ -8584,7 +8661,7 @@
             <w:r/>
             <w:r>
               <w:rPr>
-                <w:rFonts w:ascii="Arial" w:hAnsi="Arial"/>
+                <w:rFonts w:ascii="Verdana" w:hAnsi="Verdana"/>
                 <w:b w:val="0"/>
                 <w:sz w:val="16"/>
               </w:rPr>
@@ -8600,7 +8677,7 @@
             <w:r/>
             <w:r>
               <w:rPr>
-                <w:rFonts w:ascii="Arial" w:hAnsi="Arial"/>
+                <w:rFonts w:ascii="Verdana" w:hAnsi="Verdana"/>
                 <w:b w:val="0"/>
                 <w:sz w:val="16"/>
               </w:rPr>
@@ -8616,7 +8693,7 @@
             <w:r/>
             <w:r>
               <w:rPr>
-                <w:rFonts w:ascii="Arial" w:hAnsi="Arial"/>
+                <w:rFonts w:ascii="Verdana" w:hAnsi="Verdana"/>
                 <w:b w:val="0"/>
                 <w:sz w:val="16"/>
               </w:rPr>
@@ -8633,7 +8710,7 @@
             <w:r/>
             <w:r>
               <w:rPr>
-                <w:rFonts w:ascii="Arial" w:hAnsi="Arial"/>
+                <w:rFonts w:ascii="Verdana" w:hAnsi="Verdana"/>
                 <w:b w:val="0"/>
                 <w:sz w:val="16"/>
               </w:rPr>
@@ -8649,7 +8726,7 @@
             <w:r/>
             <w:r>
               <w:rPr>
-                <w:rFonts w:ascii="Arial" w:hAnsi="Arial"/>
+                <w:rFonts w:ascii="Verdana" w:hAnsi="Verdana"/>
                 <w:b w:val="0"/>
                 <w:sz w:val="16"/>
               </w:rPr>
@@ -8665,7 +8742,7 @@
             <w:r/>
             <w:r>
               <w:rPr>
-                <w:rFonts w:ascii="Arial" w:hAnsi="Arial"/>
+                <w:rFonts w:ascii="Verdana" w:hAnsi="Verdana"/>
                 <w:b w:val="0"/>
                 <w:sz w:val="16"/>
               </w:rPr>
@@ -8682,7 +8759,7 @@
             <w:r/>
             <w:r>
               <w:rPr>
-                <w:rFonts w:ascii="Arial" w:hAnsi="Arial"/>
+                <w:rFonts w:ascii="Verdana" w:hAnsi="Verdana"/>
                 <w:b w:val="0"/>
                 <w:sz w:val="16"/>
               </w:rPr>
@@ -8698,7 +8775,7 @@
             <w:r/>
             <w:r>
               <w:rPr>
-                <w:rFonts w:ascii="Arial" w:hAnsi="Arial"/>
+                <w:rFonts w:ascii="Verdana" w:hAnsi="Verdana"/>
                 <w:b w:val="0"/>
                 <w:sz w:val="16"/>
               </w:rPr>
@@ -8714,7 +8791,7 @@
             <w:r/>
             <w:r>
               <w:rPr>
-                <w:rFonts w:ascii="Arial" w:hAnsi="Arial"/>
+                <w:rFonts w:ascii="Verdana" w:hAnsi="Verdana"/>
                 <w:b w:val="0"/>
                 <w:sz w:val="16"/>
               </w:rPr>
@@ -8731,7 +8808,7 @@
             <w:r/>
             <w:r>
               <w:rPr>
-                <w:rFonts w:ascii="Arial" w:hAnsi="Arial"/>
+                <w:rFonts w:ascii="Verdana" w:hAnsi="Verdana"/>
                 <w:b w:val="0"/>
                 <w:sz w:val="16"/>
               </w:rPr>
@@ -8747,7 +8824,7 @@
             <w:r/>
             <w:r>
               <w:rPr>
-                <w:rFonts w:ascii="Arial" w:hAnsi="Arial"/>
+                <w:rFonts w:ascii="Verdana" w:hAnsi="Verdana"/>
                 <w:b w:val="0"/>
                 <w:sz w:val="16"/>
               </w:rPr>
@@ -8763,7 +8840,7 @@
             <w:r/>
             <w:r>
               <w:rPr>
-                <w:rFonts w:ascii="Arial" w:hAnsi="Arial"/>
+                <w:rFonts w:ascii="Verdana" w:hAnsi="Verdana"/>
                 <w:b w:val="0"/>
                 <w:sz w:val="16"/>
               </w:rPr>
@@ -8780,7 +8857,7 @@
             <w:r/>
             <w:r>
               <w:rPr>
-                <w:rFonts w:ascii="Arial" w:hAnsi="Arial"/>
+                <w:rFonts w:ascii="Verdana" w:hAnsi="Verdana"/>
                 <w:b w:val="0"/>
                 <w:sz w:val="16"/>
               </w:rPr>
@@ -8796,7 +8873,7 @@
             <w:r/>
             <w:r>
               <w:rPr>
-                <w:rFonts w:ascii="Arial" w:hAnsi="Arial"/>
+                <w:rFonts w:ascii="Verdana" w:hAnsi="Verdana"/>
                 <w:b w:val="0"/>
                 <w:sz w:val="16"/>
               </w:rPr>
@@ -8812,7 +8889,7 @@
             <w:r/>
             <w:r>
               <w:rPr>
-                <w:rFonts w:ascii="Arial" w:hAnsi="Arial"/>
+                <w:rFonts w:ascii="Verdana" w:hAnsi="Verdana"/>
                 <w:b w:val="0"/>
                 <w:sz w:val="16"/>
               </w:rPr>

--- a/docx/es/BUFRCREX_CodeFlag_es_19.docx
+++ b/docx/es/BUFRCREX_CodeFlag_es_19.docx
@@ -22,7 +22,7 @@
           <w:b/>
           <w:sz w:val="18"/>
         </w:rPr>
-        <w:t>019001  Tipo de característica sinóptica</w:t>
+        <w:t>0 19 001  Tipo de característica sinóptica</w:t>
       </w:r>
     </w:p>
     <w:tbl>
@@ -554,7 +554,7 @@
           <w:b/>
           <w:sz w:val="18"/>
         </w:rPr>
-        <w:t>019008  Extensión vertical de la circulación</w:t>
+        <w:t>0 19 008  Extensión vertical de la circulación</w:t>
       </w:r>
     </w:p>
     <w:tbl>
@@ -939,7 +939,7 @@
           <w:b/>
           <w:sz w:val="18"/>
         </w:rPr>
-        <w:t>019010  Método de seguimiento del centro de la característica sinóptica</w:t>
+        <w:t>0 19 010  Método de seguimiento del centro de la característica sinóptica</w:t>
       </w:r>
     </w:p>
     <w:tbl>
@@ -1226,7 +1226,7 @@
           <w:b/>
           <w:sz w:val="18"/>
         </w:rPr>
-        <w:t>019100  Intervalo de tiempo para calcular el desplazamiento del ciclón tropical</w:t>
+        <w:t>0 19 100  Intervalo de tiempo para calcular el desplazamiento del ciclón tropical</w:t>
       </w:r>
     </w:p>
     <w:tbl>
@@ -1856,7 +1856,7 @@
           <w:b/>
           <w:sz w:val="18"/>
         </w:rPr>
-        <w:t>019101  Precisión de la posición del centro del ciclón tropical</w:t>
+        <w:t>0 19 101  Precisión de la posición del centro del ciclón tropical</w:t>
       </w:r>
     </w:p>
     <w:tbl>
@@ -2535,7 +2535,7 @@
           <w:b/>
           <w:sz w:val="18"/>
         </w:rPr>
-        <w:t>019102  Forma y definición del ojo del ciclón tropical</w:t>
+        <w:t>0 19 102  Forma y definición del ojo del ciclón tropical</w:t>
       </w:r>
     </w:p>
     <w:tbl>
@@ -3096,7 +3096,7 @@
           <w:b/>
           <w:sz w:val="18"/>
         </w:rPr>
-        <w:t>019103  Diámetro del eje principal del ojo del ciclón tropical</w:t>
+        <w:t>0 19 103  Diámetro del eje principal del ojo del ciclón tropical</w:t>
       </w:r>
     </w:p>
     <w:tbl>
@@ -3824,7 +3824,7 @@
           <w:b/>
           <w:sz w:val="18"/>
         </w:rPr>
-        <w:t>019104  Cambio de naturaleza del ojo durante los 30 minutos</w:t>
+        <w:t>0 19 104  Cambio de naturaleza del ojo durante los 30 minutos</w:t>
       </w:r>
     </w:p>
     <w:tbl>
@@ -4552,7 +4552,7 @@
           <w:b/>
           <w:sz w:val="18"/>
         </w:rPr>
-        <w:t>019105  Distancia entre el fin de la banda en espiral y el centro</w:t>
+        <w:t>0 19 105  Distancia entre el fin de la banda en espiral y el centro</w:t>
       </w:r>
     </w:p>
     <w:tbl>
@@ -5231,7 +5231,7 @@
           <w:b/>
           <w:sz w:val="18"/>
         </w:rPr>
-        <w:t>019107  Intervalo de tiempo respect del que se ha calculado el desplazamiento del ciclón tropical</w:t>
+        <w:t>0 19 107  Intervalo de tiempo respect del que se ha calculado el desplazamiento del ciclón tropical</w:t>
       </w:r>
     </w:p>
     <w:tbl>
@@ -5910,7 +5910,7 @@
           <w:b/>
           <w:sz w:val="18"/>
         </w:rPr>
-        <w:t>019108  Precisión de la posición geográfica del ciclón tropical</w:t>
+        <w:t>0 19 108  Precisión de la posición geográfica del ciclón tropical</w:t>
       </w:r>
     </w:p>
     <w:tbl>
@@ -6393,7 +6393,7 @@
           <w:b/>
           <w:sz w:val="18"/>
         </w:rPr>
-        <w:t>019109  Diámetro medio de la cobertura nubosa del cicló tropical</w:t>
+        <w:t>0 19 109  Diámetro medio de la cobertura nubosa del cicló tropical</w:t>
       </w:r>
     </w:p>
     <w:tbl>
@@ -7121,7 +7121,7 @@
           <w:b/>
           <w:sz w:val="18"/>
         </w:rPr>
-        <w:t>019110  Cambio aparente en 24 horas de la intensidad del clicón tropical</w:t>
+        <w:t>0 19 110  Cambio aparente en 24 horas de la intensidad del clicón tropical</w:t>
       </w:r>
     </w:p>
     <w:tbl>
@@ -7702,7 +7702,7 @@
           <w:b/>
           <w:sz w:val="18"/>
         </w:rPr>
-        <w:t>019113  Tipo de configuración nubosa del número de DT</w:t>
+        <w:t>0 19 113  Tipo de configuración nubosa del número de DT</w:t>
       </w:r>
     </w:p>
     <w:tbl>
@@ -8234,7 +8234,7 @@
           <w:b/>
           <w:sz w:val="18"/>
         </w:rPr>
-        <w:t>019117  Tipo de imagen de la nube del número de PT</w:t>
+        <w:t>0 19 117  Tipo de imagen de la nube del número de PT</w:t>
       </w:r>
     </w:p>
     <w:tbl>
@@ -8570,7 +8570,7 @@
           <w:b/>
           <w:sz w:val="18"/>
         </w:rPr>
-        <w:t>019119  Tipo del número T final</w:t>
+        <w:t>0 19 119  Tipo del número T final</w:t>
       </w:r>
     </w:p>
     <w:tbl>

--- a/docx/es/BUFRCREX_CodeFlag_es_19.docx
+++ b/docx/es/BUFRCREX_CodeFlag_es_19.docx
@@ -13,6 +13,496 @@
           <w:sz w:val="22"/>
         </w:rPr>
         <w:t>Clase 19</w:t>
+      </w:r>
+    </w:p>
+    <w:p>
+      <w:r>
+        <w:rPr>
+          <w:rFonts w:ascii="Verdana" w:hAnsi="Verdana"/>
+          <w:i/>
+          <w:sz w:val="14"/>
+        </w:rPr>
+        <w:t>Note 2: Los términos “despejado” y “cubierto” se cifran con 0 y 8, respectivamente.</w:t>
+      </w:r>
+    </w:p>
+    <w:p>
+      <w:r>
+        <w:rPr>
+          <w:rFonts w:ascii="Verdana" w:hAnsi="Verdana"/>
+          <w:i/>
+          <w:sz w:val="14"/>
+        </w:rPr>
+        <w:t>Note 5: 0 es satisfactorio, 1 es insatisfactorio</w:t>
+      </w:r>
+    </w:p>
+    <w:p>
+      <w:r>
+        <w:rPr>
+          <w:rFonts w:ascii="Verdana" w:hAnsi="Verdana"/>
+          <w:i/>
+          <w:sz w:val="14"/>
+        </w:rPr>
+        <w:t>Note 6: Véase la Tabla de cifrado común C–1, Parte C/c.</w:t>
+      </w:r>
+    </w:p>
+    <w:p>
+      <w:r>
+        <w:rPr>
+          <w:rFonts w:ascii="Verdana" w:hAnsi="Verdana"/>
+          <w:i/>
+          <w:sz w:val="14"/>
+        </w:rPr>
+        <w:t>Note 7: Véase la Tabla de cifrado común C–2, Parte C/c.</w:t>
+      </w:r>
+    </w:p>
+    <w:p>
+      <w:r>
+        <w:rPr>
+          <w:rFonts w:ascii="Verdana" w:hAnsi="Verdana"/>
+          <w:i/>
+          <w:sz w:val="14"/>
+        </w:rPr>
+        <w:t>Note 8: Véase la Tabla de cifrado común C–3</w:t>
+      </w:r>
+    </w:p>
+    <w:p>
+      <w:r>
+        <w:rPr>
+          <w:rFonts w:ascii="Verdana" w:hAnsi="Verdana"/>
+          <w:i/>
+          <w:sz w:val="14"/>
+        </w:rPr>
+        <w:t>Note 9: Véase la Tabla de cifrado común C–4</w:t>
+      </w:r>
+    </w:p>
+    <w:p>
+      <w:r>
+        <w:rPr>
+          <w:rFonts w:ascii="Verdana" w:hAnsi="Verdana"/>
+          <w:i/>
+          <w:sz w:val="14"/>
+        </w:rPr>
+        <w:t>Note 10: Véase la Tabla de cifrado común C–5, Parte C/c.</w:t>
+      </w:r>
+    </w:p>
+    <w:p>
+      <w:r>
+        <w:rPr>
+          <w:rFonts w:ascii="Verdana" w:hAnsi="Verdana"/>
+          <w:i/>
+          <w:sz w:val="14"/>
+        </w:rPr>
+        <w:t>Note 11: Véase la Tabla de cifrado común C–7, Parte C/c.</w:t>
+      </w:r>
+    </w:p>
+    <w:p>
+      <w:r>
+        <w:rPr>
+          <w:rFonts w:ascii="Verdana" w:hAnsi="Verdana"/>
+          <w:i/>
+          <w:sz w:val="14"/>
+        </w:rPr>
+        <w:t>Note 12: Véase la Tabla de cifrado común C–8, Parte C/c.</w:t>
+      </w:r>
+    </w:p>
+    <w:p>
+      <w:r>
+        <w:rPr>
+          <w:rFonts w:ascii="Verdana" w:hAnsi="Verdana"/>
+          <w:i/>
+          <w:sz w:val="14"/>
+        </w:rPr>
+        <w:t>Note 14: Será definida por los propios centros — Véase la Tabla de cifrado común C-12, Parte C/c.</w:t>
+      </w:r>
+    </w:p>
+    <w:p>
+      <w:r>
+        <w:rPr>
+          <w:rFonts w:ascii="Verdana" w:hAnsi="Verdana"/>
+          <w:i/>
+          <w:sz w:val="14"/>
+        </w:rPr>
+        <w:t>Note 15: Se elaborará.</w:t>
+      </w:r>
+    </w:p>
+    <w:p>
+      <w:r>
+        <w:rPr>
+          <w:rFonts w:ascii="Verdana" w:hAnsi="Verdana"/>
+          <w:i/>
+          <w:sz w:val="14"/>
+        </w:rPr>
+        <w:t>Note 16: Una secuencia consecutiva de dos o más coordenadas de posición, tales como los pares de latitud y longitud, define una línea o un polígono. Los puntos deberán unirse entre sí en el mismo orden en que aparecen en el mensaje. Toda área descrita estará situada a la izquierda del límite trazado en la dirección establecida por el orden de los puntos dado en el mensaje. Esta definición se aplica a polígonos simples que no se intersecan y no presentan huecos.</w:t>
+      </w:r>
+    </w:p>
+    <w:p>
+      <w:r>
+        <w:rPr>
+          <w:rFonts w:ascii="Verdana" w:hAnsi="Verdana"/>
+          <w:i/>
+          <w:sz w:val="14"/>
+        </w:rPr>
+        <w:t>Note 17: Si todos los bits indican 0, eso significa una buena calibración.</w:t>
+      </w:r>
+    </w:p>
+    <w:p>
+      <w:r>
+        <w:rPr>
+          <w:rFonts w:ascii="Verdana" w:hAnsi="Verdana"/>
+          <w:i/>
+          <w:sz w:val="14"/>
+        </w:rPr>
+        <w:t>Note 18: Todas las estadísticas de primer orden están expresadas en las unidades definidas por los descriptores de datos originales.</w:t>
+      </w:r>
+    </w:p>
+    <w:p>
+      <w:r>
+        <w:rPr>
+          <w:rFonts w:ascii="Verdana" w:hAnsi="Verdana"/>
+          <w:i/>
+          <w:sz w:val="14"/>
+        </w:rPr>
+        <w:t>Note 19: Se utilizará inicialmente la significación del campo asociado (adicional) en relación con la calidad de los datos observados.</w:t>
+      </w:r>
+    </w:p>
+    <w:p>
+      <w:r>
+        <w:rPr>
+          <w:rFonts w:ascii="Verdana" w:hAnsi="Verdana"/>
+          <w:i/>
+          <w:sz w:val="14"/>
+        </w:rPr>
+        <w:t>Note 21: Comenzando por la posición del primer bit (bit más significativo), si el bit se fija en uno, entonces el canal es utilizado. Si el bit se fija en cero, entonces el canal no es utilizado.</w:t>
+      </w:r>
+    </w:p>
+    <w:p>
+      <w:r>
+        <w:rPr>
+          <w:rFonts w:ascii="Verdana" w:hAnsi="Verdana"/>
+          <w:i/>
+          <w:sz w:val="14"/>
+        </w:rPr>
+        <w:t>Note 22: Banderines de bit que indican los elementos incluidos en el proceso de datos de sondeo</w:t>
+      </w:r>
+    </w:p>
+    <w:p>
+      <w:r>
+        <w:rPr>
+          <w:rFonts w:ascii="Verdana" w:hAnsi="Verdana"/>
+          <w:i/>
+          <w:sz w:val="14"/>
+        </w:rPr>
+        <w:t>Note 23: Cifras de clave 1 a 9: duración y tiempo de la medición de la corriente (método vectorial o método Doppler de perfil de corriente).</w:t>
+      </w:r>
+    </w:p>
+    <w:p>
+      <w:r>
+        <w:rPr>
+          <w:rFonts w:ascii="Verdana" w:hAnsi="Verdana"/>
+          <w:i/>
+          <w:sz w:val="14"/>
+        </w:rPr>
+        <w:t>Note 24: Los bits 1 a 4 representan la clave de defectos horarios. Si todos los bits indican 0, eso significa que la hora de barrido corresponde a la prevista.</w:t>
+      </w:r>
+    </w:p>
+    <w:p>
+      <w:r>
+        <w:rPr>
+          <w:rFonts w:ascii="Verdana" w:hAnsi="Verdana"/>
+          <w:i/>
+          <w:sz w:val="14"/>
+        </w:rPr>
+        <w:t>Note 25: Los bits 11 a 17 representan la clave de problemas de localización geográfica. Si todos los bits indican 0, eso significa que la localización geográfica ha sido normal.</w:t>
+      </w:r>
+    </w:p>
+    <w:p>
+      <w:r>
+        <w:rPr>
+          <w:rFonts w:ascii="Verdana" w:hAnsi="Verdana"/>
+          <w:i/>
+          <w:sz w:val="14"/>
+        </w:rPr>
+        <w:t>Note 27: Bits 5-10 represent calibration problem code. All bits set to zero indicated normal calibration. Where any of bits 5, 7, 10 are set, secondary calibration coefficients have been used.</w:t>
+      </w:r>
+    </w:p>
+    <w:p>
+      <w:r>
+        <w:rPr>
+          <w:rFonts w:ascii="Verdana" w:hAnsi="Verdana"/>
+          <w:i/>
+          <w:sz w:val="14"/>
+        </w:rPr>
+        <w:t>Note 32: Cifras de clave 1 a 9: duración y tiempo de la medición de la corriente (método vectorial o método Doppler de perfil de corriente)."</w:t>
+      </w:r>
+    </w:p>
+    <w:p>
+      <w:r>
+        <w:rPr>
+          <w:rFonts w:ascii="Verdana" w:hAnsi="Verdana"/>
+          <w:i/>
+          <w:sz w:val="14"/>
+        </w:rPr>
+        <w:t>Note 33: Cifras de clave 11 a 19: período de medición de la corriente (método de deriva).</w:t>
+      </w:r>
+    </w:p>
+    <w:p>
+      <w:r>
+        <w:rPr>
+          <w:rFonts w:ascii="Verdana" w:hAnsi="Verdana"/>
+          <w:i/>
+          <w:sz w:val="14"/>
+        </w:rPr>
+        <w:t>Note 34: Las cifras de clave que indican la precipitación genérica (cifras de clave 140–148) están dispuestas en orden de complejidad creciente. Por ejemplo: una estación muy sencilla que tan solo puede determinar la presencia o ausencia de precipitación utilizará la cifra de clave 140 (precipitación). En el siguiente nivel, una estación automática capaz de captar la cantidad pero no el tipo de precipitación utilizará la cifra de clave 141 o 142. Una estación automática capaz de captar el tipo de precipitación (líquida, sólida, engelante) y la cantidad en líneas generales, utilizará las cifras de clave 143–148. Una estación automática capaz de comunicar tipos reales de precipitación (por ejemplo, llovizna o lluvia) pero no su cantidad, utilizará la correspondiente decena (por ejemplo, 150 para llovizna en general y 160 para lluvia en general).</w:t>
+      </w:r>
+    </w:p>
+    <w:p>
+      <w:r>
+        <w:rPr>
+          <w:rFonts w:ascii="Verdana" w:hAnsi="Verdana"/>
+          <w:i/>
+          <w:sz w:val="14"/>
+        </w:rPr>
+        <w:t>Note 35: El descriptor 0 25 009 ha dejado de utilizarse. Utilícese en su lugar el descriptor 0 25 029.</w:t>
+      </w:r>
+    </w:p>
+    <w:p>
+      <w:r>
+        <w:rPr>
+          <w:rFonts w:ascii="Verdana" w:hAnsi="Verdana"/>
+          <w:i/>
+          <w:sz w:val="14"/>
+        </w:rPr>
+        <w:t>Note 36: Las estadísticas de diferencia son valores de diferencia; sus dimensiones son iguales a las de los valores correspondientes comunicados con respecto a unidades, pero con una gama centrada en cero (por ejemplo, diferencia entre valores comunicados y analizados, diferencia entre valores comunicados y previstos, etc.).</w:t>
+      </w:r>
+    </w:p>
+    <w:p>
+      <w:r>
+        <w:rPr>
+          <w:rFonts w:ascii="Verdana" w:hAnsi="Verdana"/>
+          <w:i/>
+          <w:sz w:val="14"/>
+        </w:rPr>
+        <w:t>Note 39: El EPSG es un conjunto de datos de sistemas de coordenadas y transformaciones de sistemas de coordenadas, elaborado y mantenido inicialmente por el Grupo Europeo de Encuestas sobre el Petróleo (EPSG). En la actualidad lo mantiene el Subcomité de Geodesia de la International Association of Oil and Gas Producers Geomatics Committee.</w:t>
+      </w:r>
+    </w:p>
+    <w:p>
+      <w:r>
+        <w:rPr>
+          <w:rFonts w:ascii="Verdana" w:hAnsi="Verdana"/>
+          <w:i/>
+          <w:sz w:val="14"/>
+        </w:rPr>
+        <w:t>Note 42: Se elaborarán aplicaciones ulteriores.</w:t>
+      </w:r>
+    </w:p>
+    <w:p>
+      <w:r>
+        <w:rPr>
+          <w:rFonts w:ascii="Verdana" w:hAnsi="Verdana"/>
+          <w:i/>
+          <w:sz w:val="14"/>
+        </w:rPr>
+        <w:t>Note 43: Los términos genéricos para las condiciones meteorológicas (por ejemplo, niebla, llovizna) se destinan a las estaciones automáticas que pueden determinar tipos de tiempo, pero no dar más información. Los términos genéricos de la tabla de cifrado se indican mediante mayúsculas.</w:t>
+      </w:r>
+    </w:p>
+    <w:p>
+      <w:r>
+        <w:rPr>
+          <w:rFonts w:ascii="Verdana" w:hAnsi="Verdana"/>
+          <w:i/>
+          <w:sz w:val="14"/>
+        </w:rPr>
+        <w:t>Note 45: H = hora de observación.</w:t>
+      </w:r>
+    </w:p>
+    <w:p>
+      <w:r>
+        <w:rPr>
+          <w:rFonts w:ascii="Verdana" w:hAnsi="Verdana"/>
+          <w:i/>
+          <w:sz w:val="14"/>
+        </w:rPr>
+        <w:t>Note 49: Si todos los bits indican 0, eso significa una buena calibración.</w:t>
+      </w:r>
+    </w:p>
+    <w:p>
+      <w:r>
+        <w:rPr>
+          <w:rFonts w:ascii="Verdana" w:hAnsi="Verdana"/>
+          <w:i/>
+          <w:sz w:val="14"/>
+        </w:rPr>
+        <w:t>Note 50: En todos los casos, se indicarán las cifras de clave más altas aplicables.</w:t>
+      </w:r>
+    </w:p>
+    <w:p>
+      <w:r>
+        <w:rPr>
+          <w:rFonts w:ascii="Verdana" w:hAnsi="Verdana"/>
+          <w:i/>
+          <w:sz w:val="14"/>
+        </w:rPr>
+        <w:t>Note 54: En esta tabla de cifrado, siempre que se haga referencia al hielo, se incluye también toda precipitación sólida que no sea nieve.</w:t>
+      </w:r>
+    </w:p>
+    <w:p>
+      <w:r>
+        <w:rPr>
+          <w:rFonts w:ascii="Verdana" w:hAnsi="Verdana"/>
+          <w:i/>
+          <w:sz w:val="14"/>
+        </w:rPr>
+        <w:t>Note 57: La precipitación combinada se indica fijando en uno los bits de cada uno de los tipos de precipitación observados.</w:t>
+      </w:r>
+    </w:p>
+    <w:p>
+      <w:r>
+        <w:rPr>
+          <w:rFonts w:ascii="Verdana" w:hAnsi="Verdana"/>
+          <w:i/>
+          <w:sz w:val="14"/>
+        </w:rPr>
+        <w:t>Note 59: En caso necesario se agregarán nuevos nombres locales para las tormentas de distintas intensidades.</w:t>
+      </w:r>
+    </w:p>
+    <w:p>
+      <w:r>
+        <w:rPr>
+          <w:rFonts w:ascii="Verdana" w:hAnsi="Verdana"/>
+          <w:i/>
+          <w:sz w:val="14"/>
+        </w:rPr>
+        <w:t>Note 60: Ninguna de las cifras de clave excluye la adición de niveles interpolados a discreción del centro generador.</w:t>
+      </w:r>
+    </w:p>
+    <w:p>
+      <w:r>
+        <w:rPr>
+          <w:rFonts w:ascii="Verdana" w:hAnsi="Verdana"/>
+          <w:i/>
+          <w:sz w:val="14"/>
+        </w:rPr>
+        <w:t>Note 63: En esta tabla de banderines se entiende por fenómeno cualquier tipo de fenómeno, incluidos la precipitación y el oscurecimiento.</w:t>
+      </w:r>
+    </w:p>
+    <w:p>
+      <w:r>
+        <w:rPr>
+          <w:rFonts w:ascii="Verdana" w:hAnsi="Verdana"/>
+          <w:i/>
+          <w:sz w:val="14"/>
+        </w:rPr>
+        <w:t>Note 75: Las definiciones referidas a las cifras de clave 0, 1, 2 y 4 se aplican al suelo representativo y las cifras de clave 3, 5 a 9 y 10 a 19, a una zona abierta representativa.</w:t>
+      </w:r>
+    </w:p>
+    <w:p>
+      <w:r>
+        <w:rPr>
+          <w:rFonts w:ascii="Verdana" w:hAnsi="Verdana"/>
+          <w:i/>
+          <w:sz w:val="14"/>
+        </w:rPr>
+        <w:t>Note 76: Cuando haya que cifrar una altura que corresponda a dos cifras de clave, se tomará la cifra más baja. Por ejemplo, una altura de 4 m se cifrará 5.</w:t>
+      </w:r>
+    </w:p>
+    <w:p>
+      <w:r>
+        <w:rPr>
+          <w:rFonts w:ascii="Verdana" w:hAnsi="Verdana"/>
+          <w:i/>
+          <w:sz w:val="14"/>
+        </w:rPr>
+        <w:t>Note 78: Los tres primeros dígitos representan el código de país ISO.</w:t>
+      </w:r>
+    </w:p>
+    <w:p>
+      <w:r>
+        <w:rPr>
+          <w:rFonts w:ascii="Verdana" w:hAnsi="Verdana"/>
+          <w:i/>
+          <w:sz w:val="14"/>
+        </w:rPr>
+        <w:t>Note 79: La última columna de la tabla contiene el número de registro correspondiente del Chemical Abstracts Service (CAS) de la American Chemical Society</w:t>
+      </w:r>
+    </w:p>
+    <w:p>
+      <w:r>
+        <w:rPr>
+          <w:rFonts w:ascii="Verdana" w:hAnsi="Verdana"/>
+          <w:i/>
+          <w:sz w:val="14"/>
+        </w:rPr>
+        <w:t>Note 80: La parte central de la presente tabla de cifrado (cifras de clave 100–199) incluye términos a diversos niveles, referidos a estaciones automáticas sencillas y luego cada vez más complejas.</w:t>
+      </w:r>
+    </w:p>
+    <w:p>
+      <w:r>
+        <w:rPr>
+          <w:rFonts w:ascii="Verdana" w:hAnsi="Verdana"/>
+          <w:i/>
+          <w:sz w:val="14"/>
+        </w:rPr>
+        <w:t>Note 81: El alcance nominal de la humedad del suelo en superficie es 0% - 100%. En casos extremos, el retrodispersor extrapolado a un ángulo de incidencia de 40 grados puede ser superior a la referencia del retrodispersor húmedo o seco. En tales casos, el valor proporcionado por el proceso de medición de la humedad del suelo en superficie es menor de 0% o mayor de 100%, respectivamente.</w:t>
+      </w:r>
+    </w:p>
+    <w:p>
+      <w:r>
+        <w:rPr>
+          <w:rFonts w:ascii="Verdana" w:hAnsi="Verdana"/>
+          <w:i/>
+          <w:sz w:val="14"/>
+        </w:rPr>
+        <w:t>Note 84: Estos valores se refieren a olas bien formadas en altamar por acción del viento. Si bien se dará prioridad a los términos descriptivos, los valores relativos a las alturas podrán utilizarse como guía por el observador cuando cifra el estado total de agitación del mar, resultante de diversos factores tales como el viento, la mar de fondo, las corrientes, el ángulo entre la mar de fondo y el viento, etc.</w:t>
+      </w:r>
+    </w:p>
+    <w:p>
+      <w:r>
+        <w:rPr>
+          <w:rFonts w:ascii="Verdana" w:hAnsi="Verdana"/>
+          <w:i/>
+          <w:sz w:val="14"/>
+        </w:rPr>
+        <w:t>Note 85: Este descriptor se asociará a los datos de la visibilidad o a los de la altura de las nubes para especificar si se trata de un valor limitado. Si los datos transmitidos son el valor verdadero, la cifra de clave es 0. Sin-embargo, la medición puede alcanzar el límite de la capacidad de medición del instrumento. Si el valor transmitido es mayor que el valor verdadero, la cifra de clave es 1; y si el valor transmitido es menor que el valor verdadero, la cifra de clave es 2.</w:t>
+      </w:r>
+    </w:p>
+    <w:p>
+      <w:r>
+        <w:rPr>
+          <w:rFonts w:ascii="Verdana" w:hAnsi="Verdana"/>
+          <w:i/>
+          <w:sz w:val="14"/>
+        </w:rPr>
+        <w:t>Note 88: La significación del tiempo debe ser calificada por los períodos adecuados de tiempo que se especifican.</w:t>
+      </w:r>
+    </w:p>
+    <w:p>
+      <w:r>
+        <w:rPr>
+          <w:rFonts w:ascii="Verdana" w:hAnsi="Verdana"/>
+          <w:i/>
+          <w:sz w:val="14"/>
+        </w:rPr>
+        <w:t>Note 90: Tipo de instrumentos y unidades originales para la medición del viento (en m s–1, a menos que se indique otra cosa)</w:t>
+      </w:r>
+    </w:p>
+    <w:p>
+      <w:r>
+        <w:rPr>
+          <w:rFonts w:ascii="Verdana" w:hAnsi="Verdana"/>
+          <w:i/>
+          <w:sz w:val="14"/>
+        </w:rPr>
+        <w:t>Note 94: Si el método de información originario es el indicado por la cifra de clave 1, se recomienda la siguiente conversión para obtener un valor adecuado de los datos correspondiente al descriptor 0 01 012: Valor comunicado</w:t>
+      </w:r>
+    </w:p>
+    <w:p>
+      <w:r>
+        <w:rPr>
+          <w:rFonts w:ascii="Verdana" w:hAnsi="Verdana"/>
+          <w:i/>
+          <w:sz w:val="14"/>
+        </w:rPr>
+        <w:t>Note 95: Si el método de información originario es el indicado por la cifra de clave 1, se recomienda la siguiente conversión para obtener un valor adecuado de los datos correspondiente al descriptor 0 01 013: Valor comunicado</w:t>
       </w:r>
     </w:p>
     <w:p>
@@ -58,6 +548,9 @@
             <w:shd w:val="clear" w:color="auto" w:fill="D9D9D9"/>
           </w:tcPr>
           <w:p>
+            <w:pPr>
+              <w:spacing w:before="20" w:after="20"/>
+            </w:pPr>
             <w:r/>
             <w:r>
               <w:rPr>
@@ -75,6 +568,9 @@
             <w:shd w:val="clear" w:color="auto" w:fill="D9D9D9"/>
           </w:tcPr>
           <w:p>
+            <w:pPr>
+              <w:spacing w:before="20" w:after="20"/>
+            </w:pPr>
             <w:r/>
             <w:r>
               <w:rPr>
@@ -92,6 +588,9 @@
             <w:shd w:val="clear" w:color="auto" w:fill="D9D9D9"/>
           </w:tcPr>
           <w:p>
+            <w:pPr>
+              <w:spacing w:before="20" w:after="20"/>
+            </w:pPr>
             <w:r/>
             <w:r>
               <w:rPr>
@@ -105,11 +604,17 @@
         </w:tc>
       </w:tr>
       <w:tr>
-        <w:tc>
-          <w:tcPr>
-            <w:tcW w:type="dxa" w:w="5046"/>
-          </w:tcPr>
-          <w:p>
+        <w:trPr>
+          <w:cantSplit/>
+        </w:trPr>
+        <w:tc>
+          <w:tcPr>
+            <w:tcW w:type="dxa" w:w="5046"/>
+          </w:tcPr>
+          <w:p>
+            <w:pPr>
+              <w:spacing w:before="20" w:after="20"/>
+            </w:pPr>
             <w:r/>
             <w:r>
               <w:rPr>
@@ -126,6 +631,9 @@
             <w:tcW w:type="dxa" w:w="5046"/>
           </w:tcPr>
           <w:p>
+            <w:pPr>
+              <w:spacing w:before="20" w:after="20"/>
+            </w:pPr>
             <w:r/>
             <w:r>
               <w:rPr>
@@ -142,6 +650,9 @@
             <w:tcW w:type="dxa" w:w="5046"/>
           </w:tcPr>
           <w:p>
+            <w:pPr>
+              <w:spacing w:before="20" w:after="20"/>
+            </w:pPr>
             <w:r/>
             <w:r>
               <w:rPr>
@@ -154,11 +665,17 @@
         </w:tc>
       </w:tr>
       <w:tr>
-        <w:tc>
-          <w:tcPr>
-            <w:tcW w:type="dxa" w:w="5046"/>
-          </w:tcPr>
-          <w:p>
+        <w:trPr>
+          <w:cantSplit/>
+        </w:trPr>
+        <w:tc>
+          <w:tcPr>
+            <w:tcW w:type="dxa" w:w="5046"/>
+          </w:tcPr>
+          <w:p>
+            <w:pPr>
+              <w:spacing w:before="20" w:after="20"/>
+            </w:pPr>
             <w:r/>
             <w:r>
               <w:rPr>
@@ -175,6 +692,9 @@
             <w:tcW w:type="dxa" w:w="5046"/>
           </w:tcPr>
           <w:p>
+            <w:pPr>
+              <w:spacing w:before="20" w:after="20"/>
+            </w:pPr>
             <w:r/>
             <w:r>
               <w:rPr>
@@ -191,6 +711,9 @@
             <w:tcW w:type="dxa" w:w="5046"/>
           </w:tcPr>
           <w:p>
+            <w:pPr>
+              <w:spacing w:before="20" w:after="20"/>
+            </w:pPr>
             <w:r/>
             <w:r>
               <w:rPr>
@@ -203,11 +726,17 @@
         </w:tc>
       </w:tr>
       <w:tr>
-        <w:tc>
-          <w:tcPr>
-            <w:tcW w:type="dxa" w:w="5046"/>
-          </w:tcPr>
-          <w:p>
+        <w:trPr>
+          <w:cantSplit/>
+        </w:trPr>
+        <w:tc>
+          <w:tcPr>
+            <w:tcW w:type="dxa" w:w="5046"/>
+          </w:tcPr>
+          <w:p>
+            <w:pPr>
+              <w:spacing w:before="20" w:after="20"/>
+            </w:pPr>
             <w:r/>
             <w:r>
               <w:rPr>
@@ -224,6 +753,9 @@
             <w:tcW w:type="dxa" w:w="5046"/>
           </w:tcPr>
           <w:p>
+            <w:pPr>
+              <w:spacing w:before="20" w:after="20"/>
+            </w:pPr>
             <w:r/>
             <w:r>
               <w:rPr>
@@ -240,6 +772,9 @@
             <w:tcW w:type="dxa" w:w="5046"/>
           </w:tcPr>
           <w:p>
+            <w:pPr>
+              <w:spacing w:before="20" w:after="20"/>
+            </w:pPr>
             <w:r/>
             <w:r>
               <w:rPr>
@@ -252,11 +787,17 @@
         </w:tc>
       </w:tr>
       <w:tr>
-        <w:tc>
-          <w:tcPr>
-            <w:tcW w:type="dxa" w:w="5046"/>
-          </w:tcPr>
-          <w:p>
+        <w:trPr>
+          <w:cantSplit/>
+        </w:trPr>
+        <w:tc>
+          <w:tcPr>
+            <w:tcW w:type="dxa" w:w="5046"/>
+          </w:tcPr>
+          <w:p>
+            <w:pPr>
+              <w:spacing w:before="20" w:after="20"/>
+            </w:pPr>
             <w:r/>
             <w:r>
               <w:rPr>
@@ -273,6 +814,9 @@
             <w:tcW w:type="dxa" w:w="5046"/>
           </w:tcPr>
           <w:p>
+            <w:pPr>
+              <w:spacing w:before="20" w:after="20"/>
+            </w:pPr>
             <w:r/>
             <w:r>
               <w:rPr>
@@ -289,6 +833,9 @@
             <w:tcW w:type="dxa" w:w="5046"/>
           </w:tcPr>
           <w:p>
+            <w:pPr>
+              <w:spacing w:before="20" w:after="20"/>
+            </w:pPr>
             <w:r/>
             <w:r>
               <w:rPr>
@@ -301,11 +848,17 @@
         </w:tc>
       </w:tr>
       <w:tr>
-        <w:tc>
-          <w:tcPr>
-            <w:tcW w:type="dxa" w:w="5046"/>
-          </w:tcPr>
-          <w:p>
+        <w:trPr>
+          <w:cantSplit/>
+        </w:trPr>
+        <w:tc>
+          <w:tcPr>
+            <w:tcW w:type="dxa" w:w="5046"/>
+          </w:tcPr>
+          <w:p>
+            <w:pPr>
+              <w:spacing w:before="20" w:after="20"/>
+            </w:pPr>
             <w:r/>
             <w:r>
               <w:rPr>
@@ -322,6 +875,9 @@
             <w:tcW w:type="dxa" w:w="5046"/>
           </w:tcPr>
           <w:p>
+            <w:pPr>
+              <w:spacing w:before="20" w:after="20"/>
+            </w:pPr>
             <w:r/>
             <w:r>
               <w:rPr>
@@ -338,6 +894,9 @@
             <w:tcW w:type="dxa" w:w="5046"/>
           </w:tcPr>
           <w:p>
+            <w:pPr>
+              <w:spacing w:before="20" w:after="20"/>
+            </w:pPr>
             <w:r/>
             <w:r>
               <w:rPr>
@@ -350,11 +909,17 @@
         </w:tc>
       </w:tr>
       <w:tr>
-        <w:tc>
-          <w:tcPr>
-            <w:tcW w:type="dxa" w:w="5046"/>
-          </w:tcPr>
-          <w:p>
+        <w:trPr>
+          <w:cantSplit/>
+        </w:trPr>
+        <w:tc>
+          <w:tcPr>
+            <w:tcW w:type="dxa" w:w="5046"/>
+          </w:tcPr>
+          <w:p>
+            <w:pPr>
+              <w:spacing w:before="20" w:after="20"/>
+            </w:pPr>
             <w:r/>
             <w:r>
               <w:rPr>
@@ -371,6 +936,9 @@
             <w:tcW w:type="dxa" w:w="5046"/>
           </w:tcPr>
           <w:p>
+            <w:pPr>
+              <w:spacing w:before="20" w:after="20"/>
+            </w:pPr>
             <w:r/>
             <w:r>
               <w:rPr>
@@ -387,6 +955,9 @@
             <w:tcW w:type="dxa" w:w="5046"/>
           </w:tcPr>
           <w:p>
+            <w:pPr>
+              <w:spacing w:before="20" w:after="20"/>
+            </w:pPr>
             <w:r/>
             <w:r>
               <w:rPr>
@@ -399,11 +970,17 @@
         </w:tc>
       </w:tr>
       <w:tr>
-        <w:tc>
-          <w:tcPr>
-            <w:tcW w:type="dxa" w:w="5046"/>
-          </w:tcPr>
-          <w:p>
+        <w:trPr>
+          <w:cantSplit/>
+        </w:trPr>
+        <w:tc>
+          <w:tcPr>
+            <w:tcW w:type="dxa" w:w="5046"/>
+          </w:tcPr>
+          <w:p>
+            <w:pPr>
+              <w:spacing w:before="20" w:after="20"/>
+            </w:pPr>
             <w:r/>
             <w:r>
               <w:rPr>
@@ -420,6 +997,9 @@
             <w:tcW w:type="dxa" w:w="5046"/>
           </w:tcPr>
           <w:p>
+            <w:pPr>
+              <w:spacing w:before="20" w:after="20"/>
+            </w:pPr>
             <w:r/>
             <w:r>
               <w:rPr>
@@ -436,6 +1016,9 @@
             <w:tcW w:type="dxa" w:w="5046"/>
           </w:tcPr>
           <w:p>
+            <w:pPr>
+              <w:spacing w:before="20" w:after="20"/>
+            </w:pPr>
             <w:r/>
             <w:r>
               <w:rPr>
@@ -448,11 +1031,17 @@
         </w:tc>
       </w:tr>
       <w:tr>
-        <w:tc>
-          <w:tcPr>
-            <w:tcW w:type="dxa" w:w="5046"/>
-          </w:tcPr>
-          <w:p>
+        <w:trPr>
+          <w:cantSplit/>
+        </w:trPr>
+        <w:tc>
+          <w:tcPr>
+            <w:tcW w:type="dxa" w:w="5046"/>
+          </w:tcPr>
+          <w:p>
+            <w:pPr>
+              <w:spacing w:before="20" w:after="20"/>
+            </w:pPr>
             <w:r/>
             <w:r>
               <w:rPr>
@@ -469,6 +1058,9 @@
             <w:tcW w:type="dxa" w:w="5046"/>
           </w:tcPr>
           <w:p>
+            <w:pPr>
+              <w:spacing w:before="20" w:after="20"/>
+            </w:pPr>
             <w:r/>
             <w:r>
               <w:rPr>
@@ -485,6 +1077,9 @@
             <w:tcW w:type="dxa" w:w="5046"/>
           </w:tcPr>
           <w:p>
+            <w:pPr>
+              <w:spacing w:before="20" w:after="20"/>
+            </w:pPr>
             <w:r/>
             <w:r>
               <w:rPr>
@@ -497,11 +1092,17 @@
         </w:tc>
       </w:tr>
       <w:tr>
-        <w:tc>
-          <w:tcPr>
-            <w:tcW w:type="dxa" w:w="5046"/>
-          </w:tcPr>
-          <w:p>
+        <w:trPr>
+          <w:cantSplit/>
+        </w:trPr>
+        <w:tc>
+          <w:tcPr>
+            <w:tcW w:type="dxa" w:w="5046"/>
+          </w:tcPr>
+          <w:p>
+            <w:pPr>
+              <w:spacing w:before="20" w:after="20"/>
+            </w:pPr>
             <w:r/>
             <w:r>
               <w:rPr>
@@ -518,6 +1119,9 @@
             <w:tcW w:type="dxa" w:w="5046"/>
           </w:tcPr>
           <w:p>
+            <w:pPr>
+              <w:spacing w:before="20" w:after="20"/>
+            </w:pPr>
             <w:r/>
             <w:r>
               <w:rPr>
@@ -534,6 +1138,9 @@
             <w:tcW w:type="dxa" w:w="5046"/>
           </w:tcPr>
           <w:p>
+            <w:pPr>
+              <w:spacing w:before="20" w:after="20"/>
+            </w:pPr>
             <w:r/>
             <w:r>
               <w:rPr>
@@ -590,6 +1197,9 @@
             <w:shd w:val="clear" w:color="auto" w:fill="D9D9D9"/>
           </w:tcPr>
           <w:p>
+            <w:pPr>
+              <w:spacing w:before="20" w:after="20"/>
+            </w:pPr>
             <w:r/>
             <w:r>
               <w:rPr>
@@ -607,6 +1217,9 @@
             <w:shd w:val="clear" w:color="auto" w:fill="D9D9D9"/>
           </w:tcPr>
           <w:p>
+            <w:pPr>
+              <w:spacing w:before="20" w:after="20"/>
+            </w:pPr>
             <w:r/>
             <w:r>
               <w:rPr>
@@ -624,6 +1237,9 @@
             <w:shd w:val="clear" w:color="auto" w:fill="D9D9D9"/>
           </w:tcPr>
           <w:p>
+            <w:pPr>
+              <w:spacing w:before="20" w:after="20"/>
+            </w:pPr>
             <w:r/>
             <w:r>
               <w:rPr>
@@ -637,11 +1253,17 @@
         </w:tc>
       </w:tr>
       <w:tr>
-        <w:tc>
-          <w:tcPr>
-            <w:tcW w:type="dxa" w:w="5046"/>
-          </w:tcPr>
-          <w:p>
+        <w:trPr>
+          <w:cantSplit/>
+        </w:trPr>
+        <w:tc>
+          <w:tcPr>
+            <w:tcW w:type="dxa" w:w="5046"/>
+          </w:tcPr>
+          <w:p>
+            <w:pPr>
+              <w:spacing w:before="20" w:after="20"/>
+            </w:pPr>
             <w:r/>
             <w:r>
               <w:rPr>
@@ -658,6 +1280,9 @@
             <w:tcW w:type="dxa" w:w="5046"/>
           </w:tcPr>
           <w:p>
+            <w:pPr>
+              <w:spacing w:before="20" w:after="20"/>
+            </w:pPr>
             <w:r/>
             <w:r>
               <w:rPr>
@@ -674,6 +1299,9 @@
             <w:tcW w:type="dxa" w:w="5046"/>
           </w:tcPr>
           <w:p>
+            <w:pPr>
+              <w:spacing w:before="20" w:after="20"/>
+            </w:pPr>
             <w:r/>
             <w:r>
               <w:rPr>
@@ -686,11 +1314,17 @@
         </w:tc>
       </w:tr>
       <w:tr>
-        <w:tc>
-          <w:tcPr>
-            <w:tcW w:type="dxa" w:w="5046"/>
-          </w:tcPr>
-          <w:p>
+        <w:trPr>
+          <w:cantSplit/>
+        </w:trPr>
+        <w:tc>
+          <w:tcPr>
+            <w:tcW w:type="dxa" w:w="5046"/>
+          </w:tcPr>
+          <w:p>
+            <w:pPr>
+              <w:spacing w:before="20" w:after="20"/>
+            </w:pPr>
             <w:r/>
             <w:r>
               <w:rPr>
@@ -707,6 +1341,9 @@
             <w:tcW w:type="dxa" w:w="5046"/>
           </w:tcPr>
           <w:p>
+            <w:pPr>
+              <w:spacing w:before="20" w:after="20"/>
+            </w:pPr>
             <w:r/>
             <w:r>
               <w:rPr>
@@ -723,6 +1360,9 @@
             <w:tcW w:type="dxa" w:w="5046"/>
           </w:tcPr>
           <w:p>
+            <w:pPr>
+              <w:spacing w:before="20" w:after="20"/>
+            </w:pPr>
             <w:r/>
             <w:r>
               <w:rPr>
@@ -735,11 +1375,17 @@
         </w:tc>
       </w:tr>
       <w:tr>
-        <w:tc>
-          <w:tcPr>
-            <w:tcW w:type="dxa" w:w="5046"/>
-          </w:tcPr>
-          <w:p>
+        <w:trPr>
+          <w:cantSplit/>
+        </w:trPr>
+        <w:tc>
+          <w:tcPr>
+            <w:tcW w:type="dxa" w:w="5046"/>
+          </w:tcPr>
+          <w:p>
+            <w:pPr>
+              <w:spacing w:before="20" w:after="20"/>
+            </w:pPr>
             <w:r/>
             <w:r>
               <w:rPr>
@@ -756,6 +1402,9 @@
             <w:tcW w:type="dxa" w:w="5046"/>
           </w:tcPr>
           <w:p>
+            <w:pPr>
+              <w:spacing w:before="20" w:after="20"/>
+            </w:pPr>
             <w:r/>
             <w:r>
               <w:rPr>
@@ -772,6 +1421,9 @@
             <w:tcW w:type="dxa" w:w="5046"/>
           </w:tcPr>
           <w:p>
+            <w:pPr>
+              <w:spacing w:before="20" w:after="20"/>
+            </w:pPr>
             <w:r/>
             <w:r>
               <w:rPr>
@@ -784,11 +1436,17 @@
         </w:tc>
       </w:tr>
       <w:tr>
-        <w:tc>
-          <w:tcPr>
-            <w:tcW w:type="dxa" w:w="5046"/>
-          </w:tcPr>
-          <w:p>
+        <w:trPr>
+          <w:cantSplit/>
+        </w:trPr>
+        <w:tc>
+          <w:tcPr>
+            <w:tcW w:type="dxa" w:w="5046"/>
+          </w:tcPr>
+          <w:p>
+            <w:pPr>
+              <w:spacing w:before="20" w:after="20"/>
+            </w:pPr>
             <w:r/>
             <w:r>
               <w:rPr>
@@ -805,6 +1463,9 @@
             <w:tcW w:type="dxa" w:w="5046"/>
           </w:tcPr>
           <w:p>
+            <w:pPr>
+              <w:spacing w:before="20" w:after="20"/>
+            </w:pPr>
             <w:r/>
             <w:r>
               <w:rPr>
@@ -821,6 +1482,9 @@
             <w:tcW w:type="dxa" w:w="5046"/>
           </w:tcPr>
           <w:p>
+            <w:pPr>
+              <w:spacing w:before="20" w:after="20"/>
+            </w:pPr>
             <w:r/>
             <w:r>
               <w:rPr>
@@ -833,11 +1497,17 @@
         </w:tc>
       </w:tr>
       <w:tr>
-        <w:tc>
-          <w:tcPr>
-            <w:tcW w:type="dxa" w:w="5046"/>
-          </w:tcPr>
-          <w:p>
+        <w:trPr>
+          <w:cantSplit/>
+        </w:trPr>
+        <w:tc>
+          <w:tcPr>
+            <w:tcW w:type="dxa" w:w="5046"/>
+          </w:tcPr>
+          <w:p>
+            <w:pPr>
+              <w:spacing w:before="20" w:after="20"/>
+            </w:pPr>
             <w:r/>
             <w:r>
               <w:rPr>
@@ -854,6 +1524,9 @@
             <w:tcW w:type="dxa" w:w="5046"/>
           </w:tcPr>
           <w:p>
+            <w:pPr>
+              <w:spacing w:before="20" w:after="20"/>
+            </w:pPr>
             <w:r/>
             <w:r>
               <w:rPr>
@@ -870,6 +1543,9 @@
             <w:tcW w:type="dxa" w:w="5046"/>
           </w:tcPr>
           <w:p>
+            <w:pPr>
+              <w:spacing w:before="20" w:after="20"/>
+            </w:pPr>
             <w:r/>
             <w:r>
               <w:rPr>
@@ -882,11 +1558,17 @@
         </w:tc>
       </w:tr>
       <w:tr>
-        <w:tc>
-          <w:tcPr>
-            <w:tcW w:type="dxa" w:w="5046"/>
-          </w:tcPr>
-          <w:p>
+        <w:trPr>
+          <w:cantSplit/>
+        </w:trPr>
+        <w:tc>
+          <w:tcPr>
+            <w:tcW w:type="dxa" w:w="5046"/>
+          </w:tcPr>
+          <w:p>
+            <w:pPr>
+              <w:spacing w:before="20" w:after="20"/>
+            </w:pPr>
             <w:r/>
             <w:r>
               <w:rPr>
@@ -903,6 +1585,9 @@
             <w:tcW w:type="dxa" w:w="5046"/>
           </w:tcPr>
           <w:p>
+            <w:pPr>
+              <w:spacing w:before="20" w:after="20"/>
+            </w:pPr>
             <w:r/>
             <w:r>
               <w:rPr>
@@ -919,6 +1604,9 @@
             <w:tcW w:type="dxa" w:w="5046"/>
           </w:tcPr>
           <w:p>
+            <w:pPr>
+              <w:spacing w:before="20" w:after="20"/>
+            </w:pPr>
             <w:r/>
             <w:r>
               <w:rPr>
@@ -975,6 +1663,9 @@
             <w:shd w:val="clear" w:color="auto" w:fill="D9D9D9"/>
           </w:tcPr>
           <w:p>
+            <w:pPr>
+              <w:spacing w:before="20" w:after="20"/>
+            </w:pPr>
             <w:r/>
             <w:r>
               <w:rPr>
@@ -992,6 +1683,9 @@
             <w:shd w:val="clear" w:color="auto" w:fill="D9D9D9"/>
           </w:tcPr>
           <w:p>
+            <w:pPr>
+              <w:spacing w:before="20" w:after="20"/>
+            </w:pPr>
             <w:r/>
             <w:r>
               <w:rPr>
@@ -1009,6 +1703,9 @@
             <w:shd w:val="clear" w:color="auto" w:fill="D9D9D9"/>
           </w:tcPr>
           <w:p>
+            <w:pPr>
+              <w:spacing w:before="20" w:after="20"/>
+            </w:pPr>
             <w:r/>
             <w:r>
               <w:rPr>
@@ -1022,11 +1719,17 @@
         </w:tc>
       </w:tr>
       <w:tr>
-        <w:tc>
-          <w:tcPr>
-            <w:tcW w:type="dxa" w:w="5046"/>
-          </w:tcPr>
-          <w:p>
+        <w:trPr>
+          <w:cantSplit/>
+        </w:trPr>
+        <w:tc>
+          <w:tcPr>
+            <w:tcW w:type="dxa" w:w="5046"/>
+          </w:tcPr>
+          <w:p>
+            <w:pPr>
+              <w:spacing w:before="20" w:after="20"/>
+            </w:pPr>
             <w:r/>
             <w:r>
               <w:rPr>
@@ -1043,6 +1746,9 @@
             <w:tcW w:type="dxa" w:w="5046"/>
           </w:tcPr>
           <w:p>
+            <w:pPr>
+              <w:spacing w:before="20" w:after="20"/>
+            </w:pPr>
             <w:r/>
             <w:r>
               <w:rPr>
@@ -1059,6 +1765,9 @@
             <w:tcW w:type="dxa" w:w="5046"/>
           </w:tcPr>
           <w:p>
+            <w:pPr>
+              <w:spacing w:before="20" w:after="20"/>
+            </w:pPr>
             <w:r/>
             <w:r>
               <w:rPr>
@@ -1071,11 +1780,17 @@
         </w:tc>
       </w:tr>
       <w:tr>
-        <w:tc>
-          <w:tcPr>
-            <w:tcW w:type="dxa" w:w="5046"/>
-          </w:tcPr>
-          <w:p>
+        <w:trPr>
+          <w:cantSplit/>
+        </w:trPr>
+        <w:tc>
+          <w:tcPr>
+            <w:tcW w:type="dxa" w:w="5046"/>
+          </w:tcPr>
+          <w:p>
+            <w:pPr>
+              <w:spacing w:before="20" w:after="20"/>
+            </w:pPr>
             <w:r/>
             <w:r>
               <w:rPr>
@@ -1092,6 +1807,9 @@
             <w:tcW w:type="dxa" w:w="5046"/>
           </w:tcPr>
           <w:p>
+            <w:pPr>
+              <w:spacing w:before="20" w:after="20"/>
+            </w:pPr>
             <w:r/>
             <w:r>
               <w:rPr>
@@ -1108,6 +1826,9 @@
             <w:tcW w:type="dxa" w:w="5046"/>
           </w:tcPr>
           <w:p>
+            <w:pPr>
+              <w:spacing w:before="20" w:after="20"/>
+            </w:pPr>
             <w:r/>
             <w:r>
               <w:rPr>
@@ -1120,11 +1841,17 @@
         </w:tc>
       </w:tr>
       <w:tr>
-        <w:tc>
-          <w:tcPr>
-            <w:tcW w:type="dxa" w:w="5046"/>
-          </w:tcPr>
-          <w:p>
+        <w:trPr>
+          <w:cantSplit/>
+        </w:trPr>
+        <w:tc>
+          <w:tcPr>
+            <w:tcW w:type="dxa" w:w="5046"/>
+          </w:tcPr>
+          <w:p>
+            <w:pPr>
+              <w:spacing w:before="20" w:after="20"/>
+            </w:pPr>
             <w:r/>
             <w:r>
               <w:rPr>
@@ -1141,6 +1868,9 @@
             <w:tcW w:type="dxa" w:w="5046"/>
           </w:tcPr>
           <w:p>
+            <w:pPr>
+              <w:spacing w:before="20" w:after="20"/>
+            </w:pPr>
             <w:r/>
             <w:r>
               <w:rPr>
@@ -1157,6 +1887,9 @@
             <w:tcW w:type="dxa" w:w="5046"/>
           </w:tcPr>
           <w:p>
+            <w:pPr>
+              <w:spacing w:before="20" w:after="20"/>
+            </w:pPr>
             <w:r/>
             <w:r>
               <w:rPr>
@@ -1169,11 +1902,17 @@
         </w:tc>
       </w:tr>
       <w:tr>
-        <w:tc>
-          <w:tcPr>
-            <w:tcW w:type="dxa" w:w="5046"/>
-          </w:tcPr>
-          <w:p>
+        <w:trPr>
+          <w:cantSplit/>
+        </w:trPr>
+        <w:tc>
+          <w:tcPr>
+            <w:tcW w:type="dxa" w:w="5046"/>
+          </w:tcPr>
+          <w:p>
+            <w:pPr>
+              <w:spacing w:before="20" w:after="20"/>
+            </w:pPr>
             <w:r/>
             <w:r>
               <w:rPr>
@@ -1190,6 +1929,9 @@
             <w:tcW w:type="dxa" w:w="5046"/>
           </w:tcPr>
           <w:p>
+            <w:pPr>
+              <w:spacing w:before="20" w:after="20"/>
+            </w:pPr>
             <w:r/>
             <w:r>
               <w:rPr>
@@ -1206,6 +1948,9 @@
             <w:tcW w:type="dxa" w:w="5046"/>
           </w:tcPr>
           <w:p>
+            <w:pPr>
+              <w:spacing w:before="20" w:after="20"/>
+            </w:pPr>
             <w:r/>
             <w:r>
               <w:rPr>
@@ -1262,6 +2007,9 @@
             <w:shd w:val="clear" w:color="auto" w:fill="D9D9D9"/>
           </w:tcPr>
           <w:p>
+            <w:pPr>
+              <w:spacing w:before="20" w:after="20"/>
+            </w:pPr>
             <w:r/>
             <w:r>
               <w:rPr>
@@ -1279,6 +2027,9 @@
             <w:shd w:val="clear" w:color="auto" w:fill="D9D9D9"/>
           </w:tcPr>
           <w:p>
+            <w:pPr>
+              <w:spacing w:before="20" w:after="20"/>
+            </w:pPr>
             <w:r/>
             <w:r>
               <w:rPr>
@@ -1296,6 +2047,9 @@
             <w:shd w:val="clear" w:color="auto" w:fill="D9D9D9"/>
           </w:tcPr>
           <w:p>
+            <w:pPr>
+              <w:spacing w:before="20" w:after="20"/>
+            </w:pPr>
             <w:r/>
             <w:r>
               <w:rPr>
@@ -1309,11 +2063,17 @@
         </w:tc>
       </w:tr>
       <w:tr>
-        <w:tc>
-          <w:tcPr>
-            <w:tcW w:type="dxa" w:w="5046"/>
-          </w:tcPr>
-          <w:p>
+        <w:trPr>
+          <w:cantSplit/>
+        </w:trPr>
+        <w:tc>
+          <w:tcPr>
+            <w:tcW w:type="dxa" w:w="5046"/>
+          </w:tcPr>
+          <w:p>
+            <w:pPr>
+              <w:spacing w:before="20" w:after="20"/>
+            </w:pPr>
             <w:r/>
             <w:r>
               <w:rPr>
@@ -1330,6 +2090,9 @@
             <w:tcW w:type="dxa" w:w="5046"/>
           </w:tcPr>
           <w:p>
+            <w:pPr>
+              <w:spacing w:before="20" w:after="20"/>
+            </w:pPr>
             <w:r/>
             <w:r>
               <w:rPr>
@@ -1346,6 +2109,9 @@
             <w:tcW w:type="dxa" w:w="5046"/>
           </w:tcPr>
           <w:p>
+            <w:pPr>
+              <w:spacing w:before="20" w:after="20"/>
+            </w:pPr>
             <w:r/>
             <w:r>
               <w:rPr>
@@ -1358,11 +2124,17 @@
         </w:tc>
       </w:tr>
       <w:tr>
-        <w:tc>
-          <w:tcPr>
-            <w:tcW w:type="dxa" w:w="5046"/>
-          </w:tcPr>
-          <w:p>
+        <w:trPr>
+          <w:cantSplit/>
+        </w:trPr>
+        <w:tc>
+          <w:tcPr>
+            <w:tcW w:type="dxa" w:w="5046"/>
+          </w:tcPr>
+          <w:p>
+            <w:pPr>
+              <w:spacing w:before="20" w:after="20"/>
+            </w:pPr>
             <w:r/>
             <w:r>
               <w:rPr>
@@ -1379,6 +2151,9 @@
             <w:tcW w:type="dxa" w:w="5046"/>
           </w:tcPr>
           <w:p>
+            <w:pPr>
+              <w:spacing w:before="20" w:after="20"/>
+            </w:pPr>
             <w:r/>
             <w:r>
               <w:rPr>
@@ -1395,6 +2170,9 @@
             <w:tcW w:type="dxa" w:w="5046"/>
           </w:tcPr>
           <w:p>
+            <w:pPr>
+              <w:spacing w:before="20" w:after="20"/>
+            </w:pPr>
             <w:r/>
             <w:r>
               <w:rPr>
@@ -1407,11 +2185,17 @@
         </w:tc>
       </w:tr>
       <w:tr>
-        <w:tc>
-          <w:tcPr>
-            <w:tcW w:type="dxa" w:w="5046"/>
-          </w:tcPr>
-          <w:p>
+        <w:trPr>
+          <w:cantSplit/>
+        </w:trPr>
+        <w:tc>
+          <w:tcPr>
+            <w:tcW w:type="dxa" w:w="5046"/>
+          </w:tcPr>
+          <w:p>
+            <w:pPr>
+              <w:spacing w:before="20" w:after="20"/>
+            </w:pPr>
             <w:r/>
             <w:r>
               <w:rPr>
@@ -1428,6 +2212,9 @@
             <w:tcW w:type="dxa" w:w="5046"/>
           </w:tcPr>
           <w:p>
+            <w:pPr>
+              <w:spacing w:before="20" w:after="20"/>
+            </w:pPr>
             <w:r/>
             <w:r>
               <w:rPr>
@@ -1444,6 +2231,9 @@
             <w:tcW w:type="dxa" w:w="5046"/>
           </w:tcPr>
           <w:p>
+            <w:pPr>
+              <w:spacing w:before="20" w:after="20"/>
+            </w:pPr>
             <w:r/>
             <w:r>
               <w:rPr>
@@ -1456,11 +2246,17 @@
         </w:tc>
       </w:tr>
       <w:tr>
-        <w:tc>
-          <w:tcPr>
-            <w:tcW w:type="dxa" w:w="5046"/>
-          </w:tcPr>
-          <w:p>
+        <w:trPr>
+          <w:cantSplit/>
+        </w:trPr>
+        <w:tc>
+          <w:tcPr>
+            <w:tcW w:type="dxa" w:w="5046"/>
+          </w:tcPr>
+          <w:p>
+            <w:pPr>
+              <w:spacing w:before="20" w:after="20"/>
+            </w:pPr>
             <w:r/>
             <w:r>
               <w:rPr>
@@ -1477,6 +2273,9 @@
             <w:tcW w:type="dxa" w:w="5046"/>
           </w:tcPr>
           <w:p>
+            <w:pPr>
+              <w:spacing w:before="20" w:after="20"/>
+            </w:pPr>
             <w:r/>
             <w:r>
               <w:rPr>
@@ -1493,6 +2292,9 @@
             <w:tcW w:type="dxa" w:w="5046"/>
           </w:tcPr>
           <w:p>
+            <w:pPr>
+              <w:spacing w:before="20" w:after="20"/>
+            </w:pPr>
             <w:r/>
             <w:r>
               <w:rPr>
@@ -1505,11 +2307,17 @@
         </w:tc>
       </w:tr>
       <w:tr>
-        <w:tc>
-          <w:tcPr>
-            <w:tcW w:type="dxa" w:w="5046"/>
-          </w:tcPr>
-          <w:p>
+        <w:trPr>
+          <w:cantSplit/>
+        </w:trPr>
+        <w:tc>
+          <w:tcPr>
+            <w:tcW w:type="dxa" w:w="5046"/>
+          </w:tcPr>
+          <w:p>
+            <w:pPr>
+              <w:spacing w:before="20" w:after="20"/>
+            </w:pPr>
             <w:r/>
             <w:r>
               <w:rPr>
@@ -1526,6 +2334,9 @@
             <w:tcW w:type="dxa" w:w="5046"/>
           </w:tcPr>
           <w:p>
+            <w:pPr>
+              <w:spacing w:before="20" w:after="20"/>
+            </w:pPr>
             <w:r/>
             <w:r>
               <w:rPr>
@@ -1542,6 +2353,9 @@
             <w:tcW w:type="dxa" w:w="5046"/>
           </w:tcPr>
           <w:p>
+            <w:pPr>
+              <w:spacing w:before="20" w:after="20"/>
+            </w:pPr>
             <w:r/>
             <w:r>
               <w:rPr>
@@ -1554,11 +2368,17 @@
         </w:tc>
       </w:tr>
       <w:tr>
-        <w:tc>
-          <w:tcPr>
-            <w:tcW w:type="dxa" w:w="5046"/>
-          </w:tcPr>
-          <w:p>
+        <w:trPr>
+          <w:cantSplit/>
+        </w:trPr>
+        <w:tc>
+          <w:tcPr>
+            <w:tcW w:type="dxa" w:w="5046"/>
+          </w:tcPr>
+          <w:p>
+            <w:pPr>
+              <w:spacing w:before="20" w:after="20"/>
+            </w:pPr>
             <w:r/>
             <w:r>
               <w:rPr>
@@ -1575,6 +2395,9 @@
             <w:tcW w:type="dxa" w:w="5046"/>
           </w:tcPr>
           <w:p>
+            <w:pPr>
+              <w:spacing w:before="20" w:after="20"/>
+            </w:pPr>
             <w:r/>
             <w:r>
               <w:rPr>
@@ -1591,6 +2414,9 @@
             <w:tcW w:type="dxa" w:w="5046"/>
           </w:tcPr>
           <w:p>
+            <w:pPr>
+              <w:spacing w:before="20" w:after="20"/>
+            </w:pPr>
             <w:r/>
             <w:r>
               <w:rPr>
@@ -1603,11 +2429,17 @@
         </w:tc>
       </w:tr>
       <w:tr>
-        <w:tc>
-          <w:tcPr>
-            <w:tcW w:type="dxa" w:w="5046"/>
-          </w:tcPr>
-          <w:p>
+        <w:trPr>
+          <w:cantSplit/>
+        </w:trPr>
+        <w:tc>
+          <w:tcPr>
+            <w:tcW w:type="dxa" w:w="5046"/>
+          </w:tcPr>
+          <w:p>
+            <w:pPr>
+              <w:spacing w:before="20" w:after="20"/>
+            </w:pPr>
             <w:r/>
             <w:r>
               <w:rPr>
@@ -1624,6 +2456,9 @@
             <w:tcW w:type="dxa" w:w="5046"/>
           </w:tcPr>
           <w:p>
+            <w:pPr>
+              <w:spacing w:before="20" w:after="20"/>
+            </w:pPr>
             <w:r/>
             <w:r>
               <w:rPr>
@@ -1640,6 +2475,9 @@
             <w:tcW w:type="dxa" w:w="5046"/>
           </w:tcPr>
           <w:p>
+            <w:pPr>
+              <w:spacing w:before="20" w:after="20"/>
+            </w:pPr>
             <w:r/>
             <w:r>
               <w:rPr>
@@ -1652,11 +2490,17 @@
         </w:tc>
       </w:tr>
       <w:tr>
-        <w:tc>
-          <w:tcPr>
-            <w:tcW w:type="dxa" w:w="5046"/>
-          </w:tcPr>
-          <w:p>
+        <w:trPr>
+          <w:cantSplit/>
+        </w:trPr>
+        <w:tc>
+          <w:tcPr>
+            <w:tcW w:type="dxa" w:w="5046"/>
+          </w:tcPr>
+          <w:p>
+            <w:pPr>
+              <w:spacing w:before="20" w:after="20"/>
+            </w:pPr>
             <w:r/>
             <w:r>
               <w:rPr>
@@ -1673,6 +2517,9 @@
             <w:tcW w:type="dxa" w:w="5046"/>
           </w:tcPr>
           <w:p>
+            <w:pPr>
+              <w:spacing w:before="20" w:after="20"/>
+            </w:pPr>
             <w:r/>
             <w:r>
               <w:rPr>
@@ -1689,6 +2536,9 @@
             <w:tcW w:type="dxa" w:w="5046"/>
           </w:tcPr>
           <w:p>
+            <w:pPr>
+              <w:spacing w:before="20" w:after="20"/>
+            </w:pPr>
             <w:r/>
             <w:r>
               <w:rPr>
@@ -1701,11 +2551,17 @@
         </w:tc>
       </w:tr>
       <w:tr>
-        <w:tc>
-          <w:tcPr>
-            <w:tcW w:type="dxa" w:w="5046"/>
-          </w:tcPr>
-          <w:p>
+        <w:trPr>
+          <w:cantSplit/>
+        </w:trPr>
+        <w:tc>
+          <w:tcPr>
+            <w:tcW w:type="dxa" w:w="5046"/>
+          </w:tcPr>
+          <w:p>
+            <w:pPr>
+              <w:spacing w:before="20" w:after="20"/>
+            </w:pPr>
             <w:r/>
             <w:r>
               <w:rPr>
@@ -1722,6 +2578,9 @@
             <w:tcW w:type="dxa" w:w="5046"/>
           </w:tcPr>
           <w:p>
+            <w:pPr>
+              <w:spacing w:before="20" w:after="20"/>
+            </w:pPr>
             <w:r/>
             <w:r>
               <w:rPr>
@@ -1738,6 +2597,9 @@
             <w:tcW w:type="dxa" w:w="5046"/>
           </w:tcPr>
           <w:p>
+            <w:pPr>
+              <w:spacing w:before="20" w:after="20"/>
+            </w:pPr>
             <w:r/>
             <w:r>
               <w:rPr>
@@ -1750,11 +2612,17 @@
         </w:tc>
       </w:tr>
       <w:tr>
-        <w:tc>
-          <w:tcPr>
-            <w:tcW w:type="dxa" w:w="5046"/>
-          </w:tcPr>
-          <w:p>
+        <w:trPr>
+          <w:cantSplit/>
+        </w:trPr>
+        <w:tc>
+          <w:tcPr>
+            <w:tcW w:type="dxa" w:w="5046"/>
+          </w:tcPr>
+          <w:p>
+            <w:pPr>
+              <w:spacing w:before="20" w:after="20"/>
+            </w:pPr>
             <w:r/>
             <w:r>
               <w:rPr>
@@ -1771,6 +2639,9 @@
             <w:tcW w:type="dxa" w:w="5046"/>
           </w:tcPr>
           <w:p>
+            <w:pPr>
+              <w:spacing w:before="20" w:after="20"/>
+            </w:pPr>
             <w:r/>
             <w:r>
               <w:rPr>
@@ -1787,6 +2658,9 @@
             <w:tcW w:type="dxa" w:w="5046"/>
           </w:tcPr>
           <w:p>
+            <w:pPr>
+              <w:spacing w:before="20" w:after="20"/>
+            </w:pPr>
             <w:r/>
             <w:r>
               <w:rPr>
@@ -1799,11 +2673,17 @@
         </w:tc>
       </w:tr>
       <w:tr>
-        <w:tc>
-          <w:tcPr>
-            <w:tcW w:type="dxa" w:w="5046"/>
-          </w:tcPr>
-          <w:p>
+        <w:trPr>
+          <w:cantSplit/>
+        </w:trPr>
+        <w:tc>
+          <w:tcPr>
+            <w:tcW w:type="dxa" w:w="5046"/>
+          </w:tcPr>
+          <w:p>
+            <w:pPr>
+              <w:spacing w:before="20" w:after="20"/>
+            </w:pPr>
             <w:r/>
             <w:r>
               <w:rPr>
@@ -1820,6 +2700,9 @@
             <w:tcW w:type="dxa" w:w="5046"/>
           </w:tcPr>
           <w:p>
+            <w:pPr>
+              <w:spacing w:before="20" w:after="20"/>
+            </w:pPr>
             <w:r/>
             <w:r>
               <w:rPr>
@@ -1836,6 +2719,9 @@
             <w:tcW w:type="dxa" w:w="5046"/>
           </w:tcPr>
           <w:p>
+            <w:pPr>
+              <w:spacing w:before="20" w:after="20"/>
+            </w:pPr>
             <w:r/>
             <w:r>
               <w:rPr>
@@ -1892,6 +2778,9 @@
             <w:shd w:val="clear" w:color="auto" w:fill="D9D9D9"/>
           </w:tcPr>
           <w:p>
+            <w:pPr>
+              <w:spacing w:before="20" w:after="20"/>
+            </w:pPr>
             <w:r/>
             <w:r>
               <w:rPr>
@@ -1909,6 +2798,9 @@
             <w:shd w:val="clear" w:color="auto" w:fill="D9D9D9"/>
           </w:tcPr>
           <w:p>
+            <w:pPr>
+              <w:spacing w:before="20" w:after="20"/>
+            </w:pPr>
             <w:r/>
             <w:r>
               <w:rPr>
@@ -1926,6 +2818,9 @@
             <w:shd w:val="clear" w:color="auto" w:fill="D9D9D9"/>
           </w:tcPr>
           <w:p>
+            <w:pPr>
+              <w:spacing w:before="20" w:after="20"/>
+            </w:pPr>
             <w:r/>
             <w:r>
               <w:rPr>
@@ -1939,11 +2834,17 @@
         </w:tc>
       </w:tr>
       <w:tr>
-        <w:tc>
-          <w:tcPr>
-            <w:tcW w:type="dxa" w:w="5046"/>
-          </w:tcPr>
-          <w:p>
+        <w:trPr>
+          <w:cantSplit/>
+        </w:trPr>
+        <w:tc>
+          <w:tcPr>
+            <w:tcW w:type="dxa" w:w="5046"/>
+          </w:tcPr>
+          <w:p>
+            <w:pPr>
+              <w:spacing w:before="20" w:after="20"/>
+            </w:pPr>
             <w:r/>
             <w:r>
               <w:rPr>
@@ -1960,6 +2861,9 @@
             <w:tcW w:type="dxa" w:w="5046"/>
           </w:tcPr>
           <w:p>
+            <w:pPr>
+              <w:spacing w:before="20" w:after="20"/>
+            </w:pPr>
             <w:r/>
             <w:r>
               <w:rPr>
@@ -1976,6 +2880,9 @@
             <w:tcW w:type="dxa" w:w="5046"/>
           </w:tcPr>
           <w:p>
+            <w:pPr>
+              <w:spacing w:before="20" w:after="20"/>
+            </w:pPr>
             <w:r/>
             <w:r>
               <w:rPr>
@@ -1988,11 +2895,17 @@
         </w:tc>
       </w:tr>
       <w:tr>
-        <w:tc>
-          <w:tcPr>
-            <w:tcW w:type="dxa" w:w="5046"/>
-          </w:tcPr>
-          <w:p>
+        <w:trPr>
+          <w:cantSplit/>
+        </w:trPr>
+        <w:tc>
+          <w:tcPr>
+            <w:tcW w:type="dxa" w:w="5046"/>
+          </w:tcPr>
+          <w:p>
+            <w:pPr>
+              <w:spacing w:before="20" w:after="20"/>
+            </w:pPr>
             <w:r/>
             <w:r>
               <w:rPr>
@@ -2009,6 +2922,9 @@
             <w:tcW w:type="dxa" w:w="5046"/>
           </w:tcPr>
           <w:p>
+            <w:pPr>
+              <w:spacing w:before="20" w:after="20"/>
+            </w:pPr>
             <w:r/>
             <w:r>
               <w:rPr>
@@ -2025,6 +2941,9 @@
             <w:tcW w:type="dxa" w:w="5046"/>
           </w:tcPr>
           <w:p>
+            <w:pPr>
+              <w:spacing w:before="20" w:after="20"/>
+            </w:pPr>
             <w:r/>
             <w:r>
               <w:rPr>
@@ -2037,11 +2956,17 @@
         </w:tc>
       </w:tr>
       <w:tr>
-        <w:tc>
-          <w:tcPr>
-            <w:tcW w:type="dxa" w:w="5046"/>
-          </w:tcPr>
-          <w:p>
+        <w:trPr>
+          <w:cantSplit/>
+        </w:trPr>
+        <w:tc>
+          <w:tcPr>
+            <w:tcW w:type="dxa" w:w="5046"/>
+          </w:tcPr>
+          <w:p>
+            <w:pPr>
+              <w:spacing w:before="20" w:after="20"/>
+            </w:pPr>
             <w:r/>
             <w:r>
               <w:rPr>
@@ -2058,6 +2983,9 @@
             <w:tcW w:type="dxa" w:w="5046"/>
           </w:tcPr>
           <w:p>
+            <w:pPr>
+              <w:spacing w:before="20" w:after="20"/>
+            </w:pPr>
             <w:r/>
             <w:r>
               <w:rPr>
@@ -2074,6 +3002,9 @@
             <w:tcW w:type="dxa" w:w="5046"/>
           </w:tcPr>
           <w:p>
+            <w:pPr>
+              <w:spacing w:before="20" w:after="20"/>
+            </w:pPr>
             <w:r/>
             <w:r>
               <w:rPr>
@@ -2086,11 +3017,17 @@
         </w:tc>
       </w:tr>
       <w:tr>
-        <w:tc>
-          <w:tcPr>
-            <w:tcW w:type="dxa" w:w="5046"/>
-          </w:tcPr>
-          <w:p>
+        <w:trPr>
+          <w:cantSplit/>
+        </w:trPr>
+        <w:tc>
+          <w:tcPr>
+            <w:tcW w:type="dxa" w:w="5046"/>
+          </w:tcPr>
+          <w:p>
+            <w:pPr>
+              <w:spacing w:before="20" w:after="20"/>
+            </w:pPr>
             <w:r/>
             <w:r>
               <w:rPr>
@@ -2107,6 +3044,9 @@
             <w:tcW w:type="dxa" w:w="5046"/>
           </w:tcPr>
           <w:p>
+            <w:pPr>
+              <w:spacing w:before="20" w:after="20"/>
+            </w:pPr>
             <w:r/>
             <w:r>
               <w:rPr>
@@ -2123,6 +3063,9 @@
             <w:tcW w:type="dxa" w:w="5046"/>
           </w:tcPr>
           <w:p>
+            <w:pPr>
+              <w:spacing w:before="20" w:after="20"/>
+            </w:pPr>
             <w:r/>
             <w:r>
               <w:rPr>
@@ -2135,11 +3078,17 @@
         </w:tc>
       </w:tr>
       <w:tr>
-        <w:tc>
-          <w:tcPr>
-            <w:tcW w:type="dxa" w:w="5046"/>
-          </w:tcPr>
-          <w:p>
+        <w:trPr>
+          <w:cantSplit/>
+        </w:trPr>
+        <w:tc>
+          <w:tcPr>
+            <w:tcW w:type="dxa" w:w="5046"/>
+          </w:tcPr>
+          <w:p>
+            <w:pPr>
+              <w:spacing w:before="20" w:after="20"/>
+            </w:pPr>
             <w:r/>
             <w:r>
               <w:rPr>
@@ -2156,6 +3105,9 @@
             <w:tcW w:type="dxa" w:w="5046"/>
           </w:tcPr>
           <w:p>
+            <w:pPr>
+              <w:spacing w:before="20" w:after="20"/>
+            </w:pPr>
             <w:r/>
             <w:r>
               <w:rPr>
@@ -2172,6 +3124,9 @@
             <w:tcW w:type="dxa" w:w="5046"/>
           </w:tcPr>
           <w:p>
+            <w:pPr>
+              <w:spacing w:before="20" w:after="20"/>
+            </w:pPr>
             <w:r/>
             <w:r>
               <w:rPr>
@@ -2184,11 +3139,17 @@
         </w:tc>
       </w:tr>
       <w:tr>
-        <w:tc>
-          <w:tcPr>
-            <w:tcW w:type="dxa" w:w="5046"/>
-          </w:tcPr>
-          <w:p>
+        <w:trPr>
+          <w:cantSplit/>
+        </w:trPr>
+        <w:tc>
+          <w:tcPr>
+            <w:tcW w:type="dxa" w:w="5046"/>
+          </w:tcPr>
+          <w:p>
+            <w:pPr>
+              <w:spacing w:before="20" w:after="20"/>
+            </w:pPr>
             <w:r/>
             <w:r>
               <w:rPr>
@@ -2205,6 +3166,9 @@
             <w:tcW w:type="dxa" w:w="5046"/>
           </w:tcPr>
           <w:p>
+            <w:pPr>
+              <w:spacing w:before="20" w:after="20"/>
+            </w:pPr>
             <w:r/>
             <w:r>
               <w:rPr>
@@ -2221,6 +3185,9 @@
             <w:tcW w:type="dxa" w:w="5046"/>
           </w:tcPr>
           <w:p>
+            <w:pPr>
+              <w:spacing w:before="20" w:after="20"/>
+            </w:pPr>
             <w:r/>
             <w:r>
               <w:rPr>
@@ -2233,11 +3200,17 @@
         </w:tc>
       </w:tr>
       <w:tr>
-        <w:tc>
-          <w:tcPr>
-            <w:tcW w:type="dxa" w:w="5046"/>
-          </w:tcPr>
-          <w:p>
+        <w:trPr>
+          <w:cantSplit/>
+        </w:trPr>
+        <w:tc>
+          <w:tcPr>
+            <w:tcW w:type="dxa" w:w="5046"/>
+          </w:tcPr>
+          <w:p>
+            <w:pPr>
+              <w:spacing w:before="20" w:after="20"/>
+            </w:pPr>
             <w:r/>
             <w:r>
               <w:rPr>
@@ -2254,6 +3227,9 @@
             <w:tcW w:type="dxa" w:w="5046"/>
           </w:tcPr>
           <w:p>
+            <w:pPr>
+              <w:spacing w:before="20" w:after="20"/>
+            </w:pPr>
             <w:r/>
             <w:r>
               <w:rPr>
@@ -2270,6 +3246,9 @@
             <w:tcW w:type="dxa" w:w="5046"/>
           </w:tcPr>
           <w:p>
+            <w:pPr>
+              <w:spacing w:before="20" w:after="20"/>
+            </w:pPr>
             <w:r/>
             <w:r>
               <w:rPr>
@@ -2282,11 +3261,17 @@
         </w:tc>
       </w:tr>
       <w:tr>
-        <w:tc>
-          <w:tcPr>
-            <w:tcW w:type="dxa" w:w="5046"/>
-          </w:tcPr>
-          <w:p>
+        <w:trPr>
+          <w:cantSplit/>
+        </w:trPr>
+        <w:tc>
+          <w:tcPr>
+            <w:tcW w:type="dxa" w:w="5046"/>
+          </w:tcPr>
+          <w:p>
+            <w:pPr>
+              <w:spacing w:before="20" w:after="20"/>
+            </w:pPr>
             <w:r/>
             <w:r>
               <w:rPr>
@@ -2303,6 +3288,9 @@
             <w:tcW w:type="dxa" w:w="5046"/>
           </w:tcPr>
           <w:p>
+            <w:pPr>
+              <w:spacing w:before="20" w:after="20"/>
+            </w:pPr>
             <w:r/>
             <w:r>
               <w:rPr>
@@ -2319,6 +3307,9 @@
             <w:tcW w:type="dxa" w:w="5046"/>
           </w:tcPr>
           <w:p>
+            <w:pPr>
+              <w:spacing w:before="20" w:after="20"/>
+            </w:pPr>
             <w:r/>
             <w:r>
               <w:rPr>
@@ -2331,11 +3322,17 @@
         </w:tc>
       </w:tr>
       <w:tr>
-        <w:tc>
-          <w:tcPr>
-            <w:tcW w:type="dxa" w:w="5046"/>
-          </w:tcPr>
-          <w:p>
+        <w:trPr>
+          <w:cantSplit/>
+        </w:trPr>
+        <w:tc>
+          <w:tcPr>
+            <w:tcW w:type="dxa" w:w="5046"/>
+          </w:tcPr>
+          <w:p>
+            <w:pPr>
+              <w:spacing w:before="20" w:after="20"/>
+            </w:pPr>
             <w:r/>
             <w:r>
               <w:rPr>
@@ -2352,6 +3349,9 @@
             <w:tcW w:type="dxa" w:w="5046"/>
           </w:tcPr>
           <w:p>
+            <w:pPr>
+              <w:spacing w:before="20" w:after="20"/>
+            </w:pPr>
             <w:r/>
             <w:r>
               <w:rPr>
@@ -2368,6 +3368,9 @@
             <w:tcW w:type="dxa" w:w="5046"/>
           </w:tcPr>
           <w:p>
+            <w:pPr>
+              <w:spacing w:before="20" w:after="20"/>
+            </w:pPr>
             <w:r/>
             <w:r>
               <w:rPr>
@@ -2380,11 +3383,17 @@
         </w:tc>
       </w:tr>
       <w:tr>
-        <w:tc>
-          <w:tcPr>
-            <w:tcW w:type="dxa" w:w="5046"/>
-          </w:tcPr>
-          <w:p>
+        <w:trPr>
+          <w:cantSplit/>
+        </w:trPr>
+        <w:tc>
+          <w:tcPr>
+            <w:tcW w:type="dxa" w:w="5046"/>
+          </w:tcPr>
+          <w:p>
+            <w:pPr>
+              <w:spacing w:before="20" w:after="20"/>
+            </w:pPr>
             <w:r/>
             <w:r>
               <w:rPr>
@@ -2401,6 +3410,9 @@
             <w:tcW w:type="dxa" w:w="5046"/>
           </w:tcPr>
           <w:p>
+            <w:pPr>
+              <w:spacing w:before="20" w:after="20"/>
+            </w:pPr>
             <w:r/>
             <w:r>
               <w:rPr>
@@ -2417,6 +3429,9 @@
             <w:tcW w:type="dxa" w:w="5046"/>
           </w:tcPr>
           <w:p>
+            <w:pPr>
+              <w:spacing w:before="20" w:after="20"/>
+            </w:pPr>
             <w:r/>
             <w:r>
               <w:rPr>
@@ -2429,11 +3444,17 @@
         </w:tc>
       </w:tr>
       <w:tr>
-        <w:tc>
-          <w:tcPr>
-            <w:tcW w:type="dxa" w:w="5046"/>
-          </w:tcPr>
-          <w:p>
+        <w:trPr>
+          <w:cantSplit/>
+        </w:trPr>
+        <w:tc>
+          <w:tcPr>
+            <w:tcW w:type="dxa" w:w="5046"/>
+          </w:tcPr>
+          <w:p>
+            <w:pPr>
+              <w:spacing w:before="20" w:after="20"/>
+            </w:pPr>
             <w:r/>
             <w:r>
               <w:rPr>
@@ -2450,6 +3471,9 @@
             <w:tcW w:type="dxa" w:w="5046"/>
           </w:tcPr>
           <w:p>
+            <w:pPr>
+              <w:spacing w:before="20" w:after="20"/>
+            </w:pPr>
             <w:r/>
             <w:r>
               <w:rPr>
@@ -2466,6 +3490,9 @@
             <w:tcW w:type="dxa" w:w="5046"/>
           </w:tcPr>
           <w:p>
+            <w:pPr>
+              <w:spacing w:before="20" w:after="20"/>
+            </w:pPr>
             <w:r/>
             <w:r>
               <w:rPr>
@@ -2478,11 +3505,17 @@
         </w:tc>
       </w:tr>
       <w:tr>
-        <w:tc>
-          <w:tcPr>
-            <w:tcW w:type="dxa" w:w="5046"/>
-          </w:tcPr>
-          <w:p>
+        <w:trPr>
+          <w:cantSplit/>
+        </w:trPr>
+        <w:tc>
+          <w:tcPr>
+            <w:tcW w:type="dxa" w:w="5046"/>
+          </w:tcPr>
+          <w:p>
+            <w:pPr>
+              <w:spacing w:before="20" w:after="20"/>
+            </w:pPr>
             <w:r/>
             <w:r>
               <w:rPr>
@@ -2499,6 +3532,9 @@
             <w:tcW w:type="dxa" w:w="5046"/>
           </w:tcPr>
           <w:p>
+            <w:pPr>
+              <w:spacing w:before="20" w:after="20"/>
+            </w:pPr>
             <w:r/>
             <w:r>
               <w:rPr>
@@ -2515,6 +3551,9 @@
             <w:tcW w:type="dxa" w:w="5046"/>
           </w:tcPr>
           <w:p>
+            <w:pPr>
+              <w:spacing w:before="20" w:after="20"/>
+            </w:pPr>
             <w:r/>
             <w:r>
               <w:rPr>
@@ -2572,6 +3611,9 @@
             <w:shd w:val="clear" w:color="auto" w:fill="D9D9D9"/>
           </w:tcPr>
           <w:p>
+            <w:pPr>
+              <w:spacing w:before="20" w:after="20"/>
+            </w:pPr>
             <w:r/>
             <w:r>
               <w:rPr>
@@ -2589,6 +3631,9 @@
             <w:shd w:val="clear" w:color="auto" w:fill="D9D9D9"/>
           </w:tcPr>
           <w:p>
+            <w:pPr>
+              <w:spacing w:before="20" w:after="20"/>
+            </w:pPr>
             <w:r/>
             <w:r>
               <w:rPr>
@@ -2606,6 +3651,9 @@
             <w:shd w:val="clear" w:color="auto" w:fill="D9D9D9"/>
           </w:tcPr>
           <w:p>
+            <w:pPr>
+              <w:spacing w:before="20" w:after="20"/>
+            </w:pPr>
             <w:r/>
             <w:r>
               <w:rPr>
@@ -2623,6 +3671,9 @@
             <w:shd w:val="clear" w:color="auto" w:fill="D9D9D9"/>
           </w:tcPr>
           <w:p>
+            <w:pPr>
+              <w:spacing w:before="20" w:after="20"/>
+            </w:pPr>
             <w:r/>
             <w:r>
               <w:rPr>
@@ -2636,11 +3687,17 @@
         </w:tc>
       </w:tr>
       <w:tr>
+        <w:trPr>
+          <w:cantSplit/>
+        </w:trPr>
         <w:tc>
           <w:tcPr>
             <w:tcW w:type="dxa" w:w="3784"/>
           </w:tcPr>
           <w:p>
+            <w:pPr>
+              <w:spacing w:before="20" w:after="20"/>
+            </w:pPr>
             <w:r/>
             <w:r>
               <w:rPr>
@@ -2657,6 +3714,9 @@
             <w:tcW w:type="dxa" w:w="3784"/>
           </w:tcPr>
           <w:p>
+            <w:pPr>
+              <w:spacing w:before="20" w:after="20"/>
+            </w:pPr>
             <w:r/>
             <w:r>
               <w:rPr>
@@ -2673,6 +3733,9 @@
             <w:tcW w:type="dxa" w:w="3784"/>
           </w:tcPr>
           <w:p>
+            <w:pPr>
+              <w:spacing w:before="20" w:after="20"/>
+            </w:pPr>
             <w:r/>
             <w:r>
               <w:rPr>
@@ -2688,6 +3751,9 @@
             <w:tcW w:type="dxa" w:w="3784"/>
           </w:tcPr>
           <w:p>
+            <w:pPr>
+              <w:spacing w:before="20" w:after="20"/>
+            </w:pPr>
             <w:r/>
             <w:r>
               <w:rPr>
@@ -2700,11 +3766,17 @@
         </w:tc>
       </w:tr>
       <w:tr>
+        <w:trPr>
+          <w:cantSplit/>
+        </w:trPr>
         <w:tc>
           <w:tcPr>
             <w:tcW w:type="dxa" w:w="3784"/>
           </w:tcPr>
           <w:p>
+            <w:pPr>
+              <w:spacing w:before="20" w:after="20"/>
+            </w:pPr>
             <w:r/>
             <w:r>
               <w:rPr>
@@ -2721,6 +3793,9 @@
             <w:tcW w:type="dxa" w:w="3784"/>
           </w:tcPr>
           <w:p>
+            <w:pPr>
+              <w:spacing w:before="20" w:after="20"/>
+            </w:pPr>
             <w:r/>
             <w:r>
               <w:rPr>
@@ -2737,6 +3812,9 @@
             <w:tcW w:type="dxa" w:w="3784"/>
           </w:tcPr>
           <w:p>
+            <w:pPr>
+              <w:spacing w:before="20" w:after="20"/>
+            </w:pPr>
             <w:r/>
             <w:r>
               <w:rPr>
@@ -2753,6 +3831,9 @@
             <w:tcW w:type="dxa" w:w="3784"/>
           </w:tcPr>
           <w:p>
+            <w:pPr>
+              <w:spacing w:before="20" w:after="20"/>
+            </w:pPr>
             <w:r/>
             <w:r>
               <w:rPr>
@@ -2765,11 +3846,17 @@
         </w:tc>
       </w:tr>
       <w:tr>
+        <w:trPr>
+          <w:cantSplit/>
+        </w:trPr>
         <w:tc>
           <w:tcPr>
             <w:tcW w:type="dxa" w:w="3784"/>
           </w:tcPr>
           <w:p>
+            <w:pPr>
+              <w:spacing w:before="20" w:after="20"/>
+            </w:pPr>
             <w:r/>
             <w:r>
               <w:rPr>
@@ -2786,6 +3873,9 @@
             <w:tcW w:type="dxa" w:w="3784"/>
           </w:tcPr>
           <w:p>
+            <w:pPr>
+              <w:spacing w:before="20" w:after="20"/>
+            </w:pPr>
             <w:r/>
             <w:r>
               <w:rPr>
@@ -2802,6 +3892,9 @@
             <w:tcW w:type="dxa" w:w="3784"/>
           </w:tcPr>
           <w:p>
+            <w:pPr>
+              <w:spacing w:before="20" w:after="20"/>
+            </w:pPr>
             <w:r/>
             <w:r>
               <w:rPr>
@@ -2818,6 +3911,9 @@
             <w:tcW w:type="dxa" w:w="3784"/>
           </w:tcPr>
           <w:p>
+            <w:pPr>
+              <w:spacing w:before="20" w:after="20"/>
+            </w:pPr>
             <w:r/>
             <w:r>
               <w:rPr>
@@ -2830,11 +3926,17 @@
         </w:tc>
       </w:tr>
       <w:tr>
+        <w:trPr>
+          <w:cantSplit/>
+        </w:trPr>
         <w:tc>
           <w:tcPr>
             <w:tcW w:type="dxa" w:w="3784"/>
           </w:tcPr>
           <w:p>
+            <w:pPr>
+              <w:spacing w:before="20" w:after="20"/>
+            </w:pPr>
             <w:r/>
             <w:r>
               <w:rPr>
@@ -2851,6 +3953,9 @@
             <w:tcW w:type="dxa" w:w="3784"/>
           </w:tcPr>
           <w:p>
+            <w:pPr>
+              <w:spacing w:before="20" w:after="20"/>
+            </w:pPr>
             <w:r/>
             <w:r>
               <w:rPr>
@@ -2867,6 +3972,9 @@
             <w:tcW w:type="dxa" w:w="3784"/>
           </w:tcPr>
           <w:p>
+            <w:pPr>
+              <w:spacing w:before="20" w:after="20"/>
+            </w:pPr>
             <w:r/>
             <w:r>
               <w:rPr>
@@ -2883,6 +3991,9 @@
             <w:tcW w:type="dxa" w:w="3784"/>
           </w:tcPr>
           <w:p>
+            <w:pPr>
+              <w:spacing w:before="20" w:after="20"/>
+            </w:pPr>
             <w:r/>
             <w:r>
               <w:rPr>
@@ -2895,11 +4006,17 @@
         </w:tc>
       </w:tr>
       <w:tr>
+        <w:trPr>
+          <w:cantSplit/>
+        </w:trPr>
         <w:tc>
           <w:tcPr>
             <w:tcW w:type="dxa" w:w="3784"/>
           </w:tcPr>
           <w:p>
+            <w:pPr>
+              <w:spacing w:before="20" w:after="20"/>
+            </w:pPr>
             <w:r/>
             <w:r>
               <w:rPr>
@@ -2916,6 +4033,9 @@
             <w:tcW w:type="dxa" w:w="3784"/>
           </w:tcPr>
           <w:p>
+            <w:pPr>
+              <w:spacing w:before="20" w:after="20"/>
+            </w:pPr>
             <w:r/>
             <w:r>
               <w:rPr>
@@ -2932,6 +4052,9 @@
             <w:tcW w:type="dxa" w:w="3784"/>
           </w:tcPr>
           <w:p>
+            <w:pPr>
+              <w:spacing w:before="20" w:after="20"/>
+            </w:pPr>
             <w:r/>
             <w:r>
               <w:rPr>
@@ -2948,6 +4071,9 @@
             <w:tcW w:type="dxa" w:w="3784"/>
           </w:tcPr>
           <w:p>
+            <w:pPr>
+              <w:spacing w:before="20" w:after="20"/>
+            </w:pPr>
             <w:r/>
             <w:r>
               <w:rPr>
@@ -2960,11 +4086,17 @@
         </w:tc>
       </w:tr>
       <w:tr>
+        <w:trPr>
+          <w:cantSplit/>
+        </w:trPr>
         <w:tc>
           <w:tcPr>
             <w:tcW w:type="dxa" w:w="3784"/>
           </w:tcPr>
           <w:p>
+            <w:pPr>
+              <w:spacing w:before="20" w:after="20"/>
+            </w:pPr>
             <w:r/>
             <w:r>
               <w:rPr>
@@ -2981,6 +4113,9 @@
             <w:tcW w:type="dxa" w:w="3784"/>
           </w:tcPr>
           <w:p>
+            <w:pPr>
+              <w:spacing w:before="20" w:after="20"/>
+            </w:pPr>
             <w:r/>
             <w:r>
               <w:rPr>
@@ -2997,6 +4132,9 @@
             <w:tcW w:type="dxa" w:w="3784"/>
           </w:tcPr>
           <w:p>
+            <w:pPr>
+              <w:spacing w:before="20" w:after="20"/>
+            </w:pPr>
             <w:r/>
             <w:r>
               <w:rPr>
@@ -3012,6 +4150,9 @@
             <w:tcW w:type="dxa" w:w="3784"/>
           </w:tcPr>
           <w:p>
+            <w:pPr>
+              <w:spacing w:before="20" w:after="20"/>
+            </w:pPr>
             <w:r/>
             <w:r>
               <w:rPr>
@@ -3024,11 +4165,17 @@
         </w:tc>
       </w:tr>
       <w:tr>
+        <w:trPr>
+          <w:cantSplit/>
+        </w:trPr>
         <w:tc>
           <w:tcPr>
             <w:tcW w:type="dxa" w:w="3784"/>
           </w:tcPr>
           <w:p>
+            <w:pPr>
+              <w:spacing w:before="20" w:after="20"/>
+            </w:pPr>
             <w:r/>
             <w:r>
               <w:rPr>
@@ -3045,6 +4192,9 @@
             <w:tcW w:type="dxa" w:w="3784"/>
           </w:tcPr>
           <w:p>
+            <w:pPr>
+              <w:spacing w:before="20" w:after="20"/>
+            </w:pPr>
             <w:r/>
             <w:r>
               <w:rPr>
@@ -3061,6 +4211,9 @@
             <w:tcW w:type="dxa" w:w="3784"/>
           </w:tcPr>
           <w:p>
+            <w:pPr>
+              <w:spacing w:before="20" w:after="20"/>
+            </w:pPr>
             <w:r/>
             <w:r>
               <w:rPr>
@@ -3076,6 +4229,9 @@
             <w:tcW w:type="dxa" w:w="3784"/>
           </w:tcPr>
           <w:p>
+            <w:pPr>
+              <w:spacing w:before="20" w:after="20"/>
+            </w:pPr>
             <w:r/>
             <w:r>
               <w:rPr>
@@ -3132,6 +4288,9 @@
             <w:shd w:val="clear" w:color="auto" w:fill="D9D9D9"/>
           </w:tcPr>
           <w:p>
+            <w:pPr>
+              <w:spacing w:before="20" w:after="20"/>
+            </w:pPr>
             <w:r/>
             <w:r>
               <w:rPr>
@@ -3149,6 +4308,9 @@
             <w:shd w:val="clear" w:color="auto" w:fill="D9D9D9"/>
           </w:tcPr>
           <w:p>
+            <w:pPr>
+              <w:spacing w:before="20" w:after="20"/>
+            </w:pPr>
             <w:r/>
             <w:r>
               <w:rPr>
@@ -3166,6 +4328,9 @@
             <w:shd w:val="clear" w:color="auto" w:fill="D9D9D9"/>
           </w:tcPr>
           <w:p>
+            <w:pPr>
+              <w:spacing w:before="20" w:after="20"/>
+            </w:pPr>
             <w:r/>
             <w:r>
               <w:rPr>
@@ -3179,11 +4344,17 @@
         </w:tc>
       </w:tr>
       <w:tr>
-        <w:tc>
-          <w:tcPr>
-            <w:tcW w:type="dxa" w:w="5046"/>
-          </w:tcPr>
-          <w:p>
+        <w:trPr>
+          <w:cantSplit/>
+        </w:trPr>
+        <w:tc>
+          <w:tcPr>
+            <w:tcW w:type="dxa" w:w="5046"/>
+          </w:tcPr>
+          <w:p>
+            <w:pPr>
+              <w:spacing w:before="20" w:after="20"/>
+            </w:pPr>
             <w:r/>
             <w:r>
               <w:rPr>
@@ -3200,6 +4371,9 @@
             <w:tcW w:type="dxa" w:w="5046"/>
           </w:tcPr>
           <w:p>
+            <w:pPr>
+              <w:spacing w:before="20" w:after="20"/>
+            </w:pPr>
             <w:r/>
             <w:r>
               <w:rPr>
@@ -3216,6 +4390,9 @@
             <w:tcW w:type="dxa" w:w="5046"/>
           </w:tcPr>
           <w:p>
+            <w:pPr>
+              <w:spacing w:before="20" w:after="20"/>
+            </w:pPr>
             <w:r/>
             <w:r>
               <w:rPr>
@@ -3228,11 +4405,17 @@
         </w:tc>
       </w:tr>
       <w:tr>
-        <w:tc>
-          <w:tcPr>
-            <w:tcW w:type="dxa" w:w="5046"/>
-          </w:tcPr>
-          <w:p>
+        <w:trPr>
+          <w:cantSplit/>
+        </w:trPr>
+        <w:tc>
+          <w:tcPr>
+            <w:tcW w:type="dxa" w:w="5046"/>
+          </w:tcPr>
+          <w:p>
+            <w:pPr>
+              <w:spacing w:before="20" w:after="20"/>
+            </w:pPr>
             <w:r/>
             <w:r>
               <w:rPr>
@@ -3249,6 +4432,9 @@
             <w:tcW w:type="dxa" w:w="5046"/>
           </w:tcPr>
           <w:p>
+            <w:pPr>
+              <w:spacing w:before="20" w:after="20"/>
+            </w:pPr>
             <w:r/>
             <w:r>
               <w:rPr>
@@ -3265,6 +4451,9 @@
             <w:tcW w:type="dxa" w:w="5046"/>
           </w:tcPr>
           <w:p>
+            <w:pPr>
+              <w:spacing w:before="20" w:after="20"/>
+            </w:pPr>
             <w:r/>
             <w:r>
               <w:rPr>
@@ -3277,11 +4466,17 @@
         </w:tc>
       </w:tr>
       <w:tr>
-        <w:tc>
-          <w:tcPr>
-            <w:tcW w:type="dxa" w:w="5046"/>
-          </w:tcPr>
-          <w:p>
+        <w:trPr>
+          <w:cantSplit/>
+        </w:trPr>
+        <w:tc>
+          <w:tcPr>
+            <w:tcW w:type="dxa" w:w="5046"/>
+          </w:tcPr>
+          <w:p>
+            <w:pPr>
+              <w:spacing w:before="20" w:after="20"/>
+            </w:pPr>
             <w:r/>
             <w:r>
               <w:rPr>
@@ -3298,6 +4493,9 @@
             <w:tcW w:type="dxa" w:w="5046"/>
           </w:tcPr>
           <w:p>
+            <w:pPr>
+              <w:spacing w:before="20" w:after="20"/>
+            </w:pPr>
             <w:r/>
             <w:r>
               <w:rPr>
@@ -3314,6 +4512,9 @@
             <w:tcW w:type="dxa" w:w="5046"/>
           </w:tcPr>
           <w:p>
+            <w:pPr>
+              <w:spacing w:before="20" w:after="20"/>
+            </w:pPr>
             <w:r/>
             <w:r>
               <w:rPr>
@@ -3326,11 +4527,17 @@
         </w:tc>
       </w:tr>
       <w:tr>
-        <w:tc>
-          <w:tcPr>
-            <w:tcW w:type="dxa" w:w="5046"/>
-          </w:tcPr>
-          <w:p>
+        <w:trPr>
+          <w:cantSplit/>
+        </w:trPr>
+        <w:tc>
+          <w:tcPr>
+            <w:tcW w:type="dxa" w:w="5046"/>
+          </w:tcPr>
+          <w:p>
+            <w:pPr>
+              <w:spacing w:before="20" w:after="20"/>
+            </w:pPr>
             <w:r/>
             <w:r>
               <w:rPr>
@@ -3347,6 +4554,9 @@
             <w:tcW w:type="dxa" w:w="5046"/>
           </w:tcPr>
           <w:p>
+            <w:pPr>
+              <w:spacing w:before="20" w:after="20"/>
+            </w:pPr>
             <w:r/>
             <w:r>
               <w:rPr>
@@ -3363,6 +4573,9 @@
             <w:tcW w:type="dxa" w:w="5046"/>
           </w:tcPr>
           <w:p>
+            <w:pPr>
+              <w:spacing w:before="20" w:after="20"/>
+            </w:pPr>
             <w:r/>
             <w:r>
               <w:rPr>
@@ -3375,11 +4588,17 @@
         </w:tc>
       </w:tr>
       <w:tr>
-        <w:tc>
-          <w:tcPr>
-            <w:tcW w:type="dxa" w:w="5046"/>
-          </w:tcPr>
-          <w:p>
+        <w:trPr>
+          <w:cantSplit/>
+        </w:trPr>
+        <w:tc>
+          <w:tcPr>
+            <w:tcW w:type="dxa" w:w="5046"/>
+          </w:tcPr>
+          <w:p>
+            <w:pPr>
+              <w:spacing w:before="20" w:after="20"/>
+            </w:pPr>
             <w:r/>
             <w:r>
               <w:rPr>
@@ -3396,6 +4615,9 @@
             <w:tcW w:type="dxa" w:w="5046"/>
           </w:tcPr>
           <w:p>
+            <w:pPr>
+              <w:spacing w:before="20" w:after="20"/>
+            </w:pPr>
             <w:r/>
             <w:r>
               <w:rPr>
@@ -3412,6 +4634,9 @@
             <w:tcW w:type="dxa" w:w="5046"/>
           </w:tcPr>
           <w:p>
+            <w:pPr>
+              <w:spacing w:before="20" w:after="20"/>
+            </w:pPr>
             <w:r/>
             <w:r>
               <w:rPr>
@@ -3424,11 +4649,17 @@
         </w:tc>
       </w:tr>
       <w:tr>
-        <w:tc>
-          <w:tcPr>
-            <w:tcW w:type="dxa" w:w="5046"/>
-          </w:tcPr>
-          <w:p>
+        <w:trPr>
+          <w:cantSplit/>
+        </w:trPr>
+        <w:tc>
+          <w:tcPr>
+            <w:tcW w:type="dxa" w:w="5046"/>
+          </w:tcPr>
+          <w:p>
+            <w:pPr>
+              <w:spacing w:before="20" w:after="20"/>
+            </w:pPr>
             <w:r/>
             <w:r>
               <w:rPr>
@@ -3445,6 +4676,9 @@
             <w:tcW w:type="dxa" w:w="5046"/>
           </w:tcPr>
           <w:p>
+            <w:pPr>
+              <w:spacing w:before="20" w:after="20"/>
+            </w:pPr>
             <w:r/>
             <w:r>
               <w:rPr>
@@ -3461,6 +4695,9 @@
             <w:tcW w:type="dxa" w:w="5046"/>
           </w:tcPr>
           <w:p>
+            <w:pPr>
+              <w:spacing w:before="20" w:after="20"/>
+            </w:pPr>
             <w:r/>
             <w:r>
               <w:rPr>
@@ -3473,11 +4710,17 @@
         </w:tc>
       </w:tr>
       <w:tr>
-        <w:tc>
-          <w:tcPr>
-            <w:tcW w:type="dxa" w:w="5046"/>
-          </w:tcPr>
-          <w:p>
+        <w:trPr>
+          <w:cantSplit/>
+        </w:trPr>
+        <w:tc>
+          <w:tcPr>
+            <w:tcW w:type="dxa" w:w="5046"/>
+          </w:tcPr>
+          <w:p>
+            <w:pPr>
+              <w:spacing w:before="20" w:after="20"/>
+            </w:pPr>
             <w:r/>
             <w:r>
               <w:rPr>
@@ -3494,6 +4737,9 @@
             <w:tcW w:type="dxa" w:w="5046"/>
           </w:tcPr>
           <w:p>
+            <w:pPr>
+              <w:spacing w:before="20" w:after="20"/>
+            </w:pPr>
             <w:r/>
             <w:r>
               <w:rPr>
@@ -3510,6 +4756,9 @@
             <w:tcW w:type="dxa" w:w="5046"/>
           </w:tcPr>
           <w:p>
+            <w:pPr>
+              <w:spacing w:before="20" w:after="20"/>
+            </w:pPr>
             <w:r/>
             <w:r>
               <w:rPr>
@@ -3522,11 +4771,17 @@
         </w:tc>
       </w:tr>
       <w:tr>
-        <w:tc>
-          <w:tcPr>
-            <w:tcW w:type="dxa" w:w="5046"/>
-          </w:tcPr>
-          <w:p>
+        <w:trPr>
+          <w:cantSplit/>
+        </w:trPr>
+        <w:tc>
+          <w:tcPr>
+            <w:tcW w:type="dxa" w:w="5046"/>
+          </w:tcPr>
+          <w:p>
+            <w:pPr>
+              <w:spacing w:before="20" w:after="20"/>
+            </w:pPr>
             <w:r/>
             <w:r>
               <w:rPr>
@@ -3543,6 +4798,9 @@
             <w:tcW w:type="dxa" w:w="5046"/>
           </w:tcPr>
           <w:p>
+            <w:pPr>
+              <w:spacing w:before="20" w:after="20"/>
+            </w:pPr>
             <w:r/>
             <w:r>
               <w:rPr>
@@ -3559,6 +4817,9 @@
             <w:tcW w:type="dxa" w:w="5046"/>
           </w:tcPr>
           <w:p>
+            <w:pPr>
+              <w:spacing w:before="20" w:after="20"/>
+            </w:pPr>
             <w:r/>
             <w:r>
               <w:rPr>
@@ -3571,11 +4832,17 @@
         </w:tc>
       </w:tr>
       <w:tr>
-        <w:tc>
-          <w:tcPr>
-            <w:tcW w:type="dxa" w:w="5046"/>
-          </w:tcPr>
-          <w:p>
+        <w:trPr>
+          <w:cantSplit/>
+        </w:trPr>
+        <w:tc>
+          <w:tcPr>
+            <w:tcW w:type="dxa" w:w="5046"/>
+          </w:tcPr>
+          <w:p>
+            <w:pPr>
+              <w:spacing w:before="20" w:after="20"/>
+            </w:pPr>
             <w:r/>
             <w:r>
               <w:rPr>
@@ -3592,6 +4859,9 @@
             <w:tcW w:type="dxa" w:w="5046"/>
           </w:tcPr>
           <w:p>
+            <w:pPr>
+              <w:spacing w:before="20" w:after="20"/>
+            </w:pPr>
             <w:r/>
             <w:r>
               <w:rPr>
@@ -3608,6 +4878,9 @@
             <w:tcW w:type="dxa" w:w="5046"/>
           </w:tcPr>
           <w:p>
+            <w:pPr>
+              <w:spacing w:before="20" w:after="20"/>
+            </w:pPr>
             <w:r/>
             <w:r>
               <w:rPr>
@@ -3620,11 +4893,17 @@
         </w:tc>
       </w:tr>
       <w:tr>
-        <w:tc>
-          <w:tcPr>
-            <w:tcW w:type="dxa" w:w="5046"/>
-          </w:tcPr>
-          <w:p>
+        <w:trPr>
+          <w:cantSplit/>
+        </w:trPr>
+        <w:tc>
+          <w:tcPr>
+            <w:tcW w:type="dxa" w:w="5046"/>
+          </w:tcPr>
+          <w:p>
+            <w:pPr>
+              <w:spacing w:before="20" w:after="20"/>
+            </w:pPr>
             <w:r/>
             <w:r>
               <w:rPr>
@@ -3641,6 +4920,9 @@
             <w:tcW w:type="dxa" w:w="5046"/>
           </w:tcPr>
           <w:p>
+            <w:pPr>
+              <w:spacing w:before="20" w:after="20"/>
+            </w:pPr>
             <w:r/>
             <w:r>
               <w:rPr>
@@ -3657,6 +4939,9 @@
             <w:tcW w:type="dxa" w:w="5046"/>
           </w:tcPr>
           <w:p>
+            <w:pPr>
+              <w:spacing w:before="20" w:after="20"/>
+            </w:pPr>
             <w:r/>
             <w:r>
               <w:rPr>
@@ -3669,11 +4954,17 @@
         </w:tc>
       </w:tr>
       <w:tr>
-        <w:tc>
-          <w:tcPr>
-            <w:tcW w:type="dxa" w:w="5046"/>
-          </w:tcPr>
-          <w:p>
+        <w:trPr>
+          <w:cantSplit/>
+        </w:trPr>
+        <w:tc>
+          <w:tcPr>
+            <w:tcW w:type="dxa" w:w="5046"/>
+          </w:tcPr>
+          <w:p>
+            <w:pPr>
+              <w:spacing w:before="20" w:after="20"/>
+            </w:pPr>
             <w:r/>
             <w:r>
               <w:rPr>
@@ -3690,6 +4981,9 @@
             <w:tcW w:type="dxa" w:w="5046"/>
           </w:tcPr>
           <w:p>
+            <w:pPr>
+              <w:spacing w:before="20" w:after="20"/>
+            </w:pPr>
             <w:r/>
             <w:r>
               <w:rPr>
@@ -3706,6 +5000,9 @@
             <w:tcW w:type="dxa" w:w="5046"/>
           </w:tcPr>
           <w:p>
+            <w:pPr>
+              <w:spacing w:before="20" w:after="20"/>
+            </w:pPr>
             <w:r/>
             <w:r>
               <w:rPr>
@@ -3718,11 +5015,17 @@
         </w:tc>
       </w:tr>
       <w:tr>
-        <w:tc>
-          <w:tcPr>
-            <w:tcW w:type="dxa" w:w="5046"/>
-          </w:tcPr>
-          <w:p>
+        <w:trPr>
+          <w:cantSplit/>
+        </w:trPr>
+        <w:tc>
+          <w:tcPr>
+            <w:tcW w:type="dxa" w:w="5046"/>
+          </w:tcPr>
+          <w:p>
+            <w:pPr>
+              <w:spacing w:before="20" w:after="20"/>
+            </w:pPr>
             <w:r/>
             <w:r>
               <w:rPr>
@@ -3739,6 +5042,9 @@
             <w:tcW w:type="dxa" w:w="5046"/>
           </w:tcPr>
           <w:p>
+            <w:pPr>
+              <w:spacing w:before="20" w:after="20"/>
+            </w:pPr>
             <w:r/>
             <w:r>
               <w:rPr>
@@ -3755,6 +5061,9 @@
             <w:tcW w:type="dxa" w:w="5046"/>
           </w:tcPr>
           <w:p>
+            <w:pPr>
+              <w:spacing w:before="20" w:after="20"/>
+            </w:pPr>
             <w:r/>
             <w:r>
               <w:rPr>
@@ -3767,11 +5076,17 @@
         </w:tc>
       </w:tr>
       <w:tr>
-        <w:tc>
-          <w:tcPr>
-            <w:tcW w:type="dxa" w:w="5046"/>
-          </w:tcPr>
-          <w:p>
+        <w:trPr>
+          <w:cantSplit/>
+        </w:trPr>
+        <w:tc>
+          <w:tcPr>
+            <w:tcW w:type="dxa" w:w="5046"/>
+          </w:tcPr>
+          <w:p>
+            <w:pPr>
+              <w:spacing w:before="20" w:after="20"/>
+            </w:pPr>
             <w:r/>
             <w:r>
               <w:rPr>
@@ -3788,6 +5103,9 @@
             <w:tcW w:type="dxa" w:w="5046"/>
           </w:tcPr>
           <w:p>
+            <w:pPr>
+              <w:spacing w:before="20" w:after="20"/>
+            </w:pPr>
             <w:r/>
             <w:r>
               <w:rPr>
@@ -3804,6 +5122,9 @@
             <w:tcW w:type="dxa" w:w="5046"/>
           </w:tcPr>
           <w:p>
+            <w:pPr>
+              <w:spacing w:before="20" w:after="20"/>
+            </w:pPr>
             <w:r/>
             <w:r>
               <w:rPr>
@@ -3860,6 +5181,9 @@
             <w:shd w:val="clear" w:color="auto" w:fill="D9D9D9"/>
           </w:tcPr>
           <w:p>
+            <w:pPr>
+              <w:spacing w:before="20" w:after="20"/>
+            </w:pPr>
             <w:r/>
             <w:r>
               <w:rPr>
@@ -3877,6 +5201,9 @@
             <w:shd w:val="clear" w:color="auto" w:fill="D9D9D9"/>
           </w:tcPr>
           <w:p>
+            <w:pPr>
+              <w:spacing w:before="20" w:after="20"/>
+            </w:pPr>
             <w:r/>
             <w:r>
               <w:rPr>
@@ -3894,6 +5221,9 @@
             <w:shd w:val="clear" w:color="auto" w:fill="D9D9D9"/>
           </w:tcPr>
           <w:p>
+            <w:pPr>
+              <w:spacing w:before="20" w:after="20"/>
+            </w:pPr>
             <w:r/>
             <w:r>
               <w:rPr>
@@ -3907,11 +5237,17 @@
         </w:tc>
       </w:tr>
       <w:tr>
-        <w:tc>
-          <w:tcPr>
-            <w:tcW w:type="dxa" w:w="5046"/>
-          </w:tcPr>
-          <w:p>
+        <w:trPr>
+          <w:cantSplit/>
+        </w:trPr>
+        <w:tc>
+          <w:tcPr>
+            <w:tcW w:type="dxa" w:w="5046"/>
+          </w:tcPr>
+          <w:p>
+            <w:pPr>
+              <w:spacing w:before="20" w:after="20"/>
+            </w:pPr>
             <w:r/>
             <w:r>
               <w:rPr>
@@ -3928,6 +5264,9 @@
             <w:tcW w:type="dxa" w:w="5046"/>
           </w:tcPr>
           <w:p>
+            <w:pPr>
+              <w:spacing w:before="20" w:after="20"/>
+            </w:pPr>
             <w:r/>
             <w:r>
               <w:rPr>
@@ -3944,6 +5283,9 @@
             <w:tcW w:type="dxa" w:w="5046"/>
           </w:tcPr>
           <w:p>
+            <w:pPr>
+              <w:spacing w:before="20" w:after="20"/>
+            </w:pPr>
             <w:r/>
             <w:r>
               <w:rPr>
@@ -3956,11 +5298,17 @@
         </w:tc>
       </w:tr>
       <w:tr>
-        <w:tc>
-          <w:tcPr>
-            <w:tcW w:type="dxa" w:w="5046"/>
-          </w:tcPr>
-          <w:p>
+        <w:trPr>
+          <w:cantSplit/>
+        </w:trPr>
+        <w:tc>
+          <w:tcPr>
+            <w:tcW w:type="dxa" w:w="5046"/>
+          </w:tcPr>
+          <w:p>
+            <w:pPr>
+              <w:spacing w:before="20" w:after="20"/>
+            </w:pPr>
             <w:r/>
             <w:r>
               <w:rPr>
@@ -3977,6 +5325,9 @@
             <w:tcW w:type="dxa" w:w="5046"/>
           </w:tcPr>
           <w:p>
+            <w:pPr>
+              <w:spacing w:before="20" w:after="20"/>
+            </w:pPr>
             <w:r/>
             <w:r>
               <w:rPr>
@@ -3993,6 +5344,9 @@
             <w:tcW w:type="dxa" w:w="5046"/>
           </w:tcPr>
           <w:p>
+            <w:pPr>
+              <w:spacing w:before="20" w:after="20"/>
+            </w:pPr>
             <w:r/>
             <w:r>
               <w:rPr>
@@ -4005,11 +5359,17 @@
         </w:tc>
       </w:tr>
       <w:tr>
-        <w:tc>
-          <w:tcPr>
-            <w:tcW w:type="dxa" w:w="5046"/>
-          </w:tcPr>
-          <w:p>
+        <w:trPr>
+          <w:cantSplit/>
+        </w:trPr>
+        <w:tc>
+          <w:tcPr>
+            <w:tcW w:type="dxa" w:w="5046"/>
+          </w:tcPr>
+          <w:p>
+            <w:pPr>
+              <w:spacing w:before="20" w:after="20"/>
+            </w:pPr>
             <w:r/>
             <w:r>
               <w:rPr>
@@ -4026,6 +5386,9 @@
             <w:tcW w:type="dxa" w:w="5046"/>
           </w:tcPr>
           <w:p>
+            <w:pPr>
+              <w:spacing w:before="20" w:after="20"/>
+            </w:pPr>
             <w:r/>
             <w:r>
               <w:rPr>
@@ -4042,6 +5405,9 @@
             <w:tcW w:type="dxa" w:w="5046"/>
           </w:tcPr>
           <w:p>
+            <w:pPr>
+              <w:spacing w:before="20" w:after="20"/>
+            </w:pPr>
             <w:r/>
             <w:r>
               <w:rPr>
@@ -4054,11 +5420,17 @@
         </w:tc>
       </w:tr>
       <w:tr>
-        <w:tc>
-          <w:tcPr>
-            <w:tcW w:type="dxa" w:w="5046"/>
-          </w:tcPr>
-          <w:p>
+        <w:trPr>
+          <w:cantSplit/>
+        </w:trPr>
+        <w:tc>
+          <w:tcPr>
+            <w:tcW w:type="dxa" w:w="5046"/>
+          </w:tcPr>
+          <w:p>
+            <w:pPr>
+              <w:spacing w:before="20" w:after="20"/>
+            </w:pPr>
             <w:r/>
             <w:r>
               <w:rPr>
@@ -4075,6 +5447,9 @@
             <w:tcW w:type="dxa" w:w="5046"/>
           </w:tcPr>
           <w:p>
+            <w:pPr>
+              <w:spacing w:before="20" w:after="20"/>
+            </w:pPr>
             <w:r/>
             <w:r>
               <w:rPr>
@@ -4091,6 +5466,9 @@
             <w:tcW w:type="dxa" w:w="5046"/>
           </w:tcPr>
           <w:p>
+            <w:pPr>
+              <w:spacing w:before="20" w:after="20"/>
+            </w:pPr>
             <w:r/>
             <w:r>
               <w:rPr>
@@ -4103,11 +5481,17 @@
         </w:tc>
       </w:tr>
       <w:tr>
-        <w:tc>
-          <w:tcPr>
-            <w:tcW w:type="dxa" w:w="5046"/>
-          </w:tcPr>
-          <w:p>
+        <w:trPr>
+          <w:cantSplit/>
+        </w:trPr>
+        <w:tc>
+          <w:tcPr>
+            <w:tcW w:type="dxa" w:w="5046"/>
+          </w:tcPr>
+          <w:p>
+            <w:pPr>
+              <w:spacing w:before="20" w:after="20"/>
+            </w:pPr>
             <w:r/>
             <w:r>
               <w:rPr>
@@ -4124,6 +5508,9 @@
             <w:tcW w:type="dxa" w:w="5046"/>
           </w:tcPr>
           <w:p>
+            <w:pPr>
+              <w:spacing w:before="20" w:after="20"/>
+            </w:pPr>
             <w:r/>
             <w:r>
               <w:rPr>
@@ -4140,6 +5527,9 @@
             <w:tcW w:type="dxa" w:w="5046"/>
           </w:tcPr>
           <w:p>
+            <w:pPr>
+              <w:spacing w:before="20" w:after="20"/>
+            </w:pPr>
             <w:r/>
             <w:r>
               <w:rPr>
@@ -4152,11 +5542,17 @@
         </w:tc>
       </w:tr>
       <w:tr>
-        <w:tc>
-          <w:tcPr>
-            <w:tcW w:type="dxa" w:w="5046"/>
-          </w:tcPr>
-          <w:p>
+        <w:trPr>
+          <w:cantSplit/>
+        </w:trPr>
+        <w:tc>
+          <w:tcPr>
+            <w:tcW w:type="dxa" w:w="5046"/>
+          </w:tcPr>
+          <w:p>
+            <w:pPr>
+              <w:spacing w:before="20" w:after="20"/>
+            </w:pPr>
             <w:r/>
             <w:r>
               <w:rPr>
@@ -4173,6 +5569,9 @@
             <w:tcW w:type="dxa" w:w="5046"/>
           </w:tcPr>
           <w:p>
+            <w:pPr>
+              <w:spacing w:before="20" w:after="20"/>
+            </w:pPr>
             <w:r/>
             <w:r>
               <w:rPr>
@@ -4189,6 +5588,9 @@
             <w:tcW w:type="dxa" w:w="5046"/>
           </w:tcPr>
           <w:p>
+            <w:pPr>
+              <w:spacing w:before="20" w:after="20"/>
+            </w:pPr>
             <w:r/>
             <w:r>
               <w:rPr>
@@ -4201,11 +5603,17 @@
         </w:tc>
       </w:tr>
       <w:tr>
-        <w:tc>
-          <w:tcPr>
-            <w:tcW w:type="dxa" w:w="5046"/>
-          </w:tcPr>
-          <w:p>
+        <w:trPr>
+          <w:cantSplit/>
+        </w:trPr>
+        <w:tc>
+          <w:tcPr>
+            <w:tcW w:type="dxa" w:w="5046"/>
+          </w:tcPr>
+          <w:p>
+            <w:pPr>
+              <w:spacing w:before="20" w:after="20"/>
+            </w:pPr>
             <w:r/>
             <w:r>
               <w:rPr>
@@ -4222,6 +5630,9 @@
             <w:tcW w:type="dxa" w:w="5046"/>
           </w:tcPr>
           <w:p>
+            <w:pPr>
+              <w:spacing w:before="20" w:after="20"/>
+            </w:pPr>
             <w:r/>
             <w:r>
               <w:rPr>
@@ -4238,6 +5649,9 @@
             <w:tcW w:type="dxa" w:w="5046"/>
           </w:tcPr>
           <w:p>
+            <w:pPr>
+              <w:spacing w:before="20" w:after="20"/>
+            </w:pPr>
             <w:r/>
             <w:r>
               <w:rPr>
@@ -4250,11 +5664,17 @@
         </w:tc>
       </w:tr>
       <w:tr>
-        <w:tc>
-          <w:tcPr>
-            <w:tcW w:type="dxa" w:w="5046"/>
-          </w:tcPr>
-          <w:p>
+        <w:trPr>
+          <w:cantSplit/>
+        </w:trPr>
+        <w:tc>
+          <w:tcPr>
+            <w:tcW w:type="dxa" w:w="5046"/>
+          </w:tcPr>
+          <w:p>
+            <w:pPr>
+              <w:spacing w:before="20" w:after="20"/>
+            </w:pPr>
             <w:r/>
             <w:r>
               <w:rPr>
@@ -4271,6 +5691,9 @@
             <w:tcW w:type="dxa" w:w="5046"/>
           </w:tcPr>
           <w:p>
+            <w:pPr>
+              <w:spacing w:before="20" w:after="20"/>
+            </w:pPr>
             <w:r/>
             <w:r>
               <w:rPr>
@@ -4287,6 +5710,9 @@
             <w:tcW w:type="dxa" w:w="5046"/>
           </w:tcPr>
           <w:p>
+            <w:pPr>
+              <w:spacing w:before="20" w:after="20"/>
+            </w:pPr>
             <w:r/>
             <w:r>
               <w:rPr>
@@ -4299,11 +5725,17 @@
         </w:tc>
       </w:tr>
       <w:tr>
-        <w:tc>
-          <w:tcPr>
-            <w:tcW w:type="dxa" w:w="5046"/>
-          </w:tcPr>
-          <w:p>
+        <w:trPr>
+          <w:cantSplit/>
+        </w:trPr>
+        <w:tc>
+          <w:tcPr>
+            <w:tcW w:type="dxa" w:w="5046"/>
+          </w:tcPr>
+          <w:p>
+            <w:pPr>
+              <w:spacing w:before="20" w:after="20"/>
+            </w:pPr>
             <w:r/>
             <w:r>
               <w:rPr>
@@ -4320,6 +5752,9 @@
             <w:tcW w:type="dxa" w:w="5046"/>
           </w:tcPr>
           <w:p>
+            <w:pPr>
+              <w:spacing w:before="20" w:after="20"/>
+            </w:pPr>
             <w:r/>
             <w:r>
               <w:rPr>
@@ -4336,6 +5771,9 @@
             <w:tcW w:type="dxa" w:w="5046"/>
           </w:tcPr>
           <w:p>
+            <w:pPr>
+              <w:spacing w:before="20" w:after="20"/>
+            </w:pPr>
             <w:r/>
             <w:r>
               <w:rPr>
@@ -4348,11 +5786,17 @@
         </w:tc>
       </w:tr>
       <w:tr>
-        <w:tc>
-          <w:tcPr>
-            <w:tcW w:type="dxa" w:w="5046"/>
-          </w:tcPr>
-          <w:p>
+        <w:trPr>
+          <w:cantSplit/>
+        </w:trPr>
+        <w:tc>
+          <w:tcPr>
+            <w:tcW w:type="dxa" w:w="5046"/>
+          </w:tcPr>
+          <w:p>
+            <w:pPr>
+              <w:spacing w:before="20" w:after="20"/>
+            </w:pPr>
             <w:r/>
             <w:r>
               <w:rPr>
@@ -4369,6 +5813,9 @@
             <w:tcW w:type="dxa" w:w="5046"/>
           </w:tcPr>
           <w:p>
+            <w:pPr>
+              <w:spacing w:before="20" w:after="20"/>
+            </w:pPr>
             <w:r/>
             <w:r>
               <w:rPr>
@@ -4385,6 +5832,9 @@
             <w:tcW w:type="dxa" w:w="5046"/>
           </w:tcPr>
           <w:p>
+            <w:pPr>
+              <w:spacing w:before="20" w:after="20"/>
+            </w:pPr>
             <w:r/>
             <w:r>
               <w:rPr>
@@ -4397,11 +5847,17 @@
         </w:tc>
       </w:tr>
       <w:tr>
-        <w:tc>
-          <w:tcPr>
-            <w:tcW w:type="dxa" w:w="5046"/>
-          </w:tcPr>
-          <w:p>
+        <w:trPr>
+          <w:cantSplit/>
+        </w:trPr>
+        <w:tc>
+          <w:tcPr>
+            <w:tcW w:type="dxa" w:w="5046"/>
+          </w:tcPr>
+          <w:p>
+            <w:pPr>
+              <w:spacing w:before="20" w:after="20"/>
+            </w:pPr>
             <w:r/>
             <w:r>
               <w:rPr>
@@ -4418,6 +5874,9 @@
             <w:tcW w:type="dxa" w:w="5046"/>
           </w:tcPr>
           <w:p>
+            <w:pPr>
+              <w:spacing w:before="20" w:after="20"/>
+            </w:pPr>
             <w:r/>
             <w:r>
               <w:rPr>
@@ -4434,6 +5893,9 @@
             <w:tcW w:type="dxa" w:w="5046"/>
           </w:tcPr>
           <w:p>
+            <w:pPr>
+              <w:spacing w:before="20" w:after="20"/>
+            </w:pPr>
             <w:r/>
             <w:r>
               <w:rPr>
@@ -4446,11 +5908,17 @@
         </w:tc>
       </w:tr>
       <w:tr>
-        <w:tc>
-          <w:tcPr>
-            <w:tcW w:type="dxa" w:w="5046"/>
-          </w:tcPr>
-          <w:p>
+        <w:trPr>
+          <w:cantSplit/>
+        </w:trPr>
+        <w:tc>
+          <w:tcPr>
+            <w:tcW w:type="dxa" w:w="5046"/>
+          </w:tcPr>
+          <w:p>
+            <w:pPr>
+              <w:spacing w:before="20" w:after="20"/>
+            </w:pPr>
             <w:r/>
             <w:r>
               <w:rPr>
@@ -4467,6 +5935,9 @@
             <w:tcW w:type="dxa" w:w="5046"/>
           </w:tcPr>
           <w:p>
+            <w:pPr>
+              <w:spacing w:before="20" w:after="20"/>
+            </w:pPr>
             <w:r/>
             <w:r>
               <w:rPr>
@@ -4483,6 +5954,9 @@
             <w:tcW w:type="dxa" w:w="5046"/>
           </w:tcPr>
           <w:p>
+            <w:pPr>
+              <w:spacing w:before="20" w:after="20"/>
+            </w:pPr>
             <w:r/>
             <w:r>
               <w:rPr>
@@ -4495,11 +5969,17 @@
         </w:tc>
       </w:tr>
       <w:tr>
-        <w:tc>
-          <w:tcPr>
-            <w:tcW w:type="dxa" w:w="5046"/>
-          </w:tcPr>
-          <w:p>
+        <w:trPr>
+          <w:cantSplit/>
+        </w:trPr>
+        <w:tc>
+          <w:tcPr>
+            <w:tcW w:type="dxa" w:w="5046"/>
+          </w:tcPr>
+          <w:p>
+            <w:pPr>
+              <w:spacing w:before="20" w:after="20"/>
+            </w:pPr>
             <w:r/>
             <w:r>
               <w:rPr>
@@ -4516,6 +5996,9 @@
             <w:tcW w:type="dxa" w:w="5046"/>
           </w:tcPr>
           <w:p>
+            <w:pPr>
+              <w:spacing w:before="20" w:after="20"/>
+            </w:pPr>
             <w:r/>
             <w:r>
               <w:rPr>
@@ -4532,6 +6015,9 @@
             <w:tcW w:type="dxa" w:w="5046"/>
           </w:tcPr>
           <w:p>
+            <w:pPr>
+              <w:spacing w:before="20" w:after="20"/>
+            </w:pPr>
             <w:r/>
             <w:r>
               <w:rPr>
@@ -4588,6 +6074,9 @@
             <w:shd w:val="clear" w:color="auto" w:fill="D9D9D9"/>
           </w:tcPr>
           <w:p>
+            <w:pPr>
+              <w:spacing w:before="20" w:after="20"/>
+            </w:pPr>
             <w:r/>
             <w:r>
               <w:rPr>
@@ -4605,6 +6094,9 @@
             <w:shd w:val="clear" w:color="auto" w:fill="D9D9D9"/>
           </w:tcPr>
           <w:p>
+            <w:pPr>
+              <w:spacing w:before="20" w:after="20"/>
+            </w:pPr>
             <w:r/>
             <w:r>
               <w:rPr>
@@ -4622,6 +6114,9 @@
             <w:shd w:val="clear" w:color="auto" w:fill="D9D9D9"/>
           </w:tcPr>
           <w:p>
+            <w:pPr>
+              <w:spacing w:before="20" w:after="20"/>
+            </w:pPr>
             <w:r/>
             <w:r>
               <w:rPr>
@@ -4635,11 +6130,17 @@
         </w:tc>
       </w:tr>
       <w:tr>
-        <w:tc>
-          <w:tcPr>
-            <w:tcW w:type="dxa" w:w="5046"/>
-          </w:tcPr>
-          <w:p>
+        <w:trPr>
+          <w:cantSplit/>
+        </w:trPr>
+        <w:tc>
+          <w:tcPr>
+            <w:tcW w:type="dxa" w:w="5046"/>
+          </w:tcPr>
+          <w:p>
+            <w:pPr>
+              <w:spacing w:before="20" w:after="20"/>
+            </w:pPr>
             <w:r/>
             <w:r>
               <w:rPr>
@@ -4656,6 +6157,9 @@
             <w:tcW w:type="dxa" w:w="5046"/>
           </w:tcPr>
           <w:p>
+            <w:pPr>
+              <w:spacing w:before="20" w:after="20"/>
+            </w:pPr>
             <w:r/>
             <w:r>
               <w:rPr>
@@ -4672,6 +6176,9 @@
             <w:tcW w:type="dxa" w:w="5046"/>
           </w:tcPr>
           <w:p>
+            <w:pPr>
+              <w:spacing w:before="20" w:after="20"/>
+            </w:pPr>
             <w:r/>
             <w:r>
               <w:rPr>
@@ -4684,11 +6191,17 @@
         </w:tc>
       </w:tr>
       <w:tr>
-        <w:tc>
-          <w:tcPr>
-            <w:tcW w:type="dxa" w:w="5046"/>
-          </w:tcPr>
-          <w:p>
+        <w:trPr>
+          <w:cantSplit/>
+        </w:trPr>
+        <w:tc>
+          <w:tcPr>
+            <w:tcW w:type="dxa" w:w="5046"/>
+          </w:tcPr>
+          <w:p>
+            <w:pPr>
+              <w:spacing w:before="20" w:after="20"/>
+            </w:pPr>
             <w:r/>
             <w:r>
               <w:rPr>
@@ -4705,6 +6218,9 @@
             <w:tcW w:type="dxa" w:w="5046"/>
           </w:tcPr>
           <w:p>
+            <w:pPr>
+              <w:spacing w:before="20" w:after="20"/>
+            </w:pPr>
             <w:r/>
             <w:r>
               <w:rPr>
@@ -4721,6 +6237,9 @@
             <w:tcW w:type="dxa" w:w="5046"/>
           </w:tcPr>
           <w:p>
+            <w:pPr>
+              <w:spacing w:before="20" w:after="20"/>
+            </w:pPr>
             <w:r/>
             <w:r>
               <w:rPr>
@@ -4733,11 +6252,17 @@
         </w:tc>
       </w:tr>
       <w:tr>
-        <w:tc>
-          <w:tcPr>
-            <w:tcW w:type="dxa" w:w="5046"/>
-          </w:tcPr>
-          <w:p>
+        <w:trPr>
+          <w:cantSplit/>
+        </w:trPr>
+        <w:tc>
+          <w:tcPr>
+            <w:tcW w:type="dxa" w:w="5046"/>
+          </w:tcPr>
+          <w:p>
+            <w:pPr>
+              <w:spacing w:before="20" w:after="20"/>
+            </w:pPr>
             <w:r/>
             <w:r>
               <w:rPr>
@@ -4754,6 +6279,9 @@
             <w:tcW w:type="dxa" w:w="5046"/>
           </w:tcPr>
           <w:p>
+            <w:pPr>
+              <w:spacing w:before="20" w:after="20"/>
+            </w:pPr>
             <w:r/>
             <w:r>
               <w:rPr>
@@ -4770,6 +6298,9 @@
             <w:tcW w:type="dxa" w:w="5046"/>
           </w:tcPr>
           <w:p>
+            <w:pPr>
+              <w:spacing w:before="20" w:after="20"/>
+            </w:pPr>
             <w:r/>
             <w:r>
               <w:rPr>
@@ -4782,11 +6313,17 @@
         </w:tc>
       </w:tr>
       <w:tr>
-        <w:tc>
-          <w:tcPr>
-            <w:tcW w:type="dxa" w:w="5046"/>
-          </w:tcPr>
-          <w:p>
+        <w:trPr>
+          <w:cantSplit/>
+        </w:trPr>
+        <w:tc>
+          <w:tcPr>
+            <w:tcW w:type="dxa" w:w="5046"/>
+          </w:tcPr>
+          <w:p>
+            <w:pPr>
+              <w:spacing w:before="20" w:after="20"/>
+            </w:pPr>
             <w:r/>
             <w:r>
               <w:rPr>
@@ -4803,6 +6340,9 @@
             <w:tcW w:type="dxa" w:w="5046"/>
           </w:tcPr>
           <w:p>
+            <w:pPr>
+              <w:spacing w:before="20" w:after="20"/>
+            </w:pPr>
             <w:r/>
             <w:r>
               <w:rPr>
@@ -4819,6 +6359,9 @@
             <w:tcW w:type="dxa" w:w="5046"/>
           </w:tcPr>
           <w:p>
+            <w:pPr>
+              <w:spacing w:before="20" w:after="20"/>
+            </w:pPr>
             <w:r/>
             <w:r>
               <w:rPr>
@@ -4831,11 +6374,17 @@
         </w:tc>
       </w:tr>
       <w:tr>
-        <w:tc>
-          <w:tcPr>
-            <w:tcW w:type="dxa" w:w="5046"/>
-          </w:tcPr>
-          <w:p>
+        <w:trPr>
+          <w:cantSplit/>
+        </w:trPr>
+        <w:tc>
+          <w:tcPr>
+            <w:tcW w:type="dxa" w:w="5046"/>
+          </w:tcPr>
+          <w:p>
+            <w:pPr>
+              <w:spacing w:before="20" w:after="20"/>
+            </w:pPr>
             <w:r/>
             <w:r>
               <w:rPr>
@@ -4852,6 +6401,9 @@
             <w:tcW w:type="dxa" w:w="5046"/>
           </w:tcPr>
           <w:p>
+            <w:pPr>
+              <w:spacing w:before="20" w:after="20"/>
+            </w:pPr>
             <w:r/>
             <w:r>
               <w:rPr>
@@ -4868,6 +6420,9 @@
             <w:tcW w:type="dxa" w:w="5046"/>
           </w:tcPr>
           <w:p>
+            <w:pPr>
+              <w:spacing w:before="20" w:after="20"/>
+            </w:pPr>
             <w:r/>
             <w:r>
               <w:rPr>
@@ -4880,11 +6435,17 @@
         </w:tc>
       </w:tr>
       <w:tr>
-        <w:tc>
-          <w:tcPr>
-            <w:tcW w:type="dxa" w:w="5046"/>
-          </w:tcPr>
-          <w:p>
+        <w:trPr>
+          <w:cantSplit/>
+        </w:trPr>
+        <w:tc>
+          <w:tcPr>
+            <w:tcW w:type="dxa" w:w="5046"/>
+          </w:tcPr>
+          <w:p>
+            <w:pPr>
+              <w:spacing w:before="20" w:after="20"/>
+            </w:pPr>
             <w:r/>
             <w:r>
               <w:rPr>
@@ -4901,6 +6462,9 @@
             <w:tcW w:type="dxa" w:w="5046"/>
           </w:tcPr>
           <w:p>
+            <w:pPr>
+              <w:spacing w:before="20" w:after="20"/>
+            </w:pPr>
             <w:r/>
             <w:r>
               <w:rPr>
@@ -4917,6 +6481,9 @@
             <w:tcW w:type="dxa" w:w="5046"/>
           </w:tcPr>
           <w:p>
+            <w:pPr>
+              <w:spacing w:before="20" w:after="20"/>
+            </w:pPr>
             <w:r/>
             <w:r>
               <w:rPr>
@@ -4929,11 +6496,17 @@
         </w:tc>
       </w:tr>
       <w:tr>
-        <w:tc>
-          <w:tcPr>
-            <w:tcW w:type="dxa" w:w="5046"/>
-          </w:tcPr>
-          <w:p>
+        <w:trPr>
+          <w:cantSplit/>
+        </w:trPr>
+        <w:tc>
+          <w:tcPr>
+            <w:tcW w:type="dxa" w:w="5046"/>
+          </w:tcPr>
+          <w:p>
+            <w:pPr>
+              <w:spacing w:before="20" w:after="20"/>
+            </w:pPr>
             <w:r/>
             <w:r>
               <w:rPr>
@@ -4950,6 +6523,9 @@
             <w:tcW w:type="dxa" w:w="5046"/>
           </w:tcPr>
           <w:p>
+            <w:pPr>
+              <w:spacing w:before="20" w:after="20"/>
+            </w:pPr>
             <w:r/>
             <w:r>
               <w:rPr>
@@ -4966,6 +6542,9 @@
             <w:tcW w:type="dxa" w:w="5046"/>
           </w:tcPr>
           <w:p>
+            <w:pPr>
+              <w:spacing w:before="20" w:after="20"/>
+            </w:pPr>
             <w:r/>
             <w:r>
               <w:rPr>
@@ -4978,11 +6557,17 @@
         </w:tc>
       </w:tr>
       <w:tr>
-        <w:tc>
-          <w:tcPr>
-            <w:tcW w:type="dxa" w:w="5046"/>
-          </w:tcPr>
-          <w:p>
+        <w:trPr>
+          <w:cantSplit/>
+        </w:trPr>
+        <w:tc>
+          <w:tcPr>
+            <w:tcW w:type="dxa" w:w="5046"/>
+          </w:tcPr>
+          <w:p>
+            <w:pPr>
+              <w:spacing w:before="20" w:after="20"/>
+            </w:pPr>
             <w:r/>
             <w:r>
               <w:rPr>
@@ -4999,6 +6584,9 @@
             <w:tcW w:type="dxa" w:w="5046"/>
           </w:tcPr>
           <w:p>
+            <w:pPr>
+              <w:spacing w:before="20" w:after="20"/>
+            </w:pPr>
             <w:r/>
             <w:r>
               <w:rPr>
@@ -5015,6 +6603,9 @@
             <w:tcW w:type="dxa" w:w="5046"/>
           </w:tcPr>
           <w:p>
+            <w:pPr>
+              <w:spacing w:before="20" w:after="20"/>
+            </w:pPr>
             <w:r/>
             <w:r>
               <w:rPr>
@@ -5027,11 +6618,17 @@
         </w:tc>
       </w:tr>
       <w:tr>
-        <w:tc>
-          <w:tcPr>
-            <w:tcW w:type="dxa" w:w="5046"/>
-          </w:tcPr>
-          <w:p>
+        <w:trPr>
+          <w:cantSplit/>
+        </w:trPr>
+        <w:tc>
+          <w:tcPr>
+            <w:tcW w:type="dxa" w:w="5046"/>
+          </w:tcPr>
+          <w:p>
+            <w:pPr>
+              <w:spacing w:before="20" w:after="20"/>
+            </w:pPr>
             <w:r/>
             <w:r>
               <w:rPr>
@@ -5048,6 +6645,9 @@
             <w:tcW w:type="dxa" w:w="5046"/>
           </w:tcPr>
           <w:p>
+            <w:pPr>
+              <w:spacing w:before="20" w:after="20"/>
+            </w:pPr>
             <w:r/>
             <w:r>
               <w:rPr>
@@ -5064,6 +6664,9 @@
             <w:tcW w:type="dxa" w:w="5046"/>
           </w:tcPr>
           <w:p>
+            <w:pPr>
+              <w:spacing w:before="20" w:after="20"/>
+            </w:pPr>
             <w:r/>
             <w:r>
               <w:rPr>
@@ -5076,11 +6679,17 @@
         </w:tc>
       </w:tr>
       <w:tr>
-        <w:tc>
-          <w:tcPr>
-            <w:tcW w:type="dxa" w:w="5046"/>
-          </w:tcPr>
-          <w:p>
+        <w:trPr>
+          <w:cantSplit/>
+        </w:trPr>
+        <w:tc>
+          <w:tcPr>
+            <w:tcW w:type="dxa" w:w="5046"/>
+          </w:tcPr>
+          <w:p>
+            <w:pPr>
+              <w:spacing w:before="20" w:after="20"/>
+            </w:pPr>
             <w:r/>
             <w:r>
               <w:rPr>
@@ -5097,6 +6706,9 @@
             <w:tcW w:type="dxa" w:w="5046"/>
           </w:tcPr>
           <w:p>
+            <w:pPr>
+              <w:spacing w:before="20" w:after="20"/>
+            </w:pPr>
             <w:r/>
             <w:r>
               <w:rPr>
@@ -5113,6 +6725,9 @@
             <w:tcW w:type="dxa" w:w="5046"/>
           </w:tcPr>
           <w:p>
+            <w:pPr>
+              <w:spacing w:before="20" w:after="20"/>
+            </w:pPr>
             <w:r/>
             <w:r>
               <w:rPr>
@@ -5125,11 +6740,17 @@
         </w:tc>
       </w:tr>
       <w:tr>
-        <w:tc>
-          <w:tcPr>
-            <w:tcW w:type="dxa" w:w="5046"/>
-          </w:tcPr>
-          <w:p>
+        <w:trPr>
+          <w:cantSplit/>
+        </w:trPr>
+        <w:tc>
+          <w:tcPr>
+            <w:tcW w:type="dxa" w:w="5046"/>
+          </w:tcPr>
+          <w:p>
+            <w:pPr>
+              <w:spacing w:before="20" w:after="20"/>
+            </w:pPr>
             <w:r/>
             <w:r>
               <w:rPr>
@@ -5146,6 +6767,9 @@
             <w:tcW w:type="dxa" w:w="5046"/>
           </w:tcPr>
           <w:p>
+            <w:pPr>
+              <w:spacing w:before="20" w:after="20"/>
+            </w:pPr>
             <w:r/>
             <w:r>
               <w:rPr>
@@ -5162,6 +6786,9 @@
             <w:tcW w:type="dxa" w:w="5046"/>
           </w:tcPr>
           <w:p>
+            <w:pPr>
+              <w:spacing w:before="20" w:after="20"/>
+            </w:pPr>
             <w:r/>
             <w:r>
               <w:rPr>
@@ -5174,11 +6801,17 @@
         </w:tc>
       </w:tr>
       <w:tr>
-        <w:tc>
-          <w:tcPr>
-            <w:tcW w:type="dxa" w:w="5046"/>
-          </w:tcPr>
-          <w:p>
+        <w:trPr>
+          <w:cantSplit/>
+        </w:trPr>
+        <w:tc>
+          <w:tcPr>
+            <w:tcW w:type="dxa" w:w="5046"/>
+          </w:tcPr>
+          <w:p>
+            <w:pPr>
+              <w:spacing w:before="20" w:after="20"/>
+            </w:pPr>
             <w:r/>
             <w:r>
               <w:rPr>
@@ -5195,6 +6828,9 @@
             <w:tcW w:type="dxa" w:w="5046"/>
           </w:tcPr>
           <w:p>
+            <w:pPr>
+              <w:spacing w:before="20" w:after="20"/>
+            </w:pPr>
             <w:r/>
             <w:r>
               <w:rPr>
@@ -5211,6 +6847,9 @@
             <w:tcW w:type="dxa" w:w="5046"/>
           </w:tcPr>
           <w:p>
+            <w:pPr>
+              <w:spacing w:before="20" w:after="20"/>
+            </w:pPr>
             <w:r/>
             <w:r>
               <w:rPr>
@@ -5267,6 +6906,9 @@
             <w:shd w:val="clear" w:color="auto" w:fill="D9D9D9"/>
           </w:tcPr>
           <w:p>
+            <w:pPr>
+              <w:spacing w:before="20" w:after="20"/>
+            </w:pPr>
             <w:r/>
             <w:r>
               <w:rPr>
@@ -5284,6 +6926,9 @@
             <w:shd w:val="clear" w:color="auto" w:fill="D9D9D9"/>
           </w:tcPr>
           <w:p>
+            <w:pPr>
+              <w:spacing w:before="20" w:after="20"/>
+            </w:pPr>
             <w:r/>
             <w:r>
               <w:rPr>
@@ -5301,6 +6946,9 @@
             <w:shd w:val="clear" w:color="auto" w:fill="D9D9D9"/>
           </w:tcPr>
           <w:p>
+            <w:pPr>
+              <w:spacing w:before="20" w:after="20"/>
+            </w:pPr>
             <w:r/>
             <w:r>
               <w:rPr>
@@ -5314,11 +6962,17 @@
         </w:tc>
       </w:tr>
       <w:tr>
-        <w:tc>
-          <w:tcPr>
-            <w:tcW w:type="dxa" w:w="5046"/>
-          </w:tcPr>
-          <w:p>
+        <w:trPr>
+          <w:cantSplit/>
+        </w:trPr>
+        <w:tc>
+          <w:tcPr>
+            <w:tcW w:type="dxa" w:w="5046"/>
+          </w:tcPr>
+          <w:p>
+            <w:pPr>
+              <w:spacing w:before="20" w:after="20"/>
+            </w:pPr>
             <w:r/>
             <w:r>
               <w:rPr>
@@ -5335,6 +6989,9 @@
             <w:tcW w:type="dxa" w:w="5046"/>
           </w:tcPr>
           <w:p>
+            <w:pPr>
+              <w:spacing w:before="20" w:after="20"/>
+            </w:pPr>
             <w:r/>
             <w:r>
               <w:rPr>
@@ -5351,6 +7008,9 @@
             <w:tcW w:type="dxa" w:w="5046"/>
           </w:tcPr>
           <w:p>
+            <w:pPr>
+              <w:spacing w:before="20" w:after="20"/>
+            </w:pPr>
             <w:r/>
             <w:r>
               <w:rPr>
@@ -5363,11 +7023,17 @@
         </w:tc>
       </w:tr>
       <w:tr>
-        <w:tc>
-          <w:tcPr>
-            <w:tcW w:type="dxa" w:w="5046"/>
-          </w:tcPr>
-          <w:p>
+        <w:trPr>
+          <w:cantSplit/>
+        </w:trPr>
+        <w:tc>
+          <w:tcPr>
+            <w:tcW w:type="dxa" w:w="5046"/>
+          </w:tcPr>
+          <w:p>
+            <w:pPr>
+              <w:spacing w:before="20" w:after="20"/>
+            </w:pPr>
             <w:r/>
             <w:r>
               <w:rPr>
@@ -5384,6 +7050,9 @@
             <w:tcW w:type="dxa" w:w="5046"/>
           </w:tcPr>
           <w:p>
+            <w:pPr>
+              <w:spacing w:before="20" w:after="20"/>
+            </w:pPr>
             <w:r/>
             <w:r>
               <w:rPr>
@@ -5400,6 +7069,9 @@
             <w:tcW w:type="dxa" w:w="5046"/>
           </w:tcPr>
           <w:p>
+            <w:pPr>
+              <w:spacing w:before="20" w:after="20"/>
+            </w:pPr>
             <w:r/>
             <w:r>
               <w:rPr>
@@ -5412,11 +7084,17 @@
         </w:tc>
       </w:tr>
       <w:tr>
-        <w:tc>
-          <w:tcPr>
-            <w:tcW w:type="dxa" w:w="5046"/>
-          </w:tcPr>
-          <w:p>
+        <w:trPr>
+          <w:cantSplit/>
+        </w:trPr>
+        <w:tc>
+          <w:tcPr>
+            <w:tcW w:type="dxa" w:w="5046"/>
+          </w:tcPr>
+          <w:p>
+            <w:pPr>
+              <w:spacing w:before="20" w:after="20"/>
+            </w:pPr>
             <w:r/>
             <w:r>
               <w:rPr>
@@ -5433,6 +7111,9 @@
             <w:tcW w:type="dxa" w:w="5046"/>
           </w:tcPr>
           <w:p>
+            <w:pPr>
+              <w:spacing w:before="20" w:after="20"/>
+            </w:pPr>
             <w:r/>
             <w:r>
               <w:rPr>
@@ -5449,6 +7130,9 @@
             <w:tcW w:type="dxa" w:w="5046"/>
           </w:tcPr>
           <w:p>
+            <w:pPr>
+              <w:spacing w:before="20" w:after="20"/>
+            </w:pPr>
             <w:r/>
             <w:r>
               <w:rPr>
@@ -5461,11 +7145,17 @@
         </w:tc>
       </w:tr>
       <w:tr>
-        <w:tc>
-          <w:tcPr>
-            <w:tcW w:type="dxa" w:w="5046"/>
-          </w:tcPr>
-          <w:p>
+        <w:trPr>
+          <w:cantSplit/>
+        </w:trPr>
+        <w:tc>
+          <w:tcPr>
+            <w:tcW w:type="dxa" w:w="5046"/>
+          </w:tcPr>
+          <w:p>
+            <w:pPr>
+              <w:spacing w:before="20" w:after="20"/>
+            </w:pPr>
             <w:r/>
             <w:r>
               <w:rPr>
@@ -5482,6 +7172,9 @@
             <w:tcW w:type="dxa" w:w="5046"/>
           </w:tcPr>
           <w:p>
+            <w:pPr>
+              <w:spacing w:before="20" w:after="20"/>
+            </w:pPr>
             <w:r/>
             <w:r>
               <w:rPr>
@@ -5498,6 +7191,9 @@
             <w:tcW w:type="dxa" w:w="5046"/>
           </w:tcPr>
           <w:p>
+            <w:pPr>
+              <w:spacing w:before="20" w:after="20"/>
+            </w:pPr>
             <w:r/>
             <w:r>
               <w:rPr>
@@ -5510,11 +7206,17 @@
         </w:tc>
       </w:tr>
       <w:tr>
-        <w:tc>
-          <w:tcPr>
-            <w:tcW w:type="dxa" w:w="5046"/>
-          </w:tcPr>
-          <w:p>
+        <w:trPr>
+          <w:cantSplit/>
+        </w:trPr>
+        <w:tc>
+          <w:tcPr>
+            <w:tcW w:type="dxa" w:w="5046"/>
+          </w:tcPr>
+          <w:p>
+            <w:pPr>
+              <w:spacing w:before="20" w:after="20"/>
+            </w:pPr>
             <w:r/>
             <w:r>
               <w:rPr>
@@ -5531,6 +7233,9 @@
             <w:tcW w:type="dxa" w:w="5046"/>
           </w:tcPr>
           <w:p>
+            <w:pPr>
+              <w:spacing w:before="20" w:after="20"/>
+            </w:pPr>
             <w:r/>
             <w:r>
               <w:rPr>
@@ -5547,6 +7252,9 @@
             <w:tcW w:type="dxa" w:w="5046"/>
           </w:tcPr>
           <w:p>
+            <w:pPr>
+              <w:spacing w:before="20" w:after="20"/>
+            </w:pPr>
             <w:r/>
             <w:r>
               <w:rPr>
@@ -5559,11 +7267,17 @@
         </w:tc>
       </w:tr>
       <w:tr>
-        <w:tc>
-          <w:tcPr>
-            <w:tcW w:type="dxa" w:w="5046"/>
-          </w:tcPr>
-          <w:p>
+        <w:trPr>
+          <w:cantSplit/>
+        </w:trPr>
+        <w:tc>
+          <w:tcPr>
+            <w:tcW w:type="dxa" w:w="5046"/>
+          </w:tcPr>
+          <w:p>
+            <w:pPr>
+              <w:spacing w:before="20" w:after="20"/>
+            </w:pPr>
             <w:r/>
             <w:r>
               <w:rPr>
@@ -5580,6 +7294,9 @@
             <w:tcW w:type="dxa" w:w="5046"/>
           </w:tcPr>
           <w:p>
+            <w:pPr>
+              <w:spacing w:before="20" w:after="20"/>
+            </w:pPr>
             <w:r/>
             <w:r>
               <w:rPr>
@@ -5596,6 +7313,9 @@
             <w:tcW w:type="dxa" w:w="5046"/>
           </w:tcPr>
           <w:p>
+            <w:pPr>
+              <w:spacing w:before="20" w:after="20"/>
+            </w:pPr>
             <w:r/>
             <w:r>
               <w:rPr>
@@ -5608,11 +7328,17 @@
         </w:tc>
       </w:tr>
       <w:tr>
-        <w:tc>
-          <w:tcPr>
-            <w:tcW w:type="dxa" w:w="5046"/>
-          </w:tcPr>
-          <w:p>
+        <w:trPr>
+          <w:cantSplit/>
+        </w:trPr>
+        <w:tc>
+          <w:tcPr>
+            <w:tcW w:type="dxa" w:w="5046"/>
+          </w:tcPr>
+          <w:p>
+            <w:pPr>
+              <w:spacing w:before="20" w:after="20"/>
+            </w:pPr>
             <w:r/>
             <w:r>
               <w:rPr>
@@ -5629,6 +7355,9 @@
             <w:tcW w:type="dxa" w:w="5046"/>
           </w:tcPr>
           <w:p>
+            <w:pPr>
+              <w:spacing w:before="20" w:after="20"/>
+            </w:pPr>
             <w:r/>
             <w:r>
               <w:rPr>
@@ -5645,6 +7374,9 @@
             <w:tcW w:type="dxa" w:w="5046"/>
           </w:tcPr>
           <w:p>
+            <w:pPr>
+              <w:spacing w:before="20" w:after="20"/>
+            </w:pPr>
             <w:r/>
             <w:r>
               <w:rPr>
@@ -5657,11 +7389,17 @@
         </w:tc>
       </w:tr>
       <w:tr>
-        <w:tc>
-          <w:tcPr>
-            <w:tcW w:type="dxa" w:w="5046"/>
-          </w:tcPr>
-          <w:p>
+        <w:trPr>
+          <w:cantSplit/>
+        </w:trPr>
+        <w:tc>
+          <w:tcPr>
+            <w:tcW w:type="dxa" w:w="5046"/>
+          </w:tcPr>
+          <w:p>
+            <w:pPr>
+              <w:spacing w:before="20" w:after="20"/>
+            </w:pPr>
             <w:r/>
             <w:r>
               <w:rPr>
@@ -5678,6 +7416,9 @@
             <w:tcW w:type="dxa" w:w="5046"/>
           </w:tcPr>
           <w:p>
+            <w:pPr>
+              <w:spacing w:before="20" w:after="20"/>
+            </w:pPr>
             <w:r/>
             <w:r>
               <w:rPr>
@@ -5694,6 +7435,9 @@
             <w:tcW w:type="dxa" w:w="5046"/>
           </w:tcPr>
           <w:p>
+            <w:pPr>
+              <w:spacing w:before="20" w:after="20"/>
+            </w:pPr>
             <w:r/>
             <w:r>
               <w:rPr>
@@ -5706,11 +7450,17 @@
         </w:tc>
       </w:tr>
       <w:tr>
-        <w:tc>
-          <w:tcPr>
-            <w:tcW w:type="dxa" w:w="5046"/>
-          </w:tcPr>
-          <w:p>
+        <w:trPr>
+          <w:cantSplit/>
+        </w:trPr>
+        <w:tc>
+          <w:tcPr>
+            <w:tcW w:type="dxa" w:w="5046"/>
+          </w:tcPr>
+          <w:p>
+            <w:pPr>
+              <w:spacing w:before="20" w:after="20"/>
+            </w:pPr>
             <w:r/>
             <w:r>
               <w:rPr>
@@ -5727,6 +7477,9 @@
             <w:tcW w:type="dxa" w:w="5046"/>
           </w:tcPr>
           <w:p>
+            <w:pPr>
+              <w:spacing w:before="20" w:after="20"/>
+            </w:pPr>
             <w:r/>
             <w:r>
               <w:rPr>
@@ -5743,6 +7496,9 @@
             <w:tcW w:type="dxa" w:w="5046"/>
           </w:tcPr>
           <w:p>
+            <w:pPr>
+              <w:spacing w:before="20" w:after="20"/>
+            </w:pPr>
             <w:r/>
             <w:r>
               <w:rPr>
@@ -5755,11 +7511,17 @@
         </w:tc>
       </w:tr>
       <w:tr>
-        <w:tc>
-          <w:tcPr>
-            <w:tcW w:type="dxa" w:w="5046"/>
-          </w:tcPr>
-          <w:p>
+        <w:trPr>
+          <w:cantSplit/>
+        </w:trPr>
+        <w:tc>
+          <w:tcPr>
+            <w:tcW w:type="dxa" w:w="5046"/>
+          </w:tcPr>
+          <w:p>
+            <w:pPr>
+              <w:spacing w:before="20" w:after="20"/>
+            </w:pPr>
             <w:r/>
             <w:r>
               <w:rPr>
@@ -5776,6 +7538,9 @@
             <w:tcW w:type="dxa" w:w="5046"/>
           </w:tcPr>
           <w:p>
+            <w:pPr>
+              <w:spacing w:before="20" w:after="20"/>
+            </w:pPr>
             <w:r/>
             <w:r>
               <w:rPr>
@@ -5792,6 +7557,9 @@
             <w:tcW w:type="dxa" w:w="5046"/>
           </w:tcPr>
           <w:p>
+            <w:pPr>
+              <w:spacing w:before="20" w:after="20"/>
+            </w:pPr>
             <w:r/>
             <w:r>
               <w:rPr>
@@ -5804,11 +7572,17 @@
         </w:tc>
       </w:tr>
       <w:tr>
-        <w:tc>
-          <w:tcPr>
-            <w:tcW w:type="dxa" w:w="5046"/>
-          </w:tcPr>
-          <w:p>
+        <w:trPr>
+          <w:cantSplit/>
+        </w:trPr>
+        <w:tc>
+          <w:tcPr>
+            <w:tcW w:type="dxa" w:w="5046"/>
+          </w:tcPr>
+          <w:p>
+            <w:pPr>
+              <w:spacing w:before="20" w:after="20"/>
+            </w:pPr>
             <w:r/>
             <w:r>
               <w:rPr>
@@ -5825,6 +7599,9 @@
             <w:tcW w:type="dxa" w:w="5046"/>
           </w:tcPr>
           <w:p>
+            <w:pPr>
+              <w:spacing w:before="20" w:after="20"/>
+            </w:pPr>
             <w:r/>
             <w:r>
               <w:rPr>
@@ -5841,6 +7618,9 @@
             <w:tcW w:type="dxa" w:w="5046"/>
           </w:tcPr>
           <w:p>
+            <w:pPr>
+              <w:spacing w:before="20" w:after="20"/>
+            </w:pPr>
             <w:r/>
             <w:r>
               <w:rPr>
@@ -5853,11 +7633,17 @@
         </w:tc>
       </w:tr>
       <w:tr>
-        <w:tc>
-          <w:tcPr>
-            <w:tcW w:type="dxa" w:w="5046"/>
-          </w:tcPr>
-          <w:p>
+        <w:trPr>
+          <w:cantSplit/>
+        </w:trPr>
+        <w:tc>
+          <w:tcPr>
+            <w:tcW w:type="dxa" w:w="5046"/>
+          </w:tcPr>
+          <w:p>
+            <w:pPr>
+              <w:spacing w:before="20" w:after="20"/>
+            </w:pPr>
             <w:r/>
             <w:r>
               <w:rPr>
@@ -5874,6 +7660,9 @@
             <w:tcW w:type="dxa" w:w="5046"/>
           </w:tcPr>
           <w:p>
+            <w:pPr>
+              <w:spacing w:before="20" w:after="20"/>
+            </w:pPr>
             <w:r/>
             <w:r>
               <w:rPr>
@@ -5890,6 +7679,9 @@
             <w:tcW w:type="dxa" w:w="5046"/>
           </w:tcPr>
           <w:p>
+            <w:pPr>
+              <w:spacing w:before="20" w:after="20"/>
+            </w:pPr>
             <w:r/>
             <w:r>
               <w:rPr>
@@ -5946,6 +7738,9 @@
             <w:shd w:val="clear" w:color="auto" w:fill="D9D9D9"/>
           </w:tcPr>
           <w:p>
+            <w:pPr>
+              <w:spacing w:before="20" w:after="20"/>
+            </w:pPr>
             <w:r/>
             <w:r>
               <w:rPr>
@@ -5963,6 +7758,9 @@
             <w:shd w:val="clear" w:color="auto" w:fill="D9D9D9"/>
           </w:tcPr>
           <w:p>
+            <w:pPr>
+              <w:spacing w:before="20" w:after="20"/>
+            </w:pPr>
             <w:r/>
             <w:r>
               <w:rPr>
@@ -5980,6 +7778,9 @@
             <w:shd w:val="clear" w:color="auto" w:fill="D9D9D9"/>
           </w:tcPr>
           <w:p>
+            <w:pPr>
+              <w:spacing w:before="20" w:after="20"/>
+            </w:pPr>
             <w:r/>
             <w:r>
               <w:rPr>
@@ -5993,11 +7794,17 @@
         </w:tc>
       </w:tr>
       <w:tr>
-        <w:tc>
-          <w:tcPr>
-            <w:tcW w:type="dxa" w:w="5046"/>
-          </w:tcPr>
-          <w:p>
+        <w:trPr>
+          <w:cantSplit/>
+        </w:trPr>
+        <w:tc>
+          <w:tcPr>
+            <w:tcW w:type="dxa" w:w="5046"/>
+          </w:tcPr>
+          <w:p>
+            <w:pPr>
+              <w:spacing w:before="20" w:after="20"/>
+            </w:pPr>
             <w:r/>
             <w:r>
               <w:rPr>
@@ -6014,6 +7821,9 @@
             <w:tcW w:type="dxa" w:w="5046"/>
           </w:tcPr>
           <w:p>
+            <w:pPr>
+              <w:spacing w:before="20" w:after="20"/>
+            </w:pPr>
             <w:r/>
             <w:r>
               <w:rPr>
@@ -6030,6 +7840,9 @@
             <w:tcW w:type="dxa" w:w="5046"/>
           </w:tcPr>
           <w:p>
+            <w:pPr>
+              <w:spacing w:before="20" w:after="20"/>
+            </w:pPr>
             <w:r/>
             <w:r>
               <w:rPr>
@@ -6042,11 +7855,17 @@
         </w:tc>
       </w:tr>
       <w:tr>
-        <w:tc>
-          <w:tcPr>
-            <w:tcW w:type="dxa" w:w="5046"/>
-          </w:tcPr>
-          <w:p>
+        <w:trPr>
+          <w:cantSplit/>
+        </w:trPr>
+        <w:tc>
+          <w:tcPr>
+            <w:tcW w:type="dxa" w:w="5046"/>
+          </w:tcPr>
+          <w:p>
+            <w:pPr>
+              <w:spacing w:before="20" w:after="20"/>
+            </w:pPr>
             <w:r/>
             <w:r>
               <w:rPr>
@@ -6063,6 +7882,9 @@
             <w:tcW w:type="dxa" w:w="5046"/>
           </w:tcPr>
           <w:p>
+            <w:pPr>
+              <w:spacing w:before="20" w:after="20"/>
+            </w:pPr>
             <w:r/>
             <w:r>
               <w:rPr>
@@ -6079,6 +7901,9 @@
             <w:tcW w:type="dxa" w:w="5046"/>
           </w:tcPr>
           <w:p>
+            <w:pPr>
+              <w:spacing w:before="20" w:after="20"/>
+            </w:pPr>
             <w:r/>
             <w:r>
               <w:rPr>
@@ -6091,11 +7916,17 @@
         </w:tc>
       </w:tr>
       <w:tr>
-        <w:tc>
-          <w:tcPr>
-            <w:tcW w:type="dxa" w:w="5046"/>
-          </w:tcPr>
-          <w:p>
+        <w:trPr>
+          <w:cantSplit/>
+        </w:trPr>
+        <w:tc>
+          <w:tcPr>
+            <w:tcW w:type="dxa" w:w="5046"/>
+          </w:tcPr>
+          <w:p>
+            <w:pPr>
+              <w:spacing w:before="20" w:after="20"/>
+            </w:pPr>
             <w:r/>
             <w:r>
               <w:rPr>
@@ -6112,6 +7943,9 @@
             <w:tcW w:type="dxa" w:w="5046"/>
           </w:tcPr>
           <w:p>
+            <w:pPr>
+              <w:spacing w:before="20" w:after="20"/>
+            </w:pPr>
             <w:r/>
             <w:r>
               <w:rPr>
@@ -6128,6 +7962,9 @@
             <w:tcW w:type="dxa" w:w="5046"/>
           </w:tcPr>
           <w:p>
+            <w:pPr>
+              <w:spacing w:before="20" w:after="20"/>
+            </w:pPr>
             <w:r/>
             <w:r>
               <w:rPr>
@@ -6140,11 +7977,17 @@
         </w:tc>
       </w:tr>
       <w:tr>
-        <w:tc>
-          <w:tcPr>
-            <w:tcW w:type="dxa" w:w="5046"/>
-          </w:tcPr>
-          <w:p>
+        <w:trPr>
+          <w:cantSplit/>
+        </w:trPr>
+        <w:tc>
+          <w:tcPr>
+            <w:tcW w:type="dxa" w:w="5046"/>
+          </w:tcPr>
+          <w:p>
+            <w:pPr>
+              <w:spacing w:before="20" w:after="20"/>
+            </w:pPr>
             <w:r/>
             <w:r>
               <w:rPr>
@@ -6161,6 +8004,9 @@
             <w:tcW w:type="dxa" w:w="5046"/>
           </w:tcPr>
           <w:p>
+            <w:pPr>
+              <w:spacing w:before="20" w:after="20"/>
+            </w:pPr>
             <w:r/>
             <w:r>
               <w:rPr>
@@ -6177,6 +8023,9 @@
             <w:tcW w:type="dxa" w:w="5046"/>
           </w:tcPr>
           <w:p>
+            <w:pPr>
+              <w:spacing w:before="20" w:after="20"/>
+            </w:pPr>
             <w:r/>
             <w:r>
               <w:rPr>
@@ -6189,11 +8038,17 @@
         </w:tc>
       </w:tr>
       <w:tr>
-        <w:tc>
-          <w:tcPr>
-            <w:tcW w:type="dxa" w:w="5046"/>
-          </w:tcPr>
-          <w:p>
+        <w:trPr>
+          <w:cantSplit/>
+        </w:trPr>
+        <w:tc>
+          <w:tcPr>
+            <w:tcW w:type="dxa" w:w="5046"/>
+          </w:tcPr>
+          <w:p>
+            <w:pPr>
+              <w:spacing w:before="20" w:after="20"/>
+            </w:pPr>
             <w:r/>
             <w:r>
               <w:rPr>
@@ -6210,6 +8065,9 @@
             <w:tcW w:type="dxa" w:w="5046"/>
           </w:tcPr>
           <w:p>
+            <w:pPr>
+              <w:spacing w:before="20" w:after="20"/>
+            </w:pPr>
             <w:r/>
             <w:r>
               <w:rPr>
@@ -6226,6 +8084,9 @@
             <w:tcW w:type="dxa" w:w="5046"/>
           </w:tcPr>
           <w:p>
+            <w:pPr>
+              <w:spacing w:before="20" w:after="20"/>
+            </w:pPr>
             <w:r/>
             <w:r>
               <w:rPr>
@@ -6238,11 +8099,17 @@
         </w:tc>
       </w:tr>
       <w:tr>
-        <w:tc>
-          <w:tcPr>
-            <w:tcW w:type="dxa" w:w="5046"/>
-          </w:tcPr>
-          <w:p>
+        <w:trPr>
+          <w:cantSplit/>
+        </w:trPr>
+        <w:tc>
+          <w:tcPr>
+            <w:tcW w:type="dxa" w:w="5046"/>
+          </w:tcPr>
+          <w:p>
+            <w:pPr>
+              <w:spacing w:before="20" w:after="20"/>
+            </w:pPr>
             <w:r/>
             <w:r>
               <w:rPr>
@@ -6259,6 +8126,9 @@
             <w:tcW w:type="dxa" w:w="5046"/>
           </w:tcPr>
           <w:p>
+            <w:pPr>
+              <w:spacing w:before="20" w:after="20"/>
+            </w:pPr>
             <w:r/>
             <w:r>
               <w:rPr>
@@ -6275,6 +8145,9 @@
             <w:tcW w:type="dxa" w:w="5046"/>
           </w:tcPr>
           <w:p>
+            <w:pPr>
+              <w:spacing w:before="20" w:after="20"/>
+            </w:pPr>
             <w:r/>
             <w:r>
               <w:rPr>
@@ -6287,11 +8160,17 @@
         </w:tc>
       </w:tr>
       <w:tr>
-        <w:tc>
-          <w:tcPr>
-            <w:tcW w:type="dxa" w:w="5046"/>
-          </w:tcPr>
-          <w:p>
+        <w:trPr>
+          <w:cantSplit/>
+        </w:trPr>
+        <w:tc>
+          <w:tcPr>
+            <w:tcW w:type="dxa" w:w="5046"/>
+          </w:tcPr>
+          <w:p>
+            <w:pPr>
+              <w:spacing w:before="20" w:after="20"/>
+            </w:pPr>
             <w:r/>
             <w:r>
               <w:rPr>
@@ -6308,6 +8187,9 @@
             <w:tcW w:type="dxa" w:w="5046"/>
           </w:tcPr>
           <w:p>
+            <w:pPr>
+              <w:spacing w:before="20" w:after="20"/>
+            </w:pPr>
             <w:r/>
             <w:r>
               <w:rPr>
@@ -6324,6 +8206,9 @@
             <w:tcW w:type="dxa" w:w="5046"/>
           </w:tcPr>
           <w:p>
+            <w:pPr>
+              <w:spacing w:before="20" w:after="20"/>
+            </w:pPr>
             <w:r/>
             <w:r>
               <w:rPr>
@@ -6336,11 +8221,17 @@
         </w:tc>
       </w:tr>
       <w:tr>
-        <w:tc>
-          <w:tcPr>
-            <w:tcW w:type="dxa" w:w="5046"/>
-          </w:tcPr>
-          <w:p>
+        <w:trPr>
+          <w:cantSplit/>
+        </w:trPr>
+        <w:tc>
+          <w:tcPr>
+            <w:tcW w:type="dxa" w:w="5046"/>
+          </w:tcPr>
+          <w:p>
+            <w:pPr>
+              <w:spacing w:before="20" w:after="20"/>
+            </w:pPr>
             <w:r/>
             <w:r>
               <w:rPr>
@@ -6357,6 +8248,9 @@
             <w:tcW w:type="dxa" w:w="5046"/>
           </w:tcPr>
           <w:p>
+            <w:pPr>
+              <w:spacing w:before="20" w:after="20"/>
+            </w:pPr>
             <w:r/>
             <w:r>
               <w:rPr>
@@ -6373,6 +8267,9 @@
             <w:tcW w:type="dxa" w:w="5046"/>
           </w:tcPr>
           <w:p>
+            <w:pPr>
+              <w:spacing w:before="20" w:after="20"/>
+            </w:pPr>
             <w:r/>
             <w:r>
               <w:rPr>
@@ -6429,6 +8326,9 @@
             <w:shd w:val="clear" w:color="auto" w:fill="D9D9D9"/>
           </w:tcPr>
           <w:p>
+            <w:pPr>
+              <w:spacing w:before="20" w:after="20"/>
+            </w:pPr>
             <w:r/>
             <w:r>
               <w:rPr>
@@ -6446,6 +8346,9 @@
             <w:shd w:val="clear" w:color="auto" w:fill="D9D9D9"/>
           </w:tcPr>
           <w:p>
+            <w:pPr>
+              <w:spacing w:before="20" w:after="20"/>
+            </w:pPr>
             <w:r/>
             <w:r>
               <w:rPr>
@@ -6463,6 +8366,9 @@
             <w:shd w:val="clear" w:color="auto" w:fill="D9D9D9"/>
           </w:tcPr>
           <w:p>
+            <w:pPr>
+              <w:spacing w:before="20" w:after="20"/>
+            </w:pPr>
             <w:r/>
             <w:r>
               <w:rPr>
@@ -6476,11 +8382,17 @@
         </w:tc>
       </w:tr>
       <w:tr>
-        <w:tc>
-          <w:tcPr>
-            <w:tcW w:type="dxa" w:w="5046"/>
-          </w:tcPr>
-          <w:p>
+        <w:trPr>
+          <w:cantSplit/>
+        </w:trPr>
+        <w:tc>
+          <w:tcPr>
+            <w:tcW w:type="dxa" w:w="5046"/>
+          </w:tcPr>
+          <w:p>
+            <w:pPr>
+              <w:spacing w:before="20" w:after="20"/>
+            </w:pPr>
             <w:r/>
             <w:r>
               <w:rPr>
@@ -6497,6 +8409,9 @@
             <w:tcW w:type="dxa" w:w="5046"/>
           </w:tcPr>
           <w:p>
+            <w:pPr>
+              <w:spacing w:before="20" w:after="20"/>
+            </w:pPr>
             <w:r/>
             <w:r>
               <w:rPr>
@@ -6513,6 +8428,9 @@
             <w:tcW w:type="dxa" w:w="5046"/>
           </w:tcPr>
           <w:p>
+            <w:pPr>
+              <w:spacing w:before="20" w:after="20"/>
+            </w:pPr>
             <w:r/>
             <w:r>
               <w:rPr>
@@ -6525,11 +8443,17 @@
         </w:tc>
       </w:tr>
       <w:tr>
-        <w:tc>
-          <w:tcPr>
-            <w:tcW w:type="dxa" w:w="5046"/>
-          </w:tcPr>
-          <w:p>
+        <w:trPr>
+          <w:cantSplit/>
+        </w:trPr>
+        <w:tc>
+          <w:tcPr>
+            <w:tcW w:type="dxa" w:w="5046"/>
+          </w:tcPr>
+          <w:p>
+            <w:pPr>
+              <w:spacing w:before="20" w:after="20"/>
+            </w:pPr>
             <w:r/>
             <w:r>
               <w:rPr>
@@ -6546,6 +8470,9 @@
             <w:tcW w:type="dxa" w:w="5046"/>
           </w:tcPr>
           <w:p>
+            <w:pPr>
+              <w:spacing w:before="20" w:after="20"/>
+            </w:pPr>
             <w:r/>
             <w:r>
               <w:rPr>
@@ -6562,6 +8489,9 @@
             <w:tcW w:type="dxa" w:w="5046"/>
           </w:tcPr>
           <w:p>
+            <w:pPr>
+              <w:spacing w:before="20" w:after="20"/>
+            </w:pPr>
             <w:r/>
             <w:r>
               <w:rPr>
@@ -6574,11 +8504,17 @@
         </w:tc>
       </w:tr>
       <w:tr>
-        <w:tc>
-          <w:tcPr>
-            <w:tcW w:type="dxa" w:w="5046"/>
-          </w:tcPr>
-          <w:p>
+        <w:trPr>
+          <w:cantSplit/>
+        </w:trPr>
+        <w:tc>
+          <w:tcPr>
+            <w:tcW w:type="dxa" w:w="5046"/>
+          </w:tcPr>
+          <w:p>
+            <w:pPr>
+              <w:spacing w:before="20" w:after="20"/>
+            </w:pPr>
             <w:r/>
             <w:r>
               <w:rPr>
@@ -6595,6 +8531,9 @@
             <w:tcW w:type="dxa" w:w="5046"/>
           </w:tcPr>
           <w:p>
+            <w:pPr>
+              <w:spacing w:before="20" w:after="20"/>
+            </w:pPr>
             <w:r/>
             <w:r>
               <w:rPr>
@@ -6611,6 +8550,9 @@
             <w:tcW w:type="dxa" w:w="5046"/>
           </w:tcPr>
           <w:p>
+            <w:pPr>
+              <w:spacing w:before="20" w:after="20"/>
+            </w:pPr>
             <w:r/>
             <w:r>
               <w:rPr>
@@ -6623,11 +8565,17 @@
         </w:tc>
       </w:tr>
       <w:tr>
-        <w:tc>
-          <w:tcPr>
-            <w:tcW w:type="dxa" w:w="5046"/>
-          </w:tcPr>
-          <w:p>
+        <w:trPr>
+          <w:cantSplit/>
+        </w:trPr>
+        <w:tc>
+          <w:tcPr>
+            <w:tcW w:type="dxa" w:w="5046"/>
+          </w:tcPr>
+          <w:p>
+            <w:pPr>
+              <w:spacing w:before="20" w:after="20"/>
+            </w:pPr>
             <w:r/>
             <w:r>
               <w:rPr>
@@ -6644,6 +8592,9 @@
             <w:tcW w:type="dxa" w:w="5046"/>
           </w:tcPr>
           <w:p>
+            <w:pPr>
+              <w:spacing w:before="20" w:after="20"/>
+            </w:pPr>
             <w:r/>
             <w:r>
               <w:rPr>
@@ -6660,6 +8611,9 @@
             <w:tcW w:type="dxa" w:w="5046"/>
           </w:tcPr>
           <w:p>
+            <w:pPr>
+              <w:spacing w:before="20" w:after="20"/>
+            </w:pPr>
             <w:r/>
             <w:r>
               <w:rPr>
@@ -6672,11 +8626,17 @@
         </w:tc>
       </w:tr>
       <w:tr>
-        <w:tc>
-          <w:tcPr>
-            <w:tcW w:type="dxa" w:w="5046"/>
-          </w:tcPr>
-          <w:p>
+        <w:trPr>
+          <w:cantSplit/>
+        </w:trPr>
+        <w:tc>
+          <w:tcPr>
+            <w:tcW w:type="dxa" w:w="5046"/>
+          </w:tcPr>
+          <w:p>
+            <w:pPr>
+              <w:spacing w:before="20" w:after="20"/>
+            </w:pPr>
             <w:r/>
             <w:r>
               <w:rPr>
@@ -6693,6 +8653,9 @@
             <w:tcW w:type="dxa" w:w="5046"/>
           </w:tcPr>
           <w:p>
+            <w:pPr>
+              <w:spacing w:before="20" w:after="20"/>
+            </w:pPr>
             <w:r/>
             <w:r>
               <w:rPr>
@@ -6709,6 +8672,9 @@
             <w:tcW w:type="dxa" w:w="5046"/>
           </w:tcPr>
           <w:p>
+            <w:pPr>
+              <w:spacing w:before="20" w:after="20"/>
+            </w:pPr>
             <w:r/>
             <w:r>
               <w:rPr>
@@ -6721,11 +8687,17 @@
         </w:tc>
       </w:tr>
       <w:tr>
-        <w:tc>
-          <w:tcPr>
-            <w:tcW w:type="dxa" w:w="5046"/>
-          </w:tcPr>
-          <w:p>
+        <w:trPr>
+          <w:cantSplit/>
+        </w:trPr>
+        <w:tc>
+          <w:tcPr>
+            <w:tcW w:type="dxa" w:w="5046"/>
+          </w:tcPr>
+          <w:p>
+            <w:pPr>
+              <w:spacing w:before="20" w:after="20"/>
+            </w:pPr>
             <w:r/>
             <w:r>
               <w:rPr>
@@ -6742,6 +8714,9 @@
             <w:tcW w:type="dxa" w:w="5046"/>
           </w:tcPr>
           <w:p>
+            <w:pPr>
+              <w:spacing w:before="20" w:after="20"/>
+            </w:pPr>
             <w:r/>
             <w:r>
               <w:rPr>
@@ -6758,6 +8733,9 @@
             <w:tcW w:type="dxa" w:w="5046"/>
           </w:tcPr>
           <w:p>
+            <w:pPr>
+              <w:spacing w:before="20" w:after="20"/>
+            </w:pPr>
             <w:r/>
             <w:r>
               <w:rPr>
@@ -6770,11 +8748,17 @@
         </w:tc>
       </w:tr>
       <w:tr>
-        <w:tc>
-          <w:tcPr>
-            <w:tcW w:type="dxa" w:w="5046"/>
-          </w:tcPr>
-          <w:p>
+        <w:trPr>
+          <w:cantSplit/>
+        </w:trPr>
+        <w:tc>
+          <w:tcPr>
+            <w:tcW w:type="dxa" w:w="5046"/>
+          </w:tcPr>
+          <w:p>
+            <w:pPr>
+              <w:spacing w:before="20" w:after="20"/>
+            </w:pPr>
             <w:r/>
             <w:r>
               <w:rPr>
@@ -6791,6 +8775,9 @@
             <w:tcW w:type="dxa" w:w="5046"/>
           </w:tcPr>
           <w:p>
+            <w:pPr>
+              <w:spacing w:before="20" w:after="20"/>
+            </w:pPr>
             <w:r/>
             <w:r>
               <w:rPr>
@@ -6807,6 +8794,9 @@
             <w:tcW w:type="dxa" w:w="5046"/>
           </w:tcPr>
           <w:p>
+            <w:pPr>
+              <w:spacing w:before="20" w:after="20"/>
+            </w:pPr>
             <w:r/>
             <w:r>
               <w:rPr>
@@ -6819,11 +8809,17 @@
         </w:tc>
       </w:tr>
       <w:tr>
-        <w:tc>
-          <w:tcPr>
-            <w:tcW w:type="dxa" w:w="5046"/>
-          </w:tcPr>
-          <w:p>
+        <w:trPr>
+          <w:cantSplit/>
+        </w:trPr>
+        <w:tc>
+          <w:tcPr>
+            <w:tcW w:type="dxa" w:w="5046"/>
+          </w:tcPr>
+          <w:p>
+            <w:pPr>
+              <w:spacing w:before="20" w:after="20"/>
+            </w:pPr>
             <w:r/>
             <w:r>
               <w:rPr>
@@ -6840,6 +8836,9 @@
             <w:tcW w:type="dxa" w:w="5046"/>
           </w:tcPr>
           <w:p>
+            <w:pPr>
+              <w:spacing w:before="20" w:after="20"/>
+            </w:pPr>
             <w:r/>
             <w:r>
               <w:rPr>
@@ -6856,6 +8855,9 @@
             <w:tcW w:type="dxa" w:w="5046"/>
           </w:tcPr>
           <w:p>
+            <w:pPr>
+              <w:spacing w:before="20" w:after="20"/>
+            </w:pPr>
             <w:r/>
             <w:r>
               <w:rPr>
@@ -6868,11 +8870,17 @@
         </w:tc>
       </w:tr>
       <w:tr>
-        <w:tc>
-          <w:tcPr>
-            <w:tcW w:type="dxa" w:w="5046"/>
-          </w:tcPr>
-          <w:p>
+        <w:trPr>
+          <w:cantSplit/>
+        </w:trPr>
+        <w:tc>
+          <w:tcPr>
+            <w:tcW w:type="dxa" w:w="5046"/>
+          </w:tcPr>
+          <w:p>
+            <w:pPr>
+              <w:spacing w:before="20" w:after="20"/>
+            </w:pPr>
             <w:r/>
             <w:r>
               <w:rPr>
@@ -6889,6 +8897,9 @@
             <w:tcW w:type="dxa" w:w="5046"/>
           </w:tcPr>
           <w:p>
+            <w:pPr>
+              <w:spacing w:before="20" w:after="20"/>
+            </w:pPr>
             <w:r/>
             <w:r>
               <w:rPr>
@@ -6905,6 +8916,9 @@
             <w:tcW w:type="dxa" w:w="5046"/>
           </w:tcPr>
           <w:p>
+            <w:pPr>
+              <w:spacing w:before="20" w:after="20"/>
+            </w:pPr>
             <w:r/>
             <w:r>
               <w:rPr>
@@ -6917,11 +8931,17 @@
         </w:tc>
       </w:tr>
       <w:tr>
-        <w:tc>
-          <w:tcPr>
-            <w:tcW w:type="dxa" w:w="5046"/>
-          </w:tcPr>
-          <w:p>
+        <w:trPr>
+          <w:cantSplit/>
+        </w:trPr>
+        <w:tc>
+          <w:tcPr>
+            <w:tcW w:type="dxa" w:w="5046"/>
+          </w:tcPr>
+          <w:p>
+            <w:pPr>
+              <w:spacing w:before="20" w:after="20"/>
+            </w:pPr>
             <w:r/>
             <w:r>
               <w:rPr>
@@ -6938,6 +8958,9 @@
             <w:tcW w:type="dxa" w:w="5046"/>
           </w:tcPr>
           <w:p>
+            <w:pPr>
+              <w:spacing w:before="20" w:after="20"/>
+            </w:pPr>
             <w:r/>
             <w:r>
               <w:rPr>
@@ -6954,6 +8977,9 @@
             <w:tcW w:type="dxa" w:w="5046"/>
           </w:tcPr>
           <w:p>
+            <w:pPr>
+              <w:spacing w:before="20" w:after="20"/>
+            </w:pPr>
             <w:r/>
             <w:r>
               <w:rPr>
@@ -6966,11 +8992,17 @@
         </w:tc>
       </w:tr>
       <w:tr>
-        <w:tc>
-          <w:tcPr>
-            <w:tcW w:type="dxa" w:w="5046"/>
-          </w:tcPr>
-          <w:p>
+        <w:trPr>
+          <w:cantSplit/>
+        </w:trPr>
+        <w:tc>
+          <w:tcPr>
+            <w:tcW w:type="dxa" w:w="5046"/>
+          </w:tcPr>
+          <w:p>
+            <w:pPr>
+              <w:spacing w:before="20" w:after="20"/>
+            </w:pPr>
             <w:r/>
             <w:r>
               <w:rPr>
@@ -6987,6 +9019,9 @@
             <w:tcW w:type="dxa" w:w="5046"/>
           </w:tcPr>
           <w:p>
+            <w:pPr>
+              <w:spacing w:before="20" w:after="20"/>
+            </w:pPr>
             <w:r/>
             <w:r>
               <w:rPr>
@@ -7003,6 +9038,9 @@
             <w:tcW w:type="dxa" w:w="5046"/>
           </w:tcPr>
           <w:p>
+            <w:pPr>
+              <w:spacing w:before="20" w:after="20"/>
+            </w:pPr>
             <w:r/>
             <w:r>
               <w:rPr>
@@ -7015,11 +9053,17 @@
         </w:tc>
       </w:tr>
       <w:tr>
-        <w:tc>
-          <w:tcPr>
-            <w:tcW w:type="dxa" w:w="5046"/>
-          </w:tcPr>
-          <w:p>
+        <w:trPr>
+          <w:cantSplit/>
+        </w:trPr>
+        <w:tc>
+          <w:tcPr>
+            <w:tcW w:type="dxa" w:w="5046"/>
+          </w:tcPr>
+          <w:p>
+            <w:pPr>
+              <w:spacing w:before="20" w:after="20"/>
+            </w:pPr>
             <w:r/>
             <w:r>
               <w:rPr>
@@ -7036,6 +9080,9 @@
             <w:tcW w:type="dxa" w:w="5046"/>
           </w:tcPr>
           <w:p>
+            <w:pPr>
+              <w:spacing w:before="20" w:after="20"/>
+            </w:pPr>
             <w:r/>
             <w:r>
               <w:rPr>
@@ -7052,6 +9099,9 @@
             <w:tcW w:type="dxa" w:w="5046"/>
           </w:tcPr>
           <w:p>
+            <w:pPr>
+              <w:spacing w:before="20" w:after="20"/>
+            </w:pPr>
             <w:r/>
             <w:r>
               <w:rPr>
@@ -7064,11 +9114,17 @@
         </w:tc>
       </w:tr>
       <w:tr>
-        <w:tc>
-          <w:tcPr>
-            <w:tcW w:type="dxa" w:w="5046"/>
-          </w:tcPr>
-          <w:p>
+        <w:trPr>
+          <w:cantSplit/>
+        </w:trPr>
+        <w:tc>
+          <w:tcPr>
+            <w:tcW w:type="dxa" w:w="5046"/>
+          </w:tcPr>
+          <w:p>
+            <w:pPr>
+              <w:spacing w:before="20" w:after="20"/>
+            </w:pPr>
             <w:r/>
             <w:r>
               <w:rPr>
@@ -7085,6 +9141,9 @@
             <w:tcW w:type="dxa" w:w="5046"/>
           </w:tcPr>
           <w:p>
+            <w:pPr>
+              <w:spacing w:before="20" w:after="20"/>
+            </w:pPr>
             <w:r/>
             <w:r>
               <w:rPr>
@@ -7101,6 +9160,9 @@
             <w:tcW w:type="dxa" w:w="5046"/>
           </w:tcPr>
           <w:p>
+            <w:pPr>
+              <w:spacing w:before="20" w:after="20"/>
+            </w:pPr>
             <w:r/>
             <w:r>
               <w:rPr>
@@ -7157,6 +9219,9 @@
             <w:shd w:val="clear" w:color="auto" w:fill="D9D9D9"/>
           </w:tcPr>
           <w:p>
+            <w:pPr>
+              <w:spacing w:before="20" w:after="20"/>
+            </w:pPr>
             <w:r/>
             <w:r>
               <w:rPr>
@@ -7174,6 +9239,9 @@
             <w:shd w:val="clear" w:color="auto" w:fill="D9D9D9"/>
           </w:tcPr>
           <w:p>
+            <w:pPr>
+              <w:spacing w:before="20" w:after="20"/>
+            </w:pPr>
             <w:r/>
             <w:r>
               <w:rPr>
@@ -7191,6 +9259,9 @@
             <w:shd w:val="clear" w:color="auto" w:fill="D9D9D9"/>
           </w:tcPr>
           <w:p>
+            <w:pPr>
+              <w:spacing w:before="20" w:after="20"/>
+            </w:pPr>
             <w:r/>
             <w:r>
               <w:rPr>
@@ -7204,11 +9275,17 @@
         </w:tc>
       </w:tr>
       <w:tr>
-        <w:tc>
-          <w:tcPr>
-            <w:tcW w:type="dxa" w:w="5046"/>
-          </w:tcPr>
-          <w:p>
+        <w:trPr>
+          <w:cantSplit/>
+        </w:trPr>
+        <w:tc>
+          <w:tcPr>
+            <w:tcW w:type="dxa" w:w="5046"/>
+          </w:tcPr>
+          <w:p>
+            <w:pPr>
+              <w:spacing w:before="20" w:after="20"/>
+            </w:pPr>
             <w:r/>
             <w:r>
               <w:rPr>
@@ -7225,6 +9302,9 @@
             <w:tcW w:type="dxa" w:w="5046"/>
           </w:tcPr>
           <w:p>
+            <w:pPr>
+              <w:spacing w:before="20" w:after="20"/>
+            </w:pPr>
             <w:r/>
             <w:r>
               <w:rPr>
@@ -7241,6 +9321,9 @@
             <w:tcW w:type="dxa" w:w="5046"/>
           </w:tcPr>
           <w:p>
+            <w:pPr>
+              <w:spacing w:before="20" w:after="20"/>
+            </w:pPr>
             <w:r/>
             <w:r>
               <w:rPr>
@@ -7253,11 +9336,17 @@
         </w:tc>
       </w:tr>
       <w:tr>
-        <w:tc>
-          <w:tcPr>
-            <w:tcW w:type="dxa" w:w="5046"/>
-          </w:tcPr>
-          <w:p>
+        <w:trPr>
+          <w:cantSplit/>
+        </w:trPr>
+        <w:tc>
+          <w:tcPr>
+            <w:tcW w:type="dxa" w:w="5046"/>
+          </w:tcPr>
+          <w:p>
+            <w:pPr>
+              <w:spacing w:before="20" w:after="20"/>
+            </w:pPr>
             <w:r/>
             <w:r>
               <w:rPr>
@@ -7274,6 +9363,9 @@
             <w:tcW w:type="dxa" w:w="5046"/>
           </w:tcPr>
           <w:p>
+            <w:pPr>
+              <w:spacing w:before="20" w:after="20"/>
+            </w:pPr>
             <w:r/>
             <w:r>
               <w:rPr>
@@ -7290,6 +9382,9 @@
             <w:tcW w:type="dxa" w:w="5046"/>
           </w:tcPr>
           <w:p>
+            <w:pPr>
+              <w:spacing w:before="20" w:after="20"/>
+            </w:pPr>
             <w:r/>
             <w:r>
               <w:rPr>
@@ -7302,11 +9397,17 @@
         </w:tc>
       </w:tr>
       <w:tr>
-        <w:tc>
-          <w:tcPr>
-            <w:tcW w:type="dxa" w:w="5046"/>
-          </w:tcPr>
-          <w:p>
+        <w:trPr>
+          <w:cantSplit/>
+        </w:trPr>
+        <w:tc>
+          <w:tcPr>
+            <w:tcW w:type="dxa" w:w="5046"/>
+          </w:tcPr>
+          <w:p>
+            <w:pPr>
+              <w:spacing w:before="20" w:after="20"/>
+            </w:pPr>
             <w:r/>
             <w:r>
               <w:rPr>
@@ -7323,6 +9424,9 @@
             <w:tcW w:type="dxa" w:w="5046"/>
           </w:tcPr>
           <w:p>
+            <w:pPr>
+              <w:spacing w:before="20" w:after="20"/>
+            </w:pPr>
             <w:r/>
             <w:r>
               <w:rPr>
@@ -7339,6 +9443,9 @@
             <w:tcW w:type="dxa" w:w="5046"/>
           </w:tcPr>
           <w:p>
+            <w:pPr>
+              <w:spacing w:before="20" w:after="20"/>
+            </w:pPr>
             <w:r/>
             <w:r>
               <w:rPr>
@@ -7351,11 +9458,17 @@
         </w:tc>
       </w:tr>
       <w:tr>
-        <w:tc>
-          <w:tcPr>
-            <w:tcW w:type="dxa" w:w="5046"/>
-          </w:tcPr>
-          <w:p>
+        <w:trPr>
+          <w:cantSplit/>
+        </w:trPr>
+        <w:tc>
+          <w:tcPr>
+            <w:tcW w:type="dxa" w:w="5046"/>
+          </w:tcPr>
+          <w:p>
+            <w:pPr>
+              <w:spacing w:before="20" w:after="20"/>
+            </w:pPr>
             <w:r/>
             <w:r>
               <w:rPr>
@@ -7372,6 +9485,9 @@
             <w:tcW w:type="dxa" w:w="5046"/>
           </w:tcPr>
           <w:p>
+            <w:pPr>
+              <w:spacing w:before="20" w:after="20"/>
+            </w:pPr>
             <w:r/>
             <w:r>
               <w:rPr>
@@ -7388,6 +9504,9 @@
             <w:tcW w:type="dxa" w:w="5046"/>
           </w:tcPr>
           <w:p>
+            <w:pPr>
+              <w:spacing w:before="20" w:after="20"/>
+            </w:pPr>
             <w:r/>
             <w:r>
               <w:rPr>
@@ -7400,11 +9519,17 @@
         </w:tc>
       </w:tr>
       <w:tr>
-        <w:tc>
-          <w:tcPr>
-            <w:tcW w:type="dxa" w:w="5046"/>
-          </w:tcPr>
-          <w:p>
+        <w:trPr>
+          <w:cantSplit/>
+        </w:trPr>
+        <w:tc>
+          <w:tcPr>
+            <w:tcW w:type="dxa" w:w="5046"/>
+          </w:tcPr>
+          <w:p>
+            <w:pPr>
+              <w:spacing w:before="20" w:after="20"/>
+            </w:pPr>
             <w:r/>
             <w:r>
               <w:rPr>
@@ -7421,6 +9546,9 @@
             <w:tcW w:type="dxa" w:w="5046"/>
           </w:tcPr>
           <w:p>
+            <w:pPr>
+              <w:spacing w:before="20" w:after="20"/>
+            </w:pPr>
             <w:r/>
             <w:r>
               <w:rPr>
@@ -7437,6 +9565,9 @@
             <w:tcW w:type="dxa" w:w="5046"/>
           </w:tcPr>
           <w:p>
+            <w:pPr>
+              <w:spacing w:before="20" w:after="20"/>
+            </w:pPr>
             <w:r/>
             <w:r>
               <w:rPr>
@@ -7449,11 +9580,17 @@
         </w:tc>
       </w:tr>
       <w:tr>
-        <w:tc>
-          <w:tcPr>
-            <w:tcW w:type="dxa" w:w="5046"/>
-          </w:tcPr>
-          <w:p>
+        <w:trPr>
+          <w:cantSplit/>
+        </w:trPr>
+        <w:tc>
+          <w:tcPr>
+            <w:tcW w:type="dxa" w:w="5046"/>
+          </w:tcPr>
+          <w:p>
+            <w:pPr>
+              <w:spacing w:before="20" w:after="20"/>
+            </w:pPr>
             <w:r/>
             <w:r>
               <w:rPr>
@@ -7470,6 +9607,9 @@
             <w:tcW w:type="dxa" w:w="5046"/>
           </w:tcPr>
           <w:p>
+            <w:pPr>
+              <w:spacing w:before="20" w:after="20"/>
+            </w:pPr>
             <w:r/>
             <w:r>
               <w:rPr>
@@ -7486,6 +9626,9 @@
             <w:tcW w:type="dxa" w:w="5046"/>
           </w:tcPr>
           <w:p>
+            <w:pPr>
+              <w:spacing w:before="20" w:after="20"/>
+            </w:pPr>
             <w:r/>
             <w:r>
               <w:rPr>
@@ -7498,11 +9641,17 @@
         </w:tc>
       </w:tr>
       <w:tr>
-        <w:tc>
-          <w:tcPr>
-            <w:tcW w:type="dxa" w:w="5046"/>
-          </w:tcPr>
-          <w:p>
+        <w:trPr>
+          <w:cantSplit/>
+        </w:trPr>
+        <w:tc>
+          <w:tcPr>
+            <w:tcW w:type="dxa" w:w="5046"/>
+          </w:tcPr>
+          <w:p>
+            <w:pPr>
+              <w:spacing w:before="20" w:after="20"/>
+            </w:pPr>
             <w:r/>
             <w:r>
               <w:rPr>
@@ -7519,6 +9668,9 @@
             <w:tcW w:type="dxa" w:w="5046"/>
           </w:tcPr>
           <w:p>
+            <w:pPr>
+              <w:spacing w:before="20" w:after="20"/>
+            </w:pPr>
             <w:r/>
             <w:r>
               <w:rPr>
@@ -7535,6 +9687,9 @@
             <w:tcW w:type="dxa" w:w="5046"/>
           </w:tcPr>
           <w:p>
+            <w:pPr>
+              <w:spacing w:before="20" w:after="20"/>
+            </w:pPr>
             <w:r/>
             <w:r>
               <w:rPr>
@@ -7547,11 +9702,17 @@
         </w:tc>
       </w:tr>
       <w:tr>
-        <w:tc>
-          <w:tcPr>
-            <w:tcW w:type="dxa" w:w="5046"/>
-          </w:tcPr>
-          <w:p>
+        <w:trPr>
+          <w:cantSplit/>
+        </w:trPr>
+        <w:tc>
+          <w:tcPr>
+            <w:tcW w:type="dxa" w:w="5046"/>
+          </w:tcPr>
+          <w:p>
+            <w:pPr>
+              <w:spacing w:before="20" w:after="20"/>
+            </w:pPr>
             <w:r/>
             <w:r>
               <w:rPr>
@@ -7568,6 +9729,9 @@
             <w:tcW w:type="dxa" w:w="5046"/>
           </w:tcPr>
           <w:p>
+            <w:pPr>
+              <w:spacing w:before="20" w:after="20"/>
+            </w:pPr>
             <w:r/>
             <w:r>
               <w:rPr>
@@ -7584,6 +9748,9 @@
             <w:tcW w:type="dxa" w:w="5046"/>
           </w:tcPr>
           <w:p>
+            <w:pPr>
+              <w:spacing w:before="20" w:after="20"/>
+            </w:pPr>
             <w:r/>
             <w:r>
               <w:rPr>
@@ -7596,11 +9763,17 @@
         </w:tc>
       </w:tr>
       <w:tr>
-        <w:tc>
-          <w:tcPr>
-            <w:tcW w:type="dxa" w:w="5046"/>
-          </w:tcPr>
-          <w:p>
+        <w:trPr>
+          <w:cantSplit/>
+        </w:trPr>
+        <w:tc>
+          <w:tcPr>
+            <w:tcW w:type="dxa" w:w="5046"/>
+          </w:tcPr>
+          <w:p>
+            <w:pPr>
+              <w:spacing w:before="20" w:after="20"/>
+            </w:pPr>
             <w:r/>
             <w:r>
               <w:rPr>
@@ -7617,6 +9790,9 @@
             <w:tcW w:type="dxa" w:w="5046"/>
           </w:tcPr>
           <w:p>
+            <w:pPr>
+              <w:spacing w:before="20" w:after="20"/>
+            </w:pPr>
             <w:r/>
             <w:r>
               <w:rPr>
@@ -7633,6 +9809,9 @@
             <w:tcW w:type="dxa" w:w="5046"/>
           </w:tcPr>
           <w:p>
+            <w:pPr>
+              <w:spacing w:before="20" w:after="20"/>
+            </w:pPr>
             <w:r/>
             <w:r>
               <w:rPr>
@@ -7645,11 +9824,17 @@
         </w:tc>
       </w:tr>
       <w:tr>
-        <w:tc>
-          <w:tcPr>
-            <w:tcW w:type="dxa" w:w="5046"/>
-          </w:tcPr>
-          <w:p>
+        <w:trPr>
+          <w:cantSplit/>
+        </w:trPr>
+        <w:tc>
+          <w:tcPr>
+            <w:tcW w:type="dxa" w:w="5046"/>
+          </w:tcPr>
+          <w:p>
+            <w:pPr>
+              <w:spacing w:before="20" w:after="20"/>
+            </w:pPr>
             <w:r/>
             <w:r>
               <w:rPr>
@@ -7666,6 +9851,9 @@
             <w:tcW w:type="dxa" w:w="5046"/>
           </w:tcPr>
           <w:p>
+            <w:pPr>
+              <w:spacing w:before="20" w:after="20"/>
+            </w:pPr>
             <w:r/>
             <w:r>
               <w:rPr>
@@ -7682,6 +9870,9 @@
             <w:tcW w:type="dxa" w:w="5046"/>
           </w:tcPr>
           <w:p>
+            <w:pPr>
+              <w:spacing w:before="20" w:after="20"/>
+            </w:pPr>
             <w:r/>
             <w:r>
               <w:rPr>
@@ -7738,6 +9929,9 @@
             <w:shd w:val="clear" w:color="auto" w:fill="D9D9D9"/>
           </w:tcPr>
           <w:p>
+            <w:pPr>
+              <w:spacing w:before="20" w:after="20"/>
+            </w:pPr>
             <w:r/>
             <w:r>
               <w:rPr>
@@ -7755,6 +9949,9 @@
             <w:shd w:val="clear" w:color="auto" w:fill="D9D9D9"/>
           </w:tcPr>
           <w:p>
+            <w:pPr>
+              <w:spacing w:before="20" w:after="20"/>
+            </w:pPr>
             <w:r/>
             <w:r>
               <w:rPr>
@@ -7772,6 +9969,9 @@
             <w:shd w:val="clear" w:color="auto" w:fill="D9D9D9"/>
           </w:tcPr>
           <w:p>
+            <w:pPr>
+              <w:spacing w:before="20" w:after="20"/>
+            </w:pPr>
             <w:r/>
             <w:r>
               <w:rPr>
@@ -7785,11 +9985,17 @@
         </w:tc>
       </w:tr>
       <w:tr>
-        <w:tc>
-          <w:tcPr>
-            <w:tcW w:type="dxa" w:w="5046"/>
-          </w:tcPr>
-          <w:p>
+        <w:trPr>
+          <w:cantSplit/>
+        </w:trPr>
+        <w:tc>
+          <w:tcPr>
+            <w:tcW w:type="dxa" w:w="5046"/>
+          </w:tcPr>
+          <w:p>
+            <w:pPr>
+              <w:spacing w:before="20" w:after="20"/>
+            </w:pPr>
             <w:r/>
             <w:r>
               <w:rPr>
@@ -7806,6 +10012,9 @@
             <w:tcW w:type="dxa" w:w="5046"/>
           </w:tcPr>
           <w:p>
+            <w:pPr>
+              <w:spacing w:before="20" w:after="20"/>
+            </w:pPr>
             <w:r/>
             <w:r>
               <w:rPr>
@@ -7822,6 +10031,9 @@
             <w:tcW w:type="dxa" w:w="5046"/>
           </w:tcPr>
           <w:p>
+            <w:pPr>
+              <w:spacing w:before="20" w:after="20"/>
+            </w:pPr>
             <w:r/>
             <w:r>
               <w:rPr>
@@ -7834,11 +10046,17 @@
         </w:tc>
       </w:tr>
       <w:tr>
-        <w:tc>
-          <w:tcPr>
-            <w:tcW w:type="dxa" w:w="5046"/>
-          </w:tcPr>
-          <w:p>
+        <w:trPr>
+          <w:cantSplit/>
+        </w:trPr>
+        <w:tc>
+          <w:tcPr>
+            <w:tcW w:type="dxa" w:w="5046"/>
+          </w:tcPr>
+          <w:p>
+            <w:pPr>
+              <w:spacing w:before="20" w:after="20"/>
+            </w:pPr>
             <w:r/>
             <w:r>
               <w:rPr>
@@ -7855,6 +10073,9 @@
             <w:tcW w:type="dxa" w:w="5046"/>
           </w:tcPr>
           <w:p>
+            <w:pPr>
+              <w:spacing w:before="20" w:after="20"/>
+            </w:pPr>
             <w:r/>
             <w:r>
               <w:rPr>
@@ -7871,6 +10092,9 @@
             <w:tcW w:type="dxa" w:w="5046"/>
           </w:tcPr>
           <w:p>
+            <w:pPr>
+              <w:spacing w:before="20" w:after="20"/>
+            </w:pPr>
             <w:r/>
             <w:r>
               <w:rPr>
@@ -7883,11 +10107,17 @@
         </w:tc>
       </w:tr>
       <w:tr>
-        <w:tc>
-          <w:tcPr>
-            <w:tcW w:type="dxa" w:w="5046"/>
-          </w:tcPr>
-          <w:p>
+        <w:trPr>
+          <w:cantSplit/>
+        </w:trPr>
+        <w:tc>
+          <w:tcPr>
+            <w:tcW w:type="dxa" w:w="5046"/>
+          </w:tcPr>
+          <w:p>
+            <w:pPr>
+              <w:spacing w:before="20" w:after="20"/>
+            </w:pPr>
             <w:r/>
             <w:r>
               <w:rPr>
@@ -7904,6 +10134,9 @@
             <w:tcW w:type="dxa" w:w="5046"/>
           </w:tcPr>
           <w:p>
+            <w:pPr>
+              <w:spacing w:before="20" w:after="20"/>
+            </w:pPr>
             <w:r/>
             <w:r>
               <w:rPr>
@@ -7920,6 +10153,9 @@
             <w:tcW w:type="dxa" w:w="5046"/>
           </w:tcPr>
           <w:p>
+            <w:pPr>
+              <w:spacing w:before="20" w:after="20"/>
+            </w:pPr>
             <w:r/>
             <w:r>
               <w:rPr>
@@ -7932,11 +10168,17 @@
         </w:tc>
       </w:tr>
       <w:tr>
-        <w:tc>
-          <w:tcPr>
-            <w:tcW w:type="dxa" w:w="5046"/>
-          </w:tcPr>
-          <w:p>
+        <w:trPr>
+          <w:cantSplit/>
+        </w:trPr>
+        <w:tc>
+          <w:tcPr>
+            <w:tcW w:type="dxa" w:w="5046"/>
+          </w:tcPr>
+          <w:p>
+            <w:pPr>
+              <w:spacing w:before="20" w:after="20"/>
+            </w:pPr>
             <w:r/>
             <w:r>
               <w:rPr>
@@ -7953,6 +10195,9 @@
             <w:tcW w:type="dxa" w:w="5046"/>
           </w:tcPr>
           <w:p>
+            <w:pPr>
+              <w:spacing w:before="20" w:after="20"/>
+            </w:pPr>
             <w:r/>
             <w:r>
               <w:rPr>
@@ -7969,6 +10214,9 @@
             <w:tcW w:type="dxa" w:w="5046"/>
           </w:tcPr>
           <w:p>
+            <w:pPr>
+              <w:spacing w:before="20" w:after="20"/>
+            </w:pPr>
             <w:r/>
             <w:r>
               <w:rPr>
@@ -7981,11 +10229,17 @@
         </w:tc>
       </w:tr>
       <w:tr>
-        <w:tc>
-          <w:tcPr>
-            <w:tcW w:type="dxa" w:w="5046"/>
-          </w:tcPr>
-          <w:p>
+        <w:trPr>
+          <w:cantSplit/>
+        </w:trPr>
+        <w:tc>
+          <w:tcPr>
+            <w:tcW w:type="dxa" w:w="5046"/>
+          </w:tcPr>
+          <w:p>
+            <w:pPr>
+              <w:spacing w:before="20" w:after="20"/>
+            </w:pPr>
             <w:r/>
             <w:r>
               <w:rPr>
@@ -8002,6 +10256,9 @@
             <w:tcW w:type="dxa" w:w="5046"/>
           </w:tcPr>
           <w:p>
+            <w:pPr>
+              <w:spacing w:before="20" w:after="20"/>
+            </w:pPr>
             <w:r/>
             <w:r>
               <w:rPr>
@@ -8018,6 +10275,9 @@
             <w:tcW w:type="dxa" w:w="5046"/>
           </w:tcPr>
           <w:p>
+            <w:pPr>
+              <w:spacing w:before="20" w:after="20"/>
+            </w:pPr>
             <w:r/>
             <w:r>
               <w:rPr>
@@ -8030,11 +10290,17 @@
         </w:tc>
       </w:tr>
       <w:tr>
-        <w:tc>
-          <w:tcPr>
-            <w:tcW w:type="dxa" w:w="5046"/>
-          </w:tcPr>
-          <w:p>
+        <w:trPr>
+          <w:cantSplit/>
+        </w:trPr>
+        <w:tc>
+          <w:tcPr>
+            <w:tcW w:type="dxa" w:w="5046"/>
+          </w:tcPr>
+          <w:p>
+            <w:pPr>
+              <w:spacing w:before="20" w:after="20"/>
+            </w:pPr>
             <w:r/>
             <w:r>
               <w:rPr>
@@ -8051,6 +10317,9 @@
             <w:tcW w:type="dxa" w:w="5046"/>
           </w:tcPr>
           <w:p>
+            <w:pPr>
+              <w:spacing w:before="20" w:after="20"/>
+            </w:pPr>
             <w:r/>
             <w:r>
               <w:rPr>
@@ -8067,6 +10336,9 @@
             <w:tcW w:type="dxa" w:w="5046"/>
           </w:tcPr>
           <w:p>
+            <w:pPr>
+              <w:spacing w:before="20" w:after="20"/>
+            </w:pPr>
             <w:r/>
             <w:r>
               <w:rPr>
@@ -8079,11 +10351,17 @@
         </w:tc>
       </w:tr>
       <w:tr>
-        <w:tc>
-          <w:tcPr>
-            <w:tcW w:type="dxa" w:w="5046"/>
-          </w:tcPr>
-          <w:p>
+        <w:trPr>
+          <w:cantSplit/>
+        </w:trPr>
+        <w:tc>
+          <w:tcPr>
+            <w:tcW w:type="dxa" w:w="5046"/>
+          </w:tcPr>
+          <w:p>
+            <w:pPr>
+              <w:spacing w:before="20" w:after="20"/>
+            </w:pPr>
             <w:r/>
             <w:r>
               <w:rPr>
@@ -8100,6 +10378,9 @@
             <w:tcW w:type="dxa" w:w="5046"/>
           </w:tcPr>
           <w:p>
+            <w:pPr>
+              <w:spacing w:before="20" w:after="20"/>
+            </w:pPr>
             <w:r/>
             <w:r>
               <w:rPr>
@@ -8116,6 +10397,9 @@
             <w:tcW w:type="dxa" w:w="5046"/>
           </w:tcPr>
           <w:p>
+            <w:pPr>
+              <w:spacing w:before="20" w:after="20"/>
+            </w:pPr>
             <w:r/>
             <w:r>
               <w:rPr>
@@ -8128,11 +10412,17 @@
         </w:tc>
       </w:tr>
       <w:tr>
-        <w:tc>
-          <w:tcPr>
-            <w:tcW w:type="dxa" w:w="5046"/>
-          </w:tcPr>
-          <w:p>
+        <w:trPr>
+          <w:cantSplit/>
+        </w:trPr>
+        <w:tc>
+          <w:tcPr>
+            <w:tcW w:type="dxa" w:w="5046"/>
+          </w:tcPr>
+          <w:p>
+            <w:pPr>
+              <w:spacing w:before="20" w:after="20"/>
+            </w:pPr>
             <w:r/>
             <w:r>
               <w:rPr>
@@ -8149,6 +10439,9 @@
             <w:tcW w:type="dxa" w:w="5046"/>
           </w:tcPr>
           <w:p>
+            <w:pPr>
+              <w:spacing w:before="20" w:after="20"/>
+            </w:pPr>
             <w:r/>
             <w:r>
               <w:rPr>
@@ -8165,6 +10458,9 @@
             <w:tcW w:type="dxa" w:w="5046"/>
           </w:tcPr>
           <w:p>
+            <w:pPr>
+              <w:spacing w:before="20" w:after="20"/>
+            </w:pPr>
             <w:r/>
             <w:r>
               <w:rPr>
@@ -8177,11 +10473,17 @@
         </w:tc>
       </w:tr>
       <w:tr>
-        <w:tc>
-          <w:tcPr>
-            <w:tcW w:type="dxa" w:w="5046"/>
-          </w:tcPr>
-          <w:p>
+        <w:trPr>
+          <w:cantSplit/>
+        </w:trPr>
+        <w:tc>
+          <w:tcPr>
+            <w:tcW w:type="dxa" w:w="5046"/>
+          </w:tcPr>
+          <w:p>
+            <w:pPr>
+              <w:spacing w:before="20" w:after="20"/>
+            </w:pPr>
             <w:r/>
             <w:r>
               <w:rPr>
@@ -8198,6 +10500,9 @@
             <w:tcW w:type="dxa" w:w="5046"/>
           </w:tcPr>
           <w:p>
+            <w:pPr>
+              <w:spacing w:before="20" w:after="20"/>
+            </w:pPr>
             <w:r/>
             <w:r>
               <w:rPr>
@@ -8214,6 +10519,9 @@
             <w:tcW w:type="dxa" w:w="5046"/>
           </w:tcPr>
           <w:p>
+            <w:pPr>
+              <w:spacing w:before="20" w:after="20"/>
+            </w:pPr>
             <w:r/>
             <w:r>
               <w:rPr>
@@ -8270,6 +10578,9 @@
             <w:shd w:val="clear" w:color="auto" w:fill="D9D9D9"/>
           </w:tcPr>
           <w:p>
+            <w:pPr>
+              <w:spacing w:before="20" w:after="20"/>
+            </w:pPr>
             <w:r/>
             <w:r>
               <w:rPr>
@@ -8287,6 +10598,9 @@
             <w:shd w:val="clear" w:color="auto" w:fill="D9D9D9"/>
           </w:tcPr>
           <w:p>
+            <w:pPr>
+              <w:spacing w:before="20" w:after="20"/>
+            </w:pPr>
             <w:r/>
             <w:r>
               <w:rPr>
@@ -8304,6 +10618,9 @@
             <w:shd w:val="clear" w:color="auto" w:fill="D9D9D9"/>
           </w:tcPr>
           <w:p>
+            <w:pPr>
+              <w:spacing w:before="20" w:after="20"/>
+            </w:pPr>
             <w:r/>
             <w:r>
               <w:rPr>
@@ -8317,11 +10634,17 @@
         </w:tc>
       </w:tr>
       <w:tr>
-        <w:tc>
-          <w:tcPr>
-            <w:tcW w:type="dxa" w:w="5046"/>
-          </w:tcPr>
-          <w:p>
+        <w:trPr>
+          <w:cantSplit/>
+        </w:trPr>
+        <w:tc>
+          <w:tcPr>
+            <w:tcW w:type="dxa" w:w="5046"/>
+          </w:tcPr>
+          <w:p>
+            <w:pPr>
+              <w:spacing w:before="20" w:after="20"/>
+            </w:pPr>
             <w:r/>
             <w:r>
               <w:rPr>
@@ -8338,6 +10661,9 @@
             <w:tcW w:type="dxa" w:w="5046"/>
           </w:tcPr>
           <w:p>
+            <w:pPr>
+              <w:spacing w:before="20" w:after="20"/>
+            </w:pPr>
             <w:r/>
             <w:r>
               <w:rPr>
@@ -8354,6 +10680,9 @@
             <w:tcW w:type="dxa" w:w="5046"/>
           </w:tcPr>
           <w:p>
+            <w:pPr>
+              <w:spacing w:before="20" w:after="20"/>
+            </w:pPr>
             <w:r/>
             <w:r>
               <w:rPr>
@@ -8366,11 +10695,17 @@
         </w:tc>
       </w:tr>
       <w:tr>
-        <w:tc>
-          <w:tcPr>
-            <w:tcW w:type="dxa" w:w="5046"/>
-          </w:tcPr>
-          <w:p>
+        <w:trPr>
+          <w:cantSplit/>
+        </w:trPr>
+        <w:tc>
+          <w:tcPr>
+            <w:tcW w:type="dxa" w:w="5046"/>
+          </w:tcPr>
+          <w:p>
+            <w:pPr>
+              <w:spacing w:before="20" w:after="20"/>
+            </w:pPr>
             <w:r/>
             <w:r>
               <w:rPr>
@@ -8387,6 +10722,9 @@
             <w:tcW w:type="dxa" w:w="5046"/>
           </w:tcPr>
           <w:p>
+            <w:pPr>
+              <w:spacing w:before="20" w:after="20"/>
+            </w:pPr>
             <w:r/>
             <w:r>
               <w:rPr>
@@ -8403,6 +10741,9 @@
             <w:tcW w:type="dxa" w:w="5046"/>
           </w:tcPr>
           <w:p>
+            <w:pPr>
+              <w:spacing w:before="20" w:after="20"/>
+            </w:pPr>
             <w:r/>
             <w:r>
               <w:rPr>
@@ -8415,11 +10756,17 @@
         </w:tc>
       </w:tr>
       <w:tr>
-        <w:tc>
-          <w:tcPr>
-            <w:tcW w:type="dxa" w:w="5046"/>
-          </w:tcPr>
-          <w:p>
+        <w:trPr>
+          <w:cantSplit/>
+        </w:trPr>
+        <w:tc>
+          <w:tcPr>
+            <w:tcW w:type="dxa" w:w="5046"/>
+          </w:tcPr>
+          <w:p>
+            <w:pPr>
+              <w:spacing w:before="20" w:after="20"/>
+            </w:pPr>
             <w:r/>
             <w:r>
               <w:rPr>
@@ -8436,6 +10783,9 @@
             <w:tcW w:type="dxa" w:w="5046"/>
           </w:tcPr>
           <w:p>
+            <w:pPr>
+              <w:spacing w:before="20" w:after="20"/>
+            </w:pPr>
             <w:r/>
             <w:r>
               <w:rPr>
@@ -8452,6 +10802,9 @@
             <w:tcW w:type="dxa" w:w="5046"/>
           </w:tcPr>
           <w:p>
+            <w:pPr>
+              <w:spacing w:before="20" w:after="20"/>
+            </w:pPr>
             <w:r/>
             <w:r>
               <w:rPr>
@@ -8464,11 +10817,17 @@
         </w:tc>
       </w:tr>
       <w:tr>
-        <w:tc>
-          <w:tcPr>
-            <w:tcW w:type="dxa" w:w="5046"/>
-          </w:tcPr>
-          <w:p>
+        <w:trPr>
+          <w:cantSplit/>
+        </w:trPr>
+        <w:tc>
+          <w:tcPr>
+            <w:tcW w:type="dxa" w:w="5046"/>
+          </w:tcPr>
+          <w:p>
+            <w:pPr>
+              <w:spacing w:before="20" w:after="20"/>
+            </w:pPr>
             <w:r/>
             <w:r>
               <w:rPr>
@@ -8485,6 +10844,9 @@
             <w:tcW w:type="dxa" w:w="5046"/>
           </w:tcPr>
           <w:p>
+            <w:pPr>
+              <w:spacing w:before="20" w:after="20"/>
+            </w:pPr>
             <w:r/>
             <w:r>
               <w:rPr>
@@ -8501,6 +10863,9 @@
             <w:tcW w:type="dxa" w:w="5046"/>
           </w:tcPr>
           <w:p>
+            <w:pPr>
+              <w:spacing w:before="20" w:after="20"/>
+            </w:pPr>
             <w:r/>
             <w:r>
               <w:rPr>
@@ -8513,11 +10878,17 @@
         </w:tc>
       </w:tr>
       <w:tr>
-        <w:tc>
-          <w:tcPr>
-            <w:tcW w:type="dxa" w:w="5046"/>
-          </w:tcPr>
-          <w:p>
+        <w:trPr>
+          <w:cantSplit/>
+        </w:trPr>
+        <w:tc>
+          <w:tcPr>
+            <w:tcW w:type="dxa" w:w="5046"/>
+          </w:tcPr>
+          <w:p>
+            <w:pPr>
+              <w:spacing w:before="20" w:after="20"/>
+            </w:pPr>
             <w:r/>
             <w:r>
               <w:rPr>
@@ -8534,6 +10905,9 @@
             <w:tcW w:type="dxa" w:w="5046"/>
           </w:tcPr>
           <w:p>
+            <w:pPr>
+              <w:spacing w:before="20" w:after="20"/>
+            </w:pPr>
             <w:r/>
             <w:r>
               <w:rPr>
@@ -8550,6 +10924,9 @@
             <w:tcW w:type="dxa" w:w="5046"/>
           </w:tcPr>
           <w:p>
+            <w:pPr>
+              <w:spacing w:before="20" w:after="20"/>
+            </w:pPr>
             <w:r/>
             <w:r>
               <w:rPr>
@@ -8606,6 +10983,9 @@
             <w:shd w:val="clear" w:color="auto" w:fill="D9D9D9"/>
           </w:tcPr>
           <w:p>
+            <w:pPr>
+              <w:spacing w:before="20" w:after="20"/>
+            </w:pPr>
             <w:r/>
             <w:r>
               <w:rPr>
@@ -8623,6 +11003,9 @@
             <w:shd w:val="clear" w:color="auto" w:fill="D9D9D9"/>
           </w:tcPr>
           <w:p>
+            <w:pPr>
+              <w:spacing w:before="20" w:after="20"/>
+            </w:pPr>
             <w:r/>
             <w:r>
               <w:rPr>
@@ -8640,6 +11023,9 @@
             <w:shd w:val="clear" w:color="auto" w:fill="D9D9D9"/>
           </w:tcPr>
           <w:p>
+            <w:pPr>
+              <w:spacing w:before="20" w:after="20"/>
+            </w:pPr>
             <w:r/>
             <w:r>
               <w:rPr>
@@ -8653,11 +11039,17 @@
         </w:tc>
       </w:tr>
       <w:tr>
-        <w:tc>
-          <w:tcPr>
-            <w:tcW w:type="dxa" w:w="5046"/>
-          </w:tcPr>
-          <w:p>
+        <w:trPr>
+          <w:cantSplit/>
+        </w:trPr>
+        <w:tc>
+          <w:tcPr>
+            <w:tcW w:type="dxa" w:w="5046"/>
+          </w:tcPr>
+          <w:p>
+            <w:pPr>
+              <w:spacing w:before="20" w:after="20"/>
+            </w:pPr>
             <w:r/>
             <w:r>
               <w:rPr>
@@ -8674,6 +11066,9 @@
             <w:tcW w:type="dxa" w:w="5046"/>
           </w:tcPr>
           <w:p>
+            <w:pPr>
+              <w:spacing w:before="20" w:after="20"/>
+            </w:pPr>
             <w:r/>
             <w:r>
               <w:rPr>
@@ -8690,6 +11085,9 @@
             <w:tcW w:type="dxa" w:w="5046"/>
           </w:tcPr>
           <w:p>
+            <w:pPr>
+              <w:spacing w:before="20" w:after="20"/>
+            </w:pPr>
             <w:r/>
             <w:r>
               <w:rPr>
@@ -8702,11 +11100,17 @@
         </w:tc>
       </w:tr>
       <w:tr>
-        <w:tc>
-          <w:tcPr>
-            <w:tcW w:type="dxa" w:w="5046"/>
-          </w:tcPr>
-          <w:p>
+        <w:trPr>
+          <w:cantSplit/>
+        </w:trPr>
+        <w:tc>
+          <w:tcPr>
+            <w:tcW w:type="dxa" w:w="5046"/>
+          </w:tcPr>
+          <w:p>
+            <w:pPr>
+              <w:spacing w:before="20" w:after="20"/>
+            </w:pPr>
             <w:r/>
             <w:r>
               <w:rPr>
@@ -8723,6 +11127,9 @@
             <w:tcW w:type="dxa" w:w="5046"/>
           </w:tcPr>
           <w:p>
+            <w:pPr>
+              <w:spacing w:before="20" w:after="20"/>
+            </w:pPr>
             <w:r/>
             <w:r>
               <w:rPr>
@@ -8739,6 +11146,9 @@
             <w:tcW w:type="dxa" w:w="5046"/>
           </w:tcPr>
           <w:p>
+            <w:pPr>
+              <w:spacing w:before="20" w:after="20"/>
+            </w:pPr>
             <w:r/>
             <w:r>
               <w:rPr>
@@ -8751,11 +11161,17 @@
         </w:tc>
       </w:tr>
       <w:tr>
-        <w:tc>
-          <w:tcPr>
-            <w:tcW w:type="dxa" w:w="5046"/>
-          </w:tcPr>
-          <w:p>
+        <w:trPr>
+          <w:cantSplit/>
+        </w:trPr>
+        <w:tc>
+          <w:tcPr>
+            <w:tcW w:type="dxa" w:w="5046"/>
+          </w:tcPr>
+          <w:p>
+            <w:pPr>
+              <w:spacing w:before="20" w:after="20"/>
+            </w:pPr>
             <w:r/>
             <w:r>
               <w:rPr>
@@ -8772,6 +11188,9 @@
             <w:tcW w:type="dxa" w:w="5046"/>
           </w:tcPr>
           <w:p>
+            <w:pPr>
+              <w:spacing w:before="20" w:after="20"/>
+            </w:pPr>
             <w:r/>
             <w:r>
               <w:rPr>
@@ -8788,6 +11207,9 @@
             <w:tcW w:type="dxa" w:w="5046"/>
           </w:tcPr>
           <w:p>
+            <w:pPr>
+              <w:spacing w:before="20" w:after="20"/>
+            </w:pPr>
             <w:r/>
             <w:r>
               <w:rPr>
@@ -8800,11 +11222,17 @@
         </w:tc>
       </w:tr>
       <w:tr>
-        <w:tc>
-          <w:tcPr>
-            <w:tcW w:type="dxa" w:w="5046"/>
-          </w:tcPr>
-          <w:p>
+        <w:trPr>
+          <w:cantSplit/>
+        </w:trPr>
+        <w:tc>
+          <w:tcPr>
+            <w:tcW w:type="dxa" w:w="5046"/>
+          </w:tcPr>
+          <w:p>
+            <w:pPr>
+              <w:spacing w:before="20" w:after="20"/>
+            </w:pPr>
             <w:r/>
             <w:r>
               <w:rPr>
@@ -8821,6 +11249,9 @@
             <w:tcW w:type="dxa" w:w="5046"/>
           </w:tcPr>
           <w:p>
+            <w:pPr>
+              <w:spacing w:before="20" w:after="20"/>
+            </w:pPr>
             <w:r/>
             <w:r>
               <w:rPr>
@@ -8837,6 +11268,9 @@
             <w:tcW w:type="dxa" w:w="5046"/>
           </w:tcPr>
           <w:p>
+            <w:pPr>
+              <w:spacing w:before="20" w:after="20"/>
+            </w:pPr>
             <w:r/>
             <w:r>
               <w:rPr>
@@ -8849,11 +11283,17 @@
         </w:tc>
       </w:tr>
       <w:tr>
-        <w:tc>
-          <w:tcPr>
-            <w:tcW w:type="dxa" w:w="5046"/>
-          </w:tcPr>
-          <w:p>
+        <w:trPr>
+          <w:cantSplit/>
+        </w:trPr>
+        <w:tc>
+          <w:tcPr>
+            <w:tcW w:type="dxa" w:w="5046"/>
+          </w:tcPr>
+          <w:p>
+            <w:pPr>
+              <w:spacing w:before="20" w:after="20"/>
+            </w:pPr>
             <w:r/>
             <w:r>
               <w:rPr>
@@ -8870,6 +11310,9 @@
             <w:tcW w:type="dxa" w:w="5046"/>
           </w:tcPr>
           <w:p>
+            <w:pPr>
+              <w:spacing w:before="20" w:after="20"/>
+            </w:pPr>
             <w:r/>
             <w:r>
               <w:rPr>
@@ -8886,6 +11329,9 @@
             <w:tcW w:type="dxa" w:w="5046"/>
           </w:tcPr>
           <w:p>
+            <w:pPr>
+              <w:spacing w:before="20" w:after="20"/>
+            </w:pPr>
             <w:r/>
             <w:r>
               <w:rPr>

--- a/docx/es/BUFRCREX_CodeFlag_es_19.docx
+++ b/docx/es/BUFRCREX_CodeFlag_es_19.docx
@@ -663,6 +663,16 @@
         </w:tc>
       </w:tr>
     </w:tbl>
+    <w:p>
+      <w:r>
+        <w:rPr>
+          <w:rFonts w:ascii="Verdana" w:hAnsi="Verdana"/>
+          <w:i/>
+          <w:sz w:val="14"/>
+        </w:rPr>
+        <w:t>Note 59: En caso necesario se agregarán nuevos nombres locales para las tormentas de distintas intensidades.</w:t>
+      </w:r>
+    </w:p>
     <w:p/>
     <w:p>
       <w:r>
@@ -10855,497 +10865,6 @@
       </w:tr>
     </w:tbl>
     <w:p/>
-    <w:p/>
-    <w:p>
-      <w:r>
-        <w:rPr>
-          <w:rFonts w:ascii="Verdana" w:hAnsi="Verdana"/>
-          <w:i/>
-          <w:sz w:val="14"/>
-        </w:rPr>
-        <w:t>Note 2: Los términos “despejado” y “cubierto” se cifran con 0 y 8, respectivamente.</w:t>
-      </w:r>
-    </w:p>
-    <w:p>
-      <w:r>
-        <w:rPr>
-          <w:rFonts w:ascii="Verdana" w:hAnsi="Verdana"/>
-          <w:i/>
-          <w:sz w:val="14"/>
-        </w:rPr>
-        <w:t>Note 5: 0 es satisfactorio, 1 es insatisfactorio</w:t>
-      </w:r>
-    </w:p>
-    <w:p>
-      <w:r>
-        <w:rPr>
-          <w:rFonts w:ascii="Verdana" w:hAnsi="Verdana"/>
-          <w:i/>
-          <w:sz w:val="14"/>
-        </w:rPr>
-        <w:t>Note 6: Véase la Tabla de cifrado común C–1, Parte C/c.</w:t>
-      </w:r>
-    </w:p>
-    <w:p>
-      <w:r>
-        <w:rPr>
-          <w:rFonts w:ascii="Verdana" w:hAnsi="Verdana"/>
-          <w:i/>
-          <w:sz w:val="14"/>
-        </w:rPr>
-        <w:t>Note 7: Véase la Tabla de cifrado común C–2, Parte C/c.</w:t>
-      </w:r>
-    </w:p>
-    <w:p>
-      <w:r>
-        <w:rPr>
-          <w:rFonts w:ascii="Verdana" w:hAnsi="Verdana"/>
-          <w:i/>
-          <w:sz w:val="14"/>
-        </w:rPr>
-        <w:t>Note 8: Véase la Tabla de cifrado común C–3</w:t>
-      </w:r>
-    </w:p>
-    <w:p>
-      <w:r>
-        <w:rPr>
-          <w:rFonts w:ascii="Verdana" w:hAnsi="Verdana"/>
-          <w:i/>
-          <w:sz w:val="14"/>
-        </w:rPr>
-        <w:t>Note 9: Véase la Tabla de cifrado común C–4</w:t>
-      </w:r>
-    </w:p>
-    <w:p>
-      <w:r>
-        <w:rPr>
-          <w:rFonts w:ascii="Verdana" w:hAnsi="Verdana"/>
-          <w:i/>
-          <w:sz w:val="14"/>
-        </w:rPr>
-        <w:t>Note 10: Véase la Tabla de cifrado común C–5, Parte C/c.</w:t>
-      </w:r>
-    </w:p>
-    <w:p>
-      <w:r>
-        <w:rPr>
-          <w:rFonts w:ascii="Verdana" w:hAnsi="Verdana"/>
-          <w:i/>
-          <w:sz w:val="14"/>
-        </w:rPr>
-        <w:t>Note 11: Véase la Tabla de cifrado común C–7, Parte C/c.</w:t>
-      </w:r>
-    </w:p>
-    <w:p>
-      <w:r>
-        <w:rPr>
-          <w:rFonts w:ascii="Verdana" w:hAnsi="Verdana"/>
-          <w:i/>
-          <w:sz w:val="14"/>
-        </w:rPr>
-        <w:t>Note 12: Véase la Tabla de cifrado común C–8, Parte C/c.</w:t>
-      </w:r>
-    </w:p>
-    <w:p>
-      <w:r>
-        <w:rPr>
-          <w:rFonts w:ascii="Verdana" w:hAnsi="Verdana"/>
-          <w:i/>
-          <w:sz w:val="14"/>
-        </w:rPr>
-        <w:t>Note 14: Será definida por los propios centros — Véase la Tabla de cifrado común C-12, Parte C/c.</w:t>
-      </w:r>
-    </w:p>
-    <w:p>
-      <w:r>
-        <w:rPr>
-          <w:rFonts w:ascii="Verdana" w:hAnsi="Verdana"/>
-          <w:i/>
-          <w:sz w:val="14"/>
-        </w:rPr>
-        <w:t>Note 15: Se elaborará.</w:t>
-      </w:r>
-    </w:p>
-    <w:p>
-      <w:r>
-        <w:rPr>
-          <w:rFonts w:ascii="Verdana" w:hAnsi="Verdana"/>
-          <w:i/>
-          <w:sz w:val="14"/>
-        </w:rPr>
-        <w:t>Note 16: Una secuencia consecutiva de dos o más coordenadas de posición, tales como los pares de latitud y longitud, define una línea o un polígono. Los puntos deberán unirse entre sí en el mismo orden en que aparecen en el mensaje. Toda área descrita estará situada a la izquierda del límite trazado en la dirección establecida por el orden de los puntos dado en el mensaje. Esta definición se aplica a polígonos simples que no se intersecan y no presentan huecos.</w:t>
-      </w:r>
-    </w:p>
-    <w:p>
-      <w:r>
-        <w:rPr>
-          <w:rFonts w:ascii="Verdana" w:hAnsi="Verdana"/>
-          <w:i/>
-          <w:sz w:val="14"/>
-        </w:rPr>
-        <w:t>Note 17: Si todos los bits indican 0, eso significa una buena calibración.</w:t>
-      </w:r>
-    </w:p>
-    <w:p>
-      <w:r>
-        <w:rPr>
-          <w:rFonts w:ascii="Verdana" w:hAnsi="Verdana"/>
-          <w:i/>
-          <w:sz w:val="14"/>
-        </w:rPr>
-        <w:t>Note 18: Todas las estadísticas de primer orden están expresadas en las unidades definidas por los descriptores de datos originales.</w:t>
-      </w:r>
-    </w:p>
-    <w:p>
-      <w:r>
-        <w:rPr>
-          <w:rFonts w:ascii="Verdana" w:hAnsi="Verdana"/>
-          <w:i/>
-          <w:sz w:val="14"/>
-        </w:rPr>
-        <w:t>Note 19: Se utilizará inicialmente la significación del campo asociado (adicional) en relación con la calidad de los datos observados.</w:t>
-      </w:r>
-    </w:p>
-    <w:p>
-      <w:r>
-        <w:rPr>
-          <w:rFonts w:ascii="Verdana" w:hAnsi="Verdana"/>
-          <w:i/>
-          <w:sz w:val="14"/>
-        </w:rPr>
-        <w:t>Note 21: Comenzando por la posición del primer bit (bit más significativo), si el bit se fija en uno, entonces el canal es utilizado. Si el bit se fija en cero, entonces el canal no es utilizado.</w:t>
-      </w:r>
-    </w:p>
-    <w:p>
-      <w:r>
-        <w:rPr>
-          <w:rFonts w:ascii="Verdana" w:hAnsi="Verdana"/>
-          <w:i/>
-          <w:sz w:val="14"/>
-        </w:rPr>
-        <w:t>Note 22: Banderines de bit que indican los elementos incluidos en el proceso de datos de sondeo</w:t>
-      </w:r>
-    </w:p>
-    <w:p>
-      <w:r>
-        <w:rPr>
-          <w:rFonts w:ascii="Verdana" w:hAnsi="Verdana"/>
-          <w:i/>
-          <w:sz w:val="14"/>
-        </w:rPr>
-        <w:t>Note 23: Cifras de clave 1 a 9: duración y tiempo de la medición de la corriente (método vectorial o método Doppler de perfil de corriente).</w:t>
-      </w:r>
-    </w:p>
-    <w:p>
-      <w:r>
-        <w:rPr>
-          <w:rFonts w:ascii="Verdana" w:hAnsi="Verdana"/>
-          <w:i/>
-          <w:sz w:val="14"/>
-        </w:rPr>
-        <w:t>Note 24: Los bits 1 a 4 representan la clave de defectos horarios. Si todos los bits indican 0, eso significa que la hora de barrido corresponde a la prevista.</w:t>
-      </w:r>
-    </w:p>
-    <w:p>
-      <w:r>
-        <w:rPr>
-          <w:rFonts w:ascii="Verdana" w:hAnsi="Verdana"/>
-          <w:i/>
-          <w:sz w:val="14"/>
-        </w:rPr>
-        <w:t>Note 25: Los bits 11 a 17 representan la clave de problemas de localización geográfica. Si todos los bits indican 0, eso significa que la localización geográfica ha sido normal.</w:t>
-      </w:r>
-    </w:p>
-    <w:p>
-      <w:r>
-        <w:rPr>
-          <w:rFonts w:ascii="Verdana" w:hAnsi="Verdana"/>
-          <w:i/>
-          <w:sz w:val="14"/>
-        </w:rPr>
-        <w:t>Note 27: Bits 5-10 represent calibration problem code. All bits set to zero indicated normal calibration. Where any of bits 5, 7, 10 are set, secondary calibration coefficients have been used.</w:t>
-      </w:r>
-    </w:p>
-    <w:p>
-      <w:r>
-        <w:rPr>
-          <w:rFonts w:ascii="Verdana" w:hAnsi="Verdana"/>
-          <w:i/>
-          <w:sz w:val="14"/>
-        </w:rPr>
-        <w:t>Note 32: Cifras de clave 1 a 9: duración y tiempo de la medición de la corriente (método vectorial o método Doppler de perfil de corriente)."</w:t>
-      </w:r>
-    </w:p>
-    <w:p>
-      <w:r>
-        <w:rPr>
-          <w:rFonts w:ascii="Verdana" w:hAnsi="Verdana"/>
-          <w:i/>
-          <w:sz w:val="14"/>
-        </w:rPr>
-        <w:t>Note 33: Cifras de clave 11 a 19: período de medición de la corriente (método de deriva).</w:t>
-      </w:r>
-    </w:p>
-    <w:p>
-      <w:r>
-        <w:rPr>
-          <w:rFonts w:ascii="Verdana" w:hAnsi="Verdana"/>
-          <w:i/>
-          <w:sz w:val="14"/>
-        </w:rPr>
-        <w:t>Note 34: Las cifras de clave que indican la precipitación genérica (cifras de clave 140–148) están dispuestas en orden de complejidad creciente. Por ejemplo: una estación muy sencilla que tan solo puede determinar la presencia o ausencia de precipitación utilizará la cifra de clave 140 (precipitación). En el siguiente nivel, una estación automática capaz de captar la cantidad pero no el tipo de precipitación utilizará la cifra de clave 141 o 142. Una estación automática capaz de captar el tipo de precipitación (líquida, sólida, engelante) y la cantidad en líneas generales, utilizará las cifras de clave 143–148. Una estación automática capaz de comunicar tipos reales de precipitación (por ejemplo, llovizna o lluvia) pero no su cantidad, utilizará la correspondiente decena (por ejemplo, 150 para llovizna en general y 160 para lluvia en general).</w:t>
-      </w:r>
-    </w:p>
-    <w:p>
-      <w:r>
-        <w:rPr>
-          <w:rFonts w:ascii="Verdana" w:hAnsi="Verdana"/>
-          <w:i/>
-          <w:sz w:val="14"/>
-        </w:rPr>
-        <w:t>Note 35: El descriptor 0 25 009 ha dejado de utilizarse. Utilícese en su lugar el descriptor 0 25 029.</w:t>
-      </w:r>
-    </w:p>
-    <w:p>
-      <w:r>
-        <w:rPr>
-          <w:rFonts w:ascii="Verdana" w:hAnsi="Verdana"/>
-          <w:i/>
-          <w:sz w:val="14"/>
-        </w:rPr>
-        <w:t>Note 36: Las estadísticas de diferencia son valores de diferencia; sus dimensiones son iguales a las de los valores correspondientes comunicados con respecto a unidades, pero con una gama centrada en cero (por ejemplo, diferencia entre valores comunicados y analizados, diferencia entre valores comunicados y previstos, etc.).</w:t>
-      </w:r>
-    </w:p>
-    <w:p>
-      <w:r>
-        <w:rPr>
-          <w:rFonts w:ascii="Verdana" w:hAnsi="Verdana"/>
-          <w:i/>
-          <w:sz w:val="14"/>
-        </w:rPr>
-        <w:t>Note 39: El EPSG es un conjunto de datos de sistemas de coordenadas y transformaciones de sistemas de coordenadas, elaborado y mantenido inicialmente por el Grupo Europeo de Encuestas sobre el Petróleo (EPSG). En la actualidad lo mantiene el Subcomité de Geodesia de la International Association of Oil and Gas Producers Geomatics Committee.</w:t>
-      </w:r>
-    </w:p>
-    <w:p>
-      <w:r>
-        <w:rPr>
-          <w:rFonts w:ascii="Verdana" w:hAnsi="Verdana"/>
-          <w:i/>
-          <w:sz w:val="14"/>
-        </w:rPr>
-        <w:t>Note 42: Se elaborarán aplicaciones ulteriores.</w:t>
-      </w:r>
-    </w:p>
-    <w:p>
-      <w:r>
-        <w:rPr>
-          <w:rFonts w:ascii="Verdana" w:hAnsi="Verdana"/>
-          <w:i/>
-          <w:sz w:val="14"/>
-        </w:rPr>
-        <w:t>Note 43: Los términos genéricos para las condiciones meteorológicas (por ejemplo, niebla, llovizna) se destinan a las estaciones automáticas que pueden determinar tipos de tiempo, pero no dar más información. Los términos genéricos de la tabla de cifrado se indican mediante mayúsculas.</w:t>
-      </w:r>
-    </w:p>
-    <w:p>
-      <w:r>
-        <w:rPr>
-          <w:rFonts w:ascii="Verdana" w:hAnsi="Verdana"/>
-          <w:i/>
-          <w:sz w:val="14"/>
-        </w:rPr>
-        <w:t>Note 45: H = hora de observación.</w:t>
-      </w:r>
-    </w:p>
-    <w:p>
-      <w:r>
-        <w:rPr>
-          <w:rFonts w:ascii="Verdana" w:hAnsi="Verdana"/>
-          <w:i/>
-          <w:sz w:val="14"/>
-        </w:rPr>
-        <w:t>Note 49: Si todos los bits indican 0, eso significa una buena calibración.</w:t>
-      </w:r>
-    </w:p>
-    <w:p>
-      <w:r>
-        <w:rPr>
-          <w:rFonts w:ascii="Verdana" w:hAnsi="Verdana"/>
-          <w:i/>
-          <w:sz w:val="14"/>
-        </w:rPr>
-        <w:t>Note 50: En todos los casos, se indicarán las cifras de clave más altas aplicables.</w:t>
-      </w:r>
-    </w:p>
-    <w:p>
-      <w:r>
-        <w:rPr>
-          <w:rFonts w:ascii="Verdana" w:hAnsi="Verdana"/>
-          <w:i/>
-          <w:sz w:val="14"/>
-        </w:rPr>
-        <w:t>Note 54: En esta tabla de cifrado, siempre que se haga referencia al hielo, se incluye también toda precipitación sólida que no sea nieve.</w:t>
-      </w:r>
-    </w:p>
-    <w:p>
-      <w:r>
-        <w:rPr>
-          <w:rFonts w:ascii="Verdana" w:hAnsi="Verdana"/>
-          <w:i/>
-          <w:sz w:val="14"/>
-        </w:rPr>
-        <w:t>Note 57: La precipitación combinada se indica fijando en uno los bits de cada uno de los tipos de precipitación observados.</w:t>
-      </w:r>
-    </w:p>
-    <w:p>
-      <w:r>
-        <w:rPr>
-          <w:rFonts w:ascii="Verdana" w:hAnsi="Verdana"/>
-          <w:i/>
-          <w:sz w:val="14"/>
-        </w:rPr>
-        <w:t>Note 59: En caso necesario se agregarán nuevos nombres locales para las tormentas de distintas intensidades.</w:t>
-      </w:r>
-    </w:p>
-    <w:p>
-      <w:r>
-        <w:rPr>
-          <w:rFonts w:ascii="Verdana" w:hAnsi="Verdana"/>
-          <w:i/>
-          <w:sz w:val="14"/>
-        </w:rPr>
-        <w:t>Note 60: Ninguna de las cifras de clave excluye la adición de niveles interpolados a discreción del centro generador.</w:t>
-      </w:r>
-    </w:p>
-    <w:p>
-      <w:r>
-        <w:rPr>
-          <w:rFonts w:ascii="Verdana" w:hAnsi="Verdana"/>
-          <w:i/>
-          <w:sz w:val="14"/>
-        </w:rPr>
-        <w:t>Note 63: En esta tabla de banderines se entiende por fenómeno cualquier tipo de fenómeno, incluidos la precipitación y el oscurecimiento.</w:t>
-      </w:r>
-    </w:p>
-    <w:p>
-      <w:r>
-        <w:rPr>
-          <w:rFonts w:ascii="Verdana" w:hAnsi="Verdana"/>
-          <w:i/>
-          <w:sz w:val="14"/>
-        </w:rPr>
-        <w:t>Note 75: Las definiciones referidas a las cifras de clave 0, 1, 2 y 4 se aplican al suelo representativo y las cifras de clave 3, 5 a 9 y 10 a 19, a una zona abierta representativa.</w:t>
-      </w:r>
-    </w:p>
-    <w:p>
-      <w:r>
-        <w:rPr>
-          <w:rFonts w:ascii="Verdana" w:hAnsi="Verdana"/>
-          <w:i/>
-          <w:sz w:val="14"/>
-        </w:rPr>
-        <w:t>Note 76: Cuando haya que cifrar una altura que corresponda a dos cifras de clave, se tomará la cifra más baja. Por ejemplo, una altura de 4 m se cifrará 5.</w:t>
-      </w:r>
-    </w:p>
-    <w:p>
-      <w:r>
-        <w:rPr>
-          <w:rFonts w:ascii="Verdana" w:hAnsi="Verdana"/>
-          <w:i/>
-          <w:sz w:val="14"/>
-        </w:rPr>
-        <w:t>Note 78: Los tres primeros dígitos representan el código de país ISO.</w:t>
-      </w:r>
-    </w:p>
-    <w:p>
-      <w:r>
-        <w:rPr>
-          <w:rFonts w:ascii="Verdana" w:hAnsi="Verdana"/>
-          <w:i/>
-          <w:sz w:val="14"/>
-        </w:rPr>
-        <w:t>Note 79: La última columna de la tabla contiene el número de registro correspondiente del Chemical Abstracts Service (CAS) de la American Chemical Society</w:t>
-      </w:r>
-    </w:p>
-    <w:p>
-      <w:r>
-        <w:rPr>
-          <w:rFonts w:ascii="Verdana" w:hAnsi="Verdana"/>
-          <w:i/>
-          <w:sz w:val="14"/>
-        </w:rPr>
-        <w:t>Note 80: La parte central de la presente tabla de cifrado (cifras de clave 100–199) incluye términos a diversos niveles, referidos a estaciones automáticas sencillas y luego cada vez más complejas.</w:t>
-      </w:r>
-    </w:p>
-    <w:p>
-      <w:r>
-        <w:rPr>
-          <w:rFonts w:ascii="Verdana" w:hAnsi="Verdana"/>
-          <w:i/>
-          <w:sz w:val="14"/>
-        </w:rPr>
-        <w:t>Note 81: El alcance nominal de la humedad del suelo en superficie es 0% - 100%. En casos extremos, el retrodispersor extrapolado a un ángulo de incidencia de 40 grados puede ser superior a la referencia del retrodispersor húmedo o seco. En tales casos, el valor proporcionado por el proceso de medición de la humedad del suelo en superficie es menor de 0% o mayor de 100%, respectivamente.</w:t>
-      </w:r>
-    </w:p>
-    <w:p>
-      <w:r>
-        <w:rPr>
-          <w:rFonts w:ascii="Verdana" w:hAnsi="Verdana"/>
-          <w:i/>
-          <w:sz w:val="14"/>
-        </w:rPr>
-        <w:t>Note 84: Estos valores se refieren a olas bien formadas en altamar por acción del viento. Si bien se dará prioridad a los términos descriptivos, los valores relativos a las alturas podrán utilizarse como guía por el observador cuando cifra el estado total de agitación del mar, resultante de diversos factores tales como el viento, la mar de fondo, las corrientes, el ángulo entre la mar de fondo y el viento, etc.</w:t>
-      </w:r>
-    </w:p>
-    <w:p>
-      <w:r>
-        <w:rPr>
-          <w:rFonts w:ascii="Verdana" w:hAnsi="Verdana"/>
-          <w:i/>
-          <w:sz w:val="14"/>
-        </w:rPr>
-        <w:t>Note 85: Este descriptor se asociará a los datos de la visibilidad o a los de la altura de las nubes para especificar si se trata de un valor limitado. Si los datos transmitidos son el valor verdadero, la cifra de clave es 0. Sin-embargo, la medición puede alcanzar el límite de la capacidad de medición del instrumento. Si el valor transmitido es mayor que el valor verdadero, la cifra de clave es 1; y si el valor transmitido es menor que el valor verdadero, la cifra de clave es 2.</w:t>
-      </w:r>
-    </w:p>
-    <w:p>
-      <w:r>
-        <w:rPr>
-          <w:rFonts w:ascii="Verdana" w:hAnsi="Verdana"/>
-          <w:i/>
-          <w:sz w:val="14"/>
-        </w:rPr>
-        <w:t>Note 88: La significación del tiempo debe ser calificada por los períodos adecuados de tiempo que se especifican.</w:t>
-      </w:r>
-    </w:p>
-    <w:p>
-      <w:r>
-        <w:rPr>
-          <w:rFonts w:ascii="Verdana" w:hAnsi="Verdana"/>
-          <w:i/>
-          <w:sz w:val="14"/>
-        </w:rPr>
-        <w:t>Note 90: Tipo de instrumentos y unidades originales para la medición del viento (en m s–1, a menos que se indique otra cosa)</w:t>
-      </w:r>
-    </w:p>
-    <w:p>
-      <w:r>
-        <w:rPr>
-          <w:rFonts w:ascii="Verdana" w:hAnsi="Verdana"/>
-          <w:i/>
-          <w:sz w:val="14"/>
-        </w:rPr>
-        <w:t>Note 94: Si el método de información originario es el indicado por la cifra de clave 1, se recomienda la siguiente conversión para obtener un valor adecuado de los datos correspondiente al descriptor 0 01 012: Valor comunicado</w:t>
-      </w:r>
-    </w:p>
-    <w:p>
-      <w:r>
-        <w:rPr>
-          <w:rFonts w:ascii="Verdana" w:hAnsi="Verdana"/>
-          <w:i/>
-          <w:sz w:val="14"/>
-        </w:rPr>
-        <w:t>Note 95: Si el método de información originario es el indicado por la cifra de clave 1, se recomienda la siguiente conversión para obtener un valor adecuado de los datos correspondiente al descriptor 0 01 013: Valor comunicado</w:t>
-      </w:r>
-    </w:p>
     <w:sectPr>
       <w:pgSz w:w="16838" w:h="11906" w:orient="landscape"/>
       <w:pgMar w:top="850" w:right="850" w:bottom="850" w:left="850" w:header="720" w:footer="720" w:gutter="0"/>
